--- a/Bai tap phan mem mo phong/Bai lam/Tran Xuan Hoan.docx
+++ b/Bai tap phan mem mo phong/Bai lam/Tran Xuan Hoan.docx
@@ -792,9 +792,11 @@
               <w:lang w:val="vi-VN"/>
             </w:rPr>
           </w:pPr>
+          <w:proofErr w:type="spellStart"/>
           <w:r>
             <w:t>Mục</w:t>
           </w:r>
+          <w:proofErr w:type="spellEnd"/>
           <w:r>
             <w:rPr>
               <w:lang w:val="vi-VN"/>
@@ -1945,6 +1947,7 @@
       </w:pPr>
       <w:bookmarkStart w:id="0" w:name="_Toc212892120"/>
       <w:bookmarkStart w:id="1" w:name="MLA"/>
+      <w:proofErr w:type="spellStart"/>
       <w:r>
         <w:rPr>
           <w:sz w:val="64"/>
@@ -1953,15 +1956,44 @@
         <w:lastRenderedPageBreak/>
         <w:t>Phần</w:t>
       </w:r>
+      <w:proofErr w:type="spellEnd"/>
       <w:r>
         <w:rPr>
           <w:sz w:val="64"/>
           <w:szCs w:val="64"/>
           <w:lang w:val="vi-VN"/>
         </w:rPr>
-        <w:t xml:space="preserve"> 1: MatLab &amp; Simulink</w:t>
+        <w:t xml:space="preserve"> 1: </w:t>
+      </w:r>
+      <w:proofErr w:type="spellStart"/>
+      <w:r>
+        <w:rPr>
+          <w:sz w:val="64"/>
+          <w:szCs w:val="64"/>
+          <w:lang w:val="vi-VN"/>
+        </w:rPr>
+        <w:t>MatLab</w:t>
+      </w:r>
+      <w:proofErr w:type="spellEnd"/>
+      <w:r>
+        <w:rPr>
+          <w:sz w:val="64"/>
+          <w:szCs w:val="64"/>
+          <w:lang w:val="vi-VN"/>
+        </w:rPr>
+        <w:t xml:space="preserve"> &amp; </w:t>
+      </w:r>
+      <w:proofErr w:type="spellStart"/>
+      <w:r>
+        <w:rPr>
+          <w:sz w:val="64"/>
+          <w:szCs w:val="64"/>
+          <w:lang w:val="vi-VN"/>
+        </w:rPr>
+        <w:t>Simulink</w:t>
       </w:r>
       <w:bookmarkEnd w:id="0"/>
+      <w:proofErr w:type="spellEnd"/>
     </w:p>
     <w:bookmarkEnd w:id="1"/>
     <w:p>
@@ -2045,7 +2077,7 @@
           <v:shape id="_x0000_i1025" type="#_x0000_t75" style="width:110.2pt;height:21.8pt" o:ole="">
             <v:imagedata r:id="rId14" o:title=""/>
           </v:shape>
-          <o:OLEObject Type="Embed" ProgID="Equation.DSMT4" ShapeID="_x0000_i1025" DrawAspect="Content" ObjectID="_1823871557" r:id="rId15"/>
+          <o:OLEObject Type="Embed" ProgID="Equation.DSMT4" ShapeID="_x0000_i1025" DrawAspect="Content" ObjectID="_1823878720" r:id="rId15"/>
         </w:object>
       </w:r>
       <w:r>
@@ -2068,7 +2100,7 @@
           <v:shape id="_x0000_i1026" type="#_x0000_t75" style="width:30.55pt;height:18pt" o:ole="">
             <v:imagedata r:id="rId16" o:title=""/>
           </v:shape>
-          <o:OLEObject Type="Embed" ProgID="Equation.DSMT4" ShapeID="_x0000_i1026" DrawAspect="Content" ObjectID="_1823871558" r:id="rId17"/>
+          <o:OLEObject Type="Embed" ProgID="Equation.DSMT4" ShapeID="_x0000_i1026" DrawAspect="Content" ObjectID="_1823878721" r:id="rId17"/>
         </w:object>
       </w:r>
       <w:r>
@@ -2153,15 +2185,27 @@
                 <w14:ligatures w14:val="none"/>
               </w:rPr>
             </w:pPr>
-            <w:r>
-              <w:rPr>
-                <w:rFonts w:ascii="Consolas" w:eastAsia="Times New Roman" w:hAnsi="Consolas" w:cs="Times New Roman"/>
-                <w:kern w:val="0"/>
-                <w:sz w:val="16"/>
-                <w:szCs w:val="16"/>
-                <w14:ligatures w14:val="none"/>
-              </w:rPr>
-              <w:t>clc;</w:t>
+            <w:proofErr w:type="spellStart"/>
+            <w:r>
+              <w:rPr>
+                <w:rFonts w:ascii="Consolas" w:eastAsia="Times New Roman" w:hAnsi="Consolas" w:cs="Times New Roman"/>
+                <w:kern w:val="0"/>
+                <w:sz w:val="16"/>
+                <w:szCs w:val="16"/>
+                <w14:ligatures w14:val="none"/>
+              </w:rPr>
+              <w:t>clc</w:t>
+            </w:r>
+            <w:proofErr w:type="spellEnd"/>
+            <w:r>
+              <w:rPr>
+                <w:rFonts w:ascii="Consolas" w:eastAsia="Times New Roman" w:hAnsi="Consolas" w:cs="Times New Roman"/>
+                <w:kern w:val="0"/>
+                <w:sz w:val="16"/>
+                <w:szCs w:val="16"/>
+                <w14:ligatures w14:val="none"/>
+              </w:rPr>
+              <w:t>;</w:t>
             </w:r>
           </w:p>
           <w:p>
@@ -2261,7 +2305,79 @@
                 <w:szCs w:val="16"/>
                 <w14:ligatures w14:val="none"/>
               </w:rPr>
-              <w:t>'Nhap gia tri cho bien a: '</w:t>
+              <w:t>'</w:t>
+            </w:r>
+            <w:proofErr w:type="spellStart"/>
+            <w:r>
+              <w:rPr>
+                <w:rFonts w:ascii="Consolas" w:eastAsia="Times New Roman" w:hAnsi="Consolas" w:cs="Times New Roman"/>
+                <w:color w:val="A709F5"/>
+                <w:kern w:val="0"/>
+                <w:sz w:val="16"/>
+                <w:szCs w:val="16"/>
+                <w14:ligatures w14:val="none"/>
+              </w:rPr>
+              <w:t>Nhap</w:t>
+            </w:r>
+            <w:proofErr w:type="spellEnd"/>
+            <w:r>
+              <w:rPr>
+                <w:rFonts w:ascii="Consolas" w:eastAsia="Times New Roman" w:hAnsi="Consolas" w:cs="Times New Roman"/>
+                <w:color w:val="A709F5"/>
+                <w:kern w:val="0"/>
+                <w:sz w:val="16"/>
+                <w:szCs w:val="16"/>
+                <w14:ligatures w14:val="none"/>
+              </w:rPr>
+              <w:t xml:space="preserve"> </w:t>
+            </w:r>
+            <w:proofErr w:type="spellStart"/>
+            <w:r>
+              <w:rPr>
+                <w:rFonts w:ascii="Consolas" w:eastAsia="Times New Roman" w:hAnsi="Consolas" w:cs="Times New Roman"/>
+                <w:color w:val="A709F5"/>
+                <w:kern w:val="0"/>
+                <w:sz w:val="16"/>
+                <w:szCs w:val="16"/>
+                <w14:ligatures w14:val="none"/>
+              </w:rPr>
+              <w:t>gia</w:t>
+            </w:r>
+            <w:proofErr w:type="spellEnd"/>
+            <w:r>
+              <w:rPr>
+                <w:rFonts w:ascii="Consolas" w:eastAsia="Times New Roman" w:hAnsi="Consolas" w:cs="Times New Roman"/>
+                <w:color w:val="A709F5"/>
+                <w:kern w:val="0"/>
+                <w:sz w:val="16"/>
+                <w:szCs w:val="16"/>
+                <w14:ligatures w14:val="none"/>
+              </w:rPr>
+              <w:t xml:space="preserve"> tri </w:t>
+            </w:r>
+            <w:proofErr w:type="spellStart"/>
+            <w:r>
+              <w:rPr>
+                <w:rFonts w:ascii="Consolas" w:eastAsia="Times New Roman" w:hAnsi="Consolas" w:cs="Times New Roman"/>
+                <w:color w:val="A709F5"/>
+                <w:kern w:val="0"/>
+                <w:sz w:val="16"/>
+                <w:szCs w:val="16"/>
+                <w14:ligatures w14:val="none"/>
+              </w:rPr>
+              <w:t>cho</w:t>
+            </w:r>
+            <w:proofErr w:type="spellEnd"/>
+            <w:r>
+              <w:rPr>
+                <w:rFonts w:ascii="Consolas" w:eastAsia="Times New Roman" w:hAnsi="Consolas" w:cs="Times New Roman"/>
+                <w:color w:val="A709F5"/>
+                <w:kern w:val="0"/>
+                <w:sz w:val="16"/>
+                <w:szCs w:val="16"/>
+                <w14:ligatures w14:val="none"/>
+              </w:rPr>
+              <w:t xml:space="preserve"> bien a: '</w:t>
             </w:r>
             <w:r>
               <w:rPr>
@@ -2316,7 +2432,79 @@
                 <w:szCs w:val="16"/>
                 <w14:ligatures w14:val="none"/>
               </w:rPr>
-              <w:t>'Nhap gia tri cho bien b: '</w:t>
+              <w:t>'</w:t>
+            </w:r>
+            <w:proofErr w:type="spellStart"/>
+            <w:r>
+              <w:rPr>
+                <w:rFonts w:ascii="Consolas" w:eastAsia="Times New Roman" w:hAnsi="Consolas" w:cs="Times New Roman"/>
+                <w:color w:val="A709F5"/>
+                <w:kern w:val="0"/>
+                <w:sz w:val="16"/>
+                <w:szCs w:val="16"/>
+                <w14:ligatures w14:val="none"/>
+              </w:rPr>
+              <w:t>Nhap</w:t>
+            </w:r>
+            <w:proofErr w:type="spellEnd"/>
+            <w:r>
+              <w:rPr>
+                <w:rFonts w:ascii="Consolas" w:eastAsia="Times New Roman" w:hAnsi="Consolas" w:cs="Times New Roman"/>
+                <w:color w:val="A709F5"/>
+                <w:kern w:val="0"/>
+                <w:sz w:val="16"/>
+                <w:szCs w:val="16"/>
+                <w14:ligatures w14:val="none"/>
+              </w:rPr>
+              <w:t xml:space="preserve"> </w:t>
+            </w:r>
+            <w:proofErr w:type="spellStart"/>
+            <w:r>
+              <w:rPr>
+                <w:rFonts w:ascii="Consolas" w:eastAsia="Times New Roman" w:hAnsi="Consolas" w:cs="Times New Roman"/>
+                <w:color w:val="A709F5"/>
+                <w:kern w:val="0"/>
+                <w:sz w:val="16"/>
+                <w:szCs w:val="16"/>
+                <w14:ligatures w14:val="none"/>
+              </w:rPr>
+              <w:t>gia</w:t>
+            </w:r>
+            <w:proofErr w:type="spellEnd"/>
+            <w:r>
+              <w:rPr>
+                <w:rFonts w:ascii="Consolas" w:eastAsia="Times New Roman" w:hAnsi="Consolas" w:cs="Times New Roman"/>
+                <w:color w:val="A709F5"/>
+                <w:kern w:val="0"/>
+                <w:sz w:val="16"/>
+                <w:szCs w:val="16"/>
+                <w14:ligatures w14:val="none"/>
+              </w:rPr>
+              <w:t xml:space="preserve"> tri </w:t>
+            </w:r>
+            <w:proofErr w:type="spellStart"/>
+            <w:r>
+              <w:rPr>
+                <w:rFonts w:ascii="Consolas" w:eastAsia="Times New Roman" w:hAnsi="Consolas" w:cs="Times New Roman"/>
+                <w:color w:val="A709F5"/>
+                <w:kern w:val="0"/>
+                <w:sz w:val="16"/>
+                <w:szCs w:val="16"/>
+                <w14:ligatures w14:val="none"/>
+              </w:rPr>
+              <w:t>cho</w:t>
+            </w:r>
+            <w:proofErr w:type="spellEnd"/>
+            <w:r>
+              <w:rPr>
+                <w:rFonts w:ascii="Consolas" w:eastAsia="Times New Roman" w:hAnsi="Consolas" w:cs="Times New Roman"/>
+                <w:color w:val="A709F5"/>
+                <w:kern w:val="0"/>
+                <w:sz w:val="16"/>
+                <w:szCs w:val="16"/>
+                <w14:ligatures w14:val="none"/>
+              </w:rPr>
+              <w:t xml:space="preserve"> bien b: '</w:t>
             </w:r>
             <w:r>
               <w:rPr>
@@ -2371,7 +2559,79 @@
                 <w:szCs w:val="16"/>
                 <w14:ligatures w14:val="none"/>
               </w:rPr>
-              <w:t>'Nhap gia tri cho bien c: '</w:t>
+              <w:t>'</w:t>
+            </w:r>
+            <w:proofErr w:type="spellStart"/>
+            <w:r>
+              <w:rPr>
+                <w:rFonts w:ascii="Consolas" w:eastAsia="Times New Roman" w:hAnsi="Consolas" w:cs="Times New Roman"/>
+                <w:color w:val="A709F5"/>
+                <w:kern w:val="0"/>
+                <w:sz w:val="16"/>
+                <w:szCs w:val="16"/>
+                <w14:ligatures w14:val="none"/>
+              </w:rPr>
+              <w:t>Nhap</w:t>
+            </w:r>
+            <w:proofErr w:type="spellEnd"/>
+            <w:r>
+              <w:rPr>
+                <w:rFonts w:ascii="Consolas" w:eastAsia="Times New Roman" w:hAnsi="Consolas" w:cs="Times New Roman"/>
+                <w:color w:val="A709F5"/>
+                <w:kern w:val="0"/>
+                <w:sz w:val="16"/>
+                <w:szCs w:val="16"/>
+                <w14:ligatures w14:val="none"/>
+              </w:rPr>
+              <w:t xml:space="preserve"> </w:t>
+            </w:r>
+            <w:proofErr w:type="spellStart"/>
+            <w:r>
+              <w:rPr>
+                <w:rFonts w:ascii="Consolas" w:eastAsia="Times New Roman" w:hAnsi="Consolas" w:cs="Times New Roman"/>
+                <w:color w:val="A709F5"/>
+                <w:kern w:val="0"/>
+                <w:sz w:val="16"/>
+                <w:szCs w:val="16"/>
+                <w14:ligatures w14:val="none"/>
+              </w:rPr>
+              <w:t>gia</w:t>
+            </w:r>
+            <w:proofErr w:type="spellEnd"/>
+            <w:r>
+              <w:rPr>
+                <w:rFonts w:ascii="Consolas" w:eastAsia="Times New Roman" w:hAnsi="Consolas" w:cs="Times New Roman"/>
+                <w:color w:val="A709F5"/>
+                <w:kern w:val="0"/>
+                <w:sz w:val="16"/>
+                <w:szCs w:val="16"/>
+                <w14:ligatures w14:val="none"/>
+              </w:rPr>
+              <w:t xml:space="preserve"> tri </w:t>
+            </w:r>
+            <w:proofErr w:type="spellStart"/>
+            <w:r>
+              <w:rPr>
+                <w:rFonts w:ascii="Consolas" w:eastAsia="Times New Roman" w:hAnsi="Consolas" w:cs="Times New Roman"/>
+                <w:color w:val="A709F5"/>
+                <w:kern w:val="0"/>
+                <w:sz w:val="16"/>
+                <w:szCs w:val="16"/>
+                <w14:ligatures w14:val="none"/>
+              </w:rPr>
+              <w:t>cho</w:t>
+            </w:r>
+            <w:proofErr w:type="spellEnd"/>
+            <w:r>
+              <w:rPr>
+                <w:rFonts w:ascii="Consolas" w:eastAsia="Times New Roman" w:hAnsi="Consolas" w:cs="Times New Roman"/>
+                <w:color w:val="A709F5"/>
+                <w:kern w:val="0"/>
+                <w:sz w:val="16"/>
+                <w:szCs w:val="16"/>
+                <w14:ligatures w14:val="none"/>
+              </w:rPr>
+              <w:t xml:space="preserve"> bien c: '</w:t>
             </w:r>
             <w:r>
               <w:rPr>
@@ -2416,7 +2676,223 @@
                 <w:szCs w:val="16"/>
                 <w14:ligatures w14:val="none"/>
               </w:rPr>
-              <w:t>% Xử lí đầu vào không phải phương trình bậc 2</w:t>
+              <w:t xml:space="preserve">% </w:t>
+            </w:r>
+            <w:proofErr w:type="spellStart"/>
+            <w:r>
+              <w:rPr>
+                <w:rFonts w:ascii="Consolas" w:eastAsia="Times New Roman" w:hAnsi="Consolas" w:cs="Times New Roman"/>
+                <w:color w:val="008013"/>
+                <w:kern w:val="0"/>
+                <w:sz w:val="16"/>
+                <w:szCs w:val="16"/>
+                <w14:ligatures w14:val="none"/>
+              </w:rPr>
+              <w:t>Xử</w:t>
+            </w:r>
+            <w:proofErr w:type="spellEnd"/>
+            <w:r>
+              <w:rPr>
+                <w:rFonts w:ascii="Consolas" w:eastAsia="Times New Roman" w:hAnsi="Consolas" w:cs="Times New Roman"/>
+                <w:color w:val="008013"/>
+                <w:kern w:val="0"/>
+                <w:sz w:val="16"/>
+                <w:szCs w:val="16"/>
+                <w14:ligatures w14:val="none"/>
+              </w:rPr>
+              <w:t xml:space="preserve"> </w:t>
+            </w:r>
+            <w:proofErr w:type="spellStart"/>
+            <w:r>
+              <w:rPr>
+                <w:rFonts w:ascii="Consolas" w:eastAsia="Times New Roman" w:hAnsi="Consolas" w:cs="Times New Roman"/>
+                <w:color w:val="008013"/>
+                <w:kern w:val="0"/>
+                <w:sz w:val="16"/>
+                <w:szCs w:val="16"/>
+                <w14:ligatures w14:val="none"/>
+              </w:rPr>
+              <w:t>lí</w:t>
+            </w:r>
+            <w:proofErr w:type="spellEnd"/>
+            <w:r>
+              <w:rPr>
+                <w:rFonts w:ascii="Consolas" w:eastAsia="Times New Roman" w:hAnsi="Consolas" w:cs="Times New Roman"/>
+                <w:color w:val="008013"/>
+                <w:kern w:val="0"/>
+                <w:sz w:val="16"/>
+                <w:szCs w:val="16"/>
+                <w14:ligatures w14:val="none"/>
+              </w:rPr>
+              <w:t xml:space="preserve"> </w:t>
+            </w:r>
+            <w:proofErr w:type="spellStart"/>
+            <w:r>
+              <w:rPr>
+                <w:rFonts w:ascii="Consolas" w:eastAsia="Times New Roman" w:hAnsi="Consolas" w:cs="Times New Roman"/>
+                <w:color w:val="008013"/>
+                <w:kern w:val="0"/>
+                <w:sz w:val="16"/>
+                <w:szCs w:val="16"/>
+                <w14:ligatures w14:val="none"/>
+              </w:rPr>
+              <w:t>đầu</w:t>
+            </w:r>
+            <w:proofErr w:type="spellEnd"/>
+            <w:r>
+              <w:rPr>
+                <w:rFonts w:ascii="Consolas" w:eastAsia="Times New Roman" w:hAnsi="Consolas" w:cs="Times New Roman"/>
+                <w:color w:val="008013"/>
+                <w:kern w:val="0"/>
+                <w:sz w:val="16"/>
+                <w:szCs w:val="16"/>
+                <w14:ligatures w14:val="none"/>
+              </w:rPr>
+              <w:t xml:space="preserve"> </w:t>
+            </w:r>
+            <w:proofErr w:type="spellStart"/>
+            <w:r>
+              <w:rPr>
+                <w:rFonts w:ascii="Consolas" w:eastAsia="Times New Roman" w:hAnsi="Consolas" w:cs="Times New Roman"/>
+                <w:color w:val="008013"/>
+                <w:kern w:val="0"/>
+                <w:sz w:val="16"/>
+                <w:szCs w:val="16"/>
+                <w14:ligatures w14:val="none"/>
+              </w:rPr>
+              <w:t>vào</w:t>
+            </w:r>
+            <w:proofErr w:type="spellEnd"/>
+            <w:r>
+              <w:rPr>
+                <w:rFonts w:ascii="Consolas" w:eastAsia="Times New Roman" w:hAnsi="Consolas" w:cs="Times New Roman"/>
+                <w:color w:val="008013"/>
+                <w:kern w:val="0"/>
+                <w:sz w:val="16"/>
+                <w:szCs w:val="16"/>
+                <w14:ligatures w14:val="none"/>
+              </w:rPr>
+              <w:t xml:space="preserve"> </w:t>
+            </w:r>
+            <w:proofErr w:type="spellStart"/>
+            <w:r>
+              <w:rPr>
+                <w:rFonts w:ascii="Consolas" w:eastAsia="Times New Roman" w:hAnsi="Consolas" w:cs="Times New Roman"/>
+                <w:color w:val="008013"/>
+                <w:kern w:val="0"/>
+                <w:sz w:val="16"/>
+                <w:szCs w:val="16"/>
+                <w14:ligatures w14:val="none"/>
+              </w:rPr>
+              <w:t>không</w:t>
+            </w:r>
+            <w:proofErr w:type="spellEnd"/>
+            <w:r>
+              <w:rPr>
+                <w:rFonts w:ascii="Consolas" w:eastAsia="Times New Roman" w:hAnsi="Consolas" w:cs="Times New Roman"/>
+                <w:color w:val="008013"/>
+                <w:kern w:val="0"/>
+                <w:sz w:val="16"/>
+                <w:szCs w:val="16"/>
+                <w14:ligatures w14:val="none"/>
+              </w:rPr>
+              <w:t xml:space="preserve"> </w:t>
+            </w:r>
+            <w:proofErr w:type="spellStart"/>
+            <w:r>
+              <w:rPr>
+                <w:rFonts w:ascii="Consolas" w:eastAsia="Times New Roman" w:hAnsi="Consolas" w:cs="Times New Roman"/>
+                <w:color w:val="008013"/>
+                <w:kern w:val="0"/>
+                <w:sz w:val="16"/>
+                <w:szCs w:val="16"/>
+                <w14:ligatures w14:val="none"/>
+              </w:rPr>
+              <w:t>phải</w:t>
+            </w:r>
+            <w:proofErr w:type="spellEnd"/>
+            <w:r>
+              <w:rPr>
+                <w:rFonts w:ascii="Consolas" w:eastAsia="Times New Roman" w:hAnsi="Consolas" w:cs="Times New Roman"/>
+                <w:color w:val="008013"/>
+                <w:kern w:val="0"/>
+                <w:sz w:val="16"/>
+                <w:szCs w:val="16"/>
+                <w14:ligatures w14:val="none"/>
+              </w:rPr>
+              <w:t xml:space="preserve"> </w:t>
+            </w:r>
+            <w:proofErr w:type="spellStart"/>
+            <w:r>
+              <w:rPr>
+                <w:rFonts w:ascii="Consolas" w:eastAsia="Times New Roman" w:hAnsi="Consolas" w:cs="Times New Roman"/>
+                <w:color w:val="008013"/>
+                <w:kern w:val="0"/>
+                <w:sz w:val="16"/>
+                <w:szCs w:val="16"/>
+                <w14:ligatures w14:val="none"/>
+              </w:rPr>
+              <w:t>phương</w:t>
+            </w:r>
+            <w:proofErr w:type="spellEnd"/>
+            <w:r>
+              <w:rPr>
+                <w:rFonts w:ascii="Consolas" w:eastAsia="Times New Roman" w:hAnsi="Consolas" w:cs="Times New Roman"/>
+                <w:color w:val="008013"/>
+                <w:kern w:val="0"/>
+                <w:sz w:val="16"/>
+                <w:szCs w:val="16"/>
+                <w14:ligatures w14:val="none"/>
+              </w:rPr>
+              <w:t xml:space="preserve"> </w:t>
+            </w:r>
+            <w:proofErr w:type="spellStart"/>
+            <w:r>
+              <w:rPr>
+                <w:rFonts w:ascii="Consolas" w:eastAsia="Times New Roman" w:hAnsi="Consolas" w:cs="Times New Roman"/>
+                <w:color w:val="008013"/>
+                <w:kern w:val="0"/>
+                <w:sz w:val="16"/>
+                <w:szCs w:val="16"/>
+                <w14:ligatures w14:val="none"/>
+              </w:rPr>
+              <w:t>trình</w:t>
+            </w:r>
+            <w:proofErr w:type="spellEnd"/>
+            <w:r>
+              <w:rPr>
+                <w:rFonts w:ascii="Consolas" w:eastAsia="Times New Roman" w:hAnsi="Consolas" w:cs="Times New Roman"/>
+                <w:color w:val="008013"/>
+                <w:kern w:val="0"/>
+                <w:sz w:val="16"/>
+                <w:szCs w:val="16"/>
+                <w14:ligatures w14:val="none"/>
+              </w:rPr>
+              <w:t xml:space="preserve"> </w:t>
+            </w:r>
+            <w:proofErr w:type="spellStart"/>
+            <w:r>
+              <w:rPr>
+                <w:rFonts w:ascii="Consolas" w:eastAsia="Times New Roman" w:hAnsi="Consolas" w:cs="Times New Roman"/>
+                <w:color w:val="008013"/>
+                <w:kern w:val="0"/>
+                <w:sz w:val="16"/>
+                <w:szCs w:val="16"/>
+                <w14:ligatures w14:val="none"/>
+              </w:rPr>
+              <w:t>bậc</w:t>
+            </w:r>
+            <w:proofErr w:type="spellEnd"/>
+            <w:r>
+              <w:rPr>
+                <w:rFonts w:ascii="Consolas" w:eastAsia="Times New Roman" w:hAnsi="Consolas" w:cs="Times New Roman"/>
+                <w:color w:val="008013"/>
+                <w:kern w:val="0"/>
+                <w:sz w:val="16"/>
+                <w:szCs w:val="16"/>
+                <w14:ligatures w14:val="none"/>
+              </w:rPr>
+              <w:t xml:space="preserve"> 2</w:t>
             </w:r>
           </w:p>
           <w:p>
@@ -2559,6 +3035,7 @@
               </w:rPr>
               <w:t xml:space="preserve">            </w:t>
             </w:r>
+            <w:proofErr w:type="spellStart"/>
             <w:proofErr w:type="gramStart"/>
             <w:r>
               <w:rPr>
@@ -2568,7 +3045,18 @@
                 <w:szCs w:val="16"/>
                 <w14:ligatures w14:val="none"/>
               </w:rPr>
-              <w:t>disp(</w:t>
+              <w:t>disp</w:t>
+            </w:r>
+            <w:proofErr w:type="spellEnd"/>
+            <w:r>
+              <w:rPr>
+                <w:rFonts w:ascii="Consolas" w:eastAsia="Times New Roman" w:hAnsi="Consolas" w:cs="Times New Roman"/>
+                <w:kern w:val="0"/>
+                <w:sz w:val="16"/>
+                <w:szCs w:val="16"/>
+                <w14:ligatures w14:val="none"/>
+              </w:rPr>
+              <w:t>(</w:t>
             </w:r>
             <w:proofErr w:type="gramEnd"/>
             <w:r>
@@ -2580,7 +3068,79 @@
                 <w:szCs w:val="16"/>
                 <w14:ligatures w14:val="none"/>
               </w:rPr>
-              <w:t>'Phuong trinh vo so nghiem (0 = 0)'</w:t>
+              <w:t xml:space="preserve">'Phuong </w:t>
+            </w:r>
+            <w:proofErr w:type="spellStart"/>
+            <w:r>
+              <w:rPr>
+                <w:rFonts w:ascii="Consolas" w:eastAsia="Times New Roman" w:hAnsi="Consolas" w:cs="Times New Roman"/>
+                <w:color w:val="A709F5"/>
+                <w:kern w:val="0"/>
+                <w:sz w:val="16"/>
+                <w:szCs w:val="16"/>
+                <w14:ligatures w14:val="none"/>
+              </w:rPr>
+              <w:t>trinh</w:t>
+            </w:r>
+            <w:proofErr w:type="spellEnd"/>
+            <w:r>
+              <w:rPr>
+                <w:rFonts w:ascii="Consolas" w:eastAsia="Times New Roman" w:hAnsi="Consolas" w:cs="Times New Roman"/>
+                <w:color w:val="A709F5"/>
+                <w:kern w:val="0"/>
+                <w:sz w:val="16"/>
+                <w:szCs w:val="16"/>
+                <w14:ligatures w14:val="none"/>
+              </w:rPr>
+              <w:t xml:space="preserve"> </w:t>
+            </w:r>
+            <w:proofErr w:type="spellStart"/>
+            <w:r>
+              <w:rPr>
+                <w:rFonts w:ascii="Consolas" w:eastAsia="Times New Roman" w:hAnsi="Consolas" w:cs="Times New Roman"/>
+                <w:color w:val="A709F5"/>
+                <w:kern w:val="0"/>
+                <w:sz w:val="16"/>
+                <w:szCs w:val="16"/>
+                <w14:ligatures w14:val="none"/>
+              </w:rPr>
+              <w:t>vo</w:t>
+            </w:r>
+            <w:proofErr w:type="spellEnd"/>
+            <w:r>
+              <w:rPr>
+                <w:rFonts w:ascii="Consolas" w:eastAsia="Times New Roman" w:hAnsi="Consolas" w:cs="Times New Roman"/>
+                <w:color w:val="A709F5"/>
+                <w:kern w:val="0"/>
+                <w:sz w:val="16"/>
+                <w:szCs w:val="16"/>
+                <w14:ligatures w14:val="none"/>
+              </w:rPr>
+              <w:t xml:space="preserve"> so </w:t>
+            </w:r>
+            <w:proofErr w:type="spellStart"/>
+            <w:r>
+              <w:rPr>
+                <w:rFonts w:ascii="Consolas" w:eastAsia="Times New Roman" w:hAnsi="Consolas" w:cs="Times New Roman"/>
+                <w:color w:val="A709F5"/>
+                <w:kern w:val="0"/>
+                <w:sz w:val="16"/>
+                <w:szCs w:val="16"/>
+                <w14:ligatures w14:val="none"/>
+              </w:rPr>
+              <w:t>nghiem</w:t>
+            </w:r>
+            <w:proofErr w:type="spellEnd"/>
+            <w:r>
+              <w:rPr>
+                <w:rFonts w:ascii="Consolas" w:eastAsia="Times New Roman" w:hAnsi="Consolas" w:cs="Times New Roman"/>
+                <w:color w:val="A709F5"/>
+                <w:kern w:val="0"/>
+                <w:sz w:val="16"/>
+                <w:szCs w:val="16"/>
+                <w14:ligatures w14:val="none"/>
+              </w:rPr>
+              <w:t xml:space="preserve"> (0 = 0)'</w:t>
             </w:r>
             <w:r>
               <w:rPr>
@@ -2691,6 +3251,7 @@
               </w:rPr>
               <w:t xml:space="preserve">            </w:t>
             </w:r>
+            <w:proofErr w:type="spellStart"/>
             <w:proofErr w:type="gramStart"/>
             <w:r>
               <w:rPr>
@@ -2700,7 +3261,18 @@
                 <w:szCs w:val="16"/>
                 <w14:ligatures w14:val="none"/>
               </w:rPr>
-              <w:t>disp(</w:t>
+              <w:t>disp</w:t>
+            </w:r>
+            <w:proofErr w:type="spellEnd"/>
+            <w:r>
+              <w:rPr>
+                <w:rFonts w:ascii="Consolas" w:eastAsia="Times New Roman" w:hAnsi="Consolas" w:cs="Times New Roman"/>
+                <w:kern w:val="0"/>
+                <w:sz w:val="16"/>
+                <w:szCs w:val="16"/>
+                <w14:ligatures w14:val="none"/>
+              </w:rPr>
+              <w:t>(</w:t>
             </w:r>
             <w:proofErr w:type="gramEnd"/>
             <w:r>
@@ -2712,7 +3284,79 @@
                 <w:szCs w:val="16"/>
                 <w14:ligatures w14:val="none"/>
               </w:rPr>
-              <w:t>'Phuong trinh vo nghiem ( Const != 0)'</w:t>
+              <w:t xml:space="preserve">'Phuong </w:t>
+            </w:r>
+            <w:proofErr w:type="spellStart"/>
+            <w:r>
+              <w:rPr>
+                <w:rFonts w:ascii="Consolas" w:eastAsia="Times New Roman" w:hAnsi="Consolas" w:cs="Times New Roman"/>
+                <w:color w:val="A709F5"/>
+                <w:kern w:val="0"/>
+                <w:sz w:val="16"/>
+                <w:szCs w:val="16"/>
+                <w14:ligatures w14:val="none"/>
+              </w:rPr>
+              <w:t>trinh</w:t>
+            </w:r>
+            <w:proofErr w:type="spellEnd"/>
+            <w:r>
+              <w:rPr>
+                <w:rFonts w:ascii="Consolas" w:eastAsia="Times New Roman" w:hAnsi="Consolas" w:cs="Times New Roman"/>
+                <w:color w:val="A709F5"/>
+                <w:kern w:val="0"/>
+                <w:sz w:val="16"/>
+                <w:szCs w:val="16"/>
+                <w14:ligatures w14:val="none"/>
+              </w:rPr>
+              <w:t xml:space="preserve"> </w:t>
+            </w:r>
+            <w:proofErr w:type="spellStart"/>
+            <w:r>
+              <w:rPr>
+                <w:rFonts w:ascii="Consolas" w:eastAsia="Times New Roman" w:hAnsi="Consolas" w:cs="Times New Roman"/>
+                <w:color w:val="A709F5"/>
+                <w:kern w:val="0"/>
+                <w:sz w:val="16"/>
+                <w:szCs w:val="16"/>
+                <w14:ligatures w14:val="none"/>
+              </w:rPr>
+              <w:t>vo</w:t>
+            </w:r>
+            <w:proofErr w:type="spellEnd"/>
+            <w:r>
+              <w:rPr>
+                <w:rFonts w:ascii="Consolas" w:eastAsia="Times New Roman" w:hAnsi="Consolas" w:cs="Times New Roman"/>
+                <w:color w:val="A709F5"/>
+                <w:kern w:val="0"/>
+                <w:sz w:val="16"/>
+                <w:szCs w:val="16"/>
+                <w14:ligatures w14:val="none"/>
+              </w:rPr>
+              <w:t xml:space="preserve"> </w:t>
+            </w:r>
+            <w:proofErr w:type="spellStart"/>
+            <w:r>
+              <w:rPr>
+                <w:rFonts w:ascii="Consolas" w:eastAsia="Times New Roman" w:hAnsi="Consolas" w:cs="Times New Roman"/>
+                <w:color w:val="A709F5"/>
+                <w:kern w:val="0"/>
+                <w:sz w:val="16"/>
+                <w:szCs w:val="16"/>
+                <w14:ligatures w14:val="none"/>
+              </w:rPr>
+              <w:t>nghiem</w:t>
+            </w:r>
+            <w:proofErr w:type="spellEnd"/>
+            <w:r>
+              <w:rPr>
+                <w:rFonts w:ascii="Consolas" w:eastAsia="Times New Roman" w:hAnsi="Consolas" w:cs="Times New Roman"/>
+                <w:color w:val="A709F5"/>
+                <w:kern w:val="0"/>
+                <w:sz w:val="16"/>
+                <w:szCs w:val="16"/>
+                <w14:ligatures w14:val="none"/>
+              </w:rPr>
+              <w:t xml:space="preserve"> ( Const != 0)'</w:t>
             </w:r>
             <w:r>
               <w:rPr>
@@ -2877,7 +3521,103 @@
                 <w:szCs w:val="16"/>
                 <w14:ligatures w14:val="none"/>
               </w:rPr>
-              <w:t>% Phương trình bậc nhất: bx + c = 0</w:t>
+              <w:t xml:space="preserve">% </w:t>
+            </w:r>
+            <w:proofErr w:type="spellStart"/>
+            <w:r>
+              <w:rPr>
+                <w:rFonts w:ascii="Consolas" w:eastAsia="Times New Roman" w:hAnsi="Consolas" w:cs="Times New Roman"/>
+                <w:color w:val="008013"/>
+                <w:kern w:val="0"/>
+                <w:sz w:val="16"/>
+                <w:szCs w:val="16"/>
+                <w14:ligatures w14:val="none"/>
+              </w:rPr>
+              <w:t>Phương</w:t>
+            </w:r>
+            <w:proofErr w:type="spellEnd"/>
+            <w:r>
+              <w:rPr>
+                <w:rFonts w:ascii="Consolas" w:eastAsia="Times New Roman" w:hAnsi="Consolas" w:cs="Times New Roman"/>
+                <w:color w:val="008013"/>
+                <w:kern w:val="0"/>
+                <w:sz w:val="16"/>
+                <w:szCs w:val="16"/>
+                <w14:ligatures w14:val="none"/>
+              </w:rPr>
+              <w:t xml:space="preserve"> </w:t>
+            </w:r>
+            <w:proofErr w:type="spellStart"/>
+            <w:r>
+              <w:rPr>
+                <w:rFonts w:ascii="Consolas" w:eastAsia="Times New Roman" w:hAnsi="Consolas" w:cs="Times New Roman"/>
+                <w:color w:val="008013"/>
+                <w:kern w:val="0"/>
+                <w:sz w:val="16"/>
+                <w:szCs w:val="16"/>
+                <w14:ligatures w14:val="none"/>
+              </w:rPr>
+              <w:t>trình</w:t>
+            </w:r>
+            <w:proofErr w:type="spellEnd"/>
+            <w:r>
+              <w:rPr>
+                <w:rFonts w:ascii="Consolas" w:eastAsia="Times New Roman" w:hAnsi="Consolas" w:cs="Times New Roman"/>
+                <w:color w:val="008013"/>
+                <w:kern w:val="0"/>
+                <w:sz w:val="16"/>
+                <w:szCs w:val="16"/>
+                <w14:ligatures w14:val="none"/>
+              </w:rPr>
+              <w:t xml:space="preserve"> </w:t>
+            </w:r>
+            <w:proofErr w:type="spellStart"/>
+            <w:r>
+              <w:rPr>
+                <w:rFonts w:ascii="Consolas" w:eastAsia="Times New Roman" w:hAnsi="Consolas" w:cs="Times New Roman"/>
+                <w:color w:val="008013"/>
+                <w:kern w:val="0"/>
+                <w:sz w:val="16"/>
+                <w:szCs w:val="16"/>
+                <w14:ligatures w14:val="none"/>
+              </w:rPr>
+              <w:t>bậc</w:t>
+            </w:r>
+            <w:proofErr w:type="spellEnd"/>
+            <w:r>
+              <w:rPr>
+                <w:rFonts w:ascii="Consolas" w:eastAsia="Times New Roman" w:hAnsi="Consolas" w:cs="Times New Roman"/>
+                <w:color w:val="008013"/>
+                <w:kern w:val="0"/>
+                <w:sz w:val="16"/>
+                <w:szCs w:val="16"/>
+                <w14:ligatures w14:val="none"/>
+              </w:rPr>
+              <w:t xml:space="preserve"> </w:t>
+            </w:r>
+            <w:proofErr w:type="spellStart"/>
+            <w:r>
+              <w:rPr>
+                <w:rFonts w:ascii="Consolas" w:eastAsia="Times New Roman" w:hAnsi="Consolas" w:cs="Times New Roman"/>
+                <w:color w:val="008013"/>
+                <w:kern w:val="0"/>
+                <w:sz w:val="16"/>
+                <w:szCs w:val="16"/>
+                <w14:ligatures w14:val="none"/>
+              </w:rPr>
+              <w:t>nhất</w:t>
+            </w:r>
+            <w:proofErr w:type="spellEnd"/>
+            <w:r>
+              <w:rPr>
+                <w:rFonts w:ascii="Consolas" w:eastAsia="Times New Roman" w:hAnsi="Consolas" w:cs="Times New Roman"/>
+                <w:color w:val="008013"/>
+                <w:kern w:val="0"/>
+                <w:sz w:val="16"/>
+                <w:szCs w:val="16"/>
+                <w14:ligatures w14:val="none"/>
+              </w:rPr>
+              <w:t>: bx + c = 0</w:t>
             </w:r>
           </w:p>
           <w:p>
@@ -2923,6 +3663,7 @@
               </w:rPr>
               <w:t xml:space="preserve">        </w:t>
             </w:r>
+            <w:proofErr w:type="spellStart"/>
             <w:proofErr w:type="gramStart"/>
             <w:r>
               <w:rPr>
@@ -2932,7 +3673,18 @@
                 <w:szCs w:val="16"/>
                 <w14:ligatures w14:val="none"/>
               </w:rPr>
-              <w:t>disp(</w:t>
+              <w:t>disp</w:t>
+            </w:r>
+            <w:proofErr w:type="spellEnd"/>
+            <w:r>
+              <w:rPr>
+                <w:rFonts w:ascii="Consolas" w:eastAsia="Times New Roman" w:hAnsi="Consolas" w:cs="Times New Roman"/>
+                <w:kern w:val="0"/>
+                <w:sz w:val="16"/>
+                <w:szCs w:val="16"/>
+                <w14:ligatures w14:val="none"/>
+              </w:rPr>
+              <w:t>(</w:t>
             </w:r>
             <w:proofErr w:type="gramEnd"/>
             <w:r>
@@ -2954,7 +3706,55 @@
                 <w:szCs w:val="16"/>
                 <w14:ligatures w14:val="none"/>
               </w:rPr>
-              <w:t>'Phuong trinh co 1 nghiem x = '</w:t>
+              <w:t xml:space="preserve">'Phuong </w:t>
+            </w:r>
+            <w:proofErr w:type="spellStart"/>
+            <w:r>
+              <w:rPr>
+                <w:rFonts w:ascii="Consolas" w:eastAsia="Times New Roman" w:hAnsi="Consolas" w:cs="Times New Roman"/>
+                <w:color w:val="A709F5"/>
+                <w:kern w:val="0"/>
+                <w:sz w:val="16"/>
+                <w:szCs w:val="16"/>
+                <w14:ligatures w14:val="none"/>
+              </w:rPr>
+              <w:t>trinh</w:t>
+            </w:r>
+            <w:proofErr w:type="spellEnd"/>
+            <w:r>
+              <w:rPr>
+                <w:rFonts w:ascii="Consolas" w:eastAsia="Times New Roman" w:hAnsi="Consolas" w:cs="Times New Roman"/>
+                <w:color w:val="A709F5"/>
+                <w:kern w:val="0"/>
+                <w:sz w:val="16"/>
+                <w:szCs w:val="16"/>
+                <w14:ligatures w14:val="none"/>
+              </w:rPr>
+              <w:t xml:space="preserve"> co 1 </w:t>
+            </w:r>
+            <w:proofErr w:type="spellStart"/>
+            <w:r>
+              <w:rPr>
+                <w:rFonts w:ascii="Consolas" w:eastAsia="Times New Roman" w:hAnsi="Consolas" w:cs="Times New Roman"/>
+                <w:color w:val="A709F5"/>
+                <w:kern w:val="0"/>
+                <w:sz w:val="16"/>
+                <w:szCs w:val="16"/>
+                <w14:ligatures w14:val="none"/>
+              </w:rPr>
+              <w:t>nghiem</w:t>
+            </w:r>
+            <w:proofErr w:type="spellEnd"/>
+            <w:r>
+              <w:rPr>
+                <w:rFonts w:ascii="Consolas" w:eastAsia="Times New Roman" w:hAnsi="Consolas" w:cs="Times New Roman"/>
+                <w:color w:val="A709F5"/>
+                <w:kern w:val="0"/>
+                <w:sz w:val="16"/>
+                <w:szCs w:val="16"/>
+                <w14:ligatures w14:val="none"/>
+              </w:rPr>
+              <w:t xml:space="preserve"> x = '</w:t>
             </w:r>
             <w:r>
               <w:rPr>
@@ -3019,7 +3819,31 @@
                 <w:szCs w:val="16"/>
                 <w14:ligatures w14:val="none"/>
               </w:rPr>
-              <w:t xml:space="preserve">'ro' </w:t>
+              <w:t>'</w:t>
+            </w:r>
+            <w:proofErr w:type="spellStart"/>
+            <w:r>
+              <w:rPr>
+                <w:rFonts w:ascii="Consolas" w:eastAsia="Times New Roman" w:hAnsi="Consolas" w:cs="Times New Roman"/>
+                <w:color w:val="A709F5"/>
+                <w:kern w:val="0"/>
+                <w:sz w:val="16"/>
+                <w:szCs w:val="16"/>
+                <w14:ligatures w14:val="none"/>
+              </w:rPr>
+              <w:t>ro</w:t>
+            </w:r>
+            <w:proofErr w:type="spellEnd"/>
+            <w:r>
+              <w:rPr>
+                <w:rFonts w:ascii="Consolas" w:eastAsia="Times New Roman" w:hAnsi="Consolas" w:cs="Times New Roman"/>
+                <w:color w:val="A709F5"/>
+                <w:kern w:val="0"/>
+                <w:sz w:val="16"/>
+                <w:szCs w:val="16"/>
+                <w14:ligatures w14:val="none"/>
+              </w:rPr>
+              <w:t xml:space="preserve">' </w:t>
             </w:r>
             <w:r>
               <w:rPr>
@@ -3040,7 +3864,31 @@
                 <w:szCs w:val="16"/>
                 <w14:ligatures w14:val="none"/>
               </w:rPr>
-              <w:t xml:space="preserve">'markersize' </w:t>
+              <w:t>'</w:t>
+            </w:r>
+            <w:proofErr w:type="spellStart"/>
+            <w:r>
+              <w:rPr>
+                <w:rFonts w:ascii="Consolas" w:eastAsia="Times New Roman" w:hAnsi="Consolas" w:cs="Times New Roman"/>
+                <w:color w:val="A709F5"/>
+                <w:kern w:val="0"/>
+                <w:sz w:val="16"/>
+                <w:szCs w:val="16"/>
+                <w14:ligatures w14:val="none"/>
+              </w:rPr>
+              <w:t>markersize</w:t>
+            </w:r>
+            <w:proofErr w:type="spellEnd"/>
+            <w:r>
+              <w:rPr>
+                <w:rFonts w:ascii="Consolas" w:eastAsia="Times New Roman" w:hAnsi="Consolas" w:cs="Times New Roman"/>
+                <w:color w:val="A709F5"/>
+                <w:kern w:val="0"/>
+                <w:sz w:val="16"/>
+                <w:szCs w:val="16"/>
+                <w14:ligatures w14:val="none"/>
+              </w:rPr>
+              <w:t xml:space="preserve">' </w:t>
             </w:r>
             <w:r>
               <w:rPr>
@@ -3061,7 +3909,31 @@
                 <w:szCs w:val="16"/>
                 <w14:ligatures w14:val="none"/>
               </w:rPr>
-              <w:t>'markerfacecolor'</w:t>
+              <w:t>'</w:t>
+            </w:r>
+            <w:proofErr w:type="spellStart"/>
+            <w:r>
+              <w:rPr>
+                <w:rFonts w:ascii="Consolas" w:eastAsia="Times New Roman" w:hAnsi="Consolas" w:cs="Times New Roman"/>
+                <w:color w:val="A709F5"/>
+                <w:kern w:val="0"/>
+                <w:sz w:val="16"/>
+                <w:szCs w:val="16"/>
+                <w14:ligatures w14:val="none"/>
+              </w:rPr>
+              <w:t>markerfacecolor</w:t>
+            </w:r>
+            <w:proofErr w:type="spellEnd"/>
+            <w:r>
+              <w:rPr>
+                <w:rFonts w:ascii="Consolas" w:eastAsia="Times New Roman" w:hAnsi="Consolas" w:cs="Times New Roman"/>
+                <w:color w:val="A709F5"/>
+                <w:kern w:val="0"/>
+                <w:sz w:val="16"/>
+                <w:szCs w:val="16"/>
+                <w14:ligatures w14:val="none"/>
+              </w:rPr>
+              <w:t>'</w:t>
             </w:r>
             <w:r>
               <w:rPr>
@@ -3332,7 +4204,79 @@
                 <w:szCs w:val="16"/>
                 <w14:ligatures w14:val="none"/>
               </w:rPr>
-              <w:t>% Phương trình bậc 2</w:t>
+              <w:t xml:space="preserve">% </w:t>
+            </w:r>
+            <w:proofErr w:type="spellStart"/>
+            <w:r>
+              <w:rPr>
+                <w:rFonts w:ascii="Consolas" w:eastAsia="Times New Roman" w:hAnsi="Consolas" w:cs="Times New Roman"/>
+                <w:color w:val="008013"/>
+                <w:kern w:val="0"/>
+                <w:sz w:val="16"/>
+                <w:szCs w:val="16"/>
+                <w14:ligatures w14:val="none"/>
+              </w:rPr>
+              <w:t>Phương</w:t>
+            </w:r>
+            <w:proofErr w:type="spellEnd"/>
+            <w:r>
+              <w:rPr>
+                <w:rFonts w:ascii="Consolas" w:eastAsia="Times New Roman" w:hAnsi="Consolas" w:cs="Times New Roman"/>
+                <w:color w:val="008013"/>
+                <w:kern w:val="0"/>
+                <w:sz w:val="16"/>
+                <w:szCs w:val="16"/>
+                <w14:ligatures w14:val="none"/>
+              </w:rPr>
+              <w:t xml:space="preserve"> </w:t>
+            </w:r>
+            <w:proofErr w:type="spellStart"/>
+            <w:r>
+              <w:rPr>
+                <w:rFonts w:ascii="Consolas" w:eastAsia="Times New Roman" w:hAnsi="Consolas" w:cs="Times New Roman"/>
+                <w:color w:val="008013"/>
+                <w:kern w:val="0"/>
+                <w:sz w:val="16"/>
+                <w:szCs w:val="16"/>
+                <w14:ligatures w14:val="none"/>
+              </w:rPr>
+              <w:t>trình</w:t>
+            </w:r>
+            <w:proofErr w:type="spellEnd"/>
+            <w:r>
+              <w:rPr>
+                <w:rFonts w:ascii="Consolas" w:eastAsia="Times New Roman" w:hAnsi="Consolas" w:cs="Times New Roman"/>
+                <w:color w:val="008013"/>
+                <w:kern w:val="0"/>
+                <w:sz w:val="16"/>
+                <w:szCs w:val="16"/>
+                <w14:ligatures w14:val="none"/>
+              </w:rPr>
+              <w:t xml:space="preserve"> </w:t>
+            </w:r>
+            <w:proofErr w:type="spellStart"/>
+            <w:r>
+              <w:rPr>
+                <w:rFonts w:ascii="Consolas" w:eastAsia="Times New Roman" w:hAnsi="Consolas" w:cs="Times New Roman"/>
+                <w:color w:val="008013"/>
+                <w:kern w:val="0"/>
+                <w:sz w:val="16"/>
+                <w:szCs w:val="16"/>
+                <w14:ligatures w14:val="none"/>
+              </w:rPr>
+              <w:t>bậc</w:t>
+            </w:r>
+            <w:proofErr w:type="spellEnd"/>
+            <w:r>
+              <w:rPr>
+                <w:rFonts w:ascii="Consolas" w:eastAsia="Times New Roman" w:hAnsi="Consolas" w:cs="Times New Roman"/>
+                <w:color w:val="008013"/>
+                <w:kern w:val="0"/>
+                <w:sz w:val="16"/>
+                <w:szCs w:val="16"/>
+                <w14:ligatures w14:val="none"/>
+              </w:rPr>
+              <w:t xml:space="preserve"> 2</w:t>
             </w:r>
           </w:p>
           <w:p>
@@ -3751,7 +4695,31 @@
                 <w:szCs w:val="16"/>
                 <w14:ligatures w14:val="none"/>
               </w:rPr>
-              <w:t xml:space="preserve">'ro' </w:t>
+              <w:t>'</w:t>
+            </w:r>
+            <w:proofErr w:type="spellStart"/>
+            <w:r>
+              <w:rPr>
+                <w:rFonts w:ascii="Consolas" w:eastAsia="Times New Roman" w:hAnsi="Consolas" w:cs="Times New Roman"/>
+                <w:color w:val="A709F5"/>
+                <w:kern w:val="0"/>
+                <w:sz w:val="16"/>
+                <w:szCs w:val="16"/>
+                <w14:ligatures w14:val="none"/>
+              </w:rPr>
+              <w:t>ro</w:t>
+            </w:r>
+            <w:proofErr w:type="spellEnd"/>
+            <w:r>
+              <w:rPr>
+                <w:rFonts w:ascii="Consolas" w:eastAsia="Times New Roman" w:hAnsi="Consolas" w:cs="Times New Roman"/>
+                <w:color w:val="A709F5"/>
+                <w:kern w:val="0"/>
+                <w:sz w:val="16"/>
+                <w:szCs w:val="16"/>
+                <w14:ligatures w14:val="none"/>
+              </w:rPr>
+              <w:t xml:space="preserve">' </w:t>
             </w:r>
             <w:r>
               <w:rPr>
@@ -3772,7 +4740,31 @@
                 <w:szCs w:val="16"/>
                 <w14:ligatures w14:val="none"/>
               </w:rPr>
-              <w:t xml:space="preserve">'markersize' </w:t>
+              <w:t>'</w:t>
+            </w:r>
+            <w:proofErr w:type="spellStart"/>
+            <w:r>
+              <w:rPr>
+                <w:rFonts w:ascii="Consolas" w:eastAsia="Times New Roman" w:hAnsi="Consolas" w:cs="Times New Roman"/>
+                <w:color w:val="A709F5"/>
+                <w:kern w:val="0"/>
+                <w:sz w:val="16"/>
+                <w:szCs w:val="16"/>
+                <w14:ligatures w14:val="none"/>
+              </w:rPr>
+              <w:t>markersize</w:t>
+            </w:r>
+            <w:proofErr w:type="spellEnd"/>
+            <w:r>
+              <w:rPr>
+                <w:rFonts w:ascii="Consolas" w:eastAsia="Times New Roman" w:hAnsi="Consolas" w:cs="Times New Roman"/>
+                <w:color w:val="A709F5"/>
+                <w:kern w:val="0"/>
+                <w:sz w:val="16"/>
+                <w:szCs w:val="16"/>
+                <w14:ligatures w14:val="none"/>
+              </w:rPr>
+              <w:t xml:space="preserve">' </w:t>
             </w:r>
             <w:r>
               <w:rPr>
@@ -3793,7 +4785,31 @@
                 <w:szCs w:val="16"/>
                 <w14:ligatures w14:val="none"/>
               </w:rPr>
-              <w:t>'markerfacecolor'</w:t>
+              <w:t>'</w:t>
+            </w:r>
+            <w:proofErr w:type="spellStart"/>
+            <w:r>
+              <w:rPr>
+                <w:rFonts w:ascii="Consolas" w:eastAsia="Times New Roman" w:hAnsi="Consolas" w:cs="Times New Roman"/>
+                <w:color w:val="A709F5"/>
+                <w:kern w:val="0"/>
+                <w:sz w:val="16"/>
+                <w:szCs w:val="16"/>
+                <w14:ligatures w14:val="none"/>
+              </w:rPr>
+              <w:t>markerfacecolor</w:t>
+            </w:r>
+            <w:proofErr w:type="spellEnd"/>
+            <w:r>
+              <w:rPr>
+                <w:rFonts w:ascii="Consolas" w:eastAsia="Times New Roman" w:hAnsi="Consolas" w:cs="Times New Roman"/>
+                <w:color w:val="A709F5"/>
+                <w:kern w:val="0"/>
+                <w:sz w:val="16"/>
+                <w:szCs w:val="16"/>
+                <w14:ligatures w14:val="none"/>
+              </w:rPr>
+              <w:t>'</w:t>
             </w:r>
             <w:r>
               <w:rPr>
@@ -4073,7 +5089,319 @@
                 <w:szCs w:val="16"/>
                 <w14:ligatures w14:val="none"/>
               </w:rPr>
-              <w:t xml:space="preserve">% Thêm 1 điểm trùng với màu nền để đưa trục hoành cách cạnh đồ thị </w:t>
+              <w:t xml:space="preserve">% </w:t>
+            </w:r>
+            <w:proofErr w:type="spellStart"/>
+            <w:r>
+              <w:rPr>
+                <w:rFonts w:ascii="Consolas" w:eastAsia="Times New Roman" w:hAnsi="Consolas" w:cs="Times New Roman"/>
+                <w:color w:val="008013"/>
+                <w:kern w:val="0"/>
+                <w:sz w:val="16"/>
+                <w:szCs w:val="16"/>
+                <w14:ligatures w14:val="none"/>
+              </w:rPr>
+              <w:t>Thêm</w:t>
+            </w:r>
+            <w:proofErr w:type="spellEnd"/>
+            <w:r>
+              <w:rPr>
+                <w:rFonts w:ascii="Consolas" w:eastAsia="Times New Roman" w:hAnsi="Consolas" w:cs="Times New Roman"/>
+                <w:color w:val="008013"/>
+                <w:kern w:val="0"/>
+                <w:sz w:val="16"/>
+                <w:szCs w:val="16"/>
+                <w14:ligatures w14:val="none"/>
+              </w:rPr>
+              <w:t xml:space="preserve"> 1 </w:t>
+            </w:r>
+            <w:proofErr w:type="spellStart"/>
+            <w:r>
+              <w:rPr>
+                <w:rFonts w:ascii="Consolas" w:eastAsia="Times New Roman" w:hAnsi="Consolas" w:cs="Times New Roman"/>
+                <w:color w:val="008013"/>
+                <w:kern w:val="0"/>
+                <w:sz w:val="16"/>
+                <w:szCs w:val="16"/>
+                <w14:ligatures w14:val="none"/>
+              </w:rPr>
+              <w:t>điểm</w:t>
+            </w:r>
+            <w:proofErr w:type="spellEnd"/>
+            <w:r>
+              <w:rPr>
+                <w:rFonts w:ascii="Consolas" w:eastAsia="Times New Roman" w:hAnsi="Consolas" w:cs="Times New Roman"/>
+                <w:color w:val="008013"/>
+                <w:kern w:val="0"/>
+                <w:sz w:val="16"/>
+                <w:szCs w:val="16"/>
+                <w14:ligatures w14:val="none"/>
+              </w:rPr>
+              <w:t xml:space="preserve"> </w:t>
+            </w:r>
+            <w:proofErr w:type="spellStart"/>
+            <w:r>
+              <w:rPr>
+                <w:rFonts w:ascii="Consolas" w:eastAsia="Times New Roman" w:hAnsi="Consolas" w:cs="Times New Roman"/>
+                <w:color w:val="008013"/>
+                <w:kern w:val="0"/>
+                <w:sz w:val="16"/>
+                <w:szCs w:val="16"/>
+                <w14:ligatures w14:val="none"/>
+              </w:rPr>
+              <w:t>trùng</w:t>
+            </w:r>
+            <w:proofErr w:type="spellEnd"/>
+            <w:r>
+              <w:rPr>
+                <w:rFonts w:ascii="Consolas" w:eastAsia="Times New Roman" w:hAnsi="Consolas" w:cs="Times New Roman"/>
+                <w:color w:val="008013"/>
+                <w:kern w:val="0"/>
+                <w:sz w:val="16"/>
+                <w:szCs w:val="16"/>
+                <w14:ligatures w14:val="none"/>
+              </w:rPr>
+              <w:t xml:space="preserve"> </w:t>
+            </w:r>
+            <w:proofErr w:type="spellStart"/>
+            <w:r>
+              <w:rPr>
+                <w:rFonts w:ascii="Consolas" w:eastAsia="Times New Roman" w:hAnsi="Consolas" w:cs="Times New Roman"/>
+                <w:color w:val="008013"/>
+                <w:kern w:val="0"/>
+                <w:sz w:val="16"/>
+                <w:szCs w:val="16"/>
+                <w14:ligatures w14:val="none"/>
+              </w:rPr>
+              <w:t>với</w:t>
+            </w:r>
+            <w:proofErr w:type="spellEnd"/>
+            <w:r>
+              <w:rPr>
+                <w:rFonts w:ascii="Consolas" w:eastAsia="Times New Roman" w:hAnsi="Consolas" w:cs="Times New Roman"/>
+                <w:color w:val="008013"/>
+                <w:kern w:val="0"/>
+                <w:sz w:val="16"/>
+                <w:szCs w:val="16"/>
+                <w14:ligatures w14:val="none"/>
+              </w:rPr>
+              <w:t xml:space="preserve"> </w:t>
+            </w:r>
+            <w:proofErr w:type="spellStart"/>
+            <w:r>
+              <w:rPr>
+                <w:rFonts w:ascii="Consolas" w:eastAsia="Times New Roman" w:hAnsi="Consolas" w:cs="Times New Roman"/>
+                <w:color w:val="008013"/>
+                <w:kern w:val="0"/>
+                <w:sz w:val="16"/>
+                <w:szCs w:val="16"/>
+                <w14:ligatures w14:val="none"/>
+              </w:rPr>
+              <w:t>màu</w:t>
+            </w:r>
+            <w:proofErr w:type="spellEnd"/>
+            <w:r>
+              <w:rPr>
+                <w:rFonts w:ascii="Consolas" w:eastAsia="Times New Roman" w:hAnsi="Consolas" w:cs="Times New Roman"/>
+                <w:color w:val="008013"/>
+                <w:kern w:val="0"/>
+                <w:sz w:val="16"/>
+                <w:szCs w:val="16"/>
+                <w14:ligatures w14:val="none"/>
+              </w:rPr>
+              <w:t xml:space="preserve"> </w:t>
+            </w:r>
+            <w:proofErr w:type="spellStart"/>
+            <w:r>
+              <w:rPr>
+                <w:rFonts w:ascii="Consolas" w:eastAsia="Times New Roman" w:hAnsi="Consolas" w:cs="Times New Roman"/>
+                <w:color w:val="008013"/>
+                <w:kern w:val="0"/>
+                <w:sz w:val="16"/>
+                <w:szCs w:val="16"/>
+                <w14:ligatures w14:val="none"/>
+              </w:rPr>
+              <w:t>nền</w:t>
+            </w:r>
+            <w:proofErr w:type="spellEnd"/>
+            <w:r>
+              <w:rPr>
+                <w:rFonts w:ascii="Consolas" w:eastAsia="Times New Roman" w:hAnsi="Consolas" w:cs="Times New Roman"/>
+                <w:color w:val="008013"/>
+                <w:kern w:val="0"/>
+                <w:sz w:val="16"/>
+                <w:szCs w:val="16"/>
+                <w14:ligatures w14:val="none"/>
+              </w:rPr>
+              <w:t xml:space="preserve"> </w:t>
+            </w:r>
+            <w:proofErr w:type="spellStart"/>
+            <w:r>
+              <w:rPr>
+                <w:rFonts w:ascii="Consolas" w:eastAsia="Times New Roman" w:hAnsi="Consolas" w:cs="Times New Roman"/>
+                <w:color w:val="008013"/>
+                <w:kern w:val="0"/>
+                <w:sz w:val="16"/>
+                <w:szCs w:val="16"/>
+                <w14:ligatures w14:val="none"/>
+              </w:rPr>
+              <w:t>để</w:t>
+            </w:r>
+            <w:proofErr w:type="spellEnd"/>
+            <w:r>
+              <w:rPr>
+                <w:rFonts w:ascii="Consolas" w:eastAsia="Times New Roman" w:hAnsi="Consolas" w:cs="Times New Roman"/>
+                <w:color w:val="008013"/>
+                <w:kern w:val="0"/>
+                <w:sz w:val="16"/>
+                <w:szCs w:val="16"/>
+                <w14:ligatures w14:val="none"/>
+              </w:rPr>
+              <w:t xml:space="preserve"> </w:t>
+            </w:r>
+            <w:proofErr w:type="spellStart"/>
+            <w:r>
+              <w:rPr>
+                <w:rFonts w:ascii="Consolas" w:eastAsia="Times New Roman" w:hAnsi="Consolas" w:cs="Times New Roman"/>
+                <w:color w:val="008013"/>
+                <w:kern w:val="0"/>
+                <w:sz w:val="16"/>
+                <w:szCs w:val="16"/>
+                <w14:ligatures w14:val="none"/>
+              </w:rPr>
+              <w:t>đưa</w:t>
+            </w:r>
+            <w:proofErr w:type="spellEnd"/>
+            <w:r>
+              <w:rPr>
+                <w:rFonts w:ascii="Consolas" w:eastAsia="Times New Roman" w:hAnsi="Consolas" w:cs="Times New Roman"/>
+                <w:color w:val="008013"/>
+                <w:kern w:val="0"/>
+                <w:sz w:val="16"/>
+                <w:szCs w:val="16"/>
+                <w14:ligatures w14:val="none"/>
+              </w:rPr>
+              <w:t xml:space="preserve"> </w:t>
+            </w:r>
+            <w:proofErr w:type="spellStart"/>
+            <w:r>
+              <w:rPr>
+                <w:rFonts w:ascii="Consolas" w:eastAsia="Times New Roman" w:hAnsi="Consolas" w:cs="Times New Roman"/>
+                <w:color w:val="008013"/>
+                <w:kern w:val="0"/>
+                <w:sz w:val="16"/>
+                <w:szCs w:val="16"/>
+                <w14:ligatures w14:val="none"/>
+              </w:rPr>
+              <w:t>trục</w:t>
+            </w:r>
+            <w:proofErr w:type="spellEnd"/>
+            <w:r>
+              <w:rPr>
+                <w:rFonts w:ascii="Consolas" w:eastAsia="Times New Roman" w:hAnsi="Consolas" w:cs="Times New Roman"/>
+                <w:color w:val="008013"/>
+                <w:kern w:val="0"/>
+                <w:sz w:val="16"/>
+                <w:szCs w:val="16"/>
+                <w14:ligatures w14:val="none"/>
+              </w:rPr>
+              <w:t xml:space="preserve"> </w:t>
+            </w:r>
+            <w:proofErr w:type="spellStart"/>
+            <w:r>
+              <w:rPr>
+                <w:rFonts w:ascii="Consolas" w:eastAsia="Times New Roman" w:hAnsi="Consolas" w:cs="Times New Roman"/>
+                <w:color w:val="008013"/>
+                <w:kern w:val="0"/>
+                <w:sz w:val="16"/>
+                <w:szCs w:val="16"/>
+                <w14:ligatures w14:val="none"/>
+              </w:rPr>
+              <w:t>hoành</w:t>
+            </w:r>
+            <w:proofErr w:type="spellEnd"/>
+            <w:r>
+              <w:rPr>
+                <w:rFonts w:ascii="Consolas" w:eastAsia="Times New Roman" w:hAnsi="Consolas" w:cs="Times New Roman"/>
+                <w:color w:val="008013"/>
+                <w:kern w:val="0"/>
+                <w:sz w:val="16"/>
+                <w:szCs w:val="16"/>
+                <w14:ligatures w14:val="none"/>
+              </w:rPr>
+              <w:t xml:space="preserve"> </w:t>
+            </w:r>
+            <w:proofErr w:type="spellStart"/>
+            <w:r>
+              <w:rPr>
+                <w:rFonts w:ascii="Consolas" w:eastAsia="Times New Roman" w:hAnsi="Consolas" w:cs="Times New Roman"/>
+                <w:color w:val="008013"/>
+                <w:kern w:val="0"/>
+                <w:sz w:val="16"/>
+                <w:szCs w:val="16"/>
+                <w14:ligatures w14:val="none"/>
+              </w:rPr>
+              <w:t>cách</w:t>
+            </w:r>
+            <w:proofErr w:type="spellEnd"/>
+            <w:r>
+              <w:rPr>
+                <w:rFonts w:ascii="Consolas" w:eastAsia="Times New Roman" w:hAnsi="Consolas" w:cs="Times New Roman"/>
+                <w:color w:val="008013"/>
+                <w:kern w:val="0"/>
+                <w:sz w:val="16"/>
+                <w:szCs w:val="16"/>
+                <w14:ligatures w14:val="none"/>
+              </w:rPr>
+              <w:t xml:space="preserve"> </w:t>
+            </w:r>
+            <w:proofErr w:type="spellStart"/>
+            <w:r>
+              <w:rPr>
+                <w:rFonts w:ascii="Consolas" w:eastAsia="Times New Roman" w:hAnsi="Consolas" w:cs="Times New Roman"/>
+                <w:color w:val="008013"/>
+                <w:kern w:val="0"/>
+                <w:sz w:val="16"/>
+                <w:szCs w:val="16"/>
+                <w14:ligatures w14:val="none"/>
+              </w:rPr>
+              <w:t>cạnh</w:t>
+            </w:r>
+            <w:proofErr w:type="spellEnd"/>
+            <w:r>
+              <w:rPr>
+                <w:rFonts w:ascii="Consolas" w:eastAsia="Times New Roman" w:hAnsi="Consolas" w:cs="Times New Roman"/>
+                <w:color w:val="008013"/>
+                <w:kern w:val="0"/>
+                <w:sz w:val="16"/>
+                <w:szCs w:val="16"/>
+                <w14:ligatures w14:val="none"/>
+              </w:rPr>
+              <w:t xml:space="preserve"> đồ </w:t>
+            </w:r>
+            <w:proofErr w:type="spellStart"/>
+            <w:r>
+              <w:rPr>
+                <w:rFonts w:ascii="Consolas" w:eastAsia="Times New Roman" w:hAnsi="Consolas" w:cs="Times New Roman"/>
+                <w:color w:val="008013"/>
+                <w:kern w:val="0"/>
+                <w:sz w:val="16"/>
+                <w:szCs w:val="16"/>
+                <w14:ligatures w14:val="none"/>
+              </w:rPr>
+              <w:t>thị</w:t>
+            </w:r>
+            <w:proofErr w:type="spellEnd"/>
+            <w:r>
+              <w:rPr>
+                <w:rFonts w:ascii="Consolas" w:eastAsia="Times New Roman" w:hAnsi="Consolas" w:cs="Times New Roman"/>
+                <w:color w:val="008013"/>
+                <w:kern w:val="0"/>
+                <w:sz w:val="16"/>
+                <w:szCs w:val="16"/>
+                <w14:ligatures w14:val="none"/>
+              </w:rPr>
+              <w:t xml:space="preserve"> </w:t>
             </w:r>
           </w:p>
           <w:p>
@@ -4149,7 +5477,31 @@
                 <w:szCs w:val="16"/>
                 <w14:ligatures w14:val="none"/>
               </w:rPr>
-              <w:t xml:space="preserve">'markersize' </w:t>
+              <w:t>'</w:t>
+            </w:r>
+            <w:proofErr w:type="spellStart"/>
+            <w:r>
+              <w:rPr>
+                <w:rFonts w:ascii="Consolas" w:eastAsia="Times New Roman" w:hAnsi="Consolas" w:cs="Times New Roman"/>
+                <w:color w:val="A709F5"/>
+                <w:kern w:val="0"/>
+                <w:sz w:val="16"/>
+                <w:szCs w:val="16"/>
+                <w14:ligatures w14:val="none"/>
+              </w:rPr>
+              <w:t>markersize</w:t>
+            </w:r>
+            <w:proofErr w:type="spellEnd"/>
+            <w:r>
+              <w:rPr>
+                <w:rFonts w:ascii="Consolas" w:eastAsia="Times New Roman" w:hAnsi="Consolas" w:cs="Times New Roman"/>
+                <w:color w:val="A709F5"/>
+                <w:kern w:val="0"/>
+                <w:sz w:val="16"/>
+                <w:szCs w:val="16"/>
+                <w14:ligatures w14:val="none"/>
+              </w:rPr>
+              <w:t xml:space="preserve">' </w:t>
             </w:r>
             <w:r>
               <w:rPr>
@@ -4170,7 +5522,31 @@
                 <w:szCs w:val="16"/>
                 <w14:ligatures w14:val="none"/>
               </w:rPr>
-              <w:t>'markerfacecolor'</w:t>
+              <w:t>'</w:t>
+            </w:r>
+            <w:proofErr w:type="spellStart"/>
+            <w:r>
+              <w:rPr>
+                <w:rFonts w:ascii="Consolas" w:eastAsia="Times New Roman" w:hAnsi="Consolas" w:cs="Times New Roman"/>
+                <w:color w:val="A709F5"/>
+                <w:kern w:val="0"/>
+                <w:sz w:val="16"/>
+                <w:szCs w:val="16"/>
+                <w14:ligatures w14:val="none"/>
+              </w:rPr>
+              <w:t>markerfacecolor</w:t>
+            </w:r>
+            <w:proofErr w:type="spellEnd"/>
+            <w:r>
+              <w:rPr>
+                <w:rFonts w:ascii="Consolas" w:eastAsia="Times New Roman" w:hAnsi="Consolas" w:cs="Times New Roman"/>
+                <w:color w:val="A709F5"/>
+                <w:kern w:val="0"/>
+                <w:sz w:val="16"/>
+                <w:szCs w:val="16"/>
+                <w14:ligatures w14:val="none"/>
+              </w:rPr>
+              <w:t>'</w:t>
             </w:r>
             <w:r>
               <w:rPr>
@@ -4337,26 +5713,86 @@
               </w:rPr>
               <w:t xml:space="preserve">        </w:t>
             </w:r>
-            <w:r>
-              <w:rPr>
-                <w:rFonts w:ascii="Consolas" w:eastAsia="Times New Roman" w:hAnsi="Consolas" w:cs="Times New Roman"/>
-                <w:kern w:val="0"/>
-                <w:sz w:val="16"/>
-                <w:szCs w:val="16"/>
-                <w14:ligatures w14:val="none"/>
-              </w:rPr>
-              <w:t>disp ([</w:t>
-            </w:r>
-            <w:r>
-              <w:rPr>
-                <w:rFonts w:ascii="Consolas" w:eastAsia="Times New Roman" w:hAnsi="Consolas" w:cs="Times New Roman"/>
-                <w:color w:val="A709F5"/>
-                <w:kern w:val="0"/>
-                <w:sz w:val="16"/>
-                <w:szCs w:val="16"/>
-                <w14:ligatures w14:val="none"/>
-              </w:rPr>
-              <w:t xml:space="preserve">'Phuong trinh co 2 nghiem x1= </w:t>
+            <w:proofErr w:type="spellStart"/>
+            <w:r>
+              <w:rPr>
+                <w:rFonts w:ascii="Consolas" w:eastAsia="Times New Roman" w:hAnsi="Consolas" w:cs="Times New Roman"/>
+                <w:kern w:val="0"/>
+                <w:sz w:val="16"/>
+                <w:szCs w:val="16"/>
+                <w14:ligatures w14:val="none"/>
+              </w:rPr>
+              <w:t>disp</w:t>
+            </w:r>
+            <w:proofErr w:type="spellEnd"/>
+            <w:r>
+              <w:rPr>
+                <w:rFonts w:ascii="Consolas" w:eastAsia="Times New Roman" w:hAnsi="Consolas" w:cs="Times New Roman"/>
+                <w:kern w:val="0"/>
+                <w:sz w:val="16"/>
+                <w:szCs w:val="16"/>
+                <w14:ligatures w14:val="none"/>
+              </w:rPr>
+              <w:t xml:space="preserve"> ([</w:t>
+            </w:r>
+            <w:r>
+              <w:rPr>
+                <w:rFonts w:ascii="Consolas" w:eastAsia="Times New Roman" w:hAnsi="Consolas" w:cs="Times New Roman"/>
+                <w:color w:val="A709F5"/>
+                <w:kern w:val="0"/>
+                <w:sz w:val="16"/>
+                <w:szCs w:val="16"/>
+                <w14:ligatures w14:val="none"/>
+              </w:rPr>
+              <w:t xml:space="preserve">'Phuong </w:t>
+            </w:r>
+            <w:proofErr w:type="spellStart"/>
+            <w:r>
+              <w:rPr>
+                <w:rFonts w:ascii="Consolas" w:eastAsia="Times New Roman" w:hAnsi="Consolas" w:cs="Times New Roman"/>
+                <w:color w:val="A709F5"/>
+                <w:kern w:val="0"/>
+                <w:sz w:val="16"/>
+                <w:szCs w:val="16"/>
+                <w14:ligatures w14:val="none"/>
+              </w:rPr>
+              <w:t>trinh</w:t>
+            </w:r>
+            <w:proofErr w:type="spellEnd"/>
+            <w:r>
+              <w:rPr>
+                <w:rFonts w:ascii="Consolas" w:eastAsia="Times New Roman" w:hAnsi="Consolas" w:cs="Times New Roman"/>
+                <w:color w:val="A709F5"/>
+                <w:kern w:val="0"/>
+                <w:sz w:val="16"/>
+                <w:szCs w:val="16"/>
+                <w14:ligatures w14:val="none"/>
+              </w:rPr>
+              <w:t xml:space="preserve"> co 2 </w:t>
+            </w:r>
+            <w:proofErr w:type="spellStart"/>
+            <w:r>
+              <w:rPr>
+                <w:rFonts w:ascii="Consolas" w:eastAsia="Times New Roman" w:hAnsi="Consolas" w:cs="Times New Roman"/>
+                <w:color w:val="A709F5"/>
+                <w:kern w:val="0"/>
+                <w:sz w:val="16"/>
+                <w:szCs w:val="16"/>
+                <w14:ligatures w14:val="none"/>
+              </w:rPr>
+              <w:t>nghiem</w:t>
+            </w:r>
+            <w:proofErr w:type="spellEnd"/>
+            <w:r>
+              <w:rPr>
+                <w:rFonts w:ascii="Consolas" w:eastAsia="Times New Roman" w:hAnsi="Consolas" w:cs="Times New Roman"/>
+                <w:color w:val="A709F5"/>
+                <w:kern w:val="0"/>
+                <w:sz w:val="16"/>
+                <w:szCs w:val="16"/>
+                <w14:ligatures w14:val="none"/>
+              </w:rPr>
+              <w:t xml:space="preserve"> x1= </w:t>
             </w:r>
             <w:proofErr w:type="gramStart"/>
             <w:r>
@@ -4400,7 +5836,31 @@
                 <w:szCs w:val="16"/>
                 <w14:ligatures w14:val="none"/>
               </w:rPr>
-              <w:t>' va x2= '</w:t>
+              <w:t xml:space="preserve">' </w:t>
+            </w:r>
+            <w:proofErr w:type="spellStart"/>
+            <w:r>
+              <w:rPr>
+                <w:rFonts w:ascii="Consolas" w:eastAsia="Times New Roman" w:hAnsi="Consolas" w:cs="Times New Roman"/>
+                <w:color w:val="A709F5"/>
+                <w:kern w:val="0"/>
+                <w:sz w:val="16"/>
+                <w:szCs w:val="16"/>
+                <w14:ligatures w14:val="none"/>
+              </w:rPr>
+              <w:t>va</w:t>
+            </w:r>
+            <w:proofErr w:type="spellEnd"/>
+            <w:r>
+              <w:rPr>
+                <w:rFonts w:ascii="Consolas" w:eastAsia="Times New Roman" w:hAnsi="Consolas" w:cs="Times New Roman"/>
+                <w:color w:val="A709F5"/>
+                <w:kern w:val="0"/>
+                <w:sz w:val="16"/>
+                <w:szCs w:val="16"/>
+                <w14:ligatures w14:val="none"/>
+              </w:rPr>
+              <w:t xml:space="preserve"> x2= '</w:t>
             </w:r>
             <w:r>
               <w:rPr>
@@ -5095,7 +6555,31 @@
                 <w:szCs w:val="16"/>
                 <w14:ligatures w14:val="none"/>
               </w:rPr>
-              <w:t xml:space="preserve">'ro' </w:t>
+              <w:t>'</w:t>
+            </w:r>
+            <w:proofErr w:type="spellStart"/>
+            <w:r>
+              <w:rPr>
+                <w:rFonts w:ascii="Consolas" w:eastAsia="Times New Roman" w:hAnsi="Consolas" w:cs="Times New Roman"/>
+                <w:color w:val="A709F5"/>
+                <w:kern w:val="0"/>
+                <w:sz w:val="16"/>
+                <w:szCs w:val="16"/>
+                <w14:ligatures w14:val="none"/>
+              </w:rPr>
+              <w:t>ro</w:t>
+            </w:r>
+            <w:proofErr w:type="spellEnd"/>
+            <w:r>
+              <w:rPr>
+                <w:rFonts w:ascii="Consolas" w:eastAsia="Times New Roman" w:hAnsi="Consolas" w:cs="Times New Roman"/>
+                <w:color w:val="A709F5"/>
+                <w:kern w:val="0"/>
+                <w:sz w:val="16"/>
+                <w:szCs w:val="16"/>
+                <w14:ligatures w14:val="none"/>
+              </w:rPr>
+              <w:t xml:space="preserve">' </w:t>
             </w:r>
             <w:r>
               <w:rPr>
@@ -5116,7 +6600,31 @@
                 <w:szCs w:val="16"/>
                 <w14:ligatures w14:val="none"/>
               </w:rPr>
-              <w:t xml:space="preserve">'markersize' </w:t>
+              <w:t>'</w:t>
+            </w:r>
+            <w:proofErr w:type="spellStart"/>
+            <w:r>
+              <w:rPr>
+                <w:rFonts w:ascii="Consolas" w:eastAsia="Times New Roman" w:hAnsi="Consolas" w:cs="Times New Roman"/>
+                <w:color w:val="A709F5"/>
+                <w:kern w:val="0"/>
+                <w:sz w:val="16"/>
+                <w:szCs w:val="16"/>
+                <w14:ligatures w14:val="none"/>
+              </w:rPr>
+              <w:t>markersize</w:t>
+            </w:r>
+            <w:proofErr w:type="spellEnd"/>
+            <w:r>
+              <w:rPr>
+                <w:rFonts w:ascii="Consolas" w:eastAsia="Times New Roman" w:hAnsi="Consolas" w:cs="Times New Roman"/>
+                <w:color w:val="A709F5"/>
+                <w:kern w:val="0"/>
+                <w:sz w:val="16"/>
+                <w:szCs w:val="16"/>
+                <w14:ligatures w14:val="none"/>
+              </w:rPr>
+              <w:t xml:space="preserve">' </w:t>
             </w:r>
             <w:r>
               <w:rPr>
@@ -5137,7 +6645,31 @@
                 <w:szCs w:val="16"/>
                 <w14:ligatures w14:val="none"/>
               </w:rPr>
-              <w:t>'markerfacecolor'</w:t>
+              <w:t>'</w:t>
+            </w:r>
+            <w:proofErr w:type="spellStart"/>
+            <w:r>
+              <w:rPr>
+                <w:rFonts w:ascii="Consolas" w:eastAsia="Times New Roman" w:hAnsi="Consolas" w:cs="Times New Roman"/>
+                <w:color w:val="A709F5"/>
+                <w:kern w:val="0"/>
+                <w:sz w:val="16"/>
+                <w:szCs w:val="16"/>
+                <w14:ligatures w14:val="none"/>
+              </w:rPr>
+              <w:t>markerfacecolor</w:t>
+            </w:r>
+            <w:proofErr w:type="spellEnd"/>
+            <w:r>
+              <w:rPr>
+                <w:rFonts w:ascii="Consolas" w:eastAsia="Times New Roman" w:hAnsi="Consolas" w:cs="Times New Roman"/>
+                <w:color w:val="A709F5"/>
+                <w:kern w:val="0"/>
+                <w:sz w:val="16"/>
+                <w:szCs w:val="16"/>
+                <w14:ligatures w14:val="none"/>
+              </w:rPr>
+              <w:t>'</w:t>
             </w:r>
             <w:r>
               <w:rPr>
@@ -5259,7 +6791,199 @@
                 <w:szCs w:val="16"/>
                 <w14:ligatures w14:val="none"/>
               </w:rPr>
-              <w:t xml:space="preserve">% Vẽ đồ thị, trục hoành, tên đồ thị </w:t>
+              <w:t xml:space="preserve">% </w:t>
+            </w:r>
+            <w:proofErr w:type="spellStart"/>
+            <w:r>
+              <w:rPr>
+                <w:rFonts w:ascii="Consolas" w:eastAsia="Times New Roman" w:hAnsi="Consolas" w:cs="Times New Roman"/>
+                <w:color w:val="008013"/>
+                <w:kern w:val="0"/>
+                <w:sz w:val="16"/>
+                <w:szCs w:val="16"/>
+                <w14:ligatures w14:val="none"/>
+              </w:rPr>
+              <w:t>Vẽ</w:t>
+            </w:r>
+            <w:proofErr w:type="spellEnd"/>
+            <w:r>
+              <w:rPr>
+                <w:rFonts w:ascii="Consolas" w:eastAsia="Times New Roman" w:hAnsi="Consolas" w:cs="Times New Roman"/>
+                <w:color w:val="008013"/>
+                <w:kern w:val="0"/>
+                <w:sz w:val="16"/>
+                <w:szCs w:val="16"/>
+                <w14:ligatures w14:val="none"/>
+              </w:rPr>
+              <w:t xml:space="preserve"> </w:t>
+            </w:r>
+            <w:proofErr w:type="spellStart"/>
+            <w:r>
+              <w:rPr>
+                <w:rFonts w:ascii="Consolas" w:eastAsia="Times New Roman" w:hAnsi="Consolas" w:cs="Times New Roman"/>
+                <w:color w:val="008013"/>
+                <w:kern w:val="0"/>
+                <w:sz w:val="16"/>
+                <w:szCs w:val="16"/>
+                <w14:ligatures w14:val="none"/>
+              </w:rPr>
+              <w:t>đồ</w:t>
+            </w:r>
+            <w:proofErr w:type="spellEnd"/>
+            <w:r>
+              <w:rPr>
+                <w:rFonts w:ascii="Consolas" w:eastAsia="Times New Roman" w:hAnsi="Consolas" w:cs="Times New Roman"/>
+                <w:color w:val="008013"/>
+                <w:kern w:val="0"/>
+                <w:sz w:val="16"/>
+                <w:szCs w:val="16"/>
+                <w14:ligatures w14:val="none"/>
+              </w:rPr>
+              <w:t xml:space="preserve"> </w:t>
+            </w:r>
+            <w:proofErr w:type="spellStart"/>
+            <w:r>
+              <w:rPr>
+                <w:rFonts w:ascii="Consolas" w:eastAsia="Times New Roman" w:hAnsi="Consolas" w:cs="Times New Roman"/>
+                <w:color w:val="008013"/>
+                <w:kern w:val="0"/>
+                <w:sz w:val="16"/>
+                <w:szCs w:val="16"/>
+                <w14:ligatures w14:val="none"/>
+              </w:rPr>
+              <w:t>thị</w:t>
+            </w:r>
+            <w:proofErr w:type="spellEnd"/>
+            <w:r>
+              <w:rPr>
+                <w:rFonts w:ascii="Consolas" w:eastAsia="Times New Roman" w:hAnsi="Consolas" w:cs="Times New Roman"/>
+                <w:color w:val="008013"/>
+                <w:kern w:val="0"/>
+                <w:sz w:val="16"/>
+                <w:szCs w:val="16"/>
+                <w14:ligatures w14:val="none"/>
+              </w:rPr>
+              <w:t xml:space="preserve">, </w:t>
+            </w:r>
+            <w:proofErr w:type="spellStart"/>
+            <w:r>
+              <w:rPr>
+                <w:rFonts w:ascii="Consolas" w:eastAsia="Times New Roman" w:hAnsi="Consolas" w:cs="Times New Roman"/>
+                <w:color w:val="008013"/>
+                <w:kern w:val="0"/>
+                <w:sz w:val="16"/>
+                <w:szCs w:val="16"/>
+                <w14:ligatures w14:val="none"/>
+              </w:rPr>
+              <w:t>trục</w:t>
+            </w:r>
+            <w:proofErr w:type="spellEnd"/>
+            <w:r>
+              <w:rPr>
+                <w:rFonts w:ascii="Consolas" w:eastAsia="Times New Roman" w:hAnsi="Consolas" w:cs="Times New Roman"/>
+                <w:color w:val="008013"/>
+                <w:kern w:val="0"/>
+                <w:sz w:val="16"/>
+                <w:szCs w:val="16"/>
+                <w14:ligatures w14:val="none"/>
+              </w:rPr>
+              <w:t xml:space="preserve"> </w:t>
+            </w:r>
+            <w:proofErr w:type="spellStart"/>
+            <w:r>
+              <w:rPr>
+                <w:rFonts w:ascii="Consolas" w:eastAsia="Times New Roman" w:hAnsi="Consolas" w:cs="Times New Roman"/>
+                <w:color w:val="008013"/>
+                <w:kern w:val="0"/>
+                <w:sz w:val="16"/>
+                <w:szCs w:val="16"/>
+                <w14:ligatures w14:val="none"/>
+              </w:rPr>
+              <w:t>hoành</w:t>
+            </w:r>
+            <w:proofErr w:type="spellEnd"/>
+            <w:r>
+              <w:rPr>
+                <w:rFonts w:ascii="Consolas" w:eastAsia="Times New Roman" w:hAnsi="Consolas" w:cs="Times New Roman"/>
+                <w:color w:val="008013"/>
+                <w:kern w:val="0"/>
+                <w:sz w:val="16"/>
+                <w:szCs w:val="16"/>
+                <w14:ligatures w14:val="none"/>
+              </w:rPr>
+              <w:t xml:space="preserve">, </w:t>
+            </w:r>
+            <w:proofErr w:type="spellStart"/>
+            <w:r>
+              <w:rPr>
+                <w:rFonts w:ascii="Consolas" w:eastAsia="Times New Roman" w:hAnsi="Consolas" w:cs="Times New Roman"/>
+                <w:color w:val="008013"/>
+                <w:kern w:val="0"/>
+                <w:sz w:val="16"/>
+                <w:szCs w:val="16"/>
+                <w14:ligatures w14:val="none"/>
+              </w:rPr>
+              <w:t>tên</w:t>
+            </w:r>
+            <w:proofErr w:type="spellEnd"/>
+            <w:r>
+              <w:rPr>
+                <w:rFonts w:ascii="Consolas" w:eastAsia="Times New Roman" w:hAnsi="Consolas" w:cs="Times New Roman"/>
+                <w:color w:val="008013"/>
+                <w:kern w:val="0"/>
+                <w:sz w:val="16"/>
+                <w:szCs w:val="16"/>
+                <w14:ligatures w14:val="none"/>
+              </w:rPr>
+              <w:t xml:space="preserve"> </w:t>
+            </w:r>
+            <w:proofErr w:type="spellStart"/>
+            <w:r>
+              <w:rPr>
+                <w:rFonts w:ascii="Consolas" w:eastAsia="Times New Roman" w:hAnsi="Consolas" w:cs="Times New Roman"/>
+                <w:color w:val="008013"/>
+                <w:kern w:val="0"/>
+                <w:sz w:val="16"/>
+                <w:szCs w:val="16"/>
+                <w14:ligatures w14:val="none"/>
+              </w:rPr>
+              <w:t>đồ</w:t>
+            </w:r>
+            <w:proofErr w:type="spellEnd"/>
+            <w:r>
+              <w:rPr>
+                <w:rFonts w:ascii="Consolas" w:eastAsia="Times New Roman" w:hAnsi="Consolas" w:cs="Times New Roman"/>
+                <w:color w:val="008013"/>
+                <w:kern w:val="0"/>
+                <w:sz w:val="16"/>
+                <w:szCs w:val="16"/>
+                <w14:ligatures w14:val="none"/>
+              </w:rPr>
+              <w:t xml:space="preserve"> </w:t>
+            </w:r>
+            <w:proofErr w:type="spellStart"/>
+            <w:r>
+              <w:rPr>
+                <w:rFonts w:ascii="Consolas" w:eastAsia="Times New Roman" w:hAnsi="Consolas" w:cs="Times New Roman"/>
+                <w:color w:val="008013"/>
+                <w:kern w:val="0"/>
+                <w:sz w:val="16"/>
+                <w:szCs w:val="16"/>
+                <w14:ligatures w14:val="none"/>
+              </w:rPr>
+              <w:t>thị</w:t>
+            </w:r>
+            <w:proofErr w:type="spellEnd"/>
+            <w:r>
+              <w:rPr>
+                <w:rFonts w:ascii="Consolas" w:eastAsia="Times New Roman" w:hAnsi="Consolas" w:cs="Times New Roman"/>
+                <w:color w:val="008013"/>
+                <w:kern w:val="0"/>
+                <w:sz w:val="16"/>
+                <w:szCs w:val="16"/>
+                <w14:ligatures w14:val="none"/>
+              </w:rPr>
+              <w:t xml:space="preserve"> </w:t>
             </w:r>
           </w:p>
           <w:p>
@@ -5378,7 +7102,103 @@
                 <w:szCs w:val="16"/>
                 <w14:ligatures w14:val="none"/>
               </w:rPr>
-              <w:t xml:space="preserve">'Đồ thị phương trình </w:t>
+              <w:t>'</w:t>
+            </w:r>
+            <w:proofErr w:type="spellStart"/>
+            <w:r>
+              <w:rPr>
+                <w:rFonts w:ascii="Consolas" w:eastAsia="Times New Roman" w:hAnsi="Consolas" w:cs="Times New Roman"/>
+                <w:color w:val="A709F5"/>
+                <w:kern w:val="0"/>
+                <w:sz w:val="16"/>
+                <w:szCs w:val="16"/>
+                <w14:ligatures w14:val="none"/>
+              </w:rPr>
+              <w:t>Đồ</w:t>
+            </w:r>
+            <w:proofErr w:type="spellEnd"/>
+            <w:r>
+              <w:rPr>
+                <w:rFonts w:ascii="Consolas" w:eastAsia="Times New Roman" w:hAnsi="Consolas" w:cs="Times New Roman"/>
+                <w:color w:val="A709F5"/>
+                <w:kern w:val="0"/>
+                <w:sz w:val="16"/>
+                <w:szCs w:val="16"/>
+                <w14:ligatures w14:val="none"/>
+              </w:rPr>
+              <w:t xml:space="preserve"> </w:t>
+            </w:r>
+            <w:proofErr w:type="spellStart"/>
+            <w:r>
+              <w:rPr>
+                <w:rFonts w:ascii="Consolas" w:eastAsia="Times New Roman" w:hAnsi="Consolas" w:cs="Times New Roman"/>
+                <w:color w:val="A709F5"/>
+                <w:kern w:val="0"/>
+                <w:sz w:val="16"/>
+                <w:szCs w:val="16"/>
+                <w14:ligatures w14:val="none"/>
+              </w:rPr>
+              <w:t>thị</w:t>
+            </w:r>
+            <w:proofErr w:type="spellEnd"/>
+            <w:r>
+              <w:rPr>
+                <w:rFonts w:ascii="Consolas" w:eastAsia="Times New Roman" w:hAnsi="Consolas" w:cs="Times New Roman"/>
+                <w:color w:val="A709F5"/>
+                <w:kern w:val="0"/>
+                <w:sz w:val="16"/>
+                <w:szCs w:val="16"/>
+                <w14:ligatures w14:val="none"/>
+              </w:rPr>
+              <w:t xml:space="preserve"> </w:t>
+            </w:r>
+            <w:proofErr w:type="spellStart"/>
+            <w:r>
+              <w:rPr>
+                <w:rFonts w:ascii="Consolas" w:eastAsia="Times New Roman" w:hAnsi="Consolas" w:cs="Times New Roman"/>
+                <w:color w:val="A709F5"/>
+                <w:kern w:val="0"/>
+                <w:sz w:val="16"/>
+                <w:szCs w:val="16"/>
+                <w14:ligatures w14:val="none"/>
+              </w:rPr>
+              <w:t>phương</w:t>
+            </w:r>
+            <w:proofErr w:type="spellEnd"/>
+            <w:r>
+              <w:rPr>
+                <w:rFonts w:ascii="Consolas" w:eastAsia="Times New Roman" w:hAnsi="Consolas" w:cs="Times New Roman"/>
+                <w:color w:val="A709F5"/>
+                <w:kern w:val="0"/>
+                <w:sz w:val="16"/>
+                <w:szCs w:val="16"/>
+                <w14:ligatures w14:val="none"/>
+              </w:rPr>
+              <w:t xml:space="preserve"> </w:t>
+            </w:r>
+            <w:proofErr w:type="spellStart"/>
+            <w:r>
+              <w:rPr>
+                <w:rFonts w:ascii="Consolas" w:eastAsia="Times New Roman" w:hAnsi="Consolas" w:cs="Times New Roman"/>
+                <w:color w:val="A709F5"/>
+                <w:kern w:val="0"/>
+                <w:sz w:val="16"/>
+                <w:szCs w:val="16"/>
+                <w14:ligatures w14:val="none"/>
+              </w:rPr>
+              <w:t>trình</w:t>
+            </w:r>
+            <w:proofErr w:type="spellEnd"/>
+            <w:r>
+              <w:rPr>
+                <w:rFonts w:ascii="Consolas" w:eastAsia="Times New Roman" w:hAnsi="Consolas" w:cs="Times New Roman"/>
+                <w:color w:val="A709F5"/>
+                <w:kern w:val="0"/>
+                <w:sz w:val="16"/>
+                <w:szCs w:val="16"/>
+                <w14:ligatures w14:val="none"/>
+              </w:rPr>
+              <w:t xml:space="preserve"> </w:t>
             </w:r>
             <w:proofErr w:type="gramStart"/>
             <w:r>
@@ -5596,7 +7416,31 @@
                 <w:szCs w:val="16"/>
                 <w14:ligatures w14:val="none"/>
               </w:rPr>
-              <w:t>'LineWidth'</w:t>
+              <w:t>'</w:t>
+            </w:r>
+            <w:proofErr w:type="spellStart"/>
+            <w:r>
+              <w:rPr>
+                <w:rFonts w:ascii="Consolas" w:eastAsia="Times New Roman" w:hAnsi="Consolas" w:cs="Times New Roman"/>
+                <w:color w:val="A709F5"/>
+                <w:kern w:val="0"/>
+                <w:sz w:val="16"/>
+                <w:szCs w:val="16"/>
+                <w14:ligatures w14:val="none"/>
+              </w:rPr>
+              <w:t>LineWidth</w:t>
+            </w:r>
+            <w:proofErr w:type="spellEnd"/>
+            <w:r>
+              <w:rPr>
+                <w:rFonts w:ascii="Consolas" w:eastAsia="Times New Roman" w:hAnsi="Consolas" w:cs="Times New Roman"/>
+                <w:color w:val="A709F5"/>
+                <w:kern w:val="0"/>
+                <w:sz w:val="16"/>
+                <w:szCs w:val="16"/>
+                <w14:ligatures w14:val="none"/>
+              </w:rPr>
+              <w:t>'</w:t>
             </w:r>
             <w:r>
               <w:rPr>
@@ -5737,7 +7581,31 @@
                 <w:szCs w:val="16"/>
                 <w14:ligatures w14:val="none"/>
               </w:rPr>
-              <w:t>'LineWidth'</w:t>
+              <w:t>'</w:t>
+            </w:r>
+            <w:proofErr w:type="spellStart"/>
+            <w:r>
+              <w:rPr>
+                <w:rFonts w:ascii="Consolas" w:eastAsia="Times New Roman" w:hAnsi="Consolas" w:cs="Times New Roman"/>
+                <w:color w:val="A709F5"/>
+                <w:kern w:val="0"/>
+                <w:sz w:val="16"/>
+                <w:szCs w:val="16"/>
+                <w14:ligatures w14:val="none"/>
+              </w:rPr>
+              <w:t>LineWidth</w:t>
+            </w:r>
+            <w:proofErr w:type="spellEnd"/>
+            <w:r>
+              <w:rPr>
+                <w:rFonts w:ascii="Consolas" w:eastAsia="Times New Roman" w:hAnsi="Consolas" w:cs="Times New Roman"/>
+                <w:color w:val="A709F5"/>
+                <w:kern w:val="0"/>
+                <w:sz w:val="16"/>
+                <w:szCs w:val="16"/>
+                <w14:ligatures w14:val="none"/>
+              </w:rPr>
+              <w:t>'</w:t>
             </w:r>
             <w:r>
               <w:rPr>
@@ -6099,7 +7967,7 @@
           <v:shape id="_x0000_i1027" type="#_x0000_t75" style="width:22.35pt;height:16.35pt" o:ole="">
             <v:imagedata r:id="rId22" o:title=""/>
           </v:shape>
-          <o:OLEObject Type="Embed" ProgID="Equation.DSMT4" ShapeID="_x0000_i1027" DrawAspect="Content" ObjectID="_1823871559" r:id="rId23"/>
+          <o:OLEObject Type="Embed" ProgID="Equation.DSMT4" ShapeID="_x0000_i1027" DrawAspect="Content" ObjectID="_1823878722" r:id="rId23"/>
         </w:object>
       </w:r>
       <w:r>
@@ -6117,7 +7985,7 @@
           <v:shape id="_x0000_i1028" type="#_x0000_t75" style="width:27.25pt;height:15.25pt" o:ole="">
             <v:imagedata r:id="rId24" o:title=""/>
           </v:shape>
-          <o:OLEObject Type="Embed" ProgID="Equation.DSMT4" ShapeID="_x0000_i1028" DrawAspect="Content" ObjectID="_1823871560" r:id="rId25"/>
+          <o:OLEObject Type="Embed" ProgID="Equation.DSMT4" ShapeID="_x0000_i1028" DrawAspect="Content" ObjectID="_1823878723" r:id="rId25"/>
         </w:object>
       </w:r>
       <w:r>
@@ -6208,15 +8076,27 @@
                 <w14:ligatures w14:val="none"/>
               </w:rPr>
             </w:pPr>
-            <w:r>
-              <w:rPr>
-                <w:rFonts w:ascii="Consolas" w:eastAsia="Times New Roman" w:hAnsi="Consolas" w:cs="Times New Roman"/>
-                <w:kern w:val="0"/>
-                <w:sz w:val="16"/>
-                <w:szCs w:val="16"/>
-                <w14:ligatures w14:val="none"/>
-              </w:rPr>
-              <w:t>clc;</w:t>
+            <w:proofErr w:type="spellStart"/>
+            <w:r>
+              <w:rPr>
+                <w:rFonts w:ascii="Consolas" w:eastAsia="Times New Roman" w:hAnsi="Consolas" w:cs="Times New Roman"/>
+                <w:kern w:val="0"/>
+                <w:sz w:val="16"/>
+                <w:szCs w:val="16"/>
+                <w14:ligatures w14:val="none"/>
+              </w:rPr>
+              <w:t>clc</w:t>
+            </w:r>
+            <w:proofErr w:type="spellEnd"/>
+            <w:r>
+              <w:rPr>
+                <w:rFonts w:ascii="Consolas" w:eastAsia="Times New Roman" w:hAnsi="Consolas" w:cs="Times New Roman"/>
+                <w:kern w:val="0"/>
+                <w:sz w:val="16"/>
+                <w:szCs w:val="16"/>
+                <w14:ligatures w14:val="none"/>
+              </w:rPr>
+              <w:t>;</w:t>
             </w:r>
           </w:p>
           <w:p>
@@ -6294,7 +8174,103 @@
                 <w:szCs w:val="16"/>
                 <w14:ligatures w14:val="none"/>
               </w:rPr>
-              <w:t>% Nhập vận tốc ban đầu (m/s)</w:t>
+              <w:t xml:space="preserve">% </w:t>
+            </w:r>
+            <w:proofErr w:type="spellStart"/>
+            <w:r>
+              <w:rPr>
+                <w:rFonts w:ascii="Consolas" w:eastAsia="Times New Roman" w:hAnsi="Consolas" w:cs="Times New Roman"/>
+                <w:color w:val="008013"/>
+                <w:kern w:val="0"/>
+                <w:sz w:val="16"/>
+                <w:szCs w:val="16"/>
+                <w14:ligatures w14:val="none"/>
+              </w:rPr>
+              <w:t>Nhập</w:t>
+            </w:r>
+            <w:proofErr w:type="spellEnd"/>
+            <w:r>
+              <w:rPr>
+                <w:rFonts w:ascii="Consolas" w:eastAsia="Times New Roman" w:hAnsi="Consolas" w:cs="Times New Roman"/>
+                <w:color w:val="008013"/>
+                <w:kern w:val="0"/>
+                <w:sz w:val="16"/>
+                <w:szCs w:val="16"/>
+                <w14:ligatures w14:val="none"/>
+              </w:rPr>
+              <w:t xml:space="preserve"> </w:t>
+            </w:r>
+            <w:proofErr w:type="spellStart"/>
+            <w:r>
+              <w:rPr>
+                <w:rFonts w:ascii="Consolas" w:eastAsia="Times New Roman" w:hAnsi="Consolas" w:cs="Times New Roman"/>
+                <w:color w:val="008013"/>
+                <w:kern w:val="0"/>
+                <w:sz w:val="16"/>
+                <w:szCs w:val="16"/>
+                <w14:ligatures w14:val="none"/>
+              </w:rPr>
+              <w:t>vận</w:t>
+            </w:r>
+            <w:proofErr w:type="spellEnd"/>
+            <w:r>
+              <w:rPr>
+                <w:rFonts w:ascii="Consolas" w:eastAsia="Times New Roman" w:hAnsi="Consolas" w:cs="Times New Roman"/>
+                <w:color w:val="008013"/>
+                <w:kern w:val="0"/>
+                <w:sz w:val="16"/>
+                <w:szCs w:val="16"/>
+                <w14:ligatures w14:val="none"/>
+              </w:rPr>
+              <w:t xml:space="preserve"> </w:t>
+            </w:r>
+            <w:proofErr w:type="spellStart"/>
+            <w:r>
+              <w:rPr>
+                <w:rFonts w:ascii="Consolas" w:eastAsia="Times New Roman" w:hAnsi="Consolas" w:cs="Times New Roman"/>
+                <w:color w:val="008013"/>
+                <w:kern w:val="0"/>
+                <w:sz w:val="16"/>
+                <w:szCs w:val="16"/>
+                <w14:ligatures w14:val="none"/>
+              </w:rPr>
+              <w:t>tốc</w:t>
+            </w:r>
+            <w:proofErr w:type="spellEnd"/>
+            <w:r>
+              <w:rPr>
+                <w:rFonts w:ascii="Consolas" w:eastAsia="Times New Roman" w:hAnsi="Consolas" w:cs="Times New Roman"/>
+                <w:color w:val="008013"/>
+                <w:kern w:val="0"/>
+                <w:sz w:val="16"/>
+                <w:szCs w:val="16"/>
+                <w14:ligatures w14:val="none"/>
+              </w:rPr>
+              <w:t xml:space="preserve"> ban </w:t>
+            </w:r>
+            <w:proofErr w:type="spellStart"/>
+            <w:r>
+              <w:rPr>
+                <w:rFonts w:ascii="Consolas" w:eastAsia="Times New Roman" w:hAnsi="Consolas" w:cs="Times New Roman"/>
+                <w:color w:val="008013"/>
+                <w:kern w:val="0"/>
+                <w:sz w:val="16"/>
+                <w:szCs w:val="16"/>
+                <w14:ligatures w14:val="none"/>
+              </w:rPr>
+              <w:t>đầu</w:t>
+            </w:r>
+            <w:proofErr w:type="spellEnd"/>
+            <w:r>
+              <w:rPr>
+                <w:rFonts w:ascii="Consolas" w:eastAsia="Times New Roman" w:hAnsi="Consolas" w:cs="Times New Roman"/>
+                <w:color w:val="008013"/>
+                <w:kern w:val="0"/>
+                <w:sz w:val="16"/>
+                <w:szCs w:val="16"/>
+                <w14:ligatures w14:val="none"/>
+              </w:rPr>
+              <w:t xml:space="preserve"> (m/s)</w:t>
             </w:r>
           </w:p>
           <w:p>
@@ -6339,7 +8315,55 @@
                 <w:szCs w:val="16"/>
                 <w14:ligatures w14:val="none"/>
               </w:rPr>
-              <w:t>'Nhap van toc ban dau (m/s): '</w:t>
+              <w:t>'</w:t>
+            </w:r>
+            <w:proofErr w:type="spellStart"/>
+            <w:r>
+              <w:rPr>
+                <w:rFonts w:ascii="Consolas" w:eastAsia="Times New Roman" w:hAnsi="Consolas" w:cs="Times New Roman"/>
+                <w:color w:val="A709F5"/>
+                <w:kern w:val="0"/>
+                <w:sz w:val="16"/>
+                <w:szCs w:val="16"/>
+                <w14:ligatures w14:val="none"/>
+              </w:rPr>
+              <w:t>Nhap</w:t>
+            </w:r>
+            <w:proofErr w:type="spellEnd"/>
+            <w:r>
+              <w:rPr>
+                <w:rFonts w:ascii="Consolas" w:eastAsia="Times New Roman" w:hAnsi="Consolas" w:cs="Times New Roman"/>
+                <w:color w:val="A709F5"/>
+                <w:kern w:val="0"/>
+                <w:sz w:val="16"/>
+                <w:szCs w:val="16"/>
+                <w14:ligatures w14:val="none"/>
+              </w:rPr>
+              <w:t xml:space="preserve"> van toc ban </w:t>
+            </w:r>
+            <w:proofErr w:type="spellStart"/>
+            <w:r>
+              <w:rPr>
+                <w:rFonts w:ascii="Consolas" w:eastAsia="Times New Roman" w:hAnsi="Consolas" w:cs="Times New Roman"/>
+                <w:color w:val="A709F5"/>
+                <w:kern w:val="0"/>
+                <w:sz w:val="16"/>
+                <w:szCs w:val="16"/>
+                <w14:ligatures w14:val="none"/>
+              </w:rPr>
+              <w:t>dau</w:t>
+            </w:r>
+            <w:proofErr w:type="spellEnd"/>
+            <w:r>
+              <w:rPr>
+                <w:rFonts w:ascii="Consolas" w:eastAsia="Times New Roman" w:hAnsi="Consolas" w:cs="Times New Roman"/>
+                <w:color w:val="A709F5"/>
+                <w:kern w:val="0"/>
+                <w:sz w:val="16"/>
+                <w:szCs w:val="16"/>
+                <w14:ligatures w14:val="none"/>
+              </w:rPr>
+              <w:t xml:space="preserve"> (m/s): '</w:t>
             </w:r>
             <w:r>
               <w:rPr>
@@ -6387,6 +8411,7 @@
               </w:rPr>
               <w:t xml:space="preserve">% </w:t>
             </w:r>
+            <w:proofErr w:type="spellStart"/>
             <w:r>
               <w:rPr>
                 <w:rFonts w:ascii="Consolas" w:eastAsia="Times New Roman" w:hAnsi="Consolas" w:cs="Times New Roman"/>
@@ -6398,6 +8423,7 @@
               </w:rPr>
               <w:t>Điều</w:t>
             </w:r>
+            <w:proofErr w:type="spellEnd"/>
             <w:r>
               <w:rPr>
                 <w:rFonts w:ascii="Consolas" w:eastAsia="Times New Roman" w:hAnsi="Consolas" w:cs="Times New Roman"/>
@@ -6444,15 +8470,27 @@
                 <w14:ligatures w14:val="none"/>
               </w:rPr>
             </w:pPr>
-            <w:r>
-              <w:rPr>
-                <w:rFonts w:ascii="Consolas" w:eastAsia="Times New Roman" w:hAnsi="Consolas" w:cs="Times New Roman"/>
-                <w:kern w:val="0"/>
-                <w:sz w:val="16"/>
-                <w:szCs w:val="16"/>
-                <w14:ligatures w14:val="none"/>
-              </w:rPr>
-              <w:t>alpha_rad = deg2</w:t>
+            <w:proofErr w:type="spellStart"/>
+            <w:r>
+              <w:rPr>
+                <w:rFonts w:ascii="Consolas" w:eastAsia="Times New Roman" w:hAnsi="Consolas" w:cs="Times New Roman"/>
+                <w:kern w:val="0"/>
+                <w:sz w:val="16"/>
+                <w:szCs w:val="16"/>
+                <w14:ligatures w14:val="none"/>
+              </w:rPr>
+              <w:t>alpha_rad</w:t>
+            </w:r>
+            <w:proofErr w:type="spellEnd"/>
+            <w:r>
+              <w:rPr>
+                <w:rFonts w:ascii="Consolas" w:eastAsia="Times New Roman" w:hAnsi="Consolas" w:cs="Times New Roman"/>
+                <w:kern w:val="0"/>
+                <w:sz w:val="16"/>
+                <w:szCs w:val="16"/>
+                <w14:ligatures w14:val="none"/>
+              </w:rPr>
+              <w:t xml:space="preserve"> = deg2</w:t>
             </w:r>
             <w:proofErr w:type="gramStart"/>
             <w:r>
@@ -6509,7 +8547,79 @@
                 <w:szCs w:val="16"/>
                 <w14:ligatures w14:val="none"/>
               </w:rPr>
-              <w:t>% Gia tốc trọng trường (m/s^2)</w:t>
+              <w:t xml:space="preserve">% Gia </w:t>
+            </w:r>
+            <w:proofErr w:type="spellStart"/>
+            <w:r>
+              <w:rPr>
+                <w:rFonts w:ascii="Consolas" w:eastAsia="Times New Roman" w:hAnsi="Consolas" w:cs="Times New Roman"/>
+                <w:color w:val="008013"/>
+                <w:kern w:val="0"/>
+                <w:sz w:val="16"/>
+                <w:szCs w:val="16"/>
+                <w14:ligatures w14:val="none"/>
+              </w:rPr>
+              <w:t>tốc</w:t>
+            </w:r>
+            <w:proofErr w:type="spellEnd"/>
+            <w:r>
+              <w:rPr>
+                <w:rFonts w:ascii="Consolas" w:eastAsia="Times New Roman" w:hAnsi="Consolas" w:cs="Times New Roman"/>
+                <w:color w:val="008013"/>
+                <w:kern w:val="0"/>
+                <w:sz w:val="16"/>
+                <w:szCs w:val="16"/>
+                <w14:ligatures w14:val="none"/>
+              </w:rPr>
+              <w:t xml:space="preserve"> </w:t>
+            </w:r>
+            <w:proofErr w:type="spellStart"/>
+            <w:r>
+              <w:rPr>
+                <w:rFonts w:ascii="Consolas" w:eastAsia="Times New Roman" w:hAnsi="Consolas" w:cs="Times New Roman"/>
+                <w:color w:val="008013"/>
+                <w:kern w:val="0"/>
+                <w:sz w:val="16"/>
+                <w:szCs w:val="16"/>
+                <w14:ligatures w14:val="none"/>
+              </w:rPr>
+              <w:t>trọng</w:t>
+            </w:r>
+            <w:proofErr w:type="spellEnd"/>
+            <w:r>
+              <w:rPr>
+                <w:rFonts w:ascii="Consolas" w:eastAsia="Times New Roman" w:hAnsi="Consolas" w:cs="Times New Roman"/>
+                <w:color w:val="008013"/>
+                <w:kern w:val="0"/>
+                <w:sz w:val="16"/>
+                <w:szCs w:val="16"/>
+                <w14:ligatures w14:val="none"/>
+              </w:rPr>
+              <w:t xml:space="preserve"> </w:t>
+            </w:r>
+            <w:proofErr w:type="spellStart"/>
+            <w:r>
+              <w:rPr>
+                <w:rFonts w:ascii="Consolas" w:eastAsia="Times New Roman" w:hAnsi="Consolas" w:cs="Times New Roman"/>
+                <w:color w:val="008013"/>
+                <w:kern w:val="0"/>
+                <w:sz w:val="16"/>
+                <w:szCs w:val="16"/>
+                <w14:ligatures w14:val="none"/>
+              </w:rPr>
+              <w:t>trường</w:t>
+            </w:r>
+            <w:proofErr w:type="spellEnd"/>
+            <w:r>
+              <w:rPr>
+                <w:rFonts w:ascii="Consolas" w:eastAsia="Times New Roman" w:hAnsi="Consolas" w:cs="Times New Roman"/>
+                <w:color w:val="008013"/>
+                <w:kern w:val="0"/>
+                <w:sz w:val="16"/>
+                <w:szCs w:val="16"/>
+                <w14:ligatures w14:val="none"/>
+              </w:rPr>
+              <w:t xml:space="preserve"> (m/s^2)</w:t>
             </w:r>
           </w:p>
           <w:p>
@@ -6566,53 +8676,450 @@
                 <w:szCs w:val="16"/>
                 <w14:ligatures w14:val="none"/>
               </w:rPr>
-              <w:t>% Tính toán thời gian vật chạm đất (y = 0).</w:t>
-            </w:r>
-          </w:p>
-          <w:p>
-            <w:pPr>
-              <w:ind w:left="283"/>
-              <w:rPr>
-                <w:rFonts w:ascii="Consolas" w:eastAsia="Times New Roman" w:hAnsi="Consolas" w:cs="Times New Roman"/>
-                <w:kern w:val="0"/>
-                <w:sz w:val="16"/>
-                <w:szCs w:val="16"/>
-                <w14:ligatures w14:val="none"/>
-              </w:rPr>
-            </w:pPr>
-            <w:r>
-              <w:rPr>
-                <w:rFonts w:ascii="Consolas" w:eastAsia="Times New Roman" w:hAnsi="Consolas" w:cs="Times New Roman"/>
-                <w:color w:val="008013"/>
-                <w:kern w:val="0"/>
-                <w:sz w:val="16"/>
-                <w:szCs w:val="16"/>
-                <w14:ligatures w14:val="none"/>
-              </w:rPr>
-              <w:t>% Chọn chiều dương hướng xuống</w:t>
-            </w:r>
-          </w:p>
-          <w:p>
-            <w:pPr>
-              <w:ind w:left="283"/>
-              <w:rPr>
-                <w:rFonts w:ascii="Consolas" w:eastAsia="Times New Roman" w:hAnsi="Consolas" w:cs="Times New Roman"/>
-                <w:kern w:val="0"/>
-                <w:sz w:val="16"/>
-                <w:szCs w:val="16"/>
-                <w14:ligatures w14:val="none"/>
-              </w:rPr>
-            </w:pPr>
-            <w:r>
-              <w:rPr>
-                <w:rFonts w:ascii="Consolas" w:eastAsia="Times New Roman" w:hAnsi="Consolas" w:cs="Times New Roman"/>
-                <w:color w:val="008013"/>
-                <w:kern w:val="0"/>
-                <w:sz w:val="16"/>
-                <w:szCs w:val="16"/>
-                <w14:ligatures w14:val="none"/>
-              </w:rPr>
-              <w:t>% Giải phương trình bậc 2 theo t: (1/</w:t>
+              <w:t xml:space="preserve">% </w:t>
+            </w:r>
+            <w:proofErr w:type="spellStart"/>
+            <w:r>
+              <w:rPr>
+                <w:rFonts w:ascii="Consolas" w:eastAsia="Times New Roman" w:hAnsi="Consolas" w:cs="Times New Roman"/>
+                <w:color w:val="008013"/>
+                <w:kern w:val="0"/>
+                <w:sz w:val="16"/>
+                <w:szCs w:val="16"/>
+                <w14:ligatures w14:val="none"/>
+              </w:rPr>
+              <w:t>Tính</w:t>
+            </w:r>
+            <w:proofErr w:type="spellEnd"/>
+            <w:r>
+              <w:rPr>
+                <w:rFonts w:ascii="Consolas" w:eastAsia="Times New Roman" w:hAnsi="Consolas" w:cs="Times New Roman"/>
+                <w:color w:val="008013"/>
+                <w:kern w:val="0"/>
+                <w:sz w:val="16"/>
+                <w:szCs w:val="16"/>
+                <w14:ligatures w14:val="none"/>
+              </w:rPr>
+              <w:t xml:space="preserve"> </w:t>
+            </w:r>
+            <w:proofErr w:type="spellStart"/>
+            <w:r>
+              <w:rPr>
+                <w:rFonts w:ascii="Consolas" w:eastAsia="Times New Roman" w:hAnsi="Consolas" w:cs="Times New Roman"/>
+                <w:color w:val="008013"/>
+                <w:kern w:val="0"/>
+                <w:sz w:val="16"/>
+                <w:szCs w:val="16"/>
+                <w14:ligatures w14:val="none"/>
+              </w:rPr>
+              <w:t>toán</w:t>
+            </w:r>
+            <w:proofErr w:type="spellEnd"/>
+            <w:r>
+              <w:rPr>
+                <w:rFonts w:ascii="Consolas" w:eastAsia="Times New Roman" w:hAnsi="Consolas" w:cs="Times New Roman"/>
+                <w:color w:val="008013"/>
+                <w:kern w:val="0"/>
+                <w:sz w:val="16"/>
+                <w:szCs w:val="16"/>
+                <w14:ligatures w14:val="none"/>
+              </w:rPr>
+              <w:t xml:space="preserve"> </w:t>
+            </w:r>
+            <w:proofErr w:type="spellStart"/>
+            <w:r>
+              <w:rPr>
+                <w:rFonts w:ascii="Consolas" w:eastAsia="Times New Roman" w:hAnsi="Consolas" w:cs="Times New Roman"/>
+                <w:color w:val="008013"/>
+                <w:kern w:val="0"/>
+                <w:sz w:val="16"/>
+                <w:szCs w:val="16"/>
+                <w14:ligatures w14:val="none"/>
+              </w:rPr>
+              <w:t>thời</w:t>
+            </w:r>
+            <w:proofErr w:type="spellEnd"/>
+            <w:r>
+              <w:rPr>
+                <w:rFonts w:ascii="Consolas" w:eastAsia="Times New Roman" w:hAnsi="Consolas" w:cs="Times New Roman"/>
+                <w:color w:val="008013"/>
+                <w:kern w:val="0"/>
+                <w:sz w:val="16"/>
+                <w:szCs w:val="16"/>
+                <w14:ligatures w14:val="none"/>
+              </w:rPr>
+              <w:t xml:space="preserve"> </w:t>
+            </w:r>
+            <w:proofErr w:type="spellStart"/>
+            <w:r>
+              <w:rPr>
+                <w:rFonts w:ascii="Consolas" w:eastAsia="Times New Roman" w:hAnsi="Consolas" w:cs="Times New Roman"/>
+                <w:color w:val="008013"/>
+                <w:kern w:val="0"/>
+                <w:sz w:val="16"/>
+                <w:szCs w:val="16"/>
+                <w14:ligatures w14:val="none"/>
+              </w:rPr>
+              <w:t>gian</w:t>
+            </w:r>
+            <w:proofErr w:type="spellEnd"/>
+            <w:r>
+              <w:rPr>
+                <w:rFonts w:ascii="Consolas" w:eastAsia="Times New Roman" w:hAnsi="Consolas" w:cs="Times New Roman"/>
+                <w:color w:val="008013"/>
+                <w:kern w:val="0"/>
+                <w:sz w:val="16"/>
+                <w:szCs w:val="16"/>
+                <w14:ligatures w14:val="none"/>
+              </w:rPr>
+              <w:t xml:space="preserve"> </w:t>
+            </w:r>
+            <w:proofErr w:type="spellStart"/>
+            <w:r>
+              <w:rPr>
+                <w:rFonts w:ascii="Consolas" w:eastAsia="Times New Roman" w:hAnsi="Consolas" w:cs="Times New Roman"/>
+                <w:color w:val="008013"/>
+                <w:kern w:val="0"/>
+                <w:sz w:val="16"/>
+                <w:szCs w:val="16"/>
+                <w14:ligatures w14:val="none"/>
+              </w:rPr>
+              <w:t>vật</w:t>
+            </w:r>
+            <w:proofErr w:type="spellEnd"/>
+            <w:r>
+              <w:rPr>
+                <w:rFonts w:ascii="Consolas" w:eastAsia="Times New Roman" w:hAnsi="Consolas" w:cs="Times New Roman"/>
+                <w:color w:val="008013"/>
+                <w:kern w:val="0"/>
+                <w:sz w:val="16"/>
+                <w:szCs w:val="16"/>
+                <w14:ligatures w14:val="none"/>
+              </w:rPr>
+              <w:t xml:space="preserve"> </w:t>
+            </w:r>
+            <w:proofErr w:type="spellStart"/>
+            <w:r>
+              <w:rPr>
+                <w:rFonts w:ascii="Consolas" w:eastAsia="Times New Roman" w:hAnsi="Consolas" w:cs="Times New Roman"/>
+                <w:color w:val="008013"/>
+                <w:kern w:val="0"/>
+                <w:sz w:val="16"/>
+                <w:szCs w:val="16"/>
+                <w14:ligatures w14:val="none"/>
+              </w:rPr>
+              <w:t>chạm</w:t>
+            </w:r>
+            <w:proofErr w:type="spellEnd"/>
+            <w:r>
+              <w:rPr>
+                <w:rFonts w:ascii="Consolas" w:eastAsia="Times New Roman" w:hAnsi="Consolas" w:cs="Times New Roman"/>
+                <w:color w:val="008013"/>
+                <w:kern w:val="0"/>
+                <w:sz w:val="16"/>
+                <w:szCs w:val="16"/>
+                <w14:ligatures w14:val="none"/>
+              </w:rPr>
+              <w:t xml:space="preserve"> </w:t>
+            </w:r>
+            <w:proofErr w:type="spellStart"/>
+            <w:r>
+              <w:rPr>
+                <w:rFonts w:ascii="Consolas" w:eastAsia="Times New Roman" w:hAnsi="Consolas" w:cs="Times New Roman"/>
+                <w:color w:val="008013"/>
+                <w:kern w:val="0"/>
+                <w:sz w:val="16"/>
+                <w:szCs w:val="16"/>
+                <w14:ligatures w14:val="none"/>
+              </w:rPr>
+              <w:t>đất</w:t>
+            </w:r>
+            <w:proofErr w:type="spellEnd"/>
+            <w:r>
+              <w:rPr>
+                <w:rFonts w:ascii="Consolas" w:eastAsia="Times New Roman" w:hAnsi="Consolas" w:cs="Times New Roman"/>
+                <w:color w:val="008013"/>
+                <w:kern w:val="0"/>
+                <w:sz w:val="16"/>
+                <w:szCs w:val="16"/>
+                <w14:ligatures w14:val="none"/>
+              </w:rPr>
+              <w:t xml:space="preserve"> (y = 0).</w:t>
+            </w:r>
+          </w:p>
+          <w:p>
+            <w:pPr>
+              <w:ind w:left="283"/>
+              <w:rPr>
+                <w:rFonts w:ascii="Consolas" w:eastAsia="Times New Roman" w:hAnsi="Consolas" w:cs="Times New Roman"/>
+                <w:kern w:val="0"/>
+                <w:sz w:val="16"/>
+                <w:szCs w:val="16"/>
+                <w14:ligatures w14:val="none"/>
+              </w:rPr>
+            </w:pPr>
+            <w:r>
+              <w:rPr>
+                <w:rFonts w:ascii="Consolas" w:eastAsia="Times New Roman" w:hAnsi="Consolas" w:cs="Times New Roman"/>
+                <w:color w:val="008013"/>
+                <w:kern w:val="0"/>
+                <w:sz w:val="16"/>
+                <w:szCs w:val="16"/>
+                <w14:ligatures w14:val="none"/>
+              </w:rPr>
+              <w:t xml:space="preserve">% </w:t>
+            </w:r>
+            <w:proofErr w:type="spellStart"/>
+            <w:r>
+              <w:rPr>
+                <w:rFonts w:ascii="Consolas" w:eastAsia="Times New Roman" w:hAnsi="Consolas" w:cs="Times New Roman"/>
+                <w:color w:val="008013"/>
+                <w:kern w:val="0"/>
+                <w:sz w:val="16"/>
+                <w:szCs w:val="16"/>
+                <w14:ligatures w14:val="none"/>
+              </w:rPr>
+              <w:t>Chọn</w:t>
+            </w:r>
+            <w:proofErr w:type="spellEnd"/>
+            <w:r>
+              <w:rPr>
+                <w:rFonts w:ascii="Consolas" w:eastAsia="Times New Roman" w:hAnsi="Consolas" w:cs="Times New Roman"/>
+                <w:color w:val="008013"/>
+                <w:kern w:val="0"/>
+                <w:sz w:val="16"/>
+                <w:szCs w:val="16"/>
+                <w14:ligatures w14:val="none"/>
+              </w:rPr>
+              <w:t xml:space="preserve"> </w:t>
+            </w:r>
+            <w:proofErr w:type="spellStart"/>
+            <w:r>
+              <w:rPr>
+                <w:rFonts w:ascii="Consolas" w:eastAsia="Times New Roman" w:hAnsi="Consolas" w:cs="Times New Roman"/>
+                <w:color w:val="008013"/>
+                <w:kern w:val="0"/>
+                <w:sz w:val="16"/>
+                <w:szCs w:val="16"/>
+                <w14:ligatures w14:val="none"/>
+              </w:rPr>
+              <w:t>chiều</w:t>
+            </w:r>
+            <w:proofErr w:type="spellEnd"/>
+            <w:r>
+              <w:rPr>
+                <w:rFonts w:ascii="Consolas" w:eastAsia="Times New Roman" w:hAnsi="Consolas" w:cs="Times New Roman"/>
+                <w:color w:val="008013"/>
+                <w:kern w:val="0"/>
+                <w:sz w:val="16"/>
+                <w:szCs w:val="16"/>
+                <w14:ligatures w14:val="none"/>
+              </w:rPr>
+              <w:t xml:space="preserve"> </w:t>
+            </w:r>
+            <w:proofErr w:type="spellStart"/>
+            <w:r>
+              <w:rPr>
+                <w:rFonts w:ascii="Consolas" w:eastAsia="Times New Roman" w:hAnsi="Consolas" w:cs="Times New Roman"/>
+                <w:color w:val="008013"/>
+                <w:kern w:val="0"/>
+                <w:sz w:val="16"/>
+                <w:szCs w:val="16"/>
+                <w14:ligatures w14:val="none"/>
+              </w:rPr>
+              <w:t>dương</w:t>
+            </w:r>
+            <w:proofErr w:type="spellEnd"/>
+            <w:r>
+              <w:rPr>
+                <w:rFonts w:ascii="Consolas" w:eastAsia="Times New Roman" w:hAnsi="Consolas" w:cs="Times New Roman"/>
+                <w:color w:val="008013"/>
+                <w:kern w:val="0"/>
+                <w:sz w:val="16"/>
+                <w:szCs w:val="16"/>
+                <w14:ligatures w14:val="none"/>
+              </w:rPr>
+              <w:t xml:space="preserve"> </w:t>
+            </w:r>
+            <w:proofErr w:type="spellStart"/>
+            <w:r>
+              <w:rPr>
+                <w:rFonts w:ascii="Consolas" w:eastAsia="Times New Roman" w:hAnsi="Consolas" w:cs="Times New Roman"/>
+                <w:color w:val="008013"/>
+                <w:kern w:val="0"/>
+                <w:sz w:val="16"/>
+                <w:szCs w:val="16"/>
+                <w14:ligatures w14:val="none"/>
+              </w:rPr>
+              <w:t>hướng</w:t>
+            </w:r>
+            <w:proofErr w:type="spellEnd"/>
+            <w:r>
+              <w:rPr>
+                <w:rFonts w:ascii="Consolas" w:eastAsia="Times New Roman" w:hAnsi="Consolas" w:cs="Times New Roman"/>
+                <w:color w:val="008013"/>
+                <w:kern w:val="0"/>
+                <w:sz w:val="16"/>
+                <w:szCs w:val="16"/>
+                <w14:ligatures w14:val="none"/>
+              </w:rPr>
+              <w:t xml:space="preserve"> </w:t>
+            </w:r>
+            <w:proofErr w:type="spellStart"/>
+            <w:r>
+              <w:rPr>
+                <w:rFonts w:ascii="Consolas" w:eastAsia="Times New Roman" w:hAnsi="Consolas" w:cs="Times New Roman"/>
+                <w:color w:val="008013"/>
+                <w:kern w:val="0"/>
+                <w:sz w:val="16"/>
+                <w:szCs w:val="16"/>
+                <w14:ligatures w14:val="none"/>
+              </w:rPr>
+              <w:t>xuống</w:t>
+            </w:r>
+            <w:proofErr w:type="spellEnd"/>
+          </w:p>
+          <w:p>
+            <w:pPr>
+              <w:ind w:left="283"/>
+              <w:rPr>
+                <w:rFonts w:ascii="Consolas" w:eastAsia="Times New Roman" w:hAnsi="Consolas" w:cs="Times New Roman"/>
+                <w:kern w:val="0"/>
+                <w:sz w:val="16"/>
+                <w:szCs w:val="16"/>
+                <w14:ligatures w14:val="none"/>
+              </w:rPr>
+            </w:pPr>
+            <w:r>
+              <w:rPr>
+                <w:rFonts w:ascii="Consolas" w:eastAsia="Times New Roman" w:hAnsi="Consolas" w:cs="Times New Roman"/>
+                <w:color w:val="008013"/>
+                <w:kern w:val="0"/>
+                <w:sz w:val="16"/>
+                <w:szCs w:val="16"/>
+                <w14:ligatures w14:val="none"/>
+              </w:rPr>
+              <w:t xml:space="preserve">% </w:t>
+            </w:r>
+            <w:proofErr w:type="spellStart"/>
+            <w:r>
+              <w:rPr>
+                <w:rFonts w:ascii="Consolas" w:eastAsia="Times New Roman" w:hAnsi="Consolas" w:cs="Times New Roman"/>
+                <w:color w:val="008013"/>
+                <w:kern w:val="0"/>
+                <w:sz w:val="16"/>
+                <w:szCs w:val="16"/>
+                <w14:ligatures w14:val="none"/>
+              </w:rPr>
+              <w:t>Giải</w:t>
+            </w:r>
+            <w:proofErr w:type="spellEnd"/>
+            <w:r>
+              <w:rPr>
+                <w:rFonts w:ascii="Consolas" w:eastAsia="Times New Roman" w:hAnsi="Consolas" w:cs="Times New Roman"/>
+                <w:color w:val="008013"/>
+                <w:kern w:val="0"/>
+                <w:sz w:val="16"/>
+                <w:szCs w:val="16"/>
+                <w14:ligatures w14:val="none"/>
+              </w:rPr>
+              <w:t xml:space="preserve"> </w:t>
+            </w:r>
+            <w:proofErr w:type="spellStart"/>
+            <w:r>
+              <w:rPr>
+                <w:rFonts w:ascii="Consolas" w:eastAsia="Times New Roman" w:hAnsi="Consolas" w:cs="Times New Roman"/>
+                <w:color w:val="008013"/>
+                <w:kern w:val="0"/>
+                <w:sz w:val="16"/>
+                <w:szCs w:val="16"/>
+                <w14:ligatures w14:val="none"/>
+              </w:rPr>
+              <w:t>phương</w:t>
+            </w:r>
+            <w:proofErr w:type="spellEnd"/>
+            <w:r>
+              <w:rPr>
+                <w:rFonts w:ascii="Consolas" w:eastAsia="Times New Roman" w:hAnsi="Consolas" w:cs="Times New Roman"/>
+                <w:color w:val="008013"/>
+                <w:kern w:val="0"/>
+                <w:sz w:val="16"/>
+                <w:szCs w:val="16"/>
+                <w14:ligatures w14:val="none"/>
+              </w:rPr>
+              <w:t xml:space="preserve"> </w:t>
+            </w:r>
+            <w:proofErr w:type="spellStart"/>
+            <w:r>
+              <w:rPr>
+                <w:rFonts w:ascii="Consolas" w:eastAsia="Times New Roman" w:hAnsi="Consolas" w:cs="Times New Roman"/>
+                <w:color w:val="008013"/>
+                <w:kern w:val="0"/>
+                <w:sz w:val="16"/>
+                <w:szCs w:val="16"/>
+                <w14:ligatures w14:val="none"/>
+              </w:rPr>
+              <w:t>trình</w:t>
+            </w:r>
+            <w:proofErr w:type="spellEnd"/>
+            <w:r>
+              <w:rPr>
+                <w:rFonts w:ascii="Consolas" w:eastAsia="Times New Roman" w:hAnsi="Consolas" w:cs="Times New Roman"/>
+                <w:color w:val="008013"/>
+                <w:kern w:val="0"/>
+                <w:sz w:val="16"/>
+                <w:szCs w:val="16"/>
+                <w14:ligatures w14:val="none"/>
+              </w:rPr>
+              <w:t xml:space="preserve"> </w:t>
+            </w:r>
+            <w:proofErr w:type="spellStart"/>
+            <w:r>
+              <w:rPr>
+                <w:rFonts w:ascii="Consolas" w:eastAsia="Times New Roman" w:hAnsi="Consolas" w:cs="Times New Roman"/>
+                <w:color w:val="008013"/>
+                <w:kern w:val="0"/>
+                <w:sz w:val="16"/>
+                <w:szCs w:val="16"/>
+                <w14:ligatures w14:val="none"/>
+              </w:rPr>
+              <w:t>bậc</w:t>
+            </w:r>
+            <w:proofErr w:type="spellEnd"/>
+            <w:r>
+              <w:rPr>
+                <w:rFonts w:ascii="Consolas" w:eastAsia="Times New Roman" w:hAnsi="Consolas" w:cs="Times New Roman"/>
+                <w:color w:val="008013"/>
+                <w:kern w:val="0"/>
+                <w:sz w:val="16"/>
+                <w:szCs w:val="16"/>
+                <w14:ligatures w14:val="none"/>
+              </w:rPr>
+              <w:t xml:space="preserve"> 2 </w:t>
+            </w:r>
+            <w:proofErr w:type="spellStart"/>
+            <w:r>
+              <w:rPr>
+                <w:rFonts w:ascii="Consolas" w:eastAsia="Times New Roman" w:hAnsi="Consolas" w:cs="Times New Roman"/>
+                <w:color w:val="008013"/>
+                <w:kern w:val="0"/>
+                <w:sz w:val="16"/>
+                <w:szCs w:val="16"/>
+                <w14:ligatures w14:val="none"/>
+              </w:rPr>
+              <w:t>theo</w:t>
+            </w:r>
+            <w:proofErr w:type="spellEnd"/>
+            <w:r>
+              <w:rPr>
+                <w:rFonts w:ascii="Consolas" w:eastAsia="Times New Roman" w:hAnsi="Consolas" w:cs="Times New Roman"/>
+                <w:color w:val="008013"/>
+                <w:kern w:val="0"/>
+                <w:sz w:val="16"/>
+                <w:szCs w:val="16"/>
+                <w14:ligatures w14:val="none"/>
+              </w:rPr>
+              <w:t xml:space="preserve"> t: (1/</w:t>
             </w:r>
             <w:proofErr w:type="gramStart"/>
             <w:r>
@@ -6659,7 +9166,31 @@
                 <w:szCs w:val="16"/>
                 <w14:ligatures w14:val="none"/>
               </w:rPr>
-              <w:t>% a = 0.5*g; b = -v0*sin(alpha_rad); c = -y0;</w:t>
+              <w:t>% a = 0.5*g; b = -v0*sin(</w:t>
+            </w:r>
+            <w:proofErr w:type="spellStart"/>
+            <w:r>
+              <w:rPr>
+                <w:rFonts w:ascii="Consolas" w:eastAsia="Times New Roman" w:hAnsi="Consolas" w:cs="Times New Roman"/>
+                <w:color w:val="008013"/>
+                <w:kern w:val="0"/>
+                <w:sz w:val="16"/>
+                <w:szCs w:val="16"/>
+                <w14:ligatures w14:val="none"/>
+              </w:rPr>
+              <w:t>alpha_rad</w:t>
+            </w:r>
+            <w:proofErr w:type="spellEnd"/>
+            <w:r>
+              <w:rPr>
+                <w:rFonts w:ascii="Consolas" w:eastAsia="Times New Roman" w:hAnsi="Consolas" w:cs="Times New Roman"/>
+                <w:color w:val="008013"/>
+                <w:kern w:val="0"/>
+                <w:sz w:val="16"/>
+                <w:szCs w:val="16"/>
+                <w14:ligatures w14:val="none"/>
+              </w:rPr>
+              <w:t>); c = -y0;</w:t>
             </w:r>
           </w:p>
           <w:p>
@@ -6747,51 +9278,146 @@
                 <w14:ligatures w14:val="none"/>
               </w:rPr>
             </w:pPr>
-            <w:r>
-              <w:rPr>
-                <w:rFonts w:ascii="Consolas" w:eastAsia="Times New Roman" w:hAnsi="Consolas" w:cs="Times New Roman"/>
-                <w:kern w:val="0"/>
-                <w:sz w:val="16"/>
-                <w:szCs w:val="16"/>
-                <w14:ligatures w14:val="none"/>
-              </w:rPr>
-              <w:t>t_max = (-(-v0*sin(alpha_rad)) + sqrt(delta)) / (2 * (0.5*g));</w:t>
-            </w:r>
-          </w:p>
-          <w:p>
-            <w:pPr>
-              <w:ind w:left="283"/>
-              <w:rPr>
-                <w:rFonts w:ascii="Consolas" w:eastAsia="Times New Roman" w:hAnsi="Consolas" w:cs="Times New Roman"/>
-                <w:kern w:val="0"/>
-                <w:sz w:val="16"/>
-                <w:szCs w:val="16"/>
-                <w14:ligatures w14:val="none"/>
-              </w:rPr>
-            </w:pPr>
-          </w:p>
-          <w:p>
-            <w:pPr>
-              <w:ind w:left="283"/>
-              <w:rPr>
-                <w:rFonts w:ascii="Consolas" w:eastAsia="Times New Roman" w:hAnsi="Consolas" w:cs="Times New Roman"/>
-                <w:kern w:val="0"/>
-                <w:sz w:val="16"/>
-                <w:szCs w:val="16"/>
-                <w14:ligatures w14:val="none"/>
-              </w:rPr>
-            </w:pPr>
-            <w:r>
-              <w:rPr>
-                <w:rFonts w:ascii="Consolas" w:eastAsia="Times New Roman" w:hAnsi="Consolas" w:cs="Times New Roman"/>
-                <w:color w:val="008013"/>
-                <w:kern w:val="0"/>
-                <w:sz w:val="16"/>
-                <w:szCs w:val="16"/>
-                <w14:ligatures w14:val="none"/>
-              </w:rPr>
-              <w:t>% Tạo vector thời gian</w:t>
-            </w:r>
+            <w:proofErr w:type="spellStart"/>
+            <w:r>
+              <w:rPr>
+                <w:rFonts w:ascii="Consolas" w:eastAsia="Times New Roman" w:hAnsi="Consolas" w:cs="Times New Roman"/>
+                <w:kern w:val="0"/>
+                <w:sz w:val="16"/>
+                <w:szCs w:val="16"/>
+                <w14:ligatures w14:val="none"/>
+              </w:rPr>
+              <w:t>t_max</w:t>
+            </w:r>
+            <w:proofErr w:type="spellEnd"/>
+            <w:r>
+              <w:rPr>
+                <w:rFonts w:ascii="Consolas" w:eastAsia="Times New Roman" w:hAnsi="Consolas" w:cs="Times New Roman"/>
+                <w:kern w:val="0"/>
+                <w:sz w:val="16"/>
+                <w:szCs w:val="16"/>
+                <w14:ligatures w14:val="none"/>
+              </w:rPr>
+              <w:t xml:space="preserve"> = (-(-v0*sin(</w:t>
+            </w:r>
+            <w:proofErr w:type="spellStart"/>
+            <w:r>
+              <w:rPr>
+                <w:rFonts w:ascii="Consolas" w:eastAsia="Times New Roman" w:hAnsi="Consolas" w:cs="Times New Roman"/>
+                <w:kern w:val="0"/>
+                <w:sz w:val="16"/>
+                <w:szCs w:val="16"/>
+                <w14:ligatures w14:val="none"/>
+              </w:rPr>
+              <w:t>alpha_rad</w:t>
+            </w:r>
+            <w:proofErr w:type="spellEnd"/>
+            <w:r>
+              <w:rPr>
+                <w:rFonts w:ascii="Consolas" w:eastAsia="Times New Roman" w:hAnsi="Consolas" w:cs="Times New Roman"/>
+                <w:kern w:val="0"/>
+                <w:sz w:val="16"/>
+                <w:szCs w:val="16"/>
+                <w14:ligatures w14:val="none"/>
+              </w:rPr>
+              <w:t>)) + sqrt(delta)) / (2 * (0.5*g));</w:t>
+            </w:r>
+          </w:p>
+          <w:p>
+            <w:pPr>
+              <w:ind w:left="283"/>
+              <w:rPr>
+                <w:rFonts w:ascii="Consolas" w:eastAsia="Times New Roman" w:hAnsi="Consolas" w:cs="Times New Roman"/>
+                <w:kern w:val="0"/>
+                <w:sz w:val="16"/>
+                <w:szCs w:val="16"/>
+                <w14:ligatures w14:val="none"/>
+              </w:rPr>
+            </w:pPr>
+          </w:p>
+          <w:p>
+            <w:pPr>
+              <w:ind w:left="283"/>
+              <w:rPr>
+                <w:rFonts w:ascii="Consolas" w:eastAsia="Times New Roman" w:hAnsi="Consolas" w:cs="Times New Roman"/>
+                <w:kern w:val="0"/>
+                <w:sz w:val="16"/>
+                <w:szCs w:val="16"/>
+                <w14:ligatures w14:val="none"/>
+              </w:rPr>
+            </w:pPr>
+            <w:r>
+              <w:rPr>
+                <w:rFonts w:ascii="Consolas" w:eastAsia="Times New Roman" w:hAnsi="Consolas" w:cs="Times New Roman"/>
+                <w:color w:val="008013"/>
+                <w:kern w:val="0"/>
+                <w:sz w:val="16"/>
+                <w:szCs w:val="16"/>
+                <w14:ligatures w14:val="none"/>
+              </w:rPr>
+              <w:t xml:space="preserve">% </w:t>
+            </w:r>
+            <w:proofErr w:type="spellStart"/>
+            <w:r>
+              <w:rPr>
+                <w:rFonts w:ascii="Consolas" w:eastAsia="Times New Roman" w:hAnsi="Consolas" w:cs="Times New Roman"/>
+                <w:color w:val="008013"/>
+                <w:kern w:val="0"/>
+                <w:sz w:val="16"/>
+                <w:szCs w:val="16"/>
+                <w14:ligatures w14:val="none"/>
+              </w:rPr>
+              <w:t>Tạo</w:t>
+            </w:r>
+            <w:proofErr w:type="spellEnd"/>
+            <w:r>
+              <w:rPr>
+                <w:rFonts w:ascii="Consolas" w:eastAsia="Times New Roman" w:hAnsi="Consolas" w:cs="Times New Roman"/>
+                <w:color w:val="008013"/>
+                <w:kern w:val="0"/>
+                <w:sz w:val="16"/>
+                <w:szCs w:val="16"/>
+                <w14:ligatures w14:val="none"/>
+              </w:rPr>
+              <w:t xml:space="preserve"> vector </w:t>
+            </w:r>
+            <w:proofErr w:type="spellStart"/>
+            <w:r>
+              <w:rPr>
+                <w:rFonts w:ascii="Consolas" w:eastAsia="Times New Roman" w:hAnsi="Consolas" w:cs="Times New Roman"/>
+                <w:color w:val="008013"/>
+                <w:kern w:val="0"/>
+                <w:sz w:val="16"/>
+                <w:szCs w:val="16"/>
+                <w14:ligatures w14:val="none"/>
+              </w:rPr>
+              <w:t>thời</w:t>
+            </w:r>
+            <w:proofErr w:type="spellEnd"/>
+            <w:r>
+              <w:rPr>
+                <w:rFonts w:ascii="Consolas" w:eastAsia="Times New Roman" w:hAnsi="Consolas" w:cs="Times New Roman"/>
+                <w:color w:val="008013"/>
+                <w:kern w:val="0"/>
+                <w:sz w:val="16"/>
+                <w:szCs w:val="16"/>
+                <w14:ligatures w14:val="none"/>
+              </w:rPr>
+              <w:t xml:space="preserve"> </w:t>
+            </w:r>
+            <w:proofErr w:type="spellStart"/>
+            <w:r>
+              <w:rPr>
+                <w:rFonts w:ascii="Consolas" w:eastAsia="Times New Roman" w:hAnsi="Consolas" w:cs="Times New Roman"/>
+                <w:color w:val="008013"/>
+                <w:kern w:val="0"/>
+                <w:sz w:val="16"/>
+                <w:szCs w:val="16"/>
+                <w14:ligatures w14:val="none"/>
+              </w:rPr>
+              <w:t>gian</w:t>
+            </w:r>
+            <w:proofErr w:type="spellEnd"/>
           </w:p>
           <w:p>
             <w:pPr>
@@ -6834,132 +9460,573 @@
                 <w:szCs w:val="16"/>
                 <w14:ligatures w14:val="none"/>
               </w:rPr>
-              <w:t xml:space="preserve"> 0.01 : t_max; </w:t>
-            </w:r>
-            <w:r>
-              <w:rPr>
-                <w:rFonts w:ascii="Consolas" w:eastAsia="Times New Roman" w:hAnsi="Consolas" w:cs="Times New Roman"/>
-                <w:color w:val="008013"/>
-                <w:kern w:val="0"/>
-                <w:sz w:val="16"/>
-                <w:szCs w:val="16"/>
-                <w14:ligatures w14:val="none"/>
-              </w:rPr>
-              <w:t>% Vector thời gian từ 0 đến khi chạm đất</w:t>
-            </w:r>
-          </w:p>
-          <w:p>
-            <w:pPr>
-              <w:ind w:left="283"/>
-              <w:rPr>
-                <w:rFonts w:ascii="Consolas" w:eastAsia="Times New Roman" w:hAnsi="Consolas" w:cs="Times New Roman"/>
-                <w:kern w:val="0"/>
-                <w:sz w:val="16"/>
-                <w:szCs w:val="16"/>
-                <w14:ligatures w14:val="none"/>
-              </w:rPr>
-            </w:pPr>
-          </w:p>
-          <w:p>
-            <w:pPr>
-              <w:ind w:left="283"/>
-              <w:rPr>
-                <w:rFonts w:ascii="Consolas" w:eastAsia="Times New Roman" w:hAnsi="Consolas" w:cs="Times New Roman"/>
-                <w:kern w:val="0"/>
-                <w:sz w:val="16"/>
-                <w:szCs w:val="16"/>
-                <w14:ligatures w14:val="none"/>
-              </w:rPr>
-            </w:pPr>
-            <w:r>
-              <w:rPr>
-                <w:rFonts w:ascii="Consolas" w:eastAsia="Times New Roman" w:hAnsi="Consolas" w:cs="Times New Roman"/>
-                <w:color w:val="008013"/>
-                <w:kern w:val="0"/>
-                <w:sz w:val="16"/>
-                <w:szCs w:val="16"/>
-                <w14:ligatures w14:val="none"/>
-              </w:rPr>
-              <w:t>% Vị trí theo trục ngang</w:t>
-            </w:r>
-          </w:p>
-          <w:p>
-            <w:pPr>
-              <w:ind w:left="283"/>
-              <w:rPr>
-                <w:rFonts w:ascii="Consolas" w:eastAsia="Times New Roman" w:hAnsi="Consolas" w:cs="Times New Roman"/>
-                <w:kern w:val="0"/>
-                <w:sz w:val="16"/>
-                <w:szCs w:val="16"/>
-                <w14:ligatures w14:val="none"/>
-              </w:rPr>
-            </w:pPr>
-            <w:r>
-              <w:rPr>
-                <w:rFonts w:ascii="Consolas" w:eastAsia="Times New Roman" w:hAnsi="Consolas" w:cs="Times New Roman"/>
-                <w:kern w:val="0"/>
-                <w:sz w:val="16"/>
-                <w:szCs w:val="16"/>
-                <w14:ligatures w14:val="none"/>
-              </w:rPr>
-              <w:t>x = v0 * cos(alpha_rad) * t;</w:t>
-            </w:r>
-          </w:p>
-          <w:p>
-            <w:pPr>
-              <w:ind w:left="283"/>
-              <w:rPr>
-                <w:rFonts w:ascii="Consolas" w:eastAsia="Times New Roman" w:hAnsi="Consolas" w:cs="Times New Roman"/>
-                <w:kern w:val="0"/>
-                <w:sz w:val="16"/>
-                <w:szCs w:val="16"/>
-                <w14:ligatures w14:val="none"/>
-              </w:rPr>
-            </w:pPr>
-          </w:p>
-          <w:p>
-            <w:pPr>
-              <w:ind w:left="283"/>
-              <w:rPr>
-                <w:rFonts w:ascii="Consolas" w:eastAsia="Times New Roman" w:hAnsi="Consolas" w:cs="Times New Roman"/>
-                <w:kern w:val="0"/>
-                <w:sz w:val="16"/>
-                <w:szCs w:val="16"/>
-                <w14:ligatures w14:val="none"/>
-              </w:rPr>
-            </w:pPr>
-            <w:r>
-              <w:rPr>
-                <w:rFonts w:ascii="Consolas" w:eastAsia="Times New Roman" w:hAnsi="Consolas" w:cs="Times New Roman"/>
-                <w:color w:val="008013"/>
-                <w:kern w:val="0"/>
-                <w:sz w:val="16"/>
-                <w:szCs w:val="16"/>
-                <w14:ligatures w14:val="none"/>
-              </w:rPr>
-              <w:t>% Vị trí theo trục dọc</w:t>
-            </w:r>
-          </w:p>
-          <w:p>
-            <w:pPr>
-              <w:ind w:left="283"/>
-              <w:rPr>
-                <w:rFonts w:ascii="Consolas" w:eastAsia="Times New Roman" w:hAnsi="Consolas" w:cs="Times New Roman"/>
-                <w:kern w:val="0"/>
-                <w:sz w:val="16"/>
-                <w:szCs w:val="16"/>
-                <w14:ligatures w14:val="none"/>
-              </w:rPr>
-            </w:pPr>
-            <w:r>
-              <w:rPr>
-                <w:rFonts w:ascii="Consolas" w:eastAsia="Times New Roman" w:hAnsi="Consolas" w:cs="Times New Roman"/>
-                <w:kern w:val="0"/>
-                <w:sz w:val="16"/>
-                <w:szCs w:val="16"/>
-                <w14:ligatures w14:val="none"/>
-              </w:rPr>
-              <w:t>y = y0 + v0 * sin(alpha_rad) * t - 0.5 * g * t.^2;</w:t>
+              <w:t xml:space="preserve"> 0.01 : </w:t>
+            </w:r>
+            <w:proofErr w:type="spellStart"/>
+            <w:r>
+              <w:rPr>
+                <w:rFonts w:ascii="Consolas" w:eastAsia="Times New Roman" w:hAnsi="Consolas" w:cs="Times New Roman"/>
+                <w:kern w:val="0"/>
+                <w:sz w:val="16"/>
+                <w:szCs w:val="16"/>
+                <w14:ligatures w14:val="none"/>
+              </w:rPr>
+              <w:t>t_max</w:t>
+            </w:r>
+            <w:proofErr w:type="spellEnd"/>
+            <w:r>
+              <w:rPr>
+                <w:rFonts w:ascii="Consolas" w:eastAsia="Times New Roman" w:hAnsi="Consolas" w:cs="Times New Roman"/>
+                <w:kern w:val="0"/>
+                <w:sz w:val="16"/>
+                <w:szCs w:val="16"/>
+                <w14:ligatures w14:val="none"/>
+              </w:rPr>
+              <w:t xml:space="preserve">; </w:t>
+            </w:r>
+            <w:r>
+              <w:rPr>
+                <w:rFonts w:ascii="Consolas" w:eastAsia="Times New Roman" w:hAnsi="Consolas" w:cs="Times New Roman"/>
+                <w:color w:val="008013"/>
+                <w:kern w:val="0"/>
+                <w:sz w:val="16"/>
+                <w:szCs w:val="16"/>
+                <w14:ligatures w14:val="none"/>
+              </w:rPr>
+              <w:t xml:space="preserve">% Vector </w:t>
+            </w:r>
+            <w:proofErr w:type="spellStart"/>
+            <w:r>
+              <w:rPr>
+                <w:rFonts w:ascii="Consolas" w:eastAsia="Times New Roman" w:hAnsi="Consolas" w:cs="Times New Roman"/>
+                <w:color w:val="008013"/>
+                <w:kern w:val="0"/>
+                <w:sz w:val="16"/>
+                <w:szCs w:val="16"/>
+                <w14:ligatures w14:val="none"/>
+              </w:rPr>
+              <w:t>thời</w:t>
+            </w:r>
+            <w:proofErr w:type="spellEnd"/>
+            <w:r>
+              <w:rPr>
+                <w:rFonts w:ascii="Consolas" w:eastAsia="Times New Roman" w:hAnsi="Consolas" w:cs="Times New Roman"/>
+                <w:color w:val="008013"/>
+                <w:kern w:val="0"/>
+                <w:sz w:val="16"/>
+                <w:szCs w:val="16"/>
+                <w14:ligatures w14:val="none"/>
+              </w:rPr>
+              <w:t xml:space="preserve"> </w:t>
+            </w:r>
+            <w:proofErr w:type="spellStart"/>
+            <w:r>
+              <w:rPr>
+                <w:rFonts w:ascii="Consolas" w:eastAsia="Times New Roman" w:hAnsi="Consolas" w:cs="Times New Roman"/>
+                <w:color w:val="008013"/>
+                <w:kern w:val="0"/>
+                <w:sz w:val="16"/>
+                <w:szCs w:val="16"/>
+                <w14:ligatures w14:val="none"/>
+              </w:rPr>
+              <w:t>gian</w:t>
+            </w:r>
+            <w:proofErr w:type="spellEnd"/>
+            <w:r>
+              <w:rPr>
+                <w:rFonts w:ascii="Consolas" w:eastAsia="Times New Roman" w:hAnsi="Consolas" w:cs="Times New Roman"/>
+                <w:color w:val="008013"/>
+                <w:kern w:val="0"/>
+                <w:sz w:val="16"/>
+                <w:szCs w:val="16"/>
+                <w14:ligatures w14:val="none"/>
+              </w:rPr>
+              <w:t xml:space="preserve"> </w:t>
+            </w:r>
+            <w:proofErr w:type="spellStart"/>
+            <w:r>
+              <w:rPr>
+                <w:rFonts w:ascii="Consolas" w:eastAsia="Times New Roman" w:hAnsi="Consolas" w:cs="Times New Roman"/>
+                <w:color w:val="008013"/>
+                <w:kern w:val="0"/>
+                <w:sz w:val="16"/>
+                <w:szCs w:val="16"/>
+                <w14:ligatures w14:val="none"/>
+              </w:rPr>
+              <w:t>từ</w:t>
+            </w:r>
+            <w:proofErr w:type="spellEnd"/>
+            <w:r>
+              <w:rPr>
+                <w:rFonts w:ascii="Consolas" w:eastAsia="Times New Roman" w:hAnsi="Consolas" w:cs="Times New Roman"/>
+                <w:color w:val="008013"/>
+                <w:kern w:val="0"/>
+                <w:sz w:val="16"/>
+                <w:szCs w:val="16"/>
+                <w14:ligatures w14:val="none"/>
+              </w:rPr>
+              <w:t xml:space="preserve"> 0 </w:t>
+            </w:r>
+            <w:proofErr w:type="spellStart"/>
+            <w:r>
+              <w:rPr>
+                <w:rFonts w:ascii="Consolas" w:eastAsia="Times New Roman" w:hAnsi="Consolas" w:cs="Times New Roman"/>
+                <w:color w:val="008013"/>
+                <w:kern w:val="0"/>
+                <w:sz w:val="16"/>
+                <w:szCs w:val="16"/>
+                <w14:ligatures w14:val="none"/>
+              </w:rPr>
+              <w:t>đến</w:t>
+            </w:r>
+            <w:proofErr w:type="spellEnd"/>
+            <w:r>
+              <w:rPr>
+                <w:rFonts w:ascii="Consolas" w:eastAsia="Times New Roman" w:hAnsi="Consolas" w:cs="Times New Roman"/>
+                <w:color w:val="008013"/>
+                <w:kern w:val="0"/>
+                <w:sz w:val="16"/>
+                <w:szCs w:val="16"/>
+                <w14:ligatures w14:val="none"/>
+              </w:rPr>
+              <w:t xml:space="preserve"> </w:t>
+            </w:r>
+            <w:proofErr w:type="spellStart"/>
+            <w:r>
+              <w:rPr>
+                <w:rFonts w:ascii="Consolas" w:eastAsia="Times New Roman" w:hAnsi="Consolas" w:cs="Times New Roman"/>
+                <w:color w:val="008013"/>
+                <w:kern w:val="0"/>
+                <w:sz w:val="16"/>
+                <w:szCs w:val="16"/>
+                <w14:ligatures w14:val="none"/>
+              </w:rPr>
+              <w:t>khi</w:t>
+            </w:r>
+            <w:proofErr w:type="spellEnd"/>
+            <w:r>
+              <w:rPr>
+                <w:rFonts w:ascii="Consolas" w:eastAsia="Times New Roman" w:hAnsi="Consolas" w:cs="Times New Roman"/>
+                <w:color w:val="008013"/>
+                <w:kern w:val="0"/>
+                <w:sz w:val="16"/>
+                <w:szCs w:val="16"/>
+                <w14:ligatures w14:val="none"/>
+              </w:rPr>
+              <w:t xml:space="preserve"> </w:t>
+            </w:r>
+            <w:proofErr w:type="spellStart"/>
+            <w:r>
+              <w:rPr>
+                <w:rFonts w:ascii="Consolas" w:eastAsia="Times New Roman" w:hAnsi="Consolas" w:cs="Times New Roman"/>
+                <w:color w:val="008013"/>
+                <w:kern w:val="0"/>
+                <w:sz w:val="16"/>
+                <w:szCs w:val="16"/>
+                <w14:ligatures w14:val="none"/>
+              </w:rPr>
+              <w:t>chạm</w:t>
+            </w:r>
+            <w:proofErr w:type="spellEnd"/>
+            <w:r>
+              <w:rPr>
+                <w:rFonts w:ascii="Consolas" w:eastAsia="Times New Roman" w:hAnsi="Consolas" w:cs="Times New Roman"/>
+                <w:color w:val="008013"/>
+                <w:kern w:val="0"/>
+                <w:sz w:val="16"/>
+                <w:szCs w:val="16"/>
+                <w14:ligatures w14:val="none"/>
+              </w:rPr>
+              <w:t xml:space="preserve"> </w:t>
+            </w:r>
+            <w:proofErr w:type="spellStart"/>
+            <w:r>
+              <w:rPr>
+                <w:rFonts w:ascii="Consolas" w:eastAsia="Times New Roman" w:hAnsi="Consolas" w:cs="Times New Roman"/>
+                <w:color w:val="008013"/>
+                <w:kern w:val="0"/>
+                <w:sz w:val="16"/>
+                <w:szCs w:val="16"/>
+                <w14:ligatures w14:val="none"/>
+              </w:rPr>
+              <w:t>đất</w:t>
+            </w:r>
+            <w:proofErr w:type="spellEnd"/>
+          </w:p>
+          <w:p>
+            <w:pPr>
+              <w:ind w:left="283"/>
+              <w:rPr>
+                <w:rFonts w:ascii="Consolas" w:eastAsia="Times New Roman" w:hAnsi="Consolas" w:cs="Times New Roman"/>
+                <w:kern w:val="0"/>
+                <w:sz w:val="16"/>
+                <w:szCs w:val="16"/>
+                <w14:ligatures w14:val="none"/>
+              </w:rPr>
+            </w:pPr>
+          </w:p>
+          <w:p>
+            <w:pPr>
+              <w:ind w:left="283"/>
+              <w:rPr>
+                <w:rFonts w:ascii="Consolas" w:eastAsia="Times New Roman" w:hAnsi="Consolas" w:cs="Times New Roman"/>
+                <w:kern w:val="0"/>
+                <w:sz w:val="16"/>
+                <w:szCs w:val="16"/>
+                <w14:ligatures w14:val="none"/>
+              </w:rPr>
+            </w:pPr>
+            <w:r>
+              <w:rPr>
+                <w:rFonts w:ascii="Consolas" w:eastAsia="Times New Roman" w:hAnsi="Consolas" w:cs="Times New Roman"/>
+                <w:color w:val="008013"/>
+                <w:kern w:val="0"/>
+                <w:sz w:val="16"/>
+                <w:szCs w:val="16"/>
+                <w14:ligatures w14:val="none"/>
+              </w:rPr>
+              <w:t xml:space="preserve">% </w:t>
+            </w:r>
+            <w:proofErr w:type="spellStart"/>
+            <w:r>
+              <w:rPr>
+                <w:rFonts w:ascii="Consolas" w:eastAsia="Times New Roman" w:hAnsi="Consolas" w:cs="Times New Roman"/>
+                <w:color w:val="008013"/>
+                <w:kern w:val="0"/>
+                <w:sz w:val="16"/>
+                <w:szCs w:val="16"/>
+                <w14:ligatures w14:val="none"/>
+              </w:rPr>
+              <w:t>Vị</w:t>
+            </w:r>
+            <w:proofErr w:type="spellEnd"/>
+            <w:r>
+              <w:rPr>
+                <w:rFonts w:ascii="Consolas" w:eastAsia="Times New Roman" w:hAnsi="Consolas" w:cs="Times New Roman"/>
+                <w:color w:val="008013"/>
+                <w:kern w:val="0"/>
+                <w:sz w:val="16"/>
+                <w:szCs w:val="16"/>
+                <w14:ligatures w14:val="none"/>
+              </w:rPr>
+              <w:t xml:space="preserve"> </w:t>
+            </w:r>
+            <w:proofErr w:type="spellStart"/>
+            <w:r>
+              <w:rPr>
+                <w:rFonts w:ascii="Consolas" w:eastAsia="Times New Roman" w:hAnsi="Consolas" w:cs="Times New Roman"/>
+                <w:color w:val="008013"/>
+                <w:kern w:val="0"/>
+                <w:sz w:val="16"/>
+                <w:szCs w:val="16"/>
+                <w14:ligatures w14:val="none"/>
+              </w:rPr>
+              <w:t>trí</w:t>
+            </w:r>
+            <w:proofErr w:type="spellEnd"/>
+            <w:r>
+              <w:rPr>
+                <w:rFonts w:ascii="Consolas" w:eastAsia="Times New Roman" w:hAnsi="Consolas" w:cs="Times New Roman"/>
+                <w:color w:val="008013"/>
+                <w:kern w:val="0"/>
+                <w:sz w:val="16"/>
+                <w:szCs w:val="16"/>
+                <w14:ligatures w14:val="none"/>
+              </w:rPr>
+              <w:t xml:space="preserve"> </w:t>
+            </w:r>
+            <w:proofErr w:type="spellStart"/>
+            <w:r>
+              <w:rPr>
+                <w:rFonts w:ascii="Consolas" w:eastAsia="Times New Roman" w:hAnsi="Consolas" w:cs="Times New Roman"/>
+                <w:color w:val="008013"/>
+                <w:kern w:val="0"/>
+                <w:sz w:val="16"/>
+                <w:szCs w:val="16"/>
+                <w14:ligatures w14:val="none"/>
+              </w:rPr>
+              <w:t>theo</w:t>
+            </w:r>
+            <w:proofErr w:type="spellEnd"/>
+            <w:r>
+              <w:rPr>
+                <w:rFonts w:ascii="Consolas" w:eastAsia="Times New Roman" w:hAnsi="Consolas" w:cs="Times New Roman"/>
+                <w:color w:val="008013"/>
+                <w:kern w:val="0"/>
+                <w:sz w:val="16"/>
+                <w:szCs w:val="16"/>
+                <w14:ligatures w14:val="none"/>
+              </w:rPr>
+              <w:t xml:space="preserve"> </w:t>
+            </w:r>
+            <w:proofErr w:type="spellStart"/>
+            <w:r>
+              <w:rPr>
+                <w:rFonts w:ascii="Consolas" w:eastAsia="Times New Roman" w:hAnsi="Consolas" w:cs="Times New Roman"/>
+                <w:color w:val="008013"/>
+                <w:kern w:val="0"/>
+                <w:sz w:val="16"/>
+                <w:szCs w:val="16"/>
+                <w14:ligatures w14:val="none"/>
+              </w:rPr>
+              <w:t>trục</w:t>
+            </w:r>
+            <w:proofErr w:type="spellEnd"/>
+            <w:r>
+              <w:rPr>
+                <w:rFonts w:ascii="Consolas" w:eastAsia="Times New Roman" w:hAnsi="Consolas" w:cs="Times New Roman"/>
+                <w:color w:val="008013"/>
+                <w:kern w:val="0"/>
+                <w:sz w:val="16"/>
+                <w:szCs w:val="16"/>
+                <w14:ligatures w14:val="none"/>
+              </w:rPr>
+              <w:t xml:space="preserve"> </w:t>
+            </w:r>
+            <w:proofErr w:type="spellStart"/>
+            <w:r>
+              <w:rPr>
+                <w:rFonts w:ascii="Consolas" w:eastAsia="Times New Roman" w:hAnsi="Consolas" w:cs="Times New Roman"/>
+                <w:color w:val="008013"/>
+                <w:kern w:val="0"/>
+                <w:sz w:val="16"/>
+                <w:szCs w:val="16"/>
+                <w14:ligatures w14:val="none"/>
+              </w:rPr>
+              <w:t>ngang</w:t>
+            </w:r>
+            <w:proofErr w:type="spellEnd"/>
+          </w:p>
+          <w:p>
+            <w:pPr>
+              <w:ind w:left="283"/>
+              <w:rPr>
+                <w:rFonts w:ascii="Consolas" w:eastAsia="Times New Roman" w:hAnsi="Consolas" w:cs="Times New Roman"/>
+                <w:kern w:val="0"/>
+                <w:sz w:val="16"/>
+                <w:szCs w:val="16"/>
+                <w14:ligatures w14:val="none"/>
+              </w:rPr>
+            </w:pPr>
+            <w:r>
+              <w:rPr>
+                <w:rFonts w:ascii="Consolas" w:eastAsia="Times New Roman" w:hAnsi="Consolas" w:cs="Times New Roman"/>
+                <w:kern w:val="0"/>
+                <w:sz w:val="16"/>
+                <w:szCs w:val="16"/>
+                <w14:ligatures w14:val="none"/>
+              </w:rPr>
+              <w:t>x = v0 * cos(</w:t>
+            </w:r>
+            <w:proofErr w:type="spellStart"/>
+            <w:r>
+              <w:rPr>
+                <w:rFonts w:ascii="Consolas" w:eastAsia="Times New Roman" w:hAnsi="Consolas" w:cs="Times New Roman"/>
+                <w:kern w:val="0"/>
+                <w:sz w:val="16"/>
+                <w:szCs w:val="16"/>
+                <w14:ligatures w14:val="none"/>
+              </w:rPr>
+              <w:t>alpha_rad</w:t>
+            </w:r>
+            <w:proofErr w:type="spellEnd"/>
+            <w:r>
+              <w:rPr>
+                <w:rFonts w:ascii="Consolas" w:eastAsia="Times New Roman" w:hAnsi="Consolas" w:cs="Times New Roman"/>
+                <w:kern w:val="0"/>
+                <w:sz w:val="16"/>
+                <w:szCs w:val="16"/>
+                <w14:ligatures w14:val="none"/>
+              </w:rPr>
+              <w:t>) * t;</w:t>
+            </w:r>
+          </w:p>
+          <w:p>
+            <w:pPr>
+              <w:ind w:left="283"/>
+              <w:rPr>
+                <w:rFonts w:ascii="Consolas" w:eastAsia="Times New Roman" w:hAnsi="Consolas" w:cs="Times New Roman"/>
+                <w:kern w:val="0"/>
+                <w:sz w:val="16"/>
+                <w:szCs w:val="16"/>
+                <w14:ligatures w14:val="none"/>
+              </w:rPr>
+            </w:pPr>
+          </w:p>
+          <w:p>
+            <w:pPr>
+              <w:ind w:left="283"/>
+              <w:rPr>
+                <w:rFonts w:ascii="Consolas" w:eastAsia="Times New Roman" w:hAnsi="Consolas" w:cs="Times New Roman"/>
+                <w:kern w:val="0"/>
+                <w:sz w:val="16"/>
+                <w:szCs w:val="16"/>
+                <w14:ligatures w14:val="none"/>
+              </w:rPr>
+            </w:pPr>
+            <w:r>
+              <w:rPr>
+                <w:rFonts w:ascii="Consolas" w:eastAsia="Times New Roman" w:hAnsi="Consolas" w:cs="Times New Roman"/>
+                <w:color w:val="008013"/>
+                <w:kern w:val="0"/>
+                <w:sz w:val="16"/>
+                <w:szCs w:val="16"/>
+                <w14:ligatures w14:val="none"/>
+              </w:rPr>
+              <w:t xml:space="preserve">% </w:t>
+            </w:r>
+            <w:proofErr w:type="spellStart"/>
+            <w:r>
+              <w:rPr>
+                <w:rFonts w:ascii="Consolas" w:eastAsia="Times New Roman" w:hAnsi="Consolas" w:cs="Times New Roman"/>
+                <w:color w:val="008013"/>
+                <w:kern w:val="0"/>
+                <w:sz w:val="16"/>
+                <w:szCs w:val="16"/>
+                <w14:ligatures w14:val="none"/>
+              </w:rPr>
+              <w:t>Vị</w:t>
+            </w:r>
+            <w:proofErr w:type="spellEnd"/>
+            <w:r>
+              <w:rPr>
+                <w:rFonts w:ascii="Consolas" w:eastAsia="Times New Roman" w:hAnsi="Consolas" w:cs="Times New Roman"/>
+                <w:color w:val="008013"/>
+                <w:kern w:val="0"/>
+                <w:sz w:val="16"/>
+                <w:szCs w:val="16"/>
+                <w14:ligatures w14:val="none"/>
+              </w:rPr>
+              <w:t xml:space="preserve"> </w:t>
+            </w:r>
+            <w:proofErr w:type="spellStart"/>
+            <w:r>
+              <w:rPr>
+                <w:rFonts w:ascii="Consolas" w:eastAsia="Times New Roman" w:hAnsi="Consolas" w:cs="Times New Roman"/>
+                <w:color w:val="008013"/>
+                <w:kern w:val="0"/>
+                <w:sz w:val="16"/>
+                <w:szCs w:val="16"/>
+                <w14:ligatures w14:val="none"/>
+              </w:rPr>
+              <w:t>trí</w:t>
+            </w:r>
+            <w:proofErr w:type="spellEnd"/>
+            <w:r>
+              <w:rPr>
+                <w:rFonts w:ascii="Consolas" w:eastAsia="Times New Roman" w:hAnsi="Consolas" w:cs="Times New Roman"/>
+                <w:color w:val="008013"/>
+                <w:kern w:val="0"/>
+                <w:sz w:val="16"/>
+                <w:szCs w:val="16"/>
+                <w14:ligatures w14:val="none"/>
+              </w:rPr>
+              <w:t xml:space="preserve"> </w:t>
+            </w:r>
+            <w:proofErr w:type="spellStart"/>
+            <w:r>
+              <w:rPr>
+                <w:rFonts w:ascii="Consolas" w:eastAsia="Times New Roman" w:hAnsi="Consolas" w:cs="Times New Roman"/>
+                <w:color w:val="008013"/>
+                <w:kern w:val="0"/>
+                <w:sz w:val="16"/>
+                <w:szCs w:val="16"/>
+                <w14:ligatures w14:val="none"/>
+              </w:rPr>
+              <w:t>theo</w:t>
+            </w:r>
+            <w:proofErr w:type="spellEnd"/>
+            <w:r>
+              <w:rPr>
+                <w:rFonts w:ascii="Consolas" w:eastAsia="Times New Roman" w:hAnsi="Consolas" w:cs="Times New Roman"/>
+                <w:color w:val="008013"/>
+                <w:kern w:val="0"/>
+                <w:sz w:val="16"/>
+                <w:szCs w:val="16"/>
+                <w14:ligatures w14:val="none"/>
+              </w:rPr>
+              <w:t xml:space="preserve"> </w:t>
+            </w:r>
+            <w:proofErr w:type="spellStart"/>
+            <w:r>
+              <w:rPr>
+                <w:rFonts w:ascii="Consolas" w:eastAsia="Times New Roman" w:hAnsi="Consolas" w:cs="Times New Roman"/>
+                <w:color w:val="008013"/>
+                <w:kern w:val="0"/>
+                <w:sz w:val="16"/>
+                <w:szCs w:val="16"/>
+                <w14:ligatures w14:val="none"/>
+              </w:rPr>
+              <w:t>trục</w:t>
+            </w:r>
+            <w:proofErr w:type="spellEnd"/>
+            <w:r>
+              <w:rPr>
+                <w:rFonts w:ascii="Consolas" w:eastAsia="Times New Roman" w:hAnsi="Consolas" w:cs="Times New Roman"/>
+                <w:color w:val="008013"/>
+                <w:kern w:val="0"/>
+                <w:sz w:val="16"/>
+                <w:szCs w:val="16"/>
+                <w14:ligatures w14:val="none"/>
+              </w:rPr>
+              <w:t xml:space="preserve"> </w:t>
+            </w:r>
+            <w:proofErr w:type="spellStart"/>
+            <w:r>
+              <w:rPr>
+                <w:rFonts w:ascii="Consolas" w:eastAsia="Times New Roman" w:hAnsi="Consolas" w:cs="Times New Roman"/>
+                <w:color w:val="008013"/>
+                <w:kern w:val="0"/>
+                <w:sz w:val="16"/>
+                <w:szCs w:val="16"/>
+                <w14:ligatures w14:val="none"/>
+              </w:rPr>
+              <w:t>dọc</w:t>
+            </w:r>
+            <w:proofErr w:type="spellEnd"/>
+          </w:p>
+          <w:p>
+            <w:pPr>
+              <w:ind w:left="283"/>
+              <w:rPr>
+                <w:rFonts w:ascii="Consolas" w:eastAsia="Times New Roman" w:hAnsi="Consolas" w:cs="Times New Roman"/>
+                <w:kern w:val="0"/>
+                <w:sz w:val="16"/>
+                <w:szCs w:val="16"/>
+                <w14:ligatures w14:val="none"/>
+              </w:rPr>
+            </w:pPr>
+            <w:r>
+              <w:rPr>
+                <w:rFonts w:ascii="Consolas" w:eastAsia="Times New Roman" w:hAnsi="Consolas" w:cs="Times New Roman"/>
+                <w:kern w:val="0"/>
+                <w:sz w:val="16"/>
+                <w:szCs w:val="16"/>
+                <w14:ligatures w14:val="none"/>
+              </w:rPr>
+              <w:t>y = y0 + v0 * sin(</w:t>
+            </w:r>
+            <w:proofErr w:type="spellStart"/>
+            <w:r>
+              <w:rPr>
+                <w:rFonts w:ascii="Consolas" w:eastAsia="Times New Roman" w:hAnsi="Consolas" w:cs="Times New Roman"/>
+                <w:kern w:val="0"/>
+                <w:sz w:val="16"/>
+                <w:szCs w:val="16"/>
+                <w14:ligatures w14:val="none"/>
+              </w:rPr>
+              <w:t>alpha_rad</w:t>
+            </w:r>
+            <w:proofErr w:type="spellEnd"/>
+            <w:r>
+              <w:rPr>
+                <w:rFonts w:ascii="Consolas" w:eastAsia="Times New Roman" w:hAnsi="Consolas" w:cs="Times New Roman"/>
+                <w:kern w:val="0"/>
+                <w:sz w:val="16"/>
+                <w:szCs w:val="16"/>
+                <w14:ligatures w14:val="none"/>
+              </w:rPr>
+              <w:t>) * t - 0.5 * g * t.^2;</w:t>
             </w:r>
           </w:p>
           <w:p>
@@ -7037,7 +10104,31 @@
                 <w:szCs w:val="16"/>
                 <w14:ligatures w14:val="none"/>
               </w:rPr>
-              <w:t>'LineWidth'</w:t>
+              <w:t>'</w:t>
+            </w:r>
+            <w:proofErr w:type="spellStart"/>
+            <w:r>
+              <w:rPr>
+                <w:rFonts w:ascii="Consolas" w:eastAsia="Times New Roman" w:hAnsi="Consolas" w:cs="Times New Roman"/>
+                <w:color w:val="A709F5"/>
+                <w:kern w:val="0"/>
+                <w:sz w:val="16"/>
+                <w:szCs w:val="16"/>
+                <w14:ligatures w14:val="none"/>
+              </w:rPr>
+              <w:t>LineWidth</w:t>
+            </w:r>
+            <w:proofErr w:type="spellEnd"/>
+            <w:r>
+              <w:rPr>
+                <w:rFonts w:ascii="Consolas" w:eastAsia="Times New Roman" w:hAnsi="Consolas" w:cs="Times New Roman"/>
+                <w:color w:val="A709F5"/>
+                <w:kern w:val="0"/>
+                <w:sz w:val="16"/>
+                <w:szCs w:val="16"/>
+                <w14:ligatures w14:val="none"/>
+              </w:rPr>
+              <w:t>'</w:t>
             </w:r>
             <w:r>
               <w:rPr>
@@ -7058,8 +10149,189 @@
                 <w:szCs w:val="16"/>
                 <w14:ligatures w14:val="none"/>
               </w:rPr>
-              <w:t>% Vẽ quỹ đạo bằng nét liền màu đen</w:t>
-            </w:r>
+              <w:t xml:space="preserve">% </w:t>
+            </w:r>
+            <w:proofErr w:type="spellStart"/>
+            <w:r>
+              <w:rPr>
+                <w:rFonts w:ascii="Consolas" w:eastAsia="Times New Roman" w:hAnsi="Consolas" w:cs="Times New Roman"/>
+                <w:color w:val="008013"/>
+                <w:kern w:val="0"/>
+                <w:sz w:val="16"/>
+                <w:szCs w:val="16"/>
+                <w14:ligatures w14:val="none"/>
+              </w:rPr>
+              <w:t>Vẽ</w:t>
+            </w:r>
+            <w:proofErr w:type="spellEnd"/>
+            <w:r>
+              <w:rPr>
+                <w:rFonts w:ascii="Consolas" w:eastAsia="Times New Roman" w:hAnsi="Consolas" w:cs="Times New Roman"/>
+                <w:color w:val="008013"/>
+                <w:kern w:val="0"/>
+                <w:sz w:val="16"/>
+                <w:szCs w:val="16"/>
+                <w14:ligatures w14:val="none"/>
+              </w:rPr>
+              <w:t xml:space="preserve"> </w:t>
+            </w:r>
+            <w:proofErr w:type="spellStart"/>
+            <w:r>
+              <w:rPr>
+                <w:rFonts w:ascii="Consolas" w:eastAsia="Times New Roman" w:hAnsi="Consolas" w:cs="Times New Roman"/>
+                <w:color w:val="008013"/>
+                <w:kern w:val="0"/>
+                <w:sz w:val="16"/>
+                <w:szCs w:val="16"/>
+                <w14:ligatures w14:val="none"/>
+              </w:rPr>
+              <w:t>quỹ</w:t>
+            </w:r>
+            <w:proofErr w:type="spellEnd"/>
+            <w:r>
+              <w:rPr>
+                <w:rFonts w:ascii="Consolas" w:eastAsia="Times New Roman" w:hAnsi="Consolas" w:cs="Times New Roman"/>
+                <w:color w:val="008013"/>
+                <w:kern w:val="0"/>
+                <w:sz w:val="16"/>
+                <w:szCs w:val="16"/>
+                <w14:ligatures w14:val="none"/>
+              </w:rPr>
+              <w:t xml:space="preserve"> </w:t>
+            </w:r>
+            <w:proofErr w:type="spellStart"/>
+            <w:r>
+              <w:rPr>
+                <w:rFonts w:ascii="Consolas" w:eastAsia="Times New Roman" w:hAnsi="Consolas" w:cs="Times New Roman"/>
+                <w:color w:val="008013"/>
+                <w:kern w:val="0"/>
+                <w:sz w:val="16"/>
+                <w:szCs w:val="16"/>
+                <w14:ligatures w14:val="none"/>
+              </w:rPr>
+              <w:t>đạo</w:t>
+            </w:r>
+            <w:proofErr w:type="spellEnd"/>
+            <w:r>
+              <w:rPr>
+                <w:rFonts w:ascii="Consolas" w:eastAsia="Times New Roman" w:hAnsi="Consolas" w:cs="Times New Roman"/>
+                <w:color w:val="008013"/>
+                <w:kern w:val="0"/>
+                <w:sz w:val="16"/>
+                <w:szCs w:val="16"/>
+                <w14:ligatures w14:val="none"/>
+              </w:rPr>
+              <w:t xml:space="preserve"> </w:t>
+            </w:r>
+            <w:proofErr w:type="spellStart"/>
+            <w:r>
+              <w:rPr>
+                <w:rFonts w:ascii="Consolas" w:eastAsia="Times New Roman" w:hAnsi="Consolas" w:cs="Times New Roman"/>
+                <w:color w:val="008013"/>
+                <w:kern w:val="0"/>
+                <w:sz w:val="16"/>
+                <w:szCs w:val="16"/>
+                <w14:ligatures w14:val="none"/>
+              </w:rPr>
+              <w:t>bằng</w:t>
+            </w:r>
+            <w:proofErr w:type="spellEnd"/>
+            <w:r>
+              <w:rPr>
+                <w:rFonts w:ascii="Consolas" w:eastAsia="Times New Roman" w:hAnsi="Consolas" w:cs="Times New Roman"/>
+                <w:color w:val="008013"/>
+                <w:kern w:val="0"/>
+                <w:sz w:val="16"/>
+                <w:szCs w:val="16"/>
+                <w14:ligatures w14:val="none"/>
+              </w:rPr>
+              <w:t xml:space="preserve"> </w:t>
+            </w:r>
+            <w:proofErr w:type="spellStart"/>
+            <w:r>
+              <w:rPr>
+                <w:rFonts w:ascii="Consolas" w:eastAsia="Times New Roman" w:hAnsi="Consolas" w:cs="Times New Roman"/>
+                <w:color w:val="008013"/>
+                <w:kern w:val="0"/>
+                <w:sz w:val="16"/>
+                <w:szCs w:val="16"/>
+                <w14:ligatures w14:val="none"/>
+              </w:rPr>
+              <w:t>nét</w:t>
+            </w:r>
+            <w:proofErr w:type="spellEnd"/>
+            <w:r>
+              <w:rPr>
+                <w:rFonts w:ascii="Consolas" w:eastAsia="Times New Roman" w:hAnsi="Consolas" w:cs="Times New Roman"/>
+                <w:color w:val="008013"/>
+                <w:kern w:val="0"/>
+                <w:sz w:val="16"/>
+                <w:szCs w:val="16"/>
+                <w14:ligatures w14:val="none"/>
+              </w:rPr>
+              <w:t xml:space="preserve"> </w:t>
+            </w:r>
+            <w:proofErr w:type="spellStart"/>
+            <w:r>
+              <w:rPr>
+                <w:rFonts w:ascii="Consolas" w:eastAsia="Times New Roman" w:hAnsi="Consolas" w:cs="Times New Roman"/>
+                <w:color w:val="008013"/>
+                <w:kern w:val="0"/>
+                <w:sz w:val="16"/>
+                <w:szCs w:val="16"/>
+                <w14:ligatures w14:val="none"/>
+              </w:rPr>
+              <w:t>liền</w:t>
+            </w:r>
+            <w:proofErr w:type="spellEnd"/>
+            <w:r>
+              <w:rPr>
+                <w:rFonts w:ascii="Consolas" w:eastAsia="Times New Roman" w:hAnsi="Consolas" w:cs="Times New Roman"/>
+                <w:color w:val="008013"/>
+                <w:kern w:val="0"/>
+                <w:sz w:val="16"/>
+                <w:szCs w:val="16"/>
+                <w14:ligatures w14:val="none"/>
+              </w:rPr>
+              <w:t xml:space="preserve"> </w:t>
+            </w:r>
+            <w:proofErr w:type="spellStart"/>
+            <w:r>
+              <w:rPr>
+                <w:rFonts w:ascii="Consolas" w:eastAsia="Times New Roman" w:hAnsi="Consolas" w:cs="Times New Roman"/>
+                <w:color w:val="008013"/>
+                <w:kern w:val="0"/>
+                <w:sz w:val="16"/>
+                <w:szCs w:val="16"/>
+                <w14:ligatures w14:val="none"/>
+              </w:rPr>
+              <w:t>màu</w:t>
+            </w:r>
+            <w:proofErr w:type="spellEnd"/>
+            <w:r>
+              <w:rPr>
+                <w:rFonts w:ascii="Consolas" w:eastAsia="Times New Roman" w:hAnsi="Consolas" w:cs="Times New Roman"/>
+                <w:color w:val="008013"/>
+                <w:kern w:val="0"/>
+                <w:sz w:val="16"/>
+                <w:szCs w:val="16"/>
+                <w14:ligatures w14:val="none"/>
+              </w:rPr>
+              <w:t xml:space="preserve"> </w:t>
+            </w:r>
+            <w:proofErr w:type="spellStart"/>
+            <w:r>
+              <w:rPr>
+                <w:rFonts w:ascii="Consolas" w:eastAsia="Times New Roman" w:hAnsi="Consolas" w:cs="Times New Roman"/>
+                <w:color w:val="008013"/>
+                <w:kern w:val="0"/>
+                <w:sz w:val="16"/>
+                <w:szCs w:val="16"/>
+                <w14:ligatures w14:val="none"/>
+              </w:rPr>
+              <w:t>đen</w:t>
+            </w:r>
+            <w:proofErr w:type="spellEnd"/>
           </w:p>
           <w:p>
             <w:pPr>
@@ -7179,7 +10451,127 @@
                 <w:szCs w:val="16"/>
                 <w14:ligatures w14:val="none"/>
               </w:rPr>
-              <w:t>% Đánh dấu điểm bắt đầu (10m)</w:t>
+              <w:t xml:space="preserve">% </w:t>
+            </w:r>
+            <w:proofErr w:type="spellStart"/>
+            <w:r>
+              <w:rPr>
+                <w:rFonts w:ascii="Consolas" w:eastAsia="Times New Roman" w:hAnsi="Consolas" w:cs="Times New Roman"/>
+                <w:color w:val="008013"/>
+                <w:kern w:val="0"/>
+                <w:sz w:val="16"/>
+                <w:szCs w:val="16"/>
+                <w14:ligatures w14:val="none"/>
+              </w:rPr>
+              <w:t>Đánh</w:t>
+            </w:r>
+            <w:proofErr w:type="spellEnd"/>
+            <w:r>
+              <w:rPr>
+                <w:rFonts w:ascii="Consolas" w:eastAsia="Times New Roman" w:hAnsi="Consolas" w:cs="Times New Roman"/>
+                <w:color w:val="008013"/>
+                <w:kern w:val="0"/>
+                <w:sz w:val="16"/>
+                <w:szCs w:val="16"/>
+                <w14:ligatures w14:val="none"/>
+              </w:rPr>
+              <w:t xml:space="preserve"> </w:t>
+            </w:r>
+            <w:proofErr w:type="spellStart"/>
+            <w:r>
+              <w:rPr>
+                <w:rFonts w:ascii="Consolas" w:eastAsia="Times New Roman" w:hAnsi="Consolas" w:cs="Times New Roman"/>
+                <w:color w:val="008013"/>
+                <w:kern w:val="0"/>
+                <w:sz w:val="16"/>
+                <w:szCs w:val="16"/>
+                <w14:ligatures w14:val="none"/>
+              </w:rPr>
+              <w:t>dấu</w:t>
+            </w:r>
+            <w:proofErr w:type="spellEnd"/>
+            <w:r>
+              <w:rPr>
+                <w:rFonts w:ascii="Consolas" w:eastAsia="Times New Roman" w:hAnsi="Consolas" w:cs="Times New Roman"/>
+                <w:color w:val="008013"/>
+                <w:kern w:val="0"/>
+                <w:sz w:val="16"/>
+                <w:szCs w:val="16"/>
+                <w14:ligatures w14:val="none"/>
+              </w:rPr>
+              <w:t xml:space="preserve"> </w:t>
+            </w:r>
+            <w:proofErr w:type="spellStart"/>
+            <w:r>
+              <w:rPr>
+                <w:rFonts w:ascii="Consolas" w:eastAsia="Times New Roman" w:hAnsi="Consolas" w:cs="Times New Roman"/>
+                <w:color w:val="008013"/>
+                <w:kern w:val="0"/>
+                <w:sz w:val="16"/>
+                <w:szCs w:val="16"/>
+                <w14:ligatures w14:val="none"/>
+              </w:rPr>
+              <w:t>điểm</w:t>
+            </w:r>
+            <w:proofErr w:type="spellEnd"/>
+            <w:r>
+              <w:rPr>
+                <w:rFonts w:ascii="Consolas" w:eastAsia="Times New Roman" w:hAnsi="Consolas" w:cs="Times New Roman"/>
+                <w:color w:val="008013"/>
+                <w:kern w:val="0"/>
+                <w:sz w:val="16"/>
+                <w:szCs w:val="16"/>
+                <w14:ligatures w14:val="none"/>
+              </w:rPr>
+              <w:t xml:space="preserve"> </w:t>
+            </w:r>
+            <w:proofErr w:type="spellStart"/>
+            <w:r>
+              <w:rPr>
+                <w:rFonts w:ascii="Consolas" w:eastAsia="Times New Roman" w:hAnsi="Consolas" w:cs="Times New Roman"/>
+                <w:color w:val="008013"/>
+                <w:kern w:val="0"/>
+                <w:sz w:val="16"/>
+                <w:szCs w:val="16"/>
+                <w14:ligatures w14:val="none"/>
+              </w:rPr>
+              <w:t>bắt</w:t>
+            </w:r>
+            <w:proofErr w:type="spellEnd"/>
+            <w:r>
+              <w:rPr>
+                <w:rFonts w:ascii="Consolas" w:eastAsia="Times New Roman" w:hAnsi="Consolas" w:cs="Times New Roman"/>
+                <w:color w:val="008013"/>
+                <w:kern w:val="0"/>
+                <w:sz w:val="16"/>
+                <w:szCs w:val="16"/>
+                <w14:ligatures w14:val="none"/>
+              </w:rPr>
+              <w:t xml:space="preserve"> </w:t>
+            </w:r>
+            <w:proofErr w:type="spellStart"/>
+            <w:r>
+              <w:rPr>
+                <w:rFonts w:ascii="Consolas" w:eastAsia="Times New Roman" w:hAnsi="Consolas" w:cs="Times New Roman"/>
+                <w:color w:val="008013"/>
+                <w:kern w:val="0"/>
+                <w:sz w:val="16"/>
+                <w:szCs w:val="16"/>
+                <w14:ligatures w14:val="none"/>
+              </w:rPr>
+              <w:t>đầu</w:t>
+            </w:r>
+            <w:proofErr w:type="spellEnd"/>
+            <w:r>
+              <w:rPr>
+                <w:rFonts w:ascii="Consolas" w:eastAsia="Times New Roman" w:hAnsi="Consolas" w:cs="Times New Roman"/>
+                <w:color w:val="008013"/>
+                <w:kern w:val="0"/>
+                <w:sz w:val="16"/>
+                <w:szCs w:val="16"/>
+                <w14:ligatures w14:val="none"/>
+              </w:rPr>
+              <w:t xml:space="preserve"> (10m)</w:t>
             </w:r>
           </w:p>
           <w:p>
@@ -7224,7 +10616,31 @@
                 <w:szCs w:val="16"/>
                 <w14:ligatures w14:val="none"/>
               </w:rPr>
-              <w:t>'ro'</w:t>
+              <w:t>'</w:t>
+            </w:r>
+            <w:proofErr w:type="spellStart"/>
+            <w:r>
+              <w:rPr>
+                <w:rFonts w:ascii="Consolas" w:eastAsia="Times New Roman" w:hAnsi="Consolas" w:cs="Times New Roman"/>
+                <w:color w:val="A709F5"/>
+                <w:kern w:val="0"/>
+                <w:sz w:val="16"/>
+                <w:szCs w:val="16"/>
+                <w14:ligatures w14:val="none"/>
+              </w:rPr>
+              <w:t>ro</w:t>
+            </w:r>
+            <w:proofErr w:type="spellEnd"/>
+            <w:r>
+              <w:rPr>
+                <w:rFonts w:ascii="Consolas" w:eastAsia="Times New Roman" w:hAnsi="Consolas" w:cs="Times New Roman"/>
+                <w:color w:val="A709F5"/>
+                <w:kern w:val="0"/>
+                <w:sz w:val="16"/>
+                <w:szCs w:val="16"/>
+                <w14:ligatures w14:val="none"/>
+              </w:rPr>
+              <w:t>'</w:t>
             </w:r>
             <w:r>
               <w:rPr>
@@ -7245,7 +10661,31 @@
                 <w:szCs w:val="16"/>
                 <w14:ligatures w14:val="none"/>
               </w:rPr>
-              <w:t>'MarkerSize'</w:t>
+              <w:t>'</w:t>
+            </w:r>
+            <w:proofErr w:type="spellStart"/>
+            <w:r>
+              <w:rPr>
+                <w:rFonts w:ascii="Consolas" w:eastAsia="Times New Roman" w:hAnsi="Consolas" w:cs="Times New Roman"/>
+                <w:color w:val="A709F5"/>
+                <w:kern w:val="0"/>
+                <w:sz w:val="16"/>
+                <w:szCs w:val="16"/>
+                <w14:ligatures w14:val="none"/>
+              </w:rPr>
+              <w:t>MarkerSize</w:t>
+            </w:r>
+            <w:proofErr w:type="spellEnd"/>
+            <w:r>
+              <w:rPr>
+                <w:rFonts w:ascii="Consolas" w:eastAsia="Times New Roman" w:hAnsi="Consolas" w:cs="Times New Roman"/>
+                <w:color w:val="A709F5"/>
+                <w:kern w:val="0"/>
+                <w:sz w:val="16"/>
+                <w:szCs w:val="16"/>
+                <w14:ligatures w14:val="none"/>
+              </w:rPr>
+              <w:t>'</w:t>
             </w:r>
             <w:r>
               <w:rPr>
@@ -7266,7 +10706,31 @@
                 <w:szCs w:val="16"/>
                 <w14:ligatures w14:val="none"/>
               </w:rPr>
-              <w:t>'MarkerFaceColor'</w:t>
+              <w:t>'</w:t>
+            </w:r>
+            <w:proofErr w:type="spellStart"/>
+            <w:r>
+              <w:rPr>
+                <w:rFonts w:ascii="Consolas" w:eastAsia="Times New Roman" w:hAnsi="Consolas" w:cs="Times New Roman"/>
+                <w:color w:val="A709F5"/>
+                <w:kern w:val="0"/>
+                <w:sz w:val="16"/>
+                <w:szCs w:val="16"/>
+                <w14:ligatures w14:val="none"/>
+              </w:rPr>
+              <w:t>MarkerFaceColor</w:t>
+            </w:r>
+            <w:proofErr w:type="spellEnd"/>
+            <w:r>
+              <w:rPr>
+                <w:rFonts w:ascii="Consolas" w:eastAsia="Times New Roman" w:hAnsi="Consolas" w:cs="Times New Roman"/>
+                <w:color w:val="A709F5"/>
+                <w:kern w:val="0"/>
+                <w:sz w:val="16"/>
+                <w:szCs w:val="16"/>
+                <w14:ligatures w14:val="none"/>
+              </w:rPr>
+              <w:t>'</w:t>
             </w:r>
             <w:r>
               <w:rPr>
@@ -7342,7 +10806,31 @@
                 <w:szCs w:val="16"/>
                 <w14:ligatures w14:val="none"/>
               </w:rPr>
-              <w:t>'Diem nem (10m)'</w:t>
+              <w:t xml:space="preserve">'Diem </w:t>
+            </w:r>
+            <w:proofErr w:type="spellStart"/>
+            <w:r>
+              <w:rPr>
+                <w:rFonts w:ascii="Consolas" w:eastAsia="Times New Roman" w:hAnsi="Consolas" w:cs="Times New Roman"/>
+                <w:color w:val="A709F5"/>
+                <w:kern w:val="0"/>
+                <w:sz w:val="16"/>
+                <w:szCs w:val="16"/>
+                <w14:ligatures w14:val="none"/>
+              </w:rPr>
+              <w:t>nem</w:t>
+            </w:r>
+            <w:proofErr w:type="spellEnd"/>
+            <w:r>
+              <w:rPr>
+                <w:rFonts w:ascii="Consolas" w:eastAsia="Times New Roman" w:hAnsi="Consolas" w:cs="Times New Roman"/>
+                <w:color w:val="A709F5"/>
+                <w:kern w:val="0"/>
+                <w:sz w:val="16"/>
+                <w:szCs w:val="16"/>
+                <w14:ligatures w14:val="none"/>
+              </w:rPr>
+              <w:t xml:space="preserve"> (10m)'</w:t>
             </w:r>
             <w:r>
               <w:rPr>
@@ -7363,7 +10851,31 @@
                 <w:szCs w:val="16"/>
                 <w14:ligatures w14:val="none"/>
               </w:rPr>
-              <w:t>'HorizontalAlignment'</w:t>
+              <w:t>'</w:t>
+            </w:r>
+            <w:proofErr w:type="spellStart"/>
+            <w:r>
+              <w:rPr>
+                <w:rFonts w:ascii="Consolas" w:eastAsia="Times New Roman" w:hAnsi="Consolas" w:cs="Times New Roman"/>
+                <w:color w:val="A709F5"/>
+                <w:kern w:val="0"/>
+                <w:sz w:val="16"/>
+                <w:szCs w:val="16"/>
+                <w14:ligatures w14:val="none"/>
+              </w:rPr>
+              <w:t>HorizontalAlignment</w:t>
+            </w:r>
+            <w:proofErr w:type="spellEnd"/>
+            <w:r>
+              <w:rPr>
+                <w:rFonts w:ascii="Consolas" w:eastAsia="Times New Roman" w:hAnsi="Consolas" w:cs="Times New Roman"/>
+                <w:color w:val="A709F5"/>
+                <w:kern w:val="0"/>
+                <w:sz w:val="16"/>
+                <w:szCs w:val="16"/>
+                <w14:ligatures w14:val="none"/>
+              </w:rPr>
+              <w:t>'</w:t>
             </w:r>
             <w:r>
               <w:rPr>
@@ -7429,8 +10941,117 @@
                 <w:szCs w:val="16"/>
                 <w14:ligatures w14:val="none"/>
               </w:rPr>
-              <w:t>% Đánh dấu điểm chạm đất</w:t>
-            </w:r>
+              <w:t xml:space="preserve">% </w:t>
+            </w:r>
+            <w:proofErr w:type="spellStart"/>
+            <w:r>
+              <w:rPr>
+                <w:rFonts w:ascii="Consolas" w:eastAsia="Times New Roman" w:hAnsi="Consolas" w:cs="Times New Roman"/>
+                <w:color w:val="008013"/>
+                <w:kern w:val="0"/>
+                <w:sz w:val="16"/>
+                <w:szCs w:val="16"/>
+                <w14:ligatures w14:val="none"/>
+              </w:rPr>
+              <w:t>Đánh</w:t>
+            </w:r>
+            <w:proofErr w:type="spellEnd"/>
+            <w:r>
+              <w:rPr>
+                <w:rFonts w:ascii="Consolas" w:eastAsia="Times New Roman" w:hAnsi="Consolas" w:cs="Times New Roman"/>
+                <w:color w:val="008013"/>
+                <w:kern w:val="0"/>
+                <w:sz w:val="16"/>
+                <w:szCs w:val="16"/>
+                <w14:ligatures w14:val="none"/>
+              </w:rPr>
+              <w:t xml:space="preserve"> </w:t>
+            </w:r>
+            <w:proofErr w:type="spellStart"/>
+            <w:r>
+              <w:rPr>
+                <w:rFonts w:ascii="Consolas" w:eastAsia="Times New Roman" w:hAnsi="Consolas" w:cs="Times New Roman"/>
+                <w:color w:val="008013"/>
+                <w:kern w:val="0"/>
+                <w:sz w:val="16"/>
+                <w:szCs w:val="16"/>
+                <w14:ligatures w14:val="none"/>
+              </w:rPr>
+              <w:t>dấu</w:t>
+            </w:r>
+            <w:proofErr w:type="spellEnd"/>
+            <w:r>
+              <w:rPr>
+                <w:rFonts w:ascii="Consolas" w:eastAsia="Times New Roman" w:hAnsi="Consolas" w:cs="Times New Roman"/>
+                <w:color w:val="008013"/>
+                <w:kern w:val="0"/>
+                <w:sz w:val="16"/>
+                <w:szCs w:val="16"/>
+                <w14:ligatures w14:val="none"/>
+              </w:rPr>
+              <w:t xml:space="preserve"> </w:t>
+            </w:r>
+            <w:proofErr w:type="spellStart"/>
+            <w:r>
+              <w:rPr>
+                <w:rFonts w:ascii="Consolas" w:eastAsia="Times New Roman" w:hAnsi="Consolas" w:cs="Times New Roman"/>
+                <w:color w:val="008013"/>
+                <w:kern w:val="0"/>
+                <w:sz w:val="16"/>
+                <w:szCs w:val="16"/>
+                <w14:ligatures w14:val="none"/>
+              </w:rPr>
+              <w:t>điểm</w:t>
+            </w:r>
+            <w:proofErr w:type="spellEnd"/>
+            <w:r>
+              <w:rPr>
+                <w:rFonts w:ascii="Consolas" w:eastAsia="Times New Roman" w:hAnsi="Consolas" w:cs="Times New Roman"/>
+                <w:color w:val="008013"/>
+                <w:kern w:val="0"/>
+                <w:sz w:val="16"/>
+                <w:szCs w:val="16"/>
+                <w14:ligatures w14:val="none"/>
+              </w:rPr>
+              <w:t xml:space="preserve"> </w:t>
+            </w:r>
+            <w:proofErr w:type="spellStart"/>
+            <w:r>
+              <w:rPr>
+                <w:rFonts w:ascii="Consolas" w:eastAsia="Times New Roman" w:hAnsi="Consolas" w:cs="Times New Roman"/>
+                <w:color w:val="008013"/>
+                <w:kern w:val="0"/>
+                <w:sz w:val="16"/>
+                <w:szCs w:val="16"/>
+                <w14:ligatures w14:val="none"/>
+              </w:rPr>
+              <w:t>chạm</w:t>
+            </w:r>
+            <w:proofErr w:type="spellEnd"/>
+            <w:r>
+              <w:rPr>
+                <w:rFonts w:ascii="Consolas" w:eastAsia="Times New Roman" w:hAnsi="Consolas" w:cs="Times New Roman"/>
+                <w:color w:val="008013"/>
+                <w:kern w:val="0"/>
+                <w:sz w:val="16"/>
+                <w:szCs w:val="16"/>
+                <w14:ligatures w14:val="none"/>
+              </w:rPr>
+              <w:t xml:space="preserve"> </w:t>
+            </w:r>
+            <w:proofErr w:type="spellStart"/>
+            <w:r>
+              <w:rPr>
+                <w:rFonts w:ascii="Consolas" w:eastAsia="Times New Roman" w:hAnsi="Consolas" w:cs="Times New Roman"/>
+                <w:color w:val="008013"/>
+                <w:kern w:val="0"/>
+                <w:sz w:val="16"/>
+                <w:szCs w:val="16"/>
+                <w14:ligatures w14:val="none"/>
+              </w:rPr>
+              <w:t>đất</w:t>
+            </w:r>
+            <w:proofErr w:type="spellEnd"/>
           </w:p>
           <w:p>
             <w:pPr>
@@ -7484,7 +11105,31 @@
                 <w:szCs w:val="16"/>
                 <w14:ligatures w14:val="none"/>
               </w:rPr>
-              <w:t>'rx'</w:t>
+              <w:t>'</w:t>
+            </w:r>
+            <w:proofErr w:type="spellStart"/>
+            <w:r>
+              <w:rPr>
+                <w:rFonts w:ascii="Consolas" w:eastAsia="Times New Roman" w:hAnsi="Consolas" w:cs="Times New Roman"/>
+                <w:color w:val="A709F5"/>
+                <w:kern w:val="0"/>
+                <w:sz w:val="16"/>
+                <w:szCs w:val="16"/>
+                <w14:ligatures w14:val="none"/>
+              </w:rPr>
+              <w:t>rx</w:t>
+            </w:r>
+            <w:proofErr w:type="spellEnd"/>
+            <w:r>
+              <w:rPr>
+                <w:rFonts w:ascii="Consolas" w:eastAsia="Times New Roman" w:hAnsi="Consolas" w:cs="Times New Roman"/>
+                <w:color w:val="A709F5"/>
+                <w:kern w:val="0"/>
+                <w:sz w:val="16"/>
+                <w:szCs w:val="16"/>
+                <w14:ligatures w14:val="none"/>
+              </w:rPr>
+              <w:t>'</w:t>
             </w:r>
             <w:r>
               <w:rPr>
@@ -7505,7 +11150,31 @@
                 <w:szCs w:val="16"/>
                 <w14:ligatures w14:val="none"/>
               </w:rPr>
-              <w:t>'MarkerSize'</w:t>
+              <w:t>'</w:t>
+            </w:r>
+            <w:proofErr w:type="spellStart"/>
+            <w:r>
+              <w:rPr>
+                <w:rFonts w:ascii="Consolas" w:eastAsia="Times New Roman" w:hAnsi="Consolas" w:cs="Times New Roman"/>
+                <w:color w:val="A709F5"/>
+                <w:kern w:val="0"/>
+                <w:sz w:val="16"/>
+                <w:szCs w:val="16"/>
+                <w14:ligatures w14:val="none"/>
+              </w:rPr>
+              <w:t>MarkerSize</w:t>
+            </w:r>
+            <w:proofErr w:type="spellEnd"/>
+            <w:r>
+              <w:rPr>
+                <w:rFonts w:ascii="Consolas" w:eastAsia="Times New Roman" w:hAnsi="Consolas" w:cs="Times New Roman"/>
+                <w:color w:val="A709F5"/>
+                <w:kern w:val="0"/>
+                <w:sz w:val="16"/>
+                <w:szCs w:val="16"/>
+                <w14:ligatures w14:val="none"/>
+              </w:rPr>
+              <w:t>'</w:t>
             </w:r>
             <w:r>
               <w:rPr>
@@ -7526,7 +11195,31 @@
                 <w:szCs w:val="16"/>
                 <w14:ligatures w14:val="none"/>
               </w:rPr>
-              <w:t>'LineWidth'</w:t>
+              <w:t>'</w:t>
+            </w:r>
+            <w:proofErr w:type="spellStart"/>
+            <w:r>
+              <w:rPr>
+                <w:rFonts w:ascii="Consolas" w:eastAsia="Times New Roman" w:hAnsi="Consolas" w:cs="Times New Roman"/>
+                <w:color w:val="A709F5"/>
+                <w:kern w:val="0"/>
+                <w:sz w:val="16"/>
+                <w:szCs w:val="16"/>
+                <w14:ligatures w14:val="none"/>
+              </w:rPr>
+              <w:t>LineWidth</w:t>
+            </w:r>
+            <w:proofErr w:type="spellEnd"/>
+            <w:r>
+              <w:rPr>
+                <w:rFonts w:ascii="Consolas" w:eastAsia="Times New Roman" w:hAnsi="Consolas" w:cs="Times New Roman"/>
+                <w:color w:val="A709F5"/>
+                <w:kern w:val="0"/>
+                <w:sz w:val="16"/>
+                <w:szCs w:val="16"/>
+                <w14:ligatures w14:val="none"/>
+              </w:rPr>
+              <w:t>'</w:t>
             </w:r>
             <w:r>
               <w:rPr>
@@ -7591,7 +11284,31 @@
                 <w:szCs w:val="16"/>
                 <w14:ligatures w14:val="none"/>
               </w:rPr>
-              <w:t>'Cham dat'</w:t>
+              <w:t xml:space="preserve">'Cham </w:t>
+            </w:r>
+            <w:proofErr w:type="spellStart"/>
+            <w:r>
+              <w:rPr>
+                <w:rFonts w:ascii="Consolas" w:eastAsia="Times New Roman" w:hAnsi="Consolas" w:cs="Times New Roman"/>
+                <w:color w:val="A709F5"/>
+                <w:kern w:val="0"/>
+                <w:sz w:val="16"/>
+                <w:szCs w:val="16"/>
+                <w14:ligatures w14:val="none"/>
+              </w:rPr>
+              <w:t>dat</w:t>
+            </w:r>
+            <w:proofErr w:type="spellEnd"/>
+            <w:r>
+              <w:rPr>
+                <w:rFonts w:ascii="Consolas" w:eastAsia="Times New Roman" w:hAnsi="Consolas" w:cs="Times New Roman"/>
+                <w:color w:val="A709F5"/>
+                <w:kern w:val="0"/>
+                <w:sz w:val="16"/>
+                <w:szCs w:val="16"/>
+                <w14:ligatures w14:val="none"/>
+              </w:rPr>
+              <w:t>'</w:t>
             </w:r>
             <w:r>
               <w:rPr>
@@ -7612,7 +11329,31 @@
                 <w:szCs w:val="16"/>
                 <w14:ligatures w14:val="none"/>
               </w:rPr>
-              <w:t>'HorizontalAlignment'</w:t>
+              <w:t>'</w:t>
+            </w:r>
+            <w:proofErr w:type="spellStart"/>
+            <w:r>
+              <w:rPr>
+                <w:rFonts w:ascii="Consolas" w:eastAsia="Times New Roman" w:hAnsi="Consolas" w:cs="Times New Roman"/>
+                <w:color w:val="A709F5"/>
+                <w:kern w:val="0"/>
+                <w:sz w:val="16"/>
+                <w:szCs w:val="16"/>
+                <w14:ligatures w14:val="none"/>
+              </w:rPr>
+              <w:t>HorizontalAlignment</w:t>
+            </w:r>
+            <w:proofErr w:type="spellEnd"/>
+            <w:r>
+              <w:rPr>
+                <w:rFonts w:ascii="Consolas" w:eastAsia="Times New Roman" w:hAnsi="Consolas" w:cs="Times New Roman"/>
+                <w:color w:val="A709F5"/>
+                <w:kern w:val="0"/>
+                <w:sz w:val="16"/>
+                <w:szCs w:val="16"/>
+                <w14:ligatures w14:val="none"/>
+              </w:rPr>
+              <w:t>'</w:t>
             </w:r>
             <w:r>
               <w:rPr>
@@ -7710,7 +11451,31 @@
                 <w:szCs w:val="16"/>
                 <w14:ligatures w14:val="none"/>
               </w:rPr>
-              <w:t>'wx'</w:t>
+              <w:t>'</w:t>
+            </w:r>
+            <w:proofErr w:type="spellStart"/>
+            <w:r>
+              <w:rPr>
+                <w:rFonts w:ascii="Consolas" w:eastAsia="Times New Roman" w:hAnsi="Consolas" w:cs="Times New Roman"/>
+                <w:color w:val="A709F5"/>
+                <w:kern w:val="0"/>
+                <w:sz w:val="16"/>
+                <w:szCs w:val="16"/>
+                <w14:ligatures w14:val="none"/>
+              </w:rPr>
+              <w:t>wx</w:t>
+            </w:r>
+            <w:proofErr w:type="spellEnd"/>
+            <w:r>
+              <w:rPr>
+                <w:rFonts w:ascii="Consolas" w:eastAsia="Times New Roman" w:hAnsi="Consolas" w:cs="Times New Roman"/>
+                <w:color w:val="A709F5"/>
+                <w:kern w:val="0"/>
+                <w:sz w:val="16"/>
+                <w:szCs w:val="16"/>
+                <w14:ligatures w14:val="none"/>
+              </w:rPr>
+              <w:t>'</w:t>
             </w:r>
             <w:r>
               <w:rPr>
@@ -7731,7 +11496,31 @@
                 <w:szCs w:val="16"/>
                 <w14:ligatures w14:val="none"/>
               </w:rPr>
-              <w:t>'MarkerSize'</w:t>
+              <w:t>'</w:t>
+            </w:r>
+            <w:proofErr w:type="spellStart"/>
+            <w:r>
+              <w:rPr>
+                <w:rFonts w:ascii="Consolas" w:eastAsia="Times New Roman" w:hAnsi="Consolas" w:cs="Times New Roman"/>
+                <w:color w:val="A709F5"/>
+                <w:kern w:val="0"/>
+                <w:sz w:val="16"/>
+                <w:szCs w:val="16"/>
+                <w14:ligatures w14:val="none"/>
+              </w:rPr>
+              <w:t>MarkerSize</w:t>
+            </w:r>
+            <w:proofErr w:type="spellEnd"/>
+            <w:r>
+              <w:rPr>
+                <w:rFonts w:ascii="Consolas" w:eastAsia="Times New Roman" w:hAnsi="Consolas" w:cs="Times New Roman"/>
+                <w:color w:val="A709F5"/>
+                <w:kern w:val="0"/>
+                <w:sz w:val="16"/>
+                <w:szCs w:val="16"/>
+                <w14:ligatures w14:val="none"/>
+              </w:rPr>
+              <w:t>'</w:t>
             </w:r>
             <w:r>
               <w:rPr>
@@ -7776,7 +11565,127 @@
                 <w:szCs w:val="16"/>
                 <w14:ligatures w14:val="none"/>
               </w:rPr>
-              <w:t>% Vẽ trục hoành y=0 (mặt đất)</w:t>
+              <w:t xml:space="preserve">% </w:t>
+            </w:r>
+            <w:proofErr w:type="spellStart"/>
+            <w:r>
+              <w:rPr>
+                <w:rFonts w:ascii="Consolas" w:eastAsia="Times New Roman" w:hAnsi="Consolas" w:cs="Times New Roman"/>
+                <w:color w:val="008013"/>
+                <w:kern w:val="0"/>
+                <w:sz w:val="16"/>
+                <w:szCs w:val="16"/>
+                <w14:ligatures w14:val="none"/>
+              </w:rPr>
+              <w:t>Vẽ</w:t>
+            </w:r>
+            <w:proofErr w:type="spellEnd"/>
+            <w:r>
+              <w:rPr>
+                <w:rFonts w:ascii="Consolas" w:eastAsia="Times New Roman" w:hAnsi="Consolas" w:cs="Times New Roman"/>
+                <w:color w:val="008013"/>
+                <w:kern w:val="0"/>
+                <w:sz w:val="16"/>
+                <w:szCs w:val="16"/>
+                <w14:ligatures w14:val="none"/>
+              </w:rPr>
+              <w:t xml:space="preserve"> </w:t>
+            </w:r>
+            <w:proofErr w:type="spellStart"/>
+            <w:r>
+              <w:rPr>
+                <w:rFonts w:ascii="Consolas" w:eastAsia="Times New Roman" w:hAnsi="Consolas" w:cs="Times New Roman"/>
+                <w:color w:val="008013"/>
+                <w:kern w:val="0"/>
+                <w:sz w:val="16"/>
+                <w:szCs w:val="16"/>
+                <w14:ligatures w14:val="none"/>
+              </w:rPr>
+              <w:t>trục</w:t>
+            </w:r>
+            <w:proofErr w:type="spellEnd"/>
+            <w:r>
+              <w:rPr>
+                <w:rFonts w:ascii="Consolas" w:eastAsia="Times New Roman" w:hAnsi="Consolas" w:cs="Times New Roman"/>
+                <w:color w:val="008013"/>
+                <w:kern w:val="0"/>
+                <w:sz w:val="16"/>
+                <w:szCs w:val="16"/>
+                <w14:ligatures w14:val="none"/>
+              </w:rPr>
+              <w:t xml:space="preserve"> </w:t>
+            </w:r>
+            <w:proofErr w:type="spellStart"/>
+            <w:r>
+              <w:rPr>
+                <w:rFonts w:ascii="Consolas" w:eastAsia="Times New Roman" w:hAnsi="Consolas" w:cs="Times New Roman"/>
+                <w:color w:val="008013"/>
+                <w:kern w:val="0"/>
+                <w:sz w:val="16"/>
+                <w:szCs w:val="16"/>
+                <w14:ligatures w14:val="none"/>
+              </w:rPr>
+              <w:t>hoành</w:t>
+            </w:r>
+            <w:proofErr w:type="spellEnd"/>
+            <w:r>
+              <w:rPr>
+                <w:rFonts w:ascii="Consolas" w:eastAsia="Times New Roman" w:hAnsi="Consolas" w:cs="Times New Roman"/>
+                <w:color w:val="008013"/>
+                <w:kern w:val="0"/>
+                <w:sz w:val="16"/>
+                <w:szCs w:val="16"/>
+                <w14:ligatures w14:val="none"/>
+              </w:rPr>
+              <w:t xml:space="preserve"> y=0 (</w:t>
+            </w:r>
+            <w:proofErr w:type="spellStart"/>
+            <w:r>
+              <w:rPr>
+                <w:rFonts w:ascii="Consolas" w:eastAsia="Times New Roman" w:hAnsi="Consolas" w:cs="Times New Roman"/>
+                <w:color w:val="008013"/>
+                <w:kern w:val="0"/>
+                <w:sz w:val="16"/>
+                <w:szCs w:val="16"/>
+                <w14:ligatures w14:val="none"/>
+              </w:rPr>
+              <w:t>mặt</w:t>
+            </w:r>
+            <w:proofErr w:type="spellEnd"/>
+            <w:r>
+              <w:rPr>
+                <w:rFonts w:ascii="Consolas" w:eastAsia="Times New Roman" w:hAnsi="Consolas" w:cs="Times New Roman"/>
+                <w:color w:val="008013"/>
+                <w:kern w:val="0"/>
+                <w:sz w:val="16"/>
+                <w:szCs w:val="16"/>
+                <w14:ligatures w14:val="none"/>
+              </w:rPr>
+              <w:t xml:space="preserve"> </w:t>
+            </w:r>
+            <w:proofErr w:type="spellStart"/>
+            <w:r>
+              <w:rPr>
+                <w:rFonts w:ascii="Consolas" w:eastAsia="Times New Roman" w:hAnsi="Consolas" w:cs="Times New Roman"/>
+                <w:color w:val="008013"/>
+                <w:kern w:val="0"/>
+                <w:sz w:val="16"/>
+                <w:szCs w:val="16"/>
+                <w14:ligatures w14:val="none"/>
+              </w:rPr>
+              <w:t>đất</w:t>
+            </w:r>
+            <w:proofErr w:type="spellEnd"/>
+            <w:r>
+              <w:rPr>
+                <w:rFonts w:ascii="Consolas" w:eastAsia="Times New Roman" w:hAnsi="Consolas" w:cs="Times New Roman"/>
+                <w:color w:val="008013"/>
+                <w:kern w:val="0"/>
+                <w:sz w:val="16"/>
+                <w:szCs w:val="16"/>
+                <w14:ligatures w14:val="none"/>
+              </w:rPr>
+              <w:t>)</w:t>
             </w:r>
           </w:p>
           <w:p>
@@ -7830,7 +11739,31 @@
                 <w:szCs w:val="16"/>
                 <w14:ligatures w14:val="none"/>
               </w:rPr>
-              <w:t>'LineWidth'</w:t>
+              <w:t>'</w:t>
+            </w:r>
+            <w:proofErr w:type="spellStart"/>
+            <w:r>
+              <w:rPr>
+                <w:rFonts w:ascii="Consolas" w:eastAsia="Times New Roman" w:hAnsi="Consolas" w:cs="Times New Roman"/>
+                <w:color w:val="A709F5"/>
+                <w:kern w:val="0"/>
+                <w:sz w:val="16"/>
+                <w:szCs w:val="16"/>
+                <w14:ligatures w14:val="none"/>
+              </w:rPr>
+              <w:t>LineWidth</w:t>
+            </w:r>
+            <w:proofErr w:type="spellEnd"/>
+            <w:r>
+              <w:rPr>
+                <w:rFonts w:ascii="Consolas" w:eastAsia="Times New Roman" w:hAnsi="Consolas" w:cs="Times New Roman"/>
+                <w:color w:val="A709F5"/>
+                <w:kern w:val="0"/>
+                <w:sz w:val="16"/>
+                <w:szCs w:val="16"/>
+                <w14:ligatures w14:val="none"/>
+              </w:rPr>
+              <w:t>'</w:t>
             </w:r>
             <w:r>
               <w:rPr>
@@ -7875,20 +11808,154 @@
                 <w:szCs w:val="16"/>
                 <w14:ligatures w14:val="none"/>
               </w:rPr>
-              <w:t>% Thiết lập nhãn và tiêu đề</w:t>
-            </w:r>
-          </w:p>
-          <w:p>
-            <w:pPr>
-              <w:ind w:left="283"/>
-              <w:rPr>
-                <w:rFonts w:ascii="Consolas" w:eastAsia="Times New Roman" w:hAnsi="Consolas" w:cs="Times New Roman"/>
-                <w:kern w:val="0"/>
-                <w:sz w:val="16"/>
-                <w:szCs w:val="16"/>
-                <w14:ligatures w14:val="none"/>
-              </w:rPr>
-            </w:pPr>
+              <w:t xml:space="preserve">% </w:t>
+            </w:r>
+            <w:proofErr w:type="spellStart"/>
+            <w:r>
+              <w:rPr>
+                <w:rFonts w:ascii="Consolas" w:eastAsia="Times New Roman" w:hAnsi="Consolas" w:cs="Times New Roman"/>
+                <w:color w:val="008013"/>
+                <w:kern w:val="0"/>
+                <w:sz w:val="16"/>
+                <w:szCs w:val="16"/>
+                <w14:ligatures w14:val="none"/>
+              </w:rPr>
+              <w:t>Thiết</w:t>
+            </w:r>
+            <w:proofErr w:type="spellEnd"/>
+            <w:r>
+              <w:rPr>
+                <w:rFonts w:ascii="Consolas" w:eastAsia="Times New Roman" w:hAnsi="Consolas" w:cs="Times New Roman"/>
+                <w:color w:val="008013"/>
+                <w:kern w:val="0"/>
+                <w:sz w:val="16"/>
+                <w:szCs w:val="16"/>
+                <w14:ligatures w14:val="none"/>
+              </w:rPr>
+              <w:t xml:space="preserve"> </w:t>
+            </w:r>
+            <w:proofErr w:type="spellStart"/>
+            <w:r>
+              <w:rPr>
+                <w:rFonts w:ascii="Consolas" w:eastAsia="Times New Roman" w:hAnsi="Consolas" w:cs="Times New Roman"/>
+                <w:color w:val="008013"/>
+                <w:kern w:val="0"/>
+                <w:sz w:val="16"/>
+                <w:szCs w:val="16"/>
+                <w14:ligatures w14:val="none"/>
+              </w:rPr>
+              <w:t>lập</w:t>
+            </w:r>
+            <w:proofErr w:type="spellEnd"/>
+            <w:r>
+              <w:rPr>
+                <w:rFonts w:ascii="Consolas" w:eastAsia="Times New Roman" w:hAnsi="Consolas" w:cs="Times New Roman"/>
+                <w:color w:val="008013"/>
+                <w:kern w:val="0"/>
+                <w:sz w:val="16"/>
+                <w:szCs w:val="16"/>
+                <w14:ligatures w14:val="none"/>
+              </w:rPr>
+              <w:t xml:space="preserve"> </w:t>
+            </w:r>
+            <w:proofErr w:type="spellStart"/>
+            <w:r>
+              <w:rPr>
+                <w:rFonts w:ascii="Consolas" w:eastAsia="Times New Roman" w:hAnsi="Consolas" w:cs="Times New Roman"/>
+                <w:color w:val="008013"/>
+                <w:kern w:val="0"/>
+                <w:sz w:val="16"/>
+                <w:szCs w:val="16"/>
+                <w14:ligatures w14:val="none"/>
+              </w:rPr>
+              <w:t>nhãn</w:t>
+            </w:r>
+            <w:proofErr w:type="spellEnd"/>
+            <w:r>
+              <w:rPr>
+                <w:rFonts w:ascii="Consolas" w:eastAsia="Times New Roman" w:hAnsi="Consolas" w:cs="Times New Roman"/>
+                <w:color w:val="008013"/>
+                <w:kern w:val="0"/>
+                <w:sz w:val="16"/>
+                <w:szCs w:val="16"/>
+                <w14:ligatures w14:val="none"/>
+              </w:rPr>
+              <w:t xml:space="preserve"> </w:t>
+            </w:r>
+            <w:proofErr w:type="spellStart"/>
+            <w:r>
+              <w:rPr>
+                <w:rFonts w:ascii="Consolas" w:eastAsia="Times New Roman" w:hAnsi="Consolas" w:cs="Times New Roman"/>
+                <w:color w:val="008013"/>
+                <w:kern w:val="0"/>
+                <w:sz w:val="16"/>
+                <w:szCs w:val="16"/>
+                <w14:ligatures w14:val="none"/>
+              </w:rPr>
+              <w:t>và</w:t>
+            </w:r>
+            <w:proofErr w:type="spellEnd"/>
+            <w:r>
+              <w:rPr>
+                <w:rFonts w:ascii="Consolas" w:eastAsia="Times New Roman" w:hAnsi="Consolas" w:cs="Times New Roman"/>
+                <w:color w:val="008013"/>
+                <w:kern w:val="0"/>
+                <w:sz w:val="16"/>
+                <w:szCs w:val="16"/>
+                <w14:ligatures w14:val="none"/>
+              </w:rPr>
+              <w:t xml:space="preserve"> </w:t>
+            </w:r>
+            <w:proofErr w:type="spellStart"/>
+            <w:r>
+              <w:rPr>
+                <w:rFonts w:ascii="Consolas" w:eastAsia="Times New Roman" w:hAnsi="Consolas" w:cs="Times New Roman"/>
+                <w:color w:val="008013"/>
+                <w:kern w:val="0"/>
+                <w:sz w:val="16"/>
+                <w:szCs w:val="16"/>
+                <w14:ligatures w14:val="none"/>
+              </w:rPr>
+              <w:t>tiêu</w:t>
+            </w:r>
+            <w:proofErr w:type="spellEnd"/>
+            <w:r>
+              <w:rPr>
+                <w:rFonts w:ascii="Consolas" w:eastAsia="Times New Roman" w:hAnsi="Consolas" w:cs="Times New Roman"/>
+                <w:color w:val="008013"/>
+                <w:kern w:val="0"/>
+                <w:sz w:val="16"/>
+                <w:szCs w:val="16"/>
+                <w14:ligatures w14:val="none"/>
+              </w:rPr>
+              <w:t xml:space="preserve"> </w:t>
+            </w:r>
+            <w:proofErr w:type="spellStart"/>
+            <w:r>
+              <w:rPr>
+                <w:rFonts w:ascii="Consolas" w:eastAsia="Times New Roman" w:hAnsi="Consolas" w:cs="Times New Roman"/>
+                <w:color w:val="008013"/>
+                <w:kern w:val="0"/>
+                <w:sz w:val="16"/>
+                <w:szCs w:val="16"/>
+                <w14:ligatures w14:val="none"/>
+              </w:rPr>
+              <w:t>đề</w:t>
+            </w:r>
+            <w:proofErr w:type="spellEnd"/>
+          </w:p>
+          <w:p>
+            <w:pPr>
+              <w:ind w:left="283"/>
+              <w:rPr>
+                <w:rFonts w:ascii="Consolas" w:eastAsia="Times New Roman" w:hAnsi="Consolas" w:cs="Times New Roman"/>
+                <w:kern w:val="0"/>
+                <w:sz w:val="16"/>
+                <w:szCs w:val="16"/>
+                <w14:ligatures w14:val="none"/>
+              </w:rPr>
+            </w:pPr>
+            <w:proofErr w:type="spellStart"/>
             <w:proofErr w:type="gramStart"/>
             <w:r>
               <w:rPr>
@@ -7898,7 +11965,18 @@
                 <w:szCs w:val="16"/>
                 <w14:ligatures w14:val="none"/>
               </w:rPr>
-              <w:t>xlabel(</w:t>
+              <w:t>xlabel</w:t>
+            </w:r>
+            <w:proofErr w:type="spellEnd"/>
+            <w:r>
+              <w:rPr>
+                <w:rFonts w:ascii="Consolas" w:eastAsia="Times New Roman" w:hAnsi="Consolas" w:cs="Times New Roman"/>
+                <w:kern w:val="0"/>
+                <w:sz w:val="16"/>
+                <w:szCs w:val="16"/>
+                <w14:ligatures w14:val="none"/>
+              </w:rPr>
+              <w:t>(</w:t>
             </w:r>
             <w:proofErr w:type="gramEnd"/>
             <w:r>
@@ -7910,7 +11988,79 @@
                 <w:szCs w:val="16"/>
                 <w14:ligatures w14:val="none"/>
               </w:rPr>
-              <w:t>'Khoang cach ngang (m)'</w:t>
+              <w:t>'</w:t>
+            </w:r>
+            <w:proofErr w:type="spellStart"/>
+            <w:r>
+              <w:rPr>
+                <w:rFonts w:ascii="Consolas" w:eastAsia="Times New Roman" w:hAnsi="Consolas" w:cs="Times New Roman"/>
+                <w:color w:val="A709F5"/>
+                <w:kern w:val="0"/>
+                <w:sz w:val="16"/>
+                <w:szCs w:val="16"/>
+                <w14:ligatures w14:val="none"/>
+              </w:rPr>
+              <w:t>Khoang</w:t>
+            </w:r>
+            <w:proofErr w:type="spellEnd"/>
+            <w:r>
+              <w:rPr>
+                <w:rFonts w:ascii="Consolas" w:eastAsia="Times New Roman" w:hAnsi="Consolas" w:cs="Times New Roman"/>
+                <w:color w:val="A709F5"/>
+                <w:kern w:val="0"/>
+                <w:sz w:val="16"/>
+                <w:szCs w:val="16"/>
+                <w14:ligatures w14:val="none"/>
+              </w:rPr>
+              <w:t xml:space="preserve"> </w:t>
+            </w:r>
+            <w:proofErr w:type="spellStart"/>
+            <w:r>
+              <w:rPr>
+                <w:rFonts w:ascii="Consolas" w:eastAsia="Times New Roman" w:hAnsi="Consolas" w:cs="Times New Roman"/>
+                <w:color w:val="A709F5"/>
+                <w:kern w:val="0"/>
+                <w:sz w:val="16"/>
+                <w:szCs w:val="16"/>
+                <w14:ligatures w14:val="none"/>
+              </w:rPr>
+              <w:t>cach</w:t>
+            </w:r>
+            <w:proofErr w:type="spellEnd"/>
+            <w:r>
+              <w:rPr>
+                <w:rFonts w:ascii="Consolas" w:eastAsia="Times New Roman" w:hAnsi="Consolas" w:cs="Times New Roman"/>
+                <w:color w:val="A709F5"/>
+                <w:kern w:val="0"/>
+                <w:sz w:val="16"/>
+                <w:szCs w:val="16"/>
+                <w14:ligatures w14:val="none"/>
+              </w:rPr>
+              <w:t xml:space="preserve"> </w:t>
+            </w:r>
+            <w:proofErr w:type="spellStart"/>
+            <w:r>
+              <w:rPr>
+                <w:rFonts w:ascii="Consolas" w:eastAsia="Times New Roman" w:hAnsi="Consolas" w:cs="Times New Roman"/>
+                <w:color w:val="A709F5"/>
+                <w:kern w:val="0"/>
+                <w:sz w:val="16"/>
+                <w:szCs w:val="16"/>
+                <w14:ligatures w14:val="none"/>
+              </w:rPr>
+              <w:t>ngang</w:t>
+            </w:r>
+            <w:proofErr w:type="spellEnd"/>
+            <w:r>
+              <w:rPr>
+                <w:rFonts w:ascii="Consolas" w:eastAsia="Times New Roman" w:hAnsi="Consolas" w:cs="Times New Roman"/>
+                <w:color w:val="A709F5"/>
+                <w:kern w:val="0"/>
+                <w:sz w:val="16"/>
+                <w:szCs w:val="16"/>
+                <w14:ligatures w14:val="none"/>
+              </w:rPr>
+              <w:t xml:space="preserve"> (m)'</w:t>
             </w:r>
             <w:r>
               <w:rPr>
@@ -7934,6 +12084,7 @@
                 <w14:ligatures w14:val="none"/>
               </w:rPr>
             </w:pPr>
+            <w:proofErr w:type="spellStart"/>
             <w:proofErr w:type="gramStart"/>
             <w:r>
               <w:rPr>
@@ -7943,7 +12094,18 @@
                 <w:szCs w:val="16"/>
                 <w14:ligatures w14:val="none"/>
               </w:rPr>
-              <w:t>ylabel(</w:t>
+              <w:t>ylabel</w:t>
+            </w:r>
+            <w:proofErr w:type="spellEnd"/>
+            <w:r>
+              <w:rPr>
+                <w:rFonts w:ascii="Consolas" w:eastAsia="Times New Roman" w:hAnsi="Consolas" w:cs="Times New Roman"/>
+                <w:kern w:val="0"/>
+                <w:sz w:val="16"/>
+                <w:szCs w:val="16"/>
+                <w14:ligatures w14:val="none"/>
+              </w:rPr>
+              <w:t>(</w:t>
             </w:r>
             <w:proofErr w:type="gramEnd"/>
             <w:r>
@@ -7955,7 +12117,31 @@
                 <w:szCs w:val="16"/>
                 <w14:ligatures w14:val="none"/>
               </w:rPr>
-              <w:t>'Do cao (m)'</w:t>
+              <w:t xml:space="preserve">'Do </w:t>
+            </w:r>
+            <w:proofErr w:type="spellStart"/>
+            <w:r>
+              <w:rPr>
+                <w:rFonts w:ascii="Consolas" w:eastAsia="Times New Roman" w:hAnsi="Consolas" w:cs="Times New Roman"/>
+                <w:color w:val="A709F5"/>
+                <w:kern w:val="0"/>
+                <w:sz w:val="16"/>
+                <w:szCs w:val="16"/>
+                <w14:ligatures w14:val="none"/>
+              </w:rPr>
+              <w:t>cao</w:t>
+            </w:r>
+            <w:proofErr w:type="spellEnd"/>
+            <w:r>
+              <w:rPr>
+                <w:rFonts w:ascii="Consolas" w:eastAsia="Times New Roman" w:hAnsi="Consolas" w:cs="Times New Roman"/>
+                <w:color w:val="A709F5"/>
+                <w:kern w:val="0"/>
+                <w:sz w:val="16"/>
+                <w:szCs w:val="16"/>
+                <w14:ligatures w14:val="none"/>
+              </w:rPr>
+              <w:t xml:space="preserve"> (m)'</w:t>
             </w:r>
             <w:r>
               <w:rPr>
@@ -8011,7 +12197,55 @@
                 <w:szCs w:val="16"/>
                 <w14:ligatures w14:val="none"/>
               </w:rPr>
-              <w:t>'Quy dao vat nem xien (v0 = '</w:t>
+              <w:t xml:space="preserve">'Quy dao vat </w:t>
+            </w:r>
+            <w:proofErr w:type="spellStart"/>
+            <w:r>
+              <w:rPr>
+                <w:rFonts w:ascii="Consolas" w:eastAsia="Times New Roman" w:hAnsi="Consolas" w:cs="Times New Roman"/>
+                <w:color w:val="A709F5"/>
+                <w:kern w:val="0"/>
+                <w:sz w:val="16"/>
+                <w:szCs w:val="16"/>
+                <w14:ligatures w14:val="none"/>
+              </w:rPr>
+              <w:t>nem</w:t>
+            </w:r>
+            <w:proofErr w:type="spellEnd"/>
+            <w:r>
+              <w:rPr>
+                <w:rFonts w:ascii="Consolas" w:eastAsia="Times New Roman" w:hAnsi="Consolas" w:cs="Times New Roman"/>
+                <w:color w:val="A709F5"/>
+                <w:kern w:val="0"/>
+                <w:sz w:val="16"/>
+                <w:szCs w:val="16"/>
+                <w14:ligatures w14:val="none"/>
+              </w:rPr>
+              <w:t xml:space="preserve"> </w:t>
+            </w:r>
+            <w:proofErr w:type="spellStart"/>
+            <w:r>
+              <w:rPr>
+                <w:rFonts w:ascii="Consolas" w:eastAsia="Times New Roman" w:hAnsi="Consolas" w:cs="Times New Roman"/>
+                <w:color w:val="A709F5"/>
+                <w:kern w:val="0"/>
+                <w:sz w:val="16"/>
+                <w:szCs w:val="16"/>
+                <w14:ligatures w14:val="none"/>
+              </w:rPr>
+              <w:t>xien</w:t>
+            </w:r>
+            <w:proofErr w:type="spellEnd"/>
+            <w:r>
+              <w:rPr>
+                <w:rFonts w:ascii="Consolas" w:eastAsia="Times New Roman" w:hAnsi="Consolas" w:cs="Times New Roman"/>
+                <w:color w:val="A709F5"/>
+                <w:kern w:val="0"/>
+                <w:sz w:val="16"/>
+                <w:szCs w:val="16"/>
+                <w14:ligatures w14:val="none"/>
+              </w:rPr>
+              <w:t xml:space="preserve"> (v0 = '</w:t>
             </w:r>
             <w:r>
               <w:rPr>
@@ -8032,7 +12266,31 @@
                 <w:szCs w:val="16"/>
                 <w14:ligatures w14:val="none"/>
               </w:rPr>
-              <w:t>' m/s, goc = '</w:t>
+              <w:t xml:space="preserve">' m/s, </w:t>
+            </w:r>
+            <w:proofErr w:type="spellStart"/>
+            <w:r>
+              <w:rPr>
+                <w:rFonts w:ascii="Consolas" w:eastAsia="Times New Roman" w:hAnsi="Consolas" w:cs="Times New Roman"/>
+                <w:color w:val="A709F5"/>
+                <w:kern w:val="0"/>
+                <w:sz w:val="16"/>
+                <w:szCs w:val="16"/>
+                <w14:ligatures w14:val="none"/>
+              </w:rPr>
+              <w:t>goc</w:t>
+            </w:r>
+            <w:proofErr w:type="spellEnd"/>
+            <w:r>
+              <w:rPr>
+                <w:rFonts w:ascii="Consolas" w:eastAsia="Times New Roman" w:hAnsi="Consolas" w:cs="Times New Roman"/>
+                <w:color w:val="A709F5"/>
+                <w:kern w:val="0"/>
+                <w:sz w:val="16"/>
+                <w:szCs w:val="16"/>
+                <w14:ligatures w14:val="none"/>
+              </w:rPr>
+              <w:t xml:space="preserve"> = '</w:t>
             </w:r>
             <w:r>
               <w:rPr>
@@ -8458,6 +12716,7 @@
                 <w14:ligatures w14:val="none"/>
               </w:rPr>
             </w:pPr>
+            <w:proofErr w:type="spellStart"/>
             <w:r>
               <w:rPr>
                 <w:rFonts w:ascii="Consolas" w:eastAsia="Times New Roman" w:hAnsi="Consolas" w:cs="Times New Roman"/>
@@ -8469,6 +12728,7 @@
               </w:rPr>
               <w:t>clc</w:t>
             </w:r>
+            <w:proofErr w:type="spellEnd"/>
           </w:p>
           <w:p>
             <w:pPr>
@@ -8553,42 +12813,121 @@
                 <w:lang w:val="en-GB" w:eastAsia="ja-JP"/>
                 <w14:ligatures w14:val="none"/>
               </w:rPr>
-              <w:t>%% Khai báo biến</w:t>
-            </w:r>
-          </w:p>
-          <w:p>
-            <w:pPr>
-              <w:ind w:left="283"/>
-              <w:rPr>
-                <w:rFonts w:ascii="Consolas" w:eastAsia="Times New Roman" w:hAnsi="Consolas" w:cs="Times New Roman"/>
+              <w:t xml:space="preserve">%% </w:t>
+            </w:r>
+            <w:proofErr w:type="spellStart"/>
+            <w:r>
+              <w:rPr>
+                <w:rFonts w:ascii="Consolas" w:eastAsia="Times New Roman" w:hAnsi="Consolas" w:cs="Times New Roman"/>
+                <w:color w:val="008013"/>
                 <w:kern w:val="0"/>
                 <w:sz w:val="16"/>
                 <w:szCs w:val="16"/>
                 <w:lang w:val="en-GB" w:eastAsia="ja-JP"/>
                 <w14:ligatures w14:val="none"/>
               </w:rPr>
-            </w:pPr>
-            <w:r>
-              <w:rPr>
-                <w:rFonts w:ascii="Consolas" w:eastAsia="Times New Roman" w:hAnsi="Consolas" w:cs="Times New Roman"/>
+              <w:t>Khai</w:t>
+            </w:r>
+            <w:proofErr w:type="spellEnd"/>
+            <w:r>
+              <w:rPr>
+                <w:rFonts w:ascii="Consolas" w:eastAsia="Times New Roman" w:hAnsi="Consolas" w:cs="Times New Roman"/>
+                <w:color w:val="008013"/>
                 <w:kern w:val="0"/>
                 <w:sz w:val="16"/>
                 <w:szCs w:val="16"/>
                 <w:lang w:val="en-GB" w:eastAsia="ja-JP"/>
                 <w14:ligatures w14:val="none"/>
               </w:rPr>
-              <w:t xml:space="preserve">syms </w:t>
-            </w:r>
-            <w:r>
-              <w:rPr>
-                <w:rFonts w:ascii="Consolas" w:eastAsia="Times New Roman" w:hAnsi="Consolas" w:cs="Times New Roman"/>
-                <w:color w:val="A709F5"/>
+              <w:t xml:space="preserve"> </w:t>
+            </w:r>
+            <w:proofErr w:type="spellStart"/>
+            <w:r>
+              <w:rPr>
+                <w:rFonts w:ascii="Consolas" w:eastAsia="Times New Roman" w:hAnsi="Consolas" w:cs="Times New Roman"/>
+                <w:color w:val="008013"/>
                 <w:kern w:val="0"/>
                 <w:sz w:val="16"/>
                 <w:szCs w:val="16"/>
                 <w:lang w:val="en-GB" w:eastAsia="ja-JP"/>
                 <w14:ligatures w14:val="none"/>
               </w:rPr>
+              <w:t>báo</w:t>
+            </w:r>
+            <w:proofErr w:type="spellEnd"/>
+            <w:r>
+              <w:rPr>
+                <w:rFonts w:ascii="Consolas" w:eastAsia="Times New Roman" w:hAnsi="Consolas" w:cs="Times New Roman"/>
+                <w:color w:val="008013"/>
+                <w:kern w:val="0"/>
+                <w:sz w:val="16"/>
+                <w:szCs w:val="16"/>
+                <w:lang w:val="en-GB" w:eastAsia="ja-JP"/>
+                <w14:ligatures w14:val="none"/>
+              </w:rPr>
+              <w:t xml:space="preserve"> </w:t>
+            </w:r>
+            <w:proofErr w:type="spellStart"/>
+            <w:r>
+              <w:rPr>
+                <w:rFonts w:ascii="Consolas" w:eastAsia="Times New Roman" w:hAnsi="Consolas" w:cs="Times New Roman"/>
+                <w:color w:val="008013"/>
+                <w:kern w:val="0"/>
+                <w:sz w:val="16"/>
+                <w:szCs w:val="16"/>
+                <w:lang w:val="en-GB" w:eastAsia="ja-JP"/>
+                <w14:ligatures w14:val="none"/>
+              </w:rPr>
+              <w:t>biến</w:t>
+            </w:r>
+            <w:proofErr w:type="spellEnd"/>
+          </w:p>
+          <w:p>
+            <w:pPr>
+              <w:ind w:left="283"/>
+              <w:rPr>
+                <w:rFonts w:ascii="Consolas" w:eastAsia="Times New Roman" w:hAnsi="Consolas" w:cs="Times New Roman"/>
+                <w:kern w:val="0"/>
+                <w:sz w:val="16"/>
+                <w:szCs w:val="16"/>
+                <w:lang w:val="en-GB" w:eastAsia="ja-JP"/>
+                <w14:ligatures w14:val="none"/>
+              </w:rPr>
+            </w:pPr>
+            <w:proofErr w:type="spellStart"/>
+            <w:r>
+              <w:rPr>
+                <w:rFonts w:ascii="Consolas" w:eastAsia="Times New Roman" w:hAnsi="Consolas" w:cs="Times New Roman"/>
+                <w:kern w:val="0"/>
+                <w:sz w:val="16"/>
+                <w:szCs w:val="16"/>
+                <w:lang w:val="en-GB" w:eastAsia="ja-JP"/>
+                <w14:ligatures w14:val="none"/>
+              </w:rPr>
+              <w:t>syms</w:t>
+            </w:r>
+            <w:proofErr w:type="spellEnd"/>
+            <w:r>
+              <w:rPr>
+                <w:rFonts w:ascii="Consolas" w:eastAsia="Times New Roman" w:hAnsi="Consolas" w:cs="Times New Roman"/>
+                <w:kern w:val="0"/>
+                <w:sz w:val="16"/>
+                <w:szCs w:val="16"/>
+                <w:lang w:val="en-GB" w:eastAsia="ja-JP"/>
+                <w14:ligatures w14:val="none"/>
+              </w:rPr>
+              <w:t xml:space="preserve"> </w:t>
+            </w:r>
+            <w:r>
+              <w:rPr>
+                <w:rFonts w:ascii="Consolas" w:eastAsia="Times New Roman" w:hAnsi="Consolas" w:cs="Times New Roman"/>
+                <w:color w:val="A709F5"/>
+                <w:kern w:val="0"/>
+                <w:sz w:val="16"/>
+                <w:szCs w:val="16"/>
+                <w:lang w:val="en-GB" w:eastAsia="ja-JP"/>
+                <w14:ligatures w14:val="none"/>
+              </w:rPr>
               <w:t>V1 V2 V4</w:t>
             </w:r>
             <w:r>
@@ -8699,30 +13038,70 @@
                 <w:lang w:val="en-GB" w:eastAsia="ja-JP"/>
                 <w14:ligatures w14:val="none"/>
               </w:rPr>
-              <w:t>%% Tính toán</w:t>
-            </w:r>
-          </w:p>
-          <w:p>
-            <w:pPr>
-              <w:ind w:left="283"/>
-              <w:rPr>
-                <w:rFonts w:ascii="Consolas" w:eastAsia="Times New Roman" w:hAnsi="Consolas" w:cs="Times New Roman"/>
+              <w:t xml:space="preserve">%% </w:t>
+            </w:r>
+            <w:proofErr w:type="spellStart"/>
+            <w:r>
+              <w:rPr>
+                <w:rFonts w:ascii="Consolas" w:eastAsia="Times New Roman" w:hAnsi="Consolas" w:cs="Times New Roman"/>
+                <w:color w:val="008013"/>
                 <w:kern w:val="0"/>
                 <w:sz w:val="16"/>
                 <w:szCs w:val="16"/>
                 <w:lang w:val="en-GB" w:eastAsia="ja-JP"/>
                 <w14:ligatures w14:val="none"/>
               </w:rPr>
-            </w:pPr>
-            <w:r>
-              <w:rPr>
-                <w:rFonts w:ascii="Consolas" w:eastAsia="Times New Roman" w:hAnsi="Consolas" w:cs="Times New Roman"/>
+              <w:t>Tính</w:t>
+            </w:r>
+            <w:proofErr w:type="spellEnd"/>
+            <w:r>
+              <w:rPr>
+                <w:rFonts w:ascii="Consolas" w:eastAsia="Times New Roman" w:hAnsi="Consolas" w:cs="Times New Roman"/>
+                <w:color w:val="008013"/>
                 <w:kern w:val="0"/>
                 <w:sz w:val="16"/>
                 <w:szCs w:val="16"/>
                 <w:lang w:val="en-GB" w:eastAsia="ja-JP"/>
                 <w14:ligatures w14:val="none"/>
               </w:rPr>
+              <w:t xml:space="preserve"> </w:t>
+            </w:r>
+            <w:proofErr w:type="spellStart"/>
+            <w:r>
+              <w:rPr>
+                <w:rFonts w:ascii="Consolas" w:eastAsia="Times New Roman" w:hAnsi="Consolas" w:cs="Times New Roman"/>
+                <w:color w:val="008013"/>
+                <w:kern w:val="0"/>
+                <w:sz w:val="16"/>
+                <w:szCs w:val="16"/>
+                <w:lang w:val="en-GB" w:eastAsia="ja-JP"/>
+                <w14:ligatures w14:val="none"/>
+              </w:rPr>
+              <w:t>toán</w:t>
+            </w:r>
+            <w:proofErr w:type="spellEnd"/>
+          </w:p>
+          <w:p>
+            <w:pPr>
+              <w:ind w:left="283"/>
+              <w:rPr>
+                <w:rFonts w:ascii="Consolas" w:eastAsia="Times New Roman" w:hAnsi="Consolas" w:cs="Times New Roman"/>
+                <w:kern w:val="0"/>
+                <w:sz w:val="16"/>
+                <w:szCs w:val="16"/>
+                <w:lang w:val="en-GB" w:eastAsia="ja-JP"/>
+                <w14:ligatures w14:val="none"/>
+              </w:rPr>
+            </w:pPr>
+            <w:r>
+              <w:rPr>
+                <w:rFonts w:ascii="Consolas" w:eastAsia="Times New Roman" w:hAnsi="Consolas" w:cs="Times New Roman"/>
+                <w:kern w:val="0"/>
+                <w:sz w:val="16"/>
+                <w:szCs w:val="16"/>
+                <w:lang w:val="en-GB" w:eastAsia="ja-JP"/>
+                <w14:ligatures w14:val="none"/>
+              </w:rPr>
               <w:t xml:space="preserve">eq1 = V1/4 + (V1-V2)/8 + (V4-20)/5 + (V4-V2)/2 == 10; </w:t>
             </w:r>
           </w:p>
@@ -9136,30 +13515,148 @@
                 <w:lang w:val="en-GB" w:eastAsia="ja-JP"/>
                 <w14:ligatures w14:val="none"/>
               </w:rPr>
-              <w:t>%% Tính công suất các trở</w:t>
-            </w:r>
-          </w:p>
-          <w:p>
-            <w:pPr>
-              <w:ind w:left="283"/>
-              <w:rPr>
-                <w:rFonts w:ascii="Consolas" w:eastAsia="Times New Roman" w:hAnsi="Consolas" w:cs="Times New Roman"/>
+              <w:t xml:space="preserve">%% </w:t>
+            </w:r>
+            <w:proofErr w:type="spellStart"/>
+            <w:r>
+              <w:rPr>
+                <w:rFonts w:ascii="Consolas" w:eastAsia="Times New Roman" w:hAnsi="Consolas" w:cs="Times New Roman"/>
+                <w:color w:val="008013"/>
                 <w:kern w:val="0"/>
                 <w:sz w:val="16"/>
                 <w:szCs w:val="16"/>
                 <w:lang w:val="en-GB" w:eastAsia="ja-JP"/>
                 <w14:ligatures w14:val="none"/>
               </w:rPr>
-            </w:pPr>
-            <w:r>
-              <w:rPr>
-                <w:rFonts w:ascii="Consolas" w:eastAsia="Times New Roman" w:hAnsi="Consolas" w:cs="Times New Roman"/>
+              <w:t>Tính</w:t>
+            </w:r>
+            <w:proofErr w:type="spellEnd"/>
+            <w:r>
+              <w:rPr>
+                <w:rFonts w:ascii="Consolas" w:eastAsia="Times New Roman" w:hAnsi="Consolas" w:cs="Times New Roman"/>
+                <w:color w:val="008013"/>
                 <w:kern w:val="0"/>
                 <w:sz w:val="16"/>
                 <w:szCs w:val="16"/>
                 <w:lang w:val="en-GB" w:eastAsia="ja-JP"/>
                 <w14:ligatures w14:val="none"/>
               </w:rPr>
+              <w:t xml:space="preserve"> </w:t>
+            </w:r>
+            <w:proofErr w:type="spellStart"/>
+            <w:r>
+              <w:rPr>
+                <w:rFonts w:ascii="Consolas" w:eastAsia="Times New Roman" w:hAnsi="Consolas" w:cs="Times New Roman"/>
+                <w:color w:val="008013"/>
+                <w:kern w:val="0"/>
+                <w:sz w:val="16"/>
+                <w:szCs w:val="16"/>
+                <w:lang w:val="en-GB" w:eastAsia="ja-JP"/>
+                <w14:ligatures w14:val="none"/>
+              </w:rPr>
+              <w:t>công</w:t>
+            </w:r>
+            <w:proofErr w:type="spellEnd"/>
+            <w:r>
+              <w:rPr>
+                <w:rFonts w:ascii="Consolas" w:eastAsia="Times New Roman" w:hAnsi="Consolas" w:cs="Times New Roman"/>
+                <w:color w:val="008013"/>
+                <w:kern w:val="0"/>
+                <w:sz w:val="16"/>
+                <w:szCs w:val="16"/>
+                <w:lang w:val="en-GB" w:eastAsia="ja-JP"/>
+                <w14:ligatures w14:val="none"/>
+              </w:rPr>
+              <w:t xml:space="preserve"> </w:t>
+            </w:r>
+            <w:proofErr w:type="spellStart"/>
+            <w:r>
+              <w:rPr>
+                <w:rFonts w:ascii="Consolas" w:eastAsia="Times New Roman" w:hAnsi="Consolas" w:cs="Times New Roman"/>
+                <w:color w:val="008013"/>
+                <w:kern w:val="0"/>
+                <w:sz w:val="16"/>
+                <w:szCs w:val="16"/>
+                <w:lang w:val="en-GB" w:eastAsia="ja-JP"/>
+                <w14:ligatures w14:val="none"/>
+              </w:rPr>
+              <w:t>suất</w:t>
+            </w:r>
+            <w:proofErr w:type="spellEnd"/>
+            <w:r>
+              <w:rPr>
+                <w:rFonts w:ascii="Consolas" w:eastAsia="Times New Roman" w:hAnsi="Consolas" w:cs="Times New Roman"/>
+                <w:color w:val="008013"/>
+                <w:kern w:val="0"/>
+                <w:sz w:val="16"/>
+                <w:szCs w:val="16"/>
+                <w:lang w:val="en-GB" w:eastAsia="ja-JP"/>
+                <w14:ligatures w14:val="none"/>
+              </w:rPr>
+              <w:t xml:space="preserve"> </w:t>
+            </w:r>
+            <w:proofErr w:type="spellStart"/>
+            <w:r>
+              <w:rPr>
+                <w:rFonts w:ascii="Consolas" w:eastAsia="Times New Roman" w:hAnsi="Consolas" w:cs="Times New Roman"/>
+                <w:color w:val="008013"/>
+                <w:kern w:val="0"/>
+                <w:sz w:val="16"/>
+                <w:szCs w:val="16"/>
+                <w:lang w:val="en-GB" w:eastAsia="ja-JP"/>
+                <w14:ligatures w14:val="none"/>
+              </w:rPr>
+              <w:t>các</w:t>
+            </w:r>
+            <w:proofErr w:type="spellEnd"/>
+            <w:r>
+              <w:rPr>
+                <w:rFonts w:ascii="Consolas" w:eastAsia="Times New Roman" w:hAnsi="Consolas" w:cs="Times New Roman"/>
+                <w:color w:val="008013"/>
+                <w:kern w:val="0"/>
+                <w:sz w:val="16"/>
+                <w:szCs w:val="16"/>
+                <w:lang w:val="en-GB" w:eastAsia="ja-JP"/>
+                <w14:ligatures w14:val="none"/>
+              </w:rPr>
+              <w:t xml:space="preserve"> </w:t>
+            </w:r>
+            <w:proofErr w:type="spellStart"/>
+            <w:r>
+              <w:rPr>
+                <w:rFonts w:ascii="Consolas" w:eastAsia="Times New Roman" w:hAnsi="Consolas" w:cs="Times New Roman"/>
+                <w:color w:val="008013"/>
+                <w:kern w:val="0"/>
+                <w:sz w:val="16"/>
+                <w:szCs w:val="16"/>
+                <w:lang w:val="en-GB" w:eastAsia="ja-JP"/>
+                <w14:ligatures w14:val="none"/>
+              </w:rPr>
+              <w:t>trở</w:t>
+            </w:r>
+            <w:proofErr w:type="spellEnd"/>
+          </w:p>
+          <w:p>
+            <w:pPr>
+              <w:ind w:left="283"/>
+              <w:rPr>
+                <w:rFonts w:ascii="Consolas" w:eastAsia="Times New Roman" w:hAnsi="Consolas" w:cs="Times New Roman"/>
+                <w:kern w:val="0"/>
+                <w:sz w:val="16"/>
+                <w:szCs w:val="16"/>
+                <w:lang w:val="en-GB" w:eastAsia="ja-JP"/>
+                <w14:ligatures w14:val="none"/>
+              </w:rPr>
+            </w:pPr>
+            <w:r>
+              <w:rPr>
+                <w:rFonts w:ascii="Consolas" w:eastAsia="Times New Roman" w:hAnsi="Consolas" w:cs="Times New Roman"/>
+                <w:kern w:val="0"/>
+                <w:sz w:val="16"/>
+                <w:szCs w:val="16"/>
+                <w:lang w:val="en-GB" w:eastAsia="ja-JP"/>
+                <w14:ligatures w14:val="none"/>
+              </w:rPr>
               <w:t>P_R4 = (V</w:t>
             </w:r>
             <w:proofErr w:type="gramStart"/>
@@ -9438,30 +13935,148 @@
                 <w:lang w:val="en-GB" w:eastAsia="ja-JP"/>
                 <w14:ligatures w14:val="none"/>
               </w:rPr>
-              <w:t>%% Tính công suất các nguồn</w:t>
-            </w:r>
-          </w:p>
-          <w:p>
-            <w:pPr>
-              <w:ind w:left="283"/>
-              <w:rPr>
-                <w:rFonts w:ascii="Consolas" w:eastAsia="Times New Roman" w:hAnsi="Consolas" w:cs="Times New Roman"/>
+              <w:t xml:space="preserve">%% </w:t>
+            </w:r>
+            <w:proofErr w:type="spellStart"/>
+            <w:r>
+              <w:rPr>
+                <w:rFonts w:ascii="Consolas" w:eastAsia="Times New Roman" w:hAnsi="Consolas" w:cs="Times New Roman"/>
+                <w:color w:val="008013"/>
                 <w:kern w:val="0"/>
                 <w:sz w:val="16"/>
                 <w:szCs w:val="16"/>
                 <w:lang w:val="en-GB" w:eastAsia="ja-JP"/>
                 <w14:ligatures w14:val="none"/>
               </w:rPr>
-            </w:pPr>
-            <w:r>
-              <w:rPr>
-                <w:rFonts w:ascii="Consolas" w:eastAsia="Times New Roman" w:hAnsi="Consolas" w:cs="Times New Roman"/>
+              <w:t>Tính</w:t>
+            </w:r>
+            <w:proofErr w:type="spellEnd"/>
+            <w:r>
+              <w:rPr>
+                <w:rFonts w:ascii="Consolas" w:eastAsia="Times New Roman" w:hAnsi="Consolas" w:cs="Times New Roman"/>
+                <w:color w:val="008013"/>
                 <w:kern w:val="0"/>
                 <w:sz w:val="16"/>
                 <w:szCs w:val="16"/>
                 <w:lang w:val="en-GB" w:eastAsia="ja-JP"/>
                 <w14:ligatures w14:val="none"/>
               </w:rPr>
+              <w:t xml:space="preserve"> </w:t>
+            </w:r>
+            <w:proofErr w:type="spellStart"/>
+            <w:r>
+              <w:rPr>
+                <w:rFonts w:ascii="Consolas" w:eastAsia="Times New Roman" w:hAnsi="Consolas" w:cs="Times New Roman"/>
+                <w:color w:val="008013"/>
+                <w:kern w:val="0"/>
+                <w:sz w:val="16"/>
+                <w:szCs w:val="16"/>
+                <w:lang w:val="en-GB" w:eastAsia="ja-JP"/>
+                <w14:ligatures w14:val="none"/>
+              </w:rPr>
+              <w:t>công</w:t>
+            </w:r>
+            <w:proofErr w:type="spellEnd"/>
+            <w:r>
+              <w:rPr>
+                <w:rFonts w:ascii="Consolas" w:eastAsia="Times New Roman" w:hAnsi="Consolas" w:cs="Times New Roman"/>
+                <w:color w:val="008013"/>
+                <w:kern w:val="0"/>
+                <w:sz w:val="16"/>
+                <w:szCs w:val="16"/>
+                <w:lang w:val="en-GB" w:eastAsia="ja-JP"/>
+                <w14:ligatures w14:val="none"/>
+              </w:rPr>
+              <w:t xml:space="preserve"> </w:t>
+            </w:r>
+            <w:proofErr w:type="spellStart"/>
+            <w:r>
+              <w:rPr>
+                <w:rFonts w:ascii="Consolas" w:eastAsia="Times New Roman" w:hAnsi="Consolas" w:cs="Times New Roman"/>
+                <w:color w:val="008013"/>
+                <w:kern w:val="0"/>
+                <w:sz w:val="16"/>
+                <w:szCs w:val="16"/>
+                <w:lang w:val="en-GB" w:eastAsia="ja-JP"/>
+                <w14:ligatures w14:val="none"/>
+              </w:rPr>
+              <w:t>suất</w:t>
+            </w:r>
+            <w:proofErr w:type="spellEnd"/>
+            <w:r>
+              <w:rPr>
+                <w:rFonts w:ascii="Consolas" w:eastAsia="Times New Roman" w:hAnsi="Consolas" w:cs="Times New Roman"/>
+                <w:color w:val="008013"/>
+                <w:kern w:val="0"/>
+                <w:sz w:val="16"/>
+                <w:szCs w:val="16"/>
+                <w:lang w:val="en-GB" w:eastAsia="ja-JP"/>
+                <w14:ligatures w14:val="none"/>
+              </w:rPr>
+              <w:t xml:space="preserve"> </w:t>
+            </w:r>
+            <w:proofErr w:type="spellStart"/>
+            <w:r>
+              <w:rPr>
+                <w:rFonts w:ascii="Consolas" w:eastAsia="Times New Roman" w:hAnsi="Consolas" w:cs="Times New Roman"/>
+                <w:color w:val="008013"/>
+                <w:kern w:val="0"/>
+                <w:sz w:val="16"/>
+                <w:szCs w:val="16"/>
+                <w:lang w:val="en-GB" w:eastAsia="ja-JP"/>
+                <w14:ligatures w14:val="none"/>
+              </w:rPr>
+              <w:t>các</w:t>
+            </w:r>
+            <w:proofErr w:type="spellEnd"/>
+            <w:r>
+              <w:rPr>
+                <w:rFonts w:ascii="Consolas" w:eastAsia="Times New Roman" w:hAnsi="Consolas" w:cs="Times New Roman"/>
+                <w:color w:val="008013"/>
+                <w:kern w:val="0"/>
+                <w:sz w:val="16"/>
+                <w:szCs w:val="16"/>
+                <w:lang w:val="en-GB" w:eastAsia="ja-JP"/>
+                <w14:ligatures w14:val="none"/>
+              </w:rPr>
+              <w:t xml:space="preserve"> </w:t>
+            </w:r>
+            <w:proofErr w:type="spellStart"/>
+            <w:r>
+              <w:rPr>
+                <w:rFonts w:ascii="Consolas" w:eastAsia="Times New Roman" w:hAnsi="Consolas" w:cs="Times New Roman"/>
+                <w:color w:val="008013"/>
+                <w:kern w:val="0"/>
+                <w:sz w:val="16"/>
+                <w:szCs w:val="16"/>
+                <w:lang w:val="en-GB" w:eastAsia="ja-JP"/>
+                <w14:ligatures w14:val="none"/>
+              </w:rPr>
+              <w:t>nguồn</w:t>
+            </w:r>
+            <w:proofErr w:type="spellEnd"/>
+          </w:p>
+          <w:p>
+            <w:pPr>
+              <w:ind w:left="283"/>
+              <w:rPr>
+                <w:rFonts w:ascii="Consolas" w:eastAsia="Times New Roman" w:hAnsi="Consolas" w:cs="Times New Roman"/>
+                <w:kern w:val="0"/>
+                <w:sz w:val="16"/>
+                <w:szCs w:val="16"/>
+                <w:lang w:val="en-GB" w:eastAsia="ja-JP"/>
+                <w14:ligatures w14:val="none"/>
+              </w:rPr>
+            </w:pPr>
+            <w:r>
+              <w:rPr>
+                <w:rFonts w:ascii="Consolas" w:eastAsia="Times New Roman" w:hAnsi="Consolas" w:cs="Times New Roman"/>
+                <w:kern w:val="0"/>
+                <w:sz w:val="16"/>
+                <w:szCs w:val="16"/>
+                <w:lang w:val="en-GB" w:eastAsia="ja-JP"/>
+                <w14:ligatures w14:val="none"/>
+              </w:rPr>
               <w:t>P_10A = 10*V1;</w:t>
             </w:r>
           </w:p>
@@ -9586,6 +14201,7 @@
                 <w14:ligatures w14:val="none"/>
               </w:rPr>
             </w:pPr>
+            <w:proofErr w:type="spellStart"/>
             <w:proofErr w:type="gramStart"/>
             <w:r>
               <w:rPr>
@@ -9596,7 +14212,19 @@
                 <w:lang w:val="en-GB" w:eastAsia="ja-JP"/>
                 <w14:ligatures w14:val="none"/>
               </w:rPr>
-              <w:t>fprintf(</w:t>
+              <w:t>fprintf</w:t>
+            </w:r>
+            <w:proofErr w:type="spellEnd"/>
+            <w:r>
+              <w:rPr>
+                <w:rFonts w:ascii="Consolas" w:eastAsia="Times New Roman" w:hAnsi="Consolas" w:cs="Times New Roman"/>
+                <w:kern w:val="0"/>
+                <w:sz w:val="16"/>
+                <w:szCs w:val="16"/>
+                <w:lang w:val="en-GB" w:eastAsia="ja-JP"/>
+                <w14:ligatures w14:val="none"/>
+              </w:rPr>
+              <w:t>(</w:t>
             </w:r>
             <w:proofErr w:type="gramEnd"/>
             <w:r>
@@ -9609,17 +14237,95 @@
                 <w:lang w:val="en-GB" w:eastAsia="ja-JP"/>
                 <w14:ligatures w14:val="none"/>
               </w:rPr>
-              <w:t>'Cong suat cua nguon 10A = %.2f V\n'</w:t>
-            </w:r>
-            <w:r>
-              <w:rPr>
-                <w:rFonts w:ascii="Consolas" w:eastAsia="Times New Roman" w:hAnsi="Consolas" w:cs="Times New Roman"/>
+              <w:t xml:space="preserve">'Cong </w:t>
+            </w:r>
+            <w:proofErr w:type="spellStart"/>
+            <w:r>
+              <w:rPr>
+                <w:rFonts w:ascii="Consolas" w:eastAsia="Times New Roman" w:hAnsi="Consolas" w:cs="Times New Roman"/>
+                <w:color w:val="A709F5"/>
                 <w:kern w:val="0"/>
                 <w:sz w:val="16"/>
                 <w:szCs w:val="16"/>
                 <w:lang w:val="en-GB" w:eastAsia="ja-JP"/>
                 <w14:ligatures w14:val="none"/>
               </w:rPr>
+              <w:t>suat</w:t>
+            </w:r>
+            <w:proofErr w:type="spellEnd"/>
+            <w:r>
+              <w:rPr>
+                <w:rFonts w:ascii="Consolas" w:eastAsia="Times New Roman" w:hAnsi="Consolas" w:cs="Times New Roman"/>
+                <w:color w:val="A709F5"/>
+                <w:kern w:val="0"/>
+                <w:sz w:val="16"/>
+                <w:szCs w:val="16"/>
+                <w:lang w:val="en-GB" w:eastAsia="ja-JP"/>
+                <w14:ligatures w14:val="none"/>
+              </w:rPr>
+              <w:t xml:space="preserve"> </w:t>
+            </w:r>
+            <w:proofErr w:type="spellStart"/>
+            <w:r>
+              <w:rPr>
+                <w:rFonts w:ascii="Consolas" w:eastAsia="Times New Roman" w:hAnsi="Consolas" w:cs="Times New Roman"/>
+                <w:color w:val="A709F5"/>
+                <w:kern w:val="0"/>
+                <w:sz w:val="16"/>
+                <w:szCs w:val="16"/>
+                <w:lang w:val="en-GB" w:eastAsia="ja-JP"/>
+                <w14:ligatures w14:val="none"/>
+              </w:rPr>
+              <w:t>cua</w:t>
+            </w:r>
+            <w:proofErr w:type="spellEnd"/>
+            <w:r>
+              <w:rPr>
+                <w:rFonts w:ascii="Consolas" w:eastAsia="Times New Roman" w:hAnsi="Consolas" w:cs="Times New Roman"/>
+                <w:color w:val="A709F5"/>
+                <w:kern w:val="0"/>
+                <w:sz w:val="16"/>
+                <w:szCs w:val="16"/>
+                <w:lang w:val="en-GB" w:eastAsia="ja-JP"/>
+                <w14:ligatures w14:val="none"/>
+              </w:rPr>
+              <w:t xml:space="preserve"> </w:t>
+            </w:r>
+            <w:proofErr w:type="spellStart"/>
+            <w:r>
+              <w:rPr>
+                <w:rFonts w:ascii="Consolas" w:eastAsia="Times New Roman" w:hAnsi="Consolas" w:cs="Times New Roman"/>
+                <w:color w:val="A709F5"/>
+                <w:kern w:val="0"/>
+                <w:sz w:val="16"/>
+                <w:szCs w:val="16"/>
+                <w:lang w:val="en-GB" w:eastAsia="ja-JP"/>
+                <w14:ligatures w14:val="none"/>
+              </w:rPr>
+              <w:t>nguon</w:t>
+            </w:r>
+            <w:proofErr w:type="spellEnd"/>
+            <w:r>
+              <w:rPr>
+                <w:rFonts w:ascii="Consolas" w:eastAsia="Times New Roman" w:hAnsi="Consolas" w:cs="Times New Roman"/>
+                <w:color w:val="A709F5"/>
+                <w:kern w:val="0"/>
+                <w:sz w:val="16"/>
+                <w:szCs w:val="16"/>
+                <w:lang w:val="en-GB" w:eastAsia="ja-JP"/>
+                <w14:ligatures w14:val="none"/>
+              </w:rPr>
+              <w:t xml:space="preserve"> 10A = %.2f V\n'</w:t>
+            </w:r>
+            <w:r>
+              <w:rPr>
+                <w:rFonts w:ascii="Consolas" w:eastAsia="Times New Roman" w:hAnsi="Consolas" w:cs="Times New Roman"/>
+                <w:kern w:val="0"/>
+                <w:sz w:val="16"/>
+                <w:szCs w:val="16"/>
+                <w:lang w:val="en-GB" w:eastAsia="ja-JP"/>
+                <w14:ligatures w14:val="none"/>
+              </w:rPr>
               <w:t>, P_10A);</w:t>
             </w:r>
           </w:p>
@@ -9635,6 +14341,7 @@
                 <w14:ligatures w14:val="none"/>
               </w:rPr>
             </w:pPr>
+            <w:proofErr w:type="spellStart"/>
             <w:proofErr w:type="gramStart"/>
             <w:r>
               <w:rPr>
@@ -9645,7 +14352,19 @@
                 <w:lang w:val="en-GB" w:eastAsia="ja-JP"/>
                 <w14:ligatures w14:val="none"/>
               </w:rPr>
-              <w:t>fprintf(</w:t>
+              <w:t>fprintf</w:t>
+            </w:r>
+            <w:proofErr w:type="spellEnd"/>
+            <w:r>
+              <w:rPr>
+                <w:rFonts w:ascii="Consolas" w:eastAsia="Times New Roman" w:hAnsi="Consolas" w:cs="Times New Roman"/>
+                <w:kern w:val="0"/>
+                <w:sz w:val="16"/>
+                <w:szCs w:val="16"/>
+                <w:lang w:val="en-GB" w:eastAsia="ja-JP"/>
+                <w14:ligatures w14:val="none"/>
+              </w:rPr>
+              <w:t>(</w:t>
             </w:r>
             <w:proofErr w:type="gramEnd"/>
             <w:r>
@@ -9658,17 +14377,95 @@
                 <w:lang w:val="en-GB" w:eastAsia="ja-JP"/>
                 <w14:ligatures w14:val="none"/>
               </w:rPr>
-              <w:t>'Cong suat cua nguon 6A = %.2f V\n'</w:t>
-            </w:r>
-            <w:r>
-              <w:rPr>
-                <w:rFonts w:ascii="Consolas" w:eastAsia="Times New Roman" w:hAnsi="Consolas" w:cs="Times New Roman"/>
+              <w:t xml:space="preserve">'Cong </w:t>
+            </w:r>
+            <w:proofErr w:type="spellStart"/>
+            <w:r>
+              <w:rPr>
+                <w:rFonts w:ascii="Consolas" w:eastAsia="Times New Roman" w:hAnsi="Consolas" w:cs="Times New Roman"/>
+                <w:color w:val="A709F5"/>
                 <w:kern w:val="0"/>
                 <w:sz w:val="16"/>
                 <w:szCs w:val="16"/>
                 <w:lang w:val="en-GB" w:eastAsia="ja-JP"/>
                 <w14:ligatures w14:val="none"/>
               </w:rPr>
+              <w:t>suat</w:t>
+            </w:r>
+            <w:proofErr w:type="spellEnd"/>
+            <w:r>
+              <w:rPr>
+                <w:rFonts w:ascii="Consolas" w:eastAsia="Times New Roman" w:hAnsi="Consolas" w:cs="Times New Roman"/>
+                <w:color w:val="A709F5"/>
+                <w:kern w:val="0"/>
+                <w:sz w:val="16"/>
+                <w:szCs w:val="16"/>
+                <w:lang w:val="en-GB" w:eastAsia="ja-JP"/>
+                <w14:ligatures w14:val="none"/>
+              </w:rPr>
+              <w:t xml:space="preserve"> </w:t>
+            </w:r>
+            <w:proofErr w:type="spellStart"/>
+            <w:r>
+              <w:rPr>
+                <w:rFonts w:ascii="Consolas" w:eastAsia="Times New Roman" w:hAnsi="Consolas" w:cs="Times New Roman"/>
+                <w:color w:val="A709F5"/>
+                <w:kern w:val="0"/>
+                <w:sz w:val="16"/>
+                <w:szCs w:val="16"/>
+                <w:lang w:val="en-GB" w:eastAsia="ja-JP"/>
+                <w14:ligatures w14:val="none"/>
+              </w:rPr>
+              <w:t>cua</w:t>
+            </w:r>
+            <w:proofErr w:type="spellEnd"/>
+            <w:r>
+              <w:rPr>
+                <w:rFonts w:ascii="Consolas" w:eastAsia="Times New Roman" w:hAnsi="Consolas" w:cs="Times New Roman"/>
+                <w:color w:val="A709F5"/>
+                <w:kern w:val="0"/>
+                <w:sz w:val="16"/>
+                <w:szCs w:val="16"/>
+                <w:lang w:val="en-GB" w:eastAsia="ja-JP"/>
+                <w14:ligatures w14:val="none"/>
+              </w:rPr>
+              <w:t xml:space="preserve"> </w:t>
+            </w:r>
+            <w:proofErr w:type="spellStart"/>
+            <w:r>
+              <w:rPr>
+                <w:rFonts w:ascii="Consolas" w:eastAsia="Times New Roman" w:hAnsi="Consolas" w:cs="Times New Roman"/>
+                <w:color w:val="A709F5"/>
+                <w:kern w:val="0"/>
+                <w:sz w:val="16"/>
+                <w:szCs w:val="16"/>
+                <w:lang w:val="en-GB" w:eastAsia="ja-JP"/>
+                <w14:ligatures w14:val="none"/>
+              </w:rPr>
+              <w:t>nguon</w:t>
+            </w:r>
+            <w:proofErr w:type="spellEnd"/>
+            <w:r>
+              <w:rPr>
+                <w:rFonts w:ascii="Consolas" w:eastAsia="Times New Roman" w:hAnsi="Consolas" w:cs="Times New Roman"/>
+                <w:color w:val="A709F5"/>
+                <w:kern w:val="0"/>
+                <w:sz w:val="16"/>
+                <w:szCs w:val="16"/>
+                <w:lang w:val="en-GB" w:eastAsia="ja-JP"/>
+                <w14:ligatures w14:val="none"/>
+              </w:rPr>
+              <w:t xml:space="preserve"> 6A = %.2f V\n'</w:t>
+            </w:r>
+            <w:r>
+              <w:rPr>
+                <w:rFonts w:ascii="Consolas" w:eastAsia="Times New Roman" w:hAnsi="Consolas" w:cs="Times New Roman"/>
+                <w:kern w:val="0"/>
+                <w:sz w:val="16"/>
+                <w:szCs w:val="16"/>
+                <w:lang w:val="en-GB" w:eastAsia="ja-JP"/>
+                <w14:ligatures w14:val="none"/>
+              </w:rPr>
               <w:t>, P_6A);</w:t>
             </w:r>
           </w:p>
@@ -9684,6 +14481,7 @@
                 <w14:ligatures w14:val="none"/>
               </w:rPr>
             </w:pPr>
+            <w:proofErr w:type="spellStart"/>
             <w:proofErr w:type="gramStart"/>
             <w:r>
               <w:rPr>
@@ -9694,7 +14492,19 @@
                 <w:lang w:val="en-GB" w:eastAsia="ja-JP"/>
                 <w14:ligatures w14:val="none"/>
               </w:rPr>
-              <w:t>fprintf(</w:t>
+              <w:t>fprintf</w:t>
+            </w:r>
+            <w:proofErr w:type="spellEnd"/>
+            <w:r>
+              <w:rPr>
+                <w:rFonts w:ascii="Consolas" w:eastAsia="Times New Roman" w:hAnsi="Consolas" w:cs="Times New Roman"/>
+                <w:kern w:val="0"/>
+                <w:sz w:val="16"/>
+                <w:szCs w:val="16"/>
+                <w:lang w:val="en-GB" w:eastAsia="ja-JP"/>
+                <w14:ligatures w14:val="none"/>
+              </w:rPr>
+              <w:t>(</w:t>
             </w:r>
             <w:proofErr w:type="gramEnd"/>
             <w:r>
@@ -9707,17 +14517,95 @@
                 <w:lang w:val="en-GB" w:eastAsia="ja-JP"/>
                 <w14:ligatures w14:val="none"/>
               </w:rPr>
-              <w:t>'Cong suat cua nguon 20A = %.2f V\n'</w:t>
-            </w:r>
-            <w:r>
-              <w:rPr>
-                <w:rFonts w:ascii="Consolas" w:eastAsia="Times New Roman" w:hAnsi="Consolas" w:cs="Times New Roman"/>
+              <w:t xml:space="preserve">'Cong </w:t>
+            </w:r>
+            <w:proofErr w:type="spellStart"/>
+            <w:r>
+              <w:rPr>
+                <w:rFonts w:ascii="Consolas" w:eastAsia="Times New Roman" w:hAnsi="Consolas" w:cs="Times New Roman"/>
+                <w:color w:val="A709F5"/>
                 <w:kern w:val="0"/>
                 <w:sz w:val="16"/>
                 <w:szCs w:val="16"/>
                 <w:lang w:val="en-GB" w:eastAsia="ja-JP"/>
                 <w14:ligatures w14:val="none"/>
               </w:rPr>
+              <w:t>suat</w:t>
+            </w:r>
+            <w:proofErr w:type="spellEnd"/>
+            <w:r>
+              <w:rPr>
+                <w:rFonts w:ascii="Consolas" w:eastAsia="Times New Roman" w:hAnsi="Consolas" w:cs="Times New Roman"/>
+                <w:color w:val="A709F5"/>
+                <w:kern w:val="0"/>
+                <w:sz w:val="16"/>
+                <w:szCs w:val="16"/>
+                <w:lang w:val="en-GB" w:eastAsia="ja-JP"/>
+                <w14:ligatures w14:val="none"/>
+              </w:rPr>
+              <w:t xml:space="preserve"> </w:t>
+            </w:r>
+            <w:proofErr w:type="spellStart"/>
+            <w:r>
+              <w:rPr>
+                <w:rFonts w:ascii="Consolas" w:eastAsia="Times New Roman" w:hAnsi="Consolas" w:cs="Times New Roman"/>
+                <w:color w:val="A709F5"/>
+                <w:kern w:val="0"/>
+                <w:sz w:val="16"/>
+                <w:szCs w:val="16"/>
+                <w:lang w:val="en-GB" w:eastAsia="ja-JP"/>
+                <w14:ligatures w14:val="none"/>
+              </w:rPr>
+              <w:t>cua</w:t>
+            </w:r>
+            <w:proofErr w:type="spellEnd"/>
+            <w:r>
+              <w:rPr>
+                <w:rFonts w:ascii="Consolas" w:eastAsia="Times New Roman" w:hAnsi="Consolas" w:cs="Times New Roman"/>
+                <w:color w:val="A709F5"/>
+                <w:kern w:val="0"/>
+                <w:sz w:val="16"/>
+                <w:szCs w:val="16"/>
+                <w:lang w:val="en-GB" w:eastAsia="ja-JP"/>
+                <w14:ligatures w14:val="none"/>
+              </w:rPr>
+              <w:t xml:space="preserve"> </w:t>
+            </w:r>
+            <w:proofErr w:type="spellStart"/>
+            <w:r>
+              <w:rPr>
+                <w:rFonts w:ascii="Consolas" w:eastAsia="Times New Roman" w:hAnsi="Consolas" w:cs="Times New Roman"/>
+                <w:color w:val="A709F5"/>
+                <w:kern w:val="0"/>
+                <w:sz w:val="16"/>
+                <w:szCs w:val="16"/>
+                <w:lang w:val="en-GB" w:eastAsia="ja-JP"/>
+                <w14:ligatures w14:val="none"/>
+              </w:rPr>
+              <w:t>nguon</w:t>
+            </w:r>
+            <w:proofErr w:type="spellEnd"/>
+            <w:r>
+              <w:rPr>
+                <w:rFonts w:ascii="Consolas" w:eastAsia="Times New Roman" w:hAnsi="Consolas" w:cs="Times New Roman"/>
+                <w:color w:val="A709F5"/>
+                <w:kern w:val="0"/>
+                <w:sz w:val="16"/>
+                <w:szCs w:val="16"/>
+                <w:lang w:val="en-GB" w:eastAsia="ja-JP"/>
+                <w14:ligatures w14:val="none"/>
+              </w:rPr>
+              <w:t xml:space="preserve"> 20A = %.2f V\n'</w:t>
+            </w:r>
+            <w:r>
+              <w:rPr>
+                <w:rFonts w:ascii="Consolas" w:eastAsia="Times New Roman" w:hAnsi="Consolas" w:cs="Times New Roman"/>
+                <w:kern w:val="0"/>
+                <w:sz w:val="16"/>
+                <w:szCs w:val="16"/>
+                <w:lang w:val="en-GB" w:eastAsia="ja-JP"/>
+                <w14:ligatures w14:val="none"/>
+              </w:rPr>
               <w:t>, P_20A);</w:t>
             </w:r>
           </w:p>
@@ -9733,6 +14621,7 @@
                 <w14:ligatures w14:val="none"/>
               </w:rPr>
             </w:pPr>
+            <w:proofErr w:type="spellStart"/>
             <w:proofErr w:type="gramStart"/>
             <w:r>
               <w:rPr>
@@ -9743,7 +14632,19 @@
                 <w:lang w:val="en-GB" w:eastAsia="ja-JP"/>
                 <w14:ligatures w14:val="none"/>
               </w:rPr>
-              <w:t>fprintf(</w:t>
+              <w:t>fprintf</w:t>
+            </w:r>
+            <w:proofErr w:type="spellEnd"/>
+            <w:r>
+              <w:rPr>
+                <w:rFonts w:ascii="Consolas" w:eastAsia="Times New Roman" w:hAnsi="Consolas" w:cs="Times New Roman"/>
+                <w:kern w:val="0"/>
+                <w:sz w:val="16"/>
+                <w:szCs w:val="16"/>
+                <w:lang w:val="en-GB" w:eastAsia="ja-JP"/>
+                <w14:ligatures w14:val="none"/>
+              </w:rPr>
+              <w:t>(</w:t>
             </w:r>
             <w:proofErr w:type="gramEnd"/>
             <w:r>
@@ -9756,17 +14657,95 @@
                 <w:lang w:val="en-GB" w:eastAsia="ja-JP"/>
                 <w14:ligatures w14:val="none"/>
               </w:rPr>
-              <w:t>'Cong suat cua nguon 2Vx = %.2f V\n'</w:t>
-            </w:r>
-            <w:r>
-              <w:rPr>
-                <w:rFonts w:ascii="Consolas" w:eastAsia="Times New Roman" w:hAnsi="Consolas" w:cs="Times New Roman"/>
+              <w:t xml:space="preserve">'Cong </w:t>
+            </w:r>
+            <w:proofErr w:type="spellStart"/>
+            <w:r>
+              <w:rPr>
+                <w:rFonts w:ascii="Consolas" w:eastAsia="Times New Roman" w:hAnsi="Consolas" w:cs="Times New Roman"/>
+                <w:color w:val="A709F5"/>
                 <w:kern w:val="0"/>
                 <w:sz w:val="16"/>
                 <w:szCs w:val="16"/>
                 <w:lang w:val="en-GB" w:eastAsia="ja-JP"/>
                 <w14:ligatures w14:val="none"/>
               </w:rPr>
+              <w:t>suat</w:t>
+            </w:r>
+            <w:proofErr w:type="spellEnd"/>
+            <w:r>
+              <w:rPr>
+                <w:rFonts w:ascii="Consolas" w:eastAsia="Times New Roman" w:hAnsi="Consolas" w:cs="Times New Roman"/>
+                <w:color w:val="A709F5"/>
+                <w:kern w:val="0"/>
+                <w:sz w:val="16"/>
+                <w:szCs w:val="16"/>
+                <w:lang w:val="en-GB" w:eastAsia="ja-JP"/>
+                <w14:ligatures w14:val="none"/>
+              </w:rPr>
+              <w:t xml:space="preserve"> </w:t>
+            </w:r>
+            <w:proofErr w:type="spellStart"/>
+            <w:r>
+              <w:rPr>
+                <w:rFonts w:ascii="Consolas" w:eastAsia="Times New Roman" w:hAnsi="Consolas" w:cs="Times New Roman"/>
+                <w:color w:val="A709F5"/>
+                <w:kern w:val="0"/>
+                <w:sz w:val="16"/>
+                <w:szCs w:val="16"/>
+                <w:lang w:val="en-GB" w:eastAsia="ja-JP"/>
+                <w14:ligatures w14:val="none"/>
+              </w:rPr>
+              <w:t>cua</w:t>
+            </w:r>
+            <w:proofErr w:type="spellEnd"/>
+            <w:r>
+              <w:rPr>
+                <w:rFonts w:ascii="Consolas" w:eastAsia="Times New Roman" w:hAnsi="Consolas" w:cs="Times New Roman"/>
+                <w:color w:val="A709F5"/>
+                <w:kern w:val="0"/>
+                <w:sz w:val="16"/>
+                <w:szCs w:val="16"/>
+                <w:lang w:val="en-GB" w:eastAsia="ja-JP"/>
+                <w14:ligatures w14:val="none"/>
+              </w:rPr>
+              <w:t xml:space="preserve"> </w:t>
+            </w:r>
+            <w:proofErr w:type="spellStart"/>
+            <w:r>
+              <w:rPr>
+                <w:rFonts w:ascii="Consolas" w:eastAsia="Times New Roman" w:hAnsi="Consolas" w:cs="Times New Roman"/>
+                <w:color w:val="A709F5"/>
+                <w:kern w:val="0"/>
+                <w:sz w:val="16"/>
+                <w:szCs w:val="16"/>
+                <w:lang w:val="en-GB" w:eastAsia="ja-JP"/>
+                <w14:ligatures w14:val="none"/>
+              </w:rPr>
+              <w:t>nguon</w:t>
+            </w:r>
+            <w:proofErr w:type="spellEnd"/>
+            <w:r>
+              <w:rPr>
+                <w:rFonts w:ascii="Consolas" w:eastAsia="Times New Roman" w:hAnsi="Consolas" w:cs="Times New Roman"/>
+                <w:color w:val="A709F5"/>
+                <w:kern w:val="0"/>
+                <w:sz w:val="16"/>
+                <w:szCs w:val="16"/>
+                <w:lang w:val="en-GB" w:eastAsia="ja-JP"/>
+                <w14:ligatures w14:val="none"/>
+              </w:rPr>
+              <w:t xml:space="preserve"> 2Vx = %.2f V\n'</w:t>
+            </w:r>
+            <w:r>
+              <w:rPr>
+                <w:rFonts w:ascii="Consolas" w:eastAsia="Times New Roman" w:hAnsi="Consolas" w:cs="Times New Roman"/>
+                <w:kern w:val="0"/>
+                <w:sz w:val="16"/>
+                <w:szCs w:val="16"/>
+                <w:lang w:val="en-GB" w:eastAsia="ja-JP"/>
+                <w14:ligatures w14:val="none"/>
+              </w:rPr>
               <w:t>, P_2Vx);</w:t>
             </w:r>
           </w:p>
@@ -9782,6 +14761,7 @@
                 <w14:ligatures w14:val="none"/>
               </w:rPr>
             </w:pPr>
+            <w:proofErr w:type="spellStart"/>
             <w:proofErr w:type="gramStart"/>
             <w:r>
               <w:rPr>
@@ -9792,7 +14772,19 @@
                 <w:lang w:val="en-GB" w:eastAsia="ja-JP"/>
                 <w14:ligatures w14:val="none"/>
               </w:rPr>
-              <w:t>fprintf(</w:t>
+              <w:t>fprintf</w:t>
+            </w:r>
+            <w:proofErr w:type="spellEnd"/>
+            <w:r>
+              <w:rPr>
+                <w:rFonts w:ascii="Consolas" w:eastAsia="Times New Roman" w:hAnsi="Consolas" w:cs="Times New Roman"/>
+                <w:kern w:val="0"/>
+                <w:sz w:val="16"/>
+                <w:szCs w:val="16"/>
+                <w:lang w:val="en-GB" w:eastAsia="ja-JP"/>
+                <w14:ligatures w14:val="none"/>
+              </w:rPr>
+              <w:t>(</w:t>
             </w:r>
             <w:proofErr w:type="gramEnd"/>
             <w:r>
@@ -9805,17 +14797,95 @@
                 <w:lang w:val="en-GB" w:eastAsia="ja-JP"/>
                 <w14:ligatures w14:val="none"/>
               </w:rPr>
-              <w:t>'Cong suat cua nguon 4Ix = %.2f V\n'</w:t>
-            </w:r>
-            <w:r>
-              <w:rPr>
-                <w:rFonts w:ascii="Consolas" w:eastAsia="Times New Roman" w:hAnsi="Consolas" w:cs="Times New Roman"/>
+              <w:t xml:space="preserve">'Cong </w:t>
+            </w:r>
+            <w:proofErr w:type="spellStart"/>
+            <w:r>
+              <w:rPr>
+                <w:rFonts w:ascii="Consolas" w:eastAsia="Times New Roman" w:hAnsi="Consolas" w:cs="Times New Roman"/>
+                <w:color w:val="A709F5"/>
                 <w:kern w:val="0"/>
                 <w:sz w:val="16"/>
                 <w:szCs w:val="16"/>
                 <w:lang w:val="en-GB" w:eastAsia="ja-JP"/>
                 <w14:ligatures w14:val="none"/>
               </w:rPr>
+              <w:t>suat</w:t>
+            </w:r>
+            <w:proofErr w:type="spellEnd"/>
+            <w:r>
+              <w:rPr>
+                <w:rFonts w:ascii="Consolas" w:eastAsia="Times New Roman" w:hAnsi="Consolas" w:cs="Times New Roman"/>
+                <w:color w:val="A709F5"/>
+                <w:kern w:val="0"/>
+                <w:sz w:val="16"/>
+                <w:szCs w:val="16"/>
+                <w:lang w:val="en-GB" w:eastAsia="ja-JP"/>
+                <w14:ligatures w14:val="none"/>
+              </w:rPr>
+              <w:t xml:space="preserve"> </w:t>
+            </w:r>
+            <w:proofErr w:type="spellStart"/>
+            <w:r>
+              <w:rPr>
+                <w:rFonts w:ascii="Consolas" w:eastAsia="Times New Roman" w:hAnsi="Consolas" w:cs="Times New Roman"/>
+                <w:color w:val="A709F5"/>
+                <w:kern w:val="0"/>
+                <w:sz w:val="16"/>
+                <w:szCs w:val="16"/>
+                <w:lang w:val="en-GB" w:eastAsia="ja-JP"/>
+                <w14:ligatures w14:val="none"/>
+              </w:rPr>
+              <w:t>cua</w:t>
+            </w:r>
+            <w:proofErr w:type="spellEnd"/>
+            <w:r>
+              <w:rPr>
+                <w:rFonts w:ascii="Consolas" w:eastAsia="Times New Roman" w:hAnsi="Consolas" w:cs="Times New Roman"/>
+                <w:color w:val="A709F5"/>
+                <w:kern w:val="0"/>
+                <w:sz w:val="16"/>
+                <w:szCs w:val="16"/>
+                <w:lang w:val="en-GB" w:eastAsia="ja-JP"/>
+                <w14:ligatures w14:val="none"/>
+              </w:rPr>
+              <w:t xml:space="preserve"> </w:t>
+            </w:r>
+            <w:proofErr w:type="spellStart"/>
+            <w:r>
+              <w:rPr>
+                <w:rFonts w:ascii="Consolas" w:eastAsia="Times New Roman" w:hAnsi="Consolas" w:cs="Times New Roman"/>
+                <w:color w:val="A709F5"/>
+                <w:kern w:val="0"/>
+                <w:sz w:val="16"/>
+                <w:szCs w:val="16"/>
+                <w:lang w:val="en-GB" w:eastAsia="ja-JP"/>
+                <w14:ligatures w14:val="none"/>
+              </w:rPr>
+              <w:t>nguon</w:t>
+            </w:r>
+            <w:proofErr w:type="spellEnd"/>
+            <w:r>
+              <w:rPr>
+                <w:rFonts w:ascii="Consolas" w:eastAsia="Times New Roman" w:hAnsi="Consolas" w:cs="Times New Roman"/>
+                <w:color w:val="A709F5"/>
+                <w:kern w:val="0"/>
+                <w:sz w:val="16"/>
+                <w:szCs w:val="16"/>
+                <w:lang w:val="en-GB" w:eastAsia="ja-JP"/>
+                <w14:ligatures w14:val="none"/>
+              </w:rPr>
+              <w:t xml:space="preserve"> 4Ix = %.2f V\n'</w:t>
+            </w:r>
+            <w:r>
+              <w:rPr>
+                <w:rFonts w:ascii="Consolas" w:eastAsia="Times New Roman" w:hAnsi="Consolas" w:cs="Times New Roman"/>
+                <w:kern w:val="0"/>
+                <w:sz w:val="16"/>
+                <w:szCs w:val="16"/>
+                <w:lang w:val="en-GB" w:eastAsia="ja-JP"/>
+                <w14:ligatures w14:val="none"/>
+              </w:rPr>
               <w:t>, P_4Ix);</w:t>
             </w:r>
           </w:p>
@@ -9891,20 +14961,34 @@
                 <w:lang w:val="en-GB" w:eastAsia="ja-JP"/>
                 <w14:ligatures w14:val="none"/>
               </w:rPr>
-              <w:t>%% So sánh</w:t>
-            </w:r>
-          </w:p>
-          <w:p>
-            <w:pPr>
-              <w:ind w:left="283"/>
-              <w:rPr>
-                <w:rFonts w:ascii="Consolas" w:eastAsia="Times New Roman" w:hAnsi="Consolas" w:cs="Times New Roman"/>
+              <w:t xml:space="preserve">%% So </w:t>
+            </w:r>
+            <w:proofErr w:type="spellStart"/>
+            <w:r>
+              <w:rPr>
+                <w:rFonts w:ascii="Consolas" w:eastAsia="Times New Roman" w:hAnsi="Consolas" w:cs="Times New Roman"/>
+                <w:color w:val="008013"/>
                 <w:kern w:val="0"/>
                 <w:sz w:val="16"/>
                 <w:szCs w:val="16"/>
                 <w:lang w:val="en-GB" w:eastAsia="ja-JP"/>
                 <w14:ligatures w14:val="none"/>
               </w:rPr>
+              <w:t>sánh</w:t>
+            </w:r>
+            <w:proofErr w:type="spellEnd"/>
+          </w:p>
+          <w:p>
+            <w:pPr>
+              <w:ind w:left="283"/>
+              <w:rPr>
+                <w:rFonts w:ascii="Consolas" w:eastAsia="Times New Roman" w:hAnsi="Consolas" w:cs="Times New Roman"/>
+                <w:kern w:val="0"/>
+                <w:sz w:val="16"/>
+                <w:szCs w:val="16"/>
+                <w:lang w:val="en-GB" w:eastAsia="ja-JP"/>
+                <w14:ligatures w14:val="none"/>
+              </w:rPr>
             </w:pPr>
             <w:r>
               <w:rPr>
@@ -9966,6 +15050,7 @@
               </w:rPr>
               <w:t xml:space="preserve">    </w:t>
             </w:r>
+            <w:proofErr w:type="spellStart"/>
             <w:proofErr w:type="gramStart"/>
             <w:r>
               <w:rPr>
@@ -9976,7 +15061,19 @@
                 <w:lang w:val="en-GB" w:eastAsia="ja-JP"/>
                 <w14:ligatures w14:val="none"/>
               </w:rPr>
-              <w:t>fprintf(</w:t>
+              <w:t>fprintf</w:t>
+            </w:r>
+            <w:proofErr w:type="spellEnd"/>
+            <w:r>
+              <w:rPr>
+                <w:rFonts w:ascii="Consolas" w:eastAsia="Times New Roman" w:hAnsi="Consolas" w:cs="Times New Roman"/>
+                <w:kern w:val="0"/>
+                <w:sz w:val="16"/>
+                <w:szCs w:val="16"/>
+                <w:lang w:val="en-GB" w:eastAsia="ja-JP"/>
+                <w14:ligatures w14:val="none"/>
+              </w:rPr>
+              <w:t>(</w:t>
             </w:r>
             <w:proofErr w:type="gramEnd"/>
             <w:r>
@@ -9989,17 +15086,147 @@
                 <w:lang w:val="en-GB" w:eastAsia="ja-JP"/>
                 <w14:ligatures w14:val="none"/>
               </w:rPr>
-              <w:t>'Cong suat cua mach duoc bao toan\n'</w:t>
-            </w:r>
-            <w:r>
-              <w:rPr>
-                <w:rFonts w:ascii="Consolas" w:eastAsia="Times New Roman" w:hAnsi="Consolas" w:cs="Times New Roman"/>
+              <w:t xml:space="preserve">'Cong </w:t>
+            </w:r>
+            <w:proofErr w:type="spellStart"/>
+            <w:r>
+              <w:rPr>
+                <w:rFonts w:ascii="Consolas" w:eastAsia="Times New Roman" w:hAnsi="Consolas" w:cs="Times New Roman"/>
+                <w:color w:val="A709F5"/>
                 <w:kern w:val="0"/>
                 <w:sz w:val="16"/>
                 <w:szCs w:val="16"/>
                 <w:lang w:val="en-GB" w:eastAsia="ja-JP"/>
                 <w14:ligatures w14:val="none"/>
               </w:rPr>
+              <w:t>suat</w:t>
+            </w:r>
+            <w:proofErr w:type="spellEnd"/>
+            <w:r>
+              <w:rPr>
+                <w:rFonts w:ascii="Consolas" w:eastAsia="Times New Roman" w:hAnsi="Consolas" w:cs="Times New Roman"/>
+                <w:color w:val="A709F5"/>
+                <w:kern w:val="0"/>
+                <w:sz w:val="16"/>
+                <w:szCs w:val="16"/>
+                <w:lang w:val="en-GB" w:eastAsia="ja-JP"/>
+                <w14:ligatures w14:val="none"/>
+              </w:rPr>
+              <w:t xml:space="preserve"> </w:t>
+            </w:r>
+            <w:proofErr w:type="spellStart"/>
+            <w:r>
+              <w:rPr>
+                <w:rFonts w:ascii="Consolas" w:eastAsia="Times New Roman" w:hAnsi="Consolas" w:cs="Times New Roman"/>
+                <w:color w:val="A709F5"/>
+                <w:kern w:val="0"/>
+                <w:sz w:val="16"/>
+                <w:szCs w:val="16"/>
+                <w:lang w:val="en-GB" w:eastAsia="ja-JP"/>
+                <w14:ligatures w14:val="none"/>
+              </w:rPr>
+              <w:t>cua</w:t>
+            </w:r>
+            <w:proofErr w:type="spellEnd"/>
+            <w:r>
+              <w:rPr>
+                <w:rFonts w:ascii="Consolas" w:eastAsia="Times New Roman" w:hAnsi="Consolas" w:cs="Times New Roman"/>
+                <w:color w:val="A709F5"/>
+                <w:kern w:val="0"/>
+                <w:sz w:val="16"/>
+                <w:szCs w:val="16"/>
+                <w:lang w:val="en-GB" w:eastAsia="ja-JP"/>
+                <w14:ligatures w14:val="none"/>
+              </w:rPr>
+              <w:t xml:space="preserve"> </w:t>
+            </w:r>
+            <w:proofErr w:type="spellStart"/>
+            <w:r>
+              <w:rPr>
+                <w:rFonts w:ascii="Consolas" w:eastAsia="Times New Roman" w:hAnsi="Consolas" w:cs="Times New Roman"/>
+                <w:color w:val="A709F5"/>
+                <w:kern w:val="0"/>
+                <w:sz w:val="16"/>
+                <w:szCs w:val="16"/>
+                <w:lang w:val="en-GB" w:eastAsia="ja-JP"/>
+                <w14:ligatures w14:val="none"/>
+              </w:rPr>
+              <w:t>mach</w:t>
+            </w:r>
+            <w:proofErr w:type="spellEnd"/>
+            <w:r>
+              <w:rPr>
+                <w:rFonts w:ascii="Consolas" w:eastAsia="Times New Roman" w:hAnsi="Consolas" w:cs="Times New Roman"/>
+                <w:color w:val="A709F5"/>
+                <w:kern w:val="0"/>
+                <w:sz w:val="16"/>
+                <w:szCs w:val="16"/>
+                <w:lang w:val="en-GB" w:eastAsia="ja-JP"/>
+                <w14:ligatures w14:val="none"/>
+              </w:rPr>
+              <w:t xml:space="preserve"> </w:t>
+            </w:r>
+            <w:proofErr w:type="spellStart"/>
+            <w:r>
+              <w:rPr>
+                <w:rFonts w:ascii="Consolas" w:eastAsia="Times New Roman" w:hAnsi="Consolas" w:cs="Times New Roman"/>
+                <w:color w:val="A709F5"/>
+                <w:kern w:val="0"/>
+                <w:sz w:val="16"/>
+                <w:szCs w:val="16"/>
+                <w:lang w:val="en-GB" w:eastAsia="ja-JP"/>
+                <w14:ligatures w14:val="none"/>
+              </w:rPr>
+              <w:t>duoc</w:t>
+            </w:r>
+            <w:proofErr w:type="spellEnd"/>
+            <w:r>
+              <w:rPr>
+                <w:rFonts w:ascii="Consolas" w:eastAsia="Times New Roman" w:hAnsi="Consolas" w:cs="Times New Roman"/>
+                <w:color w:val="A709F5"/>
+                <w:kern w:val="0"/>
+                <w:sz w:val="16"/>
+                <w:szCs w:val="16"/>
+                <w:lang w:val="en-GB" w:eastAsia="ja-JP"/>
+                <w14:ligatures w14:val="none"/>
+              </w:rPr>
+              <w:t xml:space="preserve"> bao </w:t>
+            </w:r>
+            <w:proofErr w:type="spellStart"/>
+            <w:r>
+              <w:rPr>
+                <w:rFonts w:ascii="Consolas" w:eastAsia="Times New Roman" w:hAnsi="Consolas" w:cs="Times New Roman"/>
+                <w:color w:val="A709F5"/>
+                <w:kern w:val="0"/>
+                <w:sz w:val="16"/>
+                <w:szCs w:val="16"/>
+                <w:lang w:val="en-GB" w:eastAsia="ja-JP"/>
+                <w14:ligatures w14:val="none"/>
+              </w:rPr>
+              <w:t>toan</w:t>
+            </w:r>
+            <w:proofErr w:type="spellEnd"/>
+            <w:r>
+              <w:rPr>
+                <w:rFonts w:ascii="Consolas" w:eastAsia="Times New Roman" w:hAnsi="Consolas" w:cs="Times New Roman"/>
+                <w:color w:val="A709F5"/>
+                <w:kern w:val="0"/>
+                <w:sz w:val="16"/>
+                <w:szCs w:val="16"/>
+                <w:lang w:val="en-GB" w:eastAsia="ja-JP"/>
+                <w14:ligatures w14:val="none"/>
+              </w:rPr>
+              <w:t>\n'</w:t>
+            </w:r>
+            <w:r>
+              <w:rPr>
+                <w:rFonts w:ascii="Consolas" w:eastAsia="Times New Roman" w:hAnsi="Consolas" w:cs="Times New Roman"/>
+                <w:kern w:val="0"/>
+                <w:sz w:val="16"/>
+                <w:szCs w:val="16"/>
+                <w:lang w:val="en-GB" w:eastAsia="ja-JP"/>
+                <w14:ligatures w14:val="none"/>
+              </w:rPr>
               <w:t>);</w:t>
             </w:r>
           </w:p>
@@ -10051,6 +15278,7 @@
               </w:rPr>
               <w:t xml:space="preserve">    </w:t>
             </w:r>
+            <w:proofErr w:type="spellStart"/>
             <w:proofErr w:type="gramStart"/>
             <w:r>
               <w:rPr>
@@ -10061,7 +15289,19 @@
                 <w:lang w:val="en-GB" w:eastAsia="ja-JP"/>
                 <w14:ligatures w14:val="none"/>
               </w:rPr>
-              <w:t>fprintf(</w:t>
+              <w:t>fprintf</w:t>
+            </w:r>
+            <w:proofErr w:type="spellEnd"/>
+            <w:r>
+              <w:rPr>
+                <w:rFonts w:ascii="Consolas" w:eastAsia="Times New Roman" w:hAnsi="Consolas" w:cs="Times New Roman"/>
+                <w:kern w:val="0"/>
+                <w:sz w:val="16"/>
+                <w:szCs w:val="16"/>
+                <w:lang w:val="en-GB" w:eastAsia="ja-JP"/>
+                <w14:ligatures w14:val="none"/>
+              </w:rPr>
+              <w:t>(</w:t>
             </w:r>
             <w:proofErr w:type="gramEnd"/>
             <w:r>
@@ -10074,7 +15314,137 @@
                 <w:lang w:val="en-GB" w:eastAsia="ja-JP"/>
                 <w14:ligatures w14:val="none"/>
               </w:rPr>
-              <w:t>'Cong suat cua mach khong bao toan\n'</w:t>
+              <w:t xml:space="preserve">'Cong </w:t>
+            </w:r>
+            <w:proofErr w:type="spellStart"/>
+            <w:r>
+              <w:rPr>
+                <w:rFonts w:ascii="Consolas" w:eastAsia="Times New Roman" w:hAnsi="Consolas" w:cs="Times New Roman"/>
+                <w:color w:val="A709F5"/>
+                <w:kern w:val="0"/>
+                <w:sz w:val="16"/>
+                <w:szCs w:val="16"/>
+                <w:lang w:val="en-GB" w:eastAsia="ja-JP"/>
+                <w14:ligatures w14:val="none"/>
+              </w:rPr>
+              <w:t>suat</w:t>
+            </w:r>
+            <w:proofErr w:type="spellEnd"/>
+            <w:r>
+              <w:rPr>
+                <w:rFonts w:ascii="Consolas" w:eastAsia="Times New Roman" w:hAnsi="Consolas" w:cs="Times New Roman"/>
+                <w:color w:val="A709F5"/>
+                <w:kern w:val="0"/>
+                <w:sz w:val="16"/>
+                <w:szCs w:val="16"/>
+                <w:lang w:val="en-GB" w:eastAsia="ja-JP"/>
+                <w14:ligatures w14:val="none"/>
+              </w:rPr>
+              <w:t xml:space="preserve"> </w:t>
+            </w:r>
+            <w:proofErr w:type="spellStart"/>
+            <w:r>
+              <w:rPr>
+                <w:rFonts w:ascii="Consolas" w:eastAsia="Times New Roman" w:hAnsi="Consolas" w:cs="Times New Roman"/>
+                <w:color w:val="A709F5"/>
+                <w:kern w:val="0"/>
+                <w:sz w:val="16"/>
+                <w:szCs w:val="16"/>
+                <w:lang w:val="en-GB" w:eastAsia="ja-JP"/>
+                <w14:ligatures w14:val="none"/>
+              </w:rPr>
+              <w:t>cua</w:t>
+            </w:r>
+            <w:proofErr w:type="spellEnd"/>
+            <w:r>
+              <w:rPr>
+                <w:rFonts w:ascii="Consolas" w:eastAsia="Times New Roman" w:hAnsi="Consolas" w:cs="Times New Roman"/>
+                <w:color w:val="A709F5"/>
+                <w:kern w:val="0"/>
+                <w:sz w:val="16"/>
+                <w:szCs w:val="16"/>
+                <w:lang w:val="en-GB" w:eastAsia="ja-JP"/>
+                <w14:ligatures w14:val="none"/>
+              </w:rPr>
+              <w:t xml:space="preserve"> </w:t>
+            </w:r>
+            <w:proofErr w:type="spellStart"/>
+            <w:r>
+              <w:rPr>
+                <w:rFonts w:ascii="Consolas" w:eastAsia="Times New Roman" w:hAnsi="Consolas" w:cs="Times New Roman"/>
+                <w:color w:val="A709F5"/>
+                <w:kern w:val="0"/>
+                <w:sz w:val="16"/>
+                <w:szCs w:val="16"/>
+                <w:lang w:val="en-GB" w:eastAsia="ja-JP"/>
+                <w14:ligatures w14:val="none"/>
+              </w:rPr>
+              <w:t>mach</w:t>
+            </w:r>
+            <w:proofErr w:type="spellEnd"/>
+            <w:r>
+              <w:rPr>
+                <w:rFonts w:ascii="Consolas" w:eastAsia="Times New Roman" w:hAnsi="Consolas" w:cs="Times New Roman"/>
+                <w:color w:val="A709F5"/>
+                <w:kern w:val="0"/>
+                <w:sz w:val="16"/>
+                <w:szCs w:val="16"/>
+                <w:lang w:val="en-GB" w:eastAsia="ja-JP"/>
+                <w14:ligatures w14:val="none"/>
+              </w:rPr>
+              <w:t xml:space="preserve"> </w:t>
+            </w:r>
+            <w:proofErr w:type="spellStart"/>
+            <w:r>
+              <w:rPr>
+                <w:rFonts w:ascii="Consolas" w:eastAsia="Times New Roman" w:hAnsi="Consolas" w:cs="Times New Roman"/>
+                <w:color w:val="A709F5"/>
+                <w:kern w:val="0"/>
+                <w:sz w:val="16"/>
+                <w:szCs w:val="16"/>
+                <w:lang w:val="en-GB" w:eastAsia="ja-JP"/>
+                <w14:ligatures w14:val="none"/>
+              </w:rPr>
+              <w:t>khong</w:t>
+            </w:r>
+            <w:proofErr w:type="spellEnd"/>
+            <w:r>
+              <w:rPr>
+                <w:rFonts w:ascii="Consolas" w:eastAsia="Times New Roman" w:hAnsi="Consolas" w:cs="Times New Roman"/>
+                <w:color w:val="A709F5"/>
+                <w:kern w:val="0"/>
+                <w:sz w:val="16"/>
+                <w:szCs w:val="16"/>
+                <w:lang w:val="en-GB" w:eastAsia="ja-JP"/>
+                <w14:ligatures w14:val="none"/>
+              </w:rPr>
+              <w:t xml:space="preserve"> bao </w:t>
+            </w:r>
+            <w:proofErr w:type="spellStart"/>
+            <w:r>
+              <w:rPr>
+                <w:rFonts w:ascii="Consolas" w:eastAsia="Times New Roman" w:hAnsi="Consolas" w:cs="Times New Roman"/>
+                <w:color w:val="A709F5"/>
+                <w:kern w:val="0"/>
+                <w:sz w:val="16"/>
+                <w:szCs w:val="16"/>
+                <w:lang w:val="en-GB" w:eastAsia="ja-JP"/>
+                <w14:ligatures w14:val="none"/>
+              </w:rPr>
+              <w:t>toan</w:t>
+            </w:r>
+            <w:proofErr w:type="spellEnd"/>
+            <w:r>
+              <w:rPr>
+                <w:rFonts w:ascii="Consolas" w:eastAsia="Times New Roman" w:hAnsi="Consolas" w:cs="Times New Roman"/>
+                <w:color w:val="A709F5"/>
+                <w:kern w:val="0"/>
+                <w:sz w:val="16"/>
+                <w:szCs w:val="16"/>
+                <w:lang w:val="en-GB" w:eastAsia="ja-JP"/>
+                <w14:ligatures w14:val="none"/>
+              </w:rPr>
+              <w:t>\n'</w:t>
             </w:r>
             <w:r>
               <w:rPr>
@@ -10138,8 +15508,21 @@
           <w:lang w:val="vi-VN"/>
         </w:rPr>
       </w:pPr>
+      <w:proofErr w:type="spellStart"/>
       <w:r>
-        <w:t>Kết quả:</w:t>
+        <w:t>Kết</w:t>
+      </w:r>
+      <w:proofErr w:type="spellEnd"/>
+      <w:r>
+        <w:t xml:space="preserve"> </w:t>
+      </w:r>
+      <w:proofErr w:type="spellStart"/>
+      <w:r>
+        <w:t>quả</w:t>
+      </w:r>
+      <w:proofErr w:type="spellEnd"/>
+      <w:r>
+        <w:t>:</w:t>
       </w:r>
     </w:p>
     <w:p>
@@ -10243,11 +15626,19 @@
         </w:rPr>
         <w:t xml:space="preserve"> trị </w:t>
       </w:r>
+      <w:proofErr w:type="spellStart"/>
       <w:r>
         <w:rPr>
           <w:lang w:val="vi-VN"/>
         </w:rPr>
-        <w:t xml:space="preserve">trị </w:t>
+        <w:t>trị</w:t>
+      </w:r>
+      <w:proofErr w:type="spellEnd"/>
+      <w:r>
+        <w:rPr>
+          <w:lang w:val="vi-VN"/>
+        </w:rPr>
+        <w:t xml:space="preserve"> </w:t>
       </w:r>
       <w:r>
         <w:rPr>
@@ -10258,7 +15649,7 @@
           <v:shape id="_x0000_i1029" type="#_x0000_t75" style="width:15.25pt;height:19.65pt" o:ole="">
             <v:imagedata r:id="rId31" o:title=""/>
           </v:shape>
-          <o:OLEObject Type="Embed" ProgID="Equation.DSMT4" ShapeID="_x0000_i1029" DrawAspect="Content" ObjectID="_1823871561" r:id="rId32"/>
+          <o:OLEObject Type="Embed" ProgID="Equation.DSMT4" ShapeID="_x0000_i1029" DrawAspect="Content" ObjectID="_1823878724" r:id="rId32"/>
         </w:object>
       </w:r>
       <w:r>
@@ -10359,6 +15750,7 @@
                 <w14:ligatures w14:val="none"/>
               </w:rPr>
             </w:pPr>
+            <w:proofErr w:type="spellStart"/>
             <w:proofErr w:type="gramStart"/>
             <w:r>
               <w:rPr>
@@ -10379,7 +15771,18 @@
                 <w:szCs w:val="16"/>
                 <w14:ligatures w14:val="none"/>
               </w:rPr>
-              <w:t xml:space="preserve">;close </w:t>
+              <w:t>;close</w:t>
+            </w:r>
+            <w:proofErr w:type="spellEnd"/>
+            <w:r>
+              <w:rPr>
+                <w:rFonts w:ascii="Consolas" w:eastAsia="Times New Roman" w:hAnsi="Consolas" w:cs="Times New Roman"/>
+                <w:kern w:val="0"/>
+                <w:sz w:val="16"/>
+                <w:szCs w:val="16"/>
+                <w14:ligatures w14:val="none"/>
+              </w:rPr>
+              <w:t xml:space="preserve"> </w:t>
             </w:r>
             <w:r>
               <w:rPr>
@@ -10439,15 +15842,27 @@
                 <w14:ligatures w14:val="none"/>
               </w:rPr>
             </w:pPr>
-            <w:r>
-              <w:rPr>
-                <w:rFonts w:ascii="Consolas" w:eastAsia="Times New Roman" w:hAnsi="Consolas" w:cs="Times New Roman"/>
-                <w:kern w:val="0"/>
-                <w:sz w:val="16"/>
-                <w:szCs w:val="16"/>
-                <w14:ligatures w14:val="none"/>
-              </w:rPr>
-              <w:t xml:space="preserve">syms </w:t>
+            <w:proofErr w:type="spellStart"/>
+            <w:r>
+              <w:rPr>
+                <w:rFonts w:ascii="Consolas" w:eastAsia="Times New Roman" w:hAnsi="Consolas" w:cs="Times New Roman"/>
+                <w:kern w:val="0"/>
+                <w:sz w:val="16"/>
+                <w:szCs w:val="16"/>
+                <w14:ligatures w14:val="none"/>
+              </w:rPr>
+              <w:t>syms</w:t>
+            </w:r>
+            <w:proofErr w:type="spellEnd"/>
+            <w:r>
+              <w:rPr>
+                <w:rFonts w:ascii="Consolas" w:eastAsia="Times New Roman" w:hAnsi="Consolas" w:cs="Times New Roman"/>
+                <w:kern w:val="0"/>
+                <w:sz w:val="16"/>
+                <w:szCs w:val="16"/>
+                <w14:ligatures w14:val="none"/>
+              </w:rPr>
+              <w:t xml:space="preserve"> </w:t>
             </w:r>
             <w:r>
               <w:rPr>
@@ -10479,8 +15894,117 @@
                 <w:szCs w:val="16"/>
                 <w14:ligatures w14:val="none"/>
               </w:rPr>
-              <w:t>% Các dòng vòng cần tìm</w:t>
-            </w:r>
+              <w:t xml:space="preserve">% </w:t>
+            </w:r>
+            <w:proofErr w:type="spellStart"/>
+            <w:r>
+              <w:rPr>
+                <w:rFonts w:ascii="Consolas" w:eastAsia="Times New Roman" w:hAnsi="Consolas" w:cs="Times New Roman"/>
+                <w:color w:val="008013"/>
+                <w:kern w:val="0"/>
+                <w:sz w:val="16"/>
+                <w:szCs w:val="16"/>
+                <w14:ligatures w14:val="none"/>
+              </w:rPr>
+              <w:t>Các</w:t>
+            </w:r>
+            <w:proofErr w:type="spellEnd"/>
+            <w:r>
+              <w:rPr>
+                <w:rFonts w:ascii="Consolas" w:eastAsia="Times New Roman" w:hAnsi="Consolas" w:cs="Times New Roman"/>
+                <w:color w:val="008013"/>
+                <w:kern w:val="0"/>
+                <w:sz w:val="16"/>
+                <w:szCs w:val="16"/>
+                <w14:ligatures w14:val="none"/>
+              </w:rPr>
+              <w:t xml:space="preserve"> </w:t>
+            </w:r>
+            <w:proofErr w:type="spellStart"/>
+            <w:r>
+              <w:rPr>
+                <w:rFonts w:ascii="Consolas" w:eastAsia="Times New Roman" w:hAnsi="Consolas" w:cs="Times New Roman"/>
+                <w:color w:val="008013"/>
+                <w:kern w:val="0"/>
+                <w:sz w:val="16"/>
+                <w:szCs w:val="16"/>
+                <w14:ligatures w14:val="none"/>
+              </w:rPr>
+              <w:t>dòng</w:t>
+            </w:r>
+            <w:proofErr w:type="spellEnd"/>
+            <w:r>
+              <w:rPr>
+                <w:rFonts w:ascii="Consolas" w:eastAsia="Times New Roman" w:hAnsi="Consolas" w:cs="Times New Roman"/>
+                <w:color w:val="008013"/>
+                <w:kern w:val="0"/>
+                <w:sz w:val="16"/>
+                <w:szCs w:val="16"/>
+                <w14:ligatures w14:val="none"/>
+              </w:rPr>
+              <w:t xml:space="preserve"> </w:t>
+            </w:r>
+            <w:proofErr w:type="spellStart"/>
+            <w:r>
+              <w:rPr>
+                <w:rFonts w:ascii="Consolas" w:eastAsia="Times New Roman" w:hAnsi="Consolas" w:cs="Times New Roman"/>
+                <w:color w:val="008013"/>
+                <w:kern w:val="0"/>
+                <w:sz w:val="16"/>
+                <w:szCs w:val="16"/>
+                <w14:ligatures w14:val="none"/>
+              </w:rPr>
+              <w:t>vòng</w:t>
+            </w:r>
+            <w:proofErr w:type="spellEnd"/>
+            <w:r>
+              <w:rPr>
+                <w:rFonts w:ascii="Consolas" w:eastAsia="Times New Roman" w:hAnsi="Consolas" w:cs="Times New Roman"/>
+                <w:color w:val="008013"/>
+                <w:kern w:val="0"/>
+                <w:sz w:val="16"/>
+                <w:szCs w:val="16"/>
+                <w14:ligatures w14:val="none"/>
+              </w:rPr>
+              <w:t xml:space="preserve"> </w:t>
+            </w:r>
+            <w:proofErr w:type="spellStart"/>
+            <w:r>
+              <w:rPr>
+                <w:rFonts w:ascii="Consolas" w:eastAsia="Times New Roman" w:hAnsi="Consolas" w:cs="Times New Roman"/>
+                <w:color w:val="008013"/>
+                <w:kern w:val="0"/>
+                <w:sz w:val="16"/>
+                <w:szCs w:val="16"/>
+                <w14:ligatures w14:val="none"/>
+              </w:rPr>
+              <w:t>cần</w:t>
+            </w:r>
+            <w:proofErr w:type="spellEnd"/>
+            <w:r>
+              <w:rPr>
+                <w:rFonts w:ascii="Consolas" w:eastAsia="Times New Roman" w:hAnsi="Consolas" w:cs="Times New Roman"/>
+                <w:color w:val="008013"/>
+                <w:kern w:val="0"/>
+                <w:sz w:val="16"/>
+                <w:szCs w:val="16"/>
+                <w14:ligatures w14:val="none"/>
+              </w:rPr>
+              <w:t xml:space="preserve"> </w:t>
+            </w:r>
+            <w:proofErr w:type="spellStart"/>
+            <w:r>
+              <w:rPr>
+                <w:rFonts w:ascii="Consolas" w:eastAsia="Times New Roman" w:hAnsi="Consolas" w:cs="Times New Roman"/>
+                <w:color w:val="008013"/>
+                <w:kern w:val="0"/>
+                <w:sz w:val="16"/>
+                <w:szCs w:val="16"/>
+                <w14:ligatures w14:val="none"/>
+              </w:rPr>
+              <w:t>tìm</w:t>
+            </w:r>
+            <w:proofErr w:type="spellEnd"/>
           </w:p>
           <w:p>
             <w:pPr>
@@ -10534,7 +16058,79 @@
                 <w:szCs w:val="16"/>
                 <w14:ligatures w14:val="none"/>
               </w:rPr>
-              <w:t>% Dòng I1 đã biết (A)</w:t>
+              <w:t xml:space="preserve">% </w:t>
+            </w:r>
+            <w:proofErr w:type="spellStart"/>
+            <w:r>
+              <w:rPr>
+                <w:rFonts w:ascii="Consolas" w:eastAsia="Times New Roman" w:hAnsi="Consolas" w:cs="Times New Roman"/>
+                <w:color w:val="008013"/>
+                <w:kern w:val="0"/>
+                <w:sz w:val="16"/>
+                <w:szCs w:val="16"/>
+                <w14:ligatures w14:val="none"/>
+              </w:rPr>
+              <w:t>Dòng</w:t>
+            </w:r>
+            <w:proofErr w:type="spellEnd"/>
+            <w:r>
+              <w:rPr>
+                <w:rFonts w:ascii="Consolas" w:eastAsia="Times New Roman" w:hAnsi="Consolas" w:cs="Times New Roman"/>
+                <w:color w:val="008013"/>
+                <w:kern w:val="0"/>
+                <w:sz w:val="16"/>
+                <w:szCs w:val="16"/>
+                <w14:ligatures w14:val="none"/>
+              </w:rPr>
+              <w:t xml:space="preserve"> I1 </w:t>
+            </w:r>
+            <w:proofErr w:type="spellStart"/>
+            <w:r>
+              <w:rPr>
+                <w:rFonts w:ascii="Consolas" w:eastAsia="Times New Roman" w:hAnsi="Consolas" w:cs="Times New Roman"/>
+                <w:color w:val="008013"/>
+                <w:kern w:val="0"/>
+                <w:sz w:val="16"/>
+                <w:szCs w:val="16"/>
+                <w14:ligatures w14:val="none"/>
+              </w:rPr>
+              <w:t>đã</w:t>
+            </w:r>
+            <w:proofErr w:type="spellEnd"/>
+            <w:r>
+              <w:rPr>
+                <w:rFonts w:ascii="Consolas" w:eastAsia="Times New Roman" w:hAnsi="Consolas" w:cs="Times New Roman"/>
+                <w:color w:val="008013"/>
+                <w:kern w:val="0"/>
+                <w:sz w:val="16"/>
+                <w:szCs w:val="16"/>
+                <w14:ligatures w14:val="none"/>
+              </w:rPr>
+              <w:t xml:space="preserve"> </w:t>
+            </w:r>
+            <w:proofErr w:type="spellStart"/>
+            <w:r>
+              <w:rPr>
+                <w:rFonts w:ascii="Consolas" w:eastAsia="Times New Roman" w:hAnsi="Consolas" w:cs="Times New Roman"/>
+                <w:color w:val="008013"/>
+                <w:kern w:val="0"/>
+                <w:sz w:val="16"/>
+                <w:szCs w:val="16"/>
+                <w14:ligatures w14:val="none"/>
+              </w:rPr>
+              <w:t>biết</w:t>
+            </w:r>
+            <w:proofErr w:type="spellEnd"/>
+            <w:r>
+              <w:rPr>
+                <w:rFonts w:ascii="Consolas" w:eastAsia="Times New Roman" w:hAnsi="Consolas" w:cs="Times New Roman"/>
+                <w:color w:val="008013"/>
+                <w:kern w:val="0"/>
+                <w:sz w:val="16"/>
+                <w:szCs w:val="16"/>
+                <w14:ligatures w14:val="none"/>
+              </w:rPr>
+              <w:t xml:space="preserve"> (A)</w:t>
             </w:r>
           </w:p>
           <w:p>
@@ -10624,7 +16220,127 @@
                 <w:szCs w:val="16"/>
                 <w14:ligatures w14:val="none"/>
               </w:rPr>
-              <w:t>% Hiệu điện thế phụ thuộc (V)</w:t>
+              <w:t xml:space="preserve">% </w:t>
+            </w:r>
+            <w:proofErr w:type="spellStart"/>
+            <w:r>
+              <w:rPr>
+                <w:rFonts w:ascii="Consolas" w:eastAsia="Times New Roman" w:hAnsi="Consolas" w:cs="Times New Roman"/>
+                <w:color w:val="008013"/>
+                <w:kern w:val="0"/>
+                <w:sz w:val="16"/>
+                <w:szCs w:val="16"/>
+                <w14:ligatures w14:val="none"/>
+              </w:rPr>
+              <w:t>Hiệu</w:t>
+            </w:r>
+            <w:proofErr w:type="spellEnd"/>
+            <w:r>
+              <w:rPr>
+                <w:rFonts w:ascii="Consolas" w:eastAsia="Times New Roman" w:hAnsi="Consolas" w:cs="Times New Roman"/>
+                <w:color w:val="008013"/>
+                <w:kern w:val="0"/>
+                <w:sz w:val="16"/>
+                <w:szCs w:val="16"/>
+                <w14:ligatures w14:val="none"/>
+              </w:rPr>
+              <w:t xml:space="preserve"> </w:t>
+            </w:r>
+            <w:proofErr w:type="spellStart"/>
+            <w:r>
+              <w:rPr>
+                <w:rFonts w:ascii="Consolas" w:eastAsia="Times New Roman" w:hAnsi="Consolas" w:cs="Times New Roman"/>
+                <w:color w:val="008013"/>
+                <w:kern w:val="0"/>
+                <w:sz w:val="16"/>
+                <w:szCs w:val="16"/>
+                <w14:ligatures w14:val="none"/>
+              </w:rPr>
+              <w:t>điện</w:t>
+            </w:r>
+            <w:proofErr w:type="spellEnd"/>
+            <w:r>
+              <w:rPr>
+                <w:rFonts w:ascii="Consolas" w:eastAsia="Times New Roman" w:hAnsi="Consolas" w:cs="Times New Roman"/>
+                <w:color w:val="008013"/>
+                <w:kern w:val="0"/>
+                <w:sz w:val="16"/>
+                <w:szCs w:val="16"/>
+                <w14:ligatures w14:val="none"/>
+              </w:rPr>
+              <w:t xml:space="preserve"> </w:t>
+            </w:r>
+            <w:proofErr w:type="spellStart"/>
+            <w:r>
+              <w:rPr>
+                <w:rFonts w:ascii="Consolas" w:eastAsia="Times New Roman" w:hAnsi="Consolas" w:cs="Times New Roman"/>
+                <w:color w:val="008013"/>
+                <w:kern w:val="0"/>
+                <w:sz w:val="16"/>
+                <w:szCs w:val="16"/>
+                <w14:ligatures w14:val="none"/>
+              </w:rPr>
+              <w:t>thế</w:t>
+            </w:r>
+            <w:proofErr w:type="spellEnd"/>
+            <w:r>
+              <w:rPr>
+                <w:rFonts w:ascii="Consolas" w:eastAsia="Times New Roman" w:hAnsi="Consolas" w:cs="Times New Roman"/>
+                <w:color w:val="008013"/>
+                <w:kern w:val="0"/>
+                <w:sz w:val="16"/>
+                <w:szCs w:val="16"/>
+                <w14:ligatures w14:val="none"/>
+              </w:rPr>
+              <w:t xml:space="preserve"> </w:t>
+            </w:r>
+            <w:proofErr w:type="spellStart"/>
+            <w:r>
+              <w:rPr>
+                <w:rFonts w:ascii="Consolas" w:eastAsia="Times New Roman" w:hAnsi="Consolas" w:cs="Times New Roman"/>
+                <w:color w:val="008013"/>
+                <w:kern w:val="0"/>
+                <w:sz w:val="16"/>
+                <w:szCs w:val="16"/>
+                <w14:ligatures w14:val="none"/>
+              </w:rPr>
+              <w:t>phụ</w:t>
+            </w:r>
+            <w:proofErr w:type="spellEnd"/>
+            <w:r>
+              <w:rPr>
+                <w:rFonts w:ascii="Consolas" w:eastAsia="Times New Roman" w:hAnsi="Consolas" w:cs="Times New Roman"/>
+                <w:color w:val="008013"/>
+                <w:kern w:val="0"/>
+                <w:sz w:val="16"/>
+                <w:szCs w:val="16"/>
+                <w14:ligatures w14:val="none"/>
+              </w:rPr>
+              <w:t xml:space="preserve"> </w:t>
+            </w:r>
+            <w:proofErr w:type="spellStart"/>
+            <w:r>
+              <w:rPr>
+                <w:rFonts w:ascii="Consolas" w:eastAsia="Times New Roman" w:hAnsi="Consolas" w:cs="Times New Roman"/>
+                <w:color w:val="008013"/>
+                <w:kern w:val="0"/>
+                <w:sz w:val="16"/>
+                <w:szCs w:val="16"/>
+                <w14:ligatures w14:val="none"/>
+              </w:rPr>
+              <w:t>thuộc</w:t>
+            </w:r>
+            <w:proofErr w:type="spellEnd"/>
+            <w:r>
+              <w:rPr>
+                <w:rFonts w:ascii="Consolas" w:eastAsia="Times New Roman" w:hAnsi="Consolas" w:cs="Times New Roman"/>
+                <w:color w:val="008013"/>
+                <w:kern w:val="0"/>
+                <w:sz w:val="16"/>
+                <w:szCs w:val="16"/>
+                <w14:ligatures w14:val="none"/>
+              </w:rPr>
+              <w:t xml:space="preserve"> (V)</w:t>
             </w:r>
           </w:p>
           <w:p>
@@ -10694,7 +16410,31 @@
                 <w:szCs w:val="16"/>
                 <w14:ligatures w14:val="none"/>
               </w:rPr>
-              <w:t>% Vòng I2:  2kΩ·I2 - 1kΩ·I3 + 2Vx = 0</w:t>
+              <w:t xml:space="preserve">% </w:t>
+            </w:r>
+            <w:proofErr w:type="spellStart"/>
+            <w:r>
+              <w:rPr>
+                <w:rFonts w:ascii="Consolas" w:eastAsia="Times New Roman" w:hAnsi="Consolas" w:cs="Times New Roman"/>
+                <w:color w:val="008013"/>
+                <w:kern w:val="0"/>
+                <w:sz w:val="16"/>
+                <w:szCs w:val="16"/>
+                <w14:ligatures w14:val="none"/>
+              </w:rPr>
+              <w:t>Vòng</w:t>
+            </w:r>
+            <w:proofErr w:type="spellEnd"/>
+            <w:r>
+              <w:rPr>
+                <w:rFonts w:ascii="Consolas" w:eastAsia="Times New Roman" w:hAnsi="Consolas" w:cs="Times New Roman"/>
+                <w:color w:val="008013"/>
+                <w:kern w:val="0"/>
+                <w:sz w:val="16"/>
+                <w:szCs w:val="16"/>
+                <w14:ligatures w14:val="none"/>
+              </w:rPr>
+              <w:t xml:space="preserve"> I2:  2kΩ·I2 - 1kΩ·I3 + 2Vx = 0</w:t>
             </w:r>
           </w:p>
           <w:p>
@@ -10751,7 +16491,31 @@
                 <w:szCs w:val="16"/>
                 <w14:ligatures w14:val="none"/>
               </w:rPr>
-              <w:t>% Vòng I3:  -1kΩ·I2 + 2kΩ·I3 - 1kΩ·I5 = -12V</w:t>
+              <w:t xml:space="preserve">% </w:t>
+            </w:r>
+            <w:proofErr w:type="spellStart"/>
+            <w:r>
+              <w:rPr>
+                <w:rFonts w:ascii="Consolas" w:eastAsia="Times New Roman" w:hAnsi="Consolas" w:cs="Times New Roman"/>
+                <w:color w:val="008013"/>
+                <w:kern w:val="0"/>
+                <w:sz w:val="16"/>
+                <w:szCs w:val="16"/>
+                <w14:ligatures w14:val="none"/>
+              </w:rPr>
+              <w:t>Vòng</w:t>
+            </w:r>
+            <w:proofErr w:type="spellEnd"/>
+            <w:r>
+              <w:rPr>
+                <w:rFonts w:ascii="Consolas" w:eastAsia="Times New Roman" w:hAnsi="Consolas" w:cs="Times New Roman"/>
+                <w:color w:val="008013"/>
+                <w:kern w:val="0"/>
+                <w:sz w:val="16"/>
+                <w:szCs w:val="16"/>
+                <w14:ligatures w14:val="none"/>
+              </w:rPr>
+              <w:t xml:space="preserve"> I3:  -1kΩ·I2 + 2kΩ·I3 - 1kΩ·I5 = -12V</w:t>
             </w:r>
           </w:p>
           <w:p>
@@ -10808,7 +16572,31 @@
                 <w:szCs w:val="16"/>
                 <w14:ligatures w14:val="none"/>
               </w:rPr>
-              <w:t>% Vòng I4:  4kΩ·I4 - 2kΩ·I6 = 20V</w:t>
+              <w:t xml:space="preserve">% </w:t>
+            </w:r>
+            <w:proofErr w:type="spellStart"/>
+            <w:r>
+              <w:rPr>
+                <w:rFonts w:ascii="Consolas" w:eastAsia="Times New Roman" w:hAnsi="Consolas" w:cs="Times New Roman"/>
+                <w:color w:val="008013"/>
+                <w:kern w:val="0"/>
+                <w:sz w:val="16"/>
+                <w:szCs w:val="16"/>
+                <w14:ligatures w14:val="none"/>
+              </w:rPr>
+              <w:t>Vòng</w:t>
+            </w:r>
+            <w:proofErr w:type="spellEnd"/>
+            <w:r>
+              <w:rPr>
+                <w:rFonts w:ascii="Consolas" w:eastAsia="Times New Roman" w:hAnsi="Consolas" w:cs="Times New Roman"/>
+                <w:color w:val="008013"/>
+                <w:kern w:val="0"/>
+                <w:sz w:val="16"/>
+                <w:szCs w:val="16"/>
+                <w14:ligatures w14:val="none"/>
+              </w:rPr>
+              <w:t xml:space="preserve"> I4:  4kΩ·I4 - 2kΩ·I6 = 20V</w:t>
             </w:r>
           </w:p>
           <w:p>
@@ -10865,7 +16653,31 @@
                 <w:szCs w:val="16"/>
                 <w14:ligatures w14:val="none"/>
               </w:rPr>
-              <w:t>% Vòng I5:  -1kΩ·I3 + 4kΩ·I5 - 2kΩ·I6 = 0</w:t>
+              <w:t xml:space="preserve">% </w:t>
+            </w:r>
+            <w:proofErr w:type="spellStart"/>
+            <w:r>
+              <w:rPr>
+                <w:rFonts w:ascii="Consolas" w:eastAsia="Times New Roman" w:hAnsi="Consolas" w:cs="Times New Roman"/>
+                <w:color w:val="008013"/>
+                <w:kern w:val="0"/>
+                <w:sz w:val="16"/>
+                <w:szCs w:val="16"/>
+                <w14:ligatures w14:val="none"/>
+              </w:rPr>
+              <w:t>Vòng</w:t>
+            </w:r>
+            <w:proofErr w:type="spellEnd"/>
+            <w:r>
+              <w:rPr>
+                <w:rFonts w:ascii="Consolas" w:eastAsia="Times New Roman" w:hAnsi="Consolas" w:cs="Times New Roman"/>
+                <w:color w:val="008013"/>
+                <w:kern w:val="0"/>
+                <w:sz w:val="16"/>
+                <w:szCs w:val="16"/>
+                <w14:ligatures w14:val="none"/>
+              </w:rPr>
+              <w:t xml:space="preserve"> I5:  -1kΩ·I3 + 4kΩ·I5 - 2kΩ·I6 = 0</w:t>
             </w:r>
           </w:p>
           <w:p>
@@ -10922,7 +16734,31 @@
                 <w:szCs w:val="16"/>
                 <w14:ligatures w14:val="none"/>
               </w:rPr>
-              <w:t>% Vòng I6:  -2kΩ·I4 - 2kΩ·I5 + 5kΩ·I6 = 0</w:t>
+              <w:t xml:space="preserve">% </w:t>
+            </w:r>
+            <w:proofErr w:type="spellStart"/>
+            <w:r>
+              <w:rPr>
+                <w:rFonts w:ascii="Consolas" w:eastAsia="Times New Roman" w:hAnsi="Consolas" w:cs="Times New Roman"/>
+                <w:color w:val="008013"/>
+                <w:kern w:val="0"/>
+                <w:sz w:val="16"/>
+                <w:szCs w:val="16"/>
+                <w14:ligatures w14:val="none"/>
+              </w:rPr>
+              <w:t>Vòng</w:t>
+            </w:r>
+            <w:proofErr w:type="spellEnd"/>
+            <w:r>
+              <w:rPr>
+                <w:rFonts w:ascii="Consolas" w:eastAsia="Times New Roman" w:hAnsi="Consolas" w:cs="Times New Roman"/>
+                <w:color w:val="008013"/>
+                <w:kern w:val="0"/>
+                <w:sz w:val="16"/>
+                <w:szCs w:val="16"/>
+                <w14:ligatures w14:val="none"/>
+              </w:rPr>
+              <w:t xml:space="preserve"> I6:  -2kΩ·I4 - 2kΩ·I5 + 5kΩ·I6 = 0</w:t>
             </w:r>
           </w:p>
           <w:p>
@@ -11345,7 +17181,79 @@
                 <w:szCs w:val="16"/>
                 <w14:ligatures w14:val="none"/>
               </w:rPr>
-              <w:t>% Cập nhật lại Vx</w:t>
+              <w:t xml:space="preserve">% </w:t>
+            </w:r>
+            <w:proofErr w:type="spellStart"/>
+            <w:r>
+              <w:rPr>
+                <w:rFonts w:ascii="Consolas" w:eastAsia="Times New Roman" w:hAnsi="Consolas" w:cs="Times New Roman"/>
+                <w:color w:val="008013"/>
+                <w:kern w:val="0"/>
+                <w:sz w:val="16"/>
+                <w:szCs w:val="16"/>
+                <w14:ligatures w14:val="none"/>
+              </w:rPr>
+              <w:t>Cập</w:t>
+            </w:r>
+            <w:proofErr w:type="spellEnd"/>
+            <w:r>
+              <w:rPr>
+                <w:rFonts w:ascii="Consolas" w:eastAsia="Times New Roman" w:hAnsi="Consolas" w:cs="Times New Roman"/>
+                <w:color w:val="008013"/>
+                <w:kern w:val="0"/>
+                <w:sz w:val="16"/>
+                <w:szCs w:val="16"/>
+                <w14:ligatures w14:val="none"/>
+              </w:rPr>
+              <w:t xml:space="preserve"> </w:t>
+            </w:r>
+            <w:proofErr w:type="spellStart"/>
+            <w:r>
+              <w:rPr>
+                <w:rFonts w:ascii="Consolas" w:eastAsia="Times New Roman" w:hAnsi="Consolas" w:cs="Times New Roman"/>
+                <w:color w:val="008013"/>
+                <w:kern w:val="0"/>
+                <w:sz w:val="16"/>
+                <w:szCs w:val="16"/>
+                <w14:ligatures w14:val="none"/>
+              </w:rPr>
+              <w:t>nhật</w:t>
+            </w:r>
+            <w:proofErr w:type="spellEnd"/>
+            <w:r>
+              <w:rPr>
+                <w:rFonts w:ascii="Consolas" w:eastAsia="Times New Roman" w:hAnsi="Consolas" w:cs="Times New Roman"/>
+                <w:color w:val="008013"/>
+                <w:kern w:val="0"/>
+                <w:sz w:val="16"/>
+                <w:szCs w:val="16"/>
+                <w14:ligatures w14:val="none"/>
+              </w:rPr>
+              <w:t xml:space="preserve"> </w:t>
+            </w:r>
+            <w:proofErr w:type="spellStart"/>
+            <w:r>
+              <w:rPr>
+                <w:rFonts w:ascii="Consolas" w:eastAsia="Times New Roman" w:hAnsi="Consolas" w:cs="Times New Roman"/>
+                <w:color w:val="008013"/>
+                <w:kern w:val="0"/>
+                <w:sz w:val="16"/>
+                <w:szCs w:val="16"/>
+                <w14:ligatures w14:val="none"/>
+              </w:rPr>
+              <w:t>lại</w:t>
+            </w:r>
+            <w:proofErr w:type="spellEnd"/>
+            <w:r>
+              <w:rPr>
+                <w:rFonts w:ascii="Consolas" w:eastAsia="Times New Roman" w:hAnsi="Consolas" w:cs="Times New Roman"/>
+                <w:color w:val="008013"/>
+                <w:kern w:val="0"/>
+                <w:sz w:val="16"/>
+                <w:szCs w:val="16"/>
+                <w14:ligatures w14:val="none"/>
+              </w:rPr>
+              <w:t xml:space="preserve"> Vx</w:t>
             </w:r>
           </w:p>
           <w:p>
@@ -11400,32 +17308,105 @@
                 <w:szCs w:val="16"/>
                 <w14:ligatures w14:val="none"/>
               </w:rPr>
-              <w:t>% Điện áp ra Vo (V)</w:t>
-            </w:r>
-          </w:p>
-          <w:p>
-            <w:pPr>
-              <w:ind w:left="283"/>
-              <w:rPr>
-                <w:rFonts w:ascii="Consolas" w:eastAsia="Times New Roman" w:hAnsi="Consolas" w:cs="Times New Roman"/>
-                <w:kern w:val="0"/>
-                <w:sz w:val="16"/>
-                <w:szCs w:val="16"/>
-                <w14:ligatures w14:val="none"/>
-              </w:rPr>
-            </w:pPr>
-          </w:p>
-          <w:p>
-            <w:pPr>
-              <w:ind w:left="283"/>
-              <w:rPr>
-                <w:rFonts w:ascii="Consolas" w:eastAsia="Times New Roman" w:hAnsi="Consolas" w:cs="Times New Roman"/>
-                <w:kern w:val="0"/>
-                <w:sz w:val="16"/>
-                <w:szCs w:val="16"/>
-                <w14:ligatures w14:val="none"/>
-              </w:rPr>
-            </w:pPr>
+              <w:t xml:space="preserve">% </w:t>
+            </w:r>
+            <w:proofErr w:type="spellStart"/>
+            <w:r>
+              <w:rPr>
+                <w:rFonts w:ascii="Consolas" w:eastAsia="Times New Roman" w:hAnsi="Consolas" w:cs="Times New Roman"/>
+                <w:color w:val="008013"/>
+                <w:kern w:val="0"/>
+                <w:sz w:val="16"/>
+                <w:szCs w:val="16"/>
+                <w14:ligatures w14:val="none"/>
+              </w:rPr>
+              <w:t>Điện</w:t>
+            </w:r>
+            <w:proofErr w:type="spellEnd"/>
+            <w:r>
+              <w:rPr>
+                <w:rFonts w:ascii="Consolas" w:eastAsia="Times New Roman" w:hAnsi="Consolas" w:cs="Times New Roman"/>
+                <w:color w:val="008013"/>
+                <w:kern w:val="0"/>
+                <w:sz w:val="16"/>
+                <w:szCs w:val="16"/>
+                <w14:ligatures w14:val="none"/>
+              </w:rPr>
+              <w:t xml:space="preserve"> </w:t>
+            </w:r>
+            <w:proofErr w:type="spellStart"/>
+            <w:r>
+              <w:rPr>
+                <w:rFonts w:ascii="Consolas" w:eastAsia="Times New Roman" w:hAnsi="Consolas" w:cs="Times New Roman"/>
+                <w:color w:val="008013"/>
+                <w:kern w:val="0"/>
+                <w:sz w:val="16"/>
+                <w:szCs w:val="16"/>
+                <w14:ligatures w14:val="none"/>
+              </w:rPr>
+              <w:t>áp</w:t>
+            </w:r>
+            <w:proofErr w:type="spellEnd"/>
+            <w:r>
+              <w:rPr>
+                <w:rFonts w:ascii="Consolas" w:eastAsia="Times New Roman" w:hAnsi="Consolas" w:cs="Times New Roman"/>
+                <w:color w:val="008013"/>
+                <w:kern w:val="0"/>
+                <w:sz w:val="16"/>
+                <w:szCs w:val="16"/>
+                <w14:ligatures w14:val="none"/>
+              </w:rPr>
+              <w:t xml:space="preserve"> </w:t>
+            </w:r>
+            <w:proofErr w:type="spellStart"/>
+            <w:r>
+              <w:rPr>
+                <w:rFonts w:ascii="Consolas" w:eastAsia="Times New Roman" w:hAnsi="Consolas" w:cs="Times New Roman"/>
+                <w:color w:val="008013"/>
+                <w:kern w:val="0"/>
+                <w:sz w:val="16"/>
+                <w:szCs w:val="16"/>
+                <w14:ligatures w14:val="none"/>
+              </w:rPr>
+              <w:t>ra</w:t>
+            </w:r>
+            <w:proofErr w:type="spellEnd"/>
+            <w:r>
+              <w:rPr>
+                <w:rFonts w:ascii="Consolas" w:eastAsia="Times New Roman" w:hAnsi="Consolas" w:cs="Times New Roman"/>
+                <w:color w:val="008013"/>
+                <w:kern w:val="0"/>
+                <w:sz w:val="16"/>
+                <w:szCs w:val="16"/>
+                <w14:ligatures w14:val="none"/>
+              </w:rPr>
+              <w:t xml:space="preserve"> Vo (V)</w:t>
+            </w:r>
+          </w:p>
+          <w:p>
+            <w:pPr>
+              <w:ind w:left="283"/>
+              <w:rPr>
+                <w:rFonts w:ascii="Consolas" w:eastAsia="Times New Roman" w:hAnsi="Consolas" w:cs="Times New Roman"/>
+                <w:kern w:val="0"/>
+                <w:sz w:val="16"/>
+                <w:szCs w:val="16"/>
+                <w14:ligatures w14:val="none"/>
+              </w:rPr>
+            </w:pPr>
+          </w:p>
+          <w:p>
+            <w:pPr>
+              <w:ind w:left="283"/>
+              <w:rPr>
+                <w:rFonts w:ascii="Consolas" w:eastAsia="Times New Roman" w:hAnsi="Consolas" w:cs="Times New Roman"/>
+                <w:kern w:val="0"/>
+                <w:sz w:val="16"/>
+                <w:szCs w:val="16"/>
+                <w14:ligatures w14:val="none"/>
+              </w:rPr>
+            </w:pPr>
+            <w:proofErr w:type="spellStart"/>
             <w:proofErr w:type="gramStart"/>
             <w:r>
               <w:rPr>
@@ -11435,7 +17416,18 @@
                 <w:szCs w:val="16"/>
                 <w14:ligatures w14:val="none"/>
               </w:rPr>
-              <w:t>fprintf(</w:t>
+              <w:t>fprintf</w:t>
+            </w:r>
+            <w:proofErr w:type="spellEnd"/>
+            <w:r>
+              <w:rPr>
+                <w:rFonts w:ascii="Consolas" w:eastAsia="Times New Roman" w:hAnsi="Consolas" w:cs="Times New Roman"/>
+                <w:kern w:val="0"/>
+                <w:sz w:val="16"/>
+                <w:szCs w:val="16"/>
+                <w14:ligatures w14:val="none"/>
+              </w:rPr>
+              <w:t>(</w:t>
             </w:r>
             <w:proofErr w:type="gramEnd"/>
             <w:r>
@@ -11447,7 +17439,79 @@
                 <w:szCs w:val="16"/>
                 <w14:ligatures w14:val="none"/>
               </w:rPr>
-              <w:t>'Giá trị của Vo = %.3f V\n'</w:t>
+              <w:t>'</w:t>
+            </w:r>
+            <w:proofErr w:type="spellStart"/>
+            <w:r>
+              <w:rPr>
+                <w:rFonts w:ascii="Consolas" w:eastAsia="Times New Roman" w:hAnsi="Consolas" w:cs="Times New Roman"/>
+                <w:color w:val="A709F5"/>
+                <w:kern w:val="0"/>
+                <w:sz w:val="16"/>
+                <w:szCs w:val="16"/>
+                <w14:ligatures w14:val="none"/>
+              </w:rPr>
+              <w:t>Giá</w:t>
+            </w:r>
+            <w:proofErr w:type="spellEnd"/>
+            <w:r>
+              <w:rPr>
+                <w:rFonts w:ascii="Consolas" w:eastAsia="Times New Roman" w:hAnsi="Consolas" w:cs="Times New Roman"/>
+                <w:color w:val="A709F5"/>
+                <w:kern w:val="0"/>
+                <w:sz w:val="16"/>
+                <w:szCs w:val="16"/>
+                <w14:ligatures w14:val="none"/>
+              </w:rPr>
+              <w:t xml:space="preserve"> </w:t>
+            </w:r>
+            <w:proofErr w:type="spellStart"/>
+            <w:r>
+              <w:rPr>
+                <w:rFonts w:ascii="Consolas" w:eastAsia="Times New Roman" w:hAnsi="Consolas" w:cs="Times New Roman"/>
+                <w:color w:val="A709F5"/>
+                <w:kern w:val="0"/>
+                <w:sz w:val="16"/>
+                <w:szCs w:val="16"/>
+                <w14:ligatures w14:val="none"/>
+              </w:rPr>
+              <w:t>trị</w:t>
+            </w:r>
+            <w:proofErr w:type="spellEnd"/>
+            <w:r>
+              <w:rPr>
+                <w:rFonts w:ascii="Consolas" w:eastAsia="Times New Roman" w:hAnsi="Consolas" w:cs="Times New Roman"/>
+                <w:color w:val="A709F5"/>
+                <w:kern w:val="0"/>
+                <w:sz w:val="16"/>
+                <w:szCs w:val="16"/>
+                <w14:ligatures w14:val="none"/>
+              </w:rPr>
+              <w:t xml:space="preserve"> </w:t>
+            </w:r>
+            <w:proofErr w:type="spellStart"/>
+            <w:r>
+              <w:rPr>
+                <w:rFonts w:ascii="Consolas" w:eastAsia="Times New Roman" w:hAnsi="Consolas" w:cs="Times New Roman"/>
+                <w:color w:val="A709F5"/>
+                <w:kern w:val="0"/>
+                <w:sz w:val="16"/>
+                <w:szCs w:val="16"/>
+                <w14:ligatures w14:val="none"/>
+              </w:rPr>
+              <w:t>của</w:t>
+            </w:r>
+            <w:proofErr w:type="spellEnd"/>
+            <w:r>
+              <w:rPr>
+                <w:rFonts w:ascii="Consolas" w:eastAsia="Times New Roman" w:hAnsi="Consolas" w:cs="Times New Roman"/>
+                <w:color w:val="A709F5"/>
+                <w:kern w:val="0"/>
+                <w:sz w:val="16"/>
+                <w:szCs w:val="16"/>
+                <w14:ligatures w14:val="none"/>
+              </w:rPr>
+              <w:t xml:space="preserve"> Vo = %.3f V\n'</w:t>
             </w:r>
             <w:r>
               <w:rPr>
@@ -11527,7 +17591,223 @@
                 <w:szCs w:val="16"/>
                 <w14:ligatures w14:val="none"/>
               </w:rPr>
-              <w:t>% --- Tính điện áp tại nút A (liên quan nguồn 4mA và 2Vx) ---</w:t>
+              <w:t xml:space="preserve">% --- </w:t>
+            </w:r>
+            <w:proofErr w:type="spellStart"/>
+            <w:r>
+              <w:rPr>
+                <w:rFonts w:ascii="Consolas" w:eastAsia="Times New Roman" w:hAnsi="Consolas" w:cs="Times New Roman"/>
+                <w:color w:val="008013"/>
+                <w:kern w:val="0"/>
+                <w:sz w:val="16"/>
+                <w:szCs w:val="16"/>
+                <w14:ligatures w14:val="none"/>
+              </w:rPr>
+              <w:t>Tính</w:t>
+            </w:r>
+            <w:proofErr w:type="spellEnd"/>
+            <w:r>
+              <w:rPr>
+                <w:rFonts w:ascii="Consolas" w:eastAsia="Times New Roman" w:hAnsi="Consolas" w:cs="Times New Roman"/>
+                <w:color w:val="008013"/>
+                <w:kern w:val="0"/>
+                <w:sz w:val="16"/>
+                <w:szCs w:val="16"/>
+                <w14:ligatures w14:val="none"/>
+              </w:rPr>
+              <w:t xml:space="preserve"> </w:t>
+            </w:r>
+            <w:proofErr w:type="spellStart"/>
+            <w:r>
+              <w:rPr>
+                <w:rFonts w:ascii="Consolas" w:eastAsia="Times New Roman" w:hAnsi="Consolas" w:cs="Times New Roman"/>
+                <w:color w:val="008013"/>
+                <w:kern w:val="0"/>
+                <w:sz w:val="16"/>
+                <w:szCs w:val="16"/>
+                <w14:ligatures w14:val="none"/>
+              </w:rPr>
+              <w:t>điện</w:t>
+            </w:r>
+            <w:proofErr w:type="spellEnd"/>
+            <w:r>
+              <w:rPr>
+                <w:rFonts w:ascii="Consolas" w:eastAsia="Times New Roman" w:hAnsi="Consolas" w:cs="Times New Roman"/>
+                <w:color w:val="008013"/>
+                <w:kern w:val="0"/>
+                <w:sz w:val="16"/>
+                <w:szCs w:val="16"/>
+                <w14:ligatures w14:val="none"/>
+              </w:rPr>
+              <w:t xml:space="preserve"> </w:t>
+            </w:r>
+            <w:proofErr w:type="spellStart"/>
+            <w:r>
+              <w:rPr>
+                <w:rFonts w:ascii="Consolas" w:eastAsia="Times New Roman" w:hAnsi="Consolas" w:cs="Times New Roman"/>
+                <w:color w:val="008013"/>
+                <w:kern w:val="0"/>
+                <w:sz w:val="16"/>
+                <w:szCs w:val="16"/>
+                <w14:ligatures w14:val="none"/>
+              </w:rPr>
+              <w:t>áp</w:t>
+            </w:r>
+            <w:proofErr w:type="spellEnd"/>
+            <w:r>
+              <w:rPr>
+                <w:rFonts w:ascii="Consolas" w:eastAsia="Times New Roman" w:hAnsi="Consolas" w:cs="Times New Roman"/>
+                <w:color w:val="008013"/>
+                <w:kern w:val="0"/>
+                <w:sz w:val="16"/>
+                <w:szCs w:val="16"/>
+                <w14:ligatures w14:val="none"/>
+              </w:rPr>
+              <w:t xml:space="preserve"> </w:t>
+            </w:r>
+            <w:proofErr w:type="spellStart"/>
+            <w:r>
+              <w:rPr>
+                <w:rFonts w:ascii="Consolas" w:eastAsia="Times New Roman" w:hAnsi="Consolas" w:cs="Times New Roman"/>
+                <w:color w:val="008013"/>
+                <w:kern w:val="0"/>
+                <w:sz w:val="16"/>
+                <w:szCs w:val="16"/>
+                <w14:ligatures w14:val="none"/>
+              </w:rPr>
+              <w:t>tại</w:t>
+            </w:r>
+            <w:proofErr w:type="spellEnd"/>
+            <w:r>
+              <w:rPr>
+                <w:rFonts w:ascii="Consolas" w:eastAsia="Times New Roman" w:hAnsi="Consolas" w:cs="Times New Roman"/>
+                <w:color w:val="008013"/>
+                <w:kern w:val="0"/>
+                <w:sz w:val="16"/>
+                <w:szCs w:val="16"/>
+                <w14:ligatures w14:val="none"/>
+              </w:rPr>
+              <w:t xml:space="preserve"> </w:t>
+            </w:r>
+            <w:proofErr w:type="spellStart"/>
+            <w:r>
+              <w:rPr>
+                <w:rFonts w:ascii="Consolas" w:eastAsia="Times New Roman" w:hAnsi="Consolas" w:cs="Times New Roman"/>
+                <w:color w:val="008013"/>
+                <w:kern w:val="0"/>
+                <w:sz w:val="16"/>
+                <w:szCs w:val="16"/>
+                <w14:ligatures w14:val="none"/>
+              </w:rPr>
+              <w:t>nút</w:t>
+            </w:r>
+            <w:proofErr w:type="spellEnd"/>
+            <w:r>
+              <w:rPr>
+                <w:rFonts w:ascii="Consolas" w:eastAsia="Times New Roman" w:hAnsi="Consolas" w:cs="Times New Roman"/>
+                <w:color w:val="008013"/>
+                <w:kern w:val="0"/>
+                <w:sz w:val="16"/>
+                <w:szCs w:val="16"/>
+                <w14:ligatures w14:val="none"/>
+              </w:rPr>
+              <w:t xml:space="preserve"> A (</w:t>
+            </w:r>
+            <w:proofErr w:type="spellStart"/>
+            <w:r>
+              <w:rPr>
+                <w:rFonts w:ascii="Consolas" w:eastAsia="Times New Roman" w:hAnsi="Consolas" w:cs="Times New Roman"/>
+                <w:color w:val="008013"/>
+                <w:kern w:val="0"/>
+                <w:sz w:val="16"/>
+                <w:szCs w:val="16"/>
+                <w14:ligatures w14:val="none"/>
+              </w:rPr>
+              <w:t>liên</w:t>
+            </w:r>
+            <w:proofErr w:type="spellEnd"/>
+            <w:r>
+              <w:rPr>
+                <w:rFonts w:ascii="Consolas" w:eastAsia="Times New Roman" w:hAnsi="Consolas" w:cs="Times New Roman"/>
+                <w:color w:val="008013"/>
+                <w:kern w:val="0"/>
+                <w:sz w:val="16"/>
+                <w:szCs w:val="16"/>
+                <w14:ligatures w14:val="none"/>
+              </w:rPr>
+              <w:t xml:space="preserve"> </w:t>
+            </w:r>
+            <w:proofErr w:type="spellStart"/>
+            <w:r>
+              <w:rPr>
+                <w:rFonts w:ascii="Consolas" w:eastAsia="Times New Roman" w:hAnsi="Consolas" w:cs="Times New Roman"/>
+                <w:color w:val="008013"/>
+                <w:kern w:val="0"/>
+                <w:sz w:val="16"/>
+                <w:szCs w:val="16"/>
+                <w14:ligatures w14:val="none"/>
+              </w:rPr>
+              <w:t>quan</w:t>
+            </w:r>
+            <w:proofErr w:type="spellEnd"/>
+            <w:r>
+              <w:rPr>
+                <w:rFonts w:ascii="Consolas" w:eastAsia="Times New Roman" w:hAnsi="Consolas" w:cs="Times New Roman"/>
+                <w:color w:val="008013"/>
+                <w:kern w:val="0"/>
+                <w:sz w:val="16"/>
+                <w:szCs w:val="16"/>
+                <w14:ligatures w14:val="none"/>
+              </w:rPr>
+              <w:t xml:space="preserve"> </w:t>
+            </w:r>
+            <w:proofErr w:type="spellStart"/>
+            <w:r>
+              <w:rPr>
+                <w:rFonts w:ascii="Consolas" w:eastAsia="Times New Roman" w:hAnsi="Consolas" w:cs="Times New Roman"/>
+                <w:color w:val="008013"/>
+                <w:kern w:val="0"/>
+                <w:sz w:val="16"/>
+                <w:szCs w:val="16"/>
+                <w14:ligatures w14:val="none"/>
+              </w:rPr>
+              <w:t>nguồn</w:t>
+            </w:r>
+            <w:proofErr w:type="spellEnd"/>
+            <w:r>
+              <w:rPr>
+                <w:rFonts w:ascii="Consolas" w:eastAsia="Times New Roman" w:hAnsi="Consolas" w:cs="Times New Roman"/>
+                <w:color w:val="008013"/>
+                <w:kern w:val="0"/>
+                <w:sz w:val="16"/>
+                <w:szCs w:val="16"/>
+                <w14:ligatures w14:val="none"/>
+              </w:rPr>
+              <w:t xml:space="preserve"> 4mA </w:t>
+            </w:r>
+            <w:proofErr w:type="spellStart"/>
+            <w:r>
+              <w:rPr>
+                <w:rFonts w:ascii="Consolas" w:eastAsia="Times New Roman" w:hAnsi="Consolas" w:cs="Times New Roman"/>
+                <w:color w:val="008013"/>
+                <w:kern w:val="0"/>
+                <w:sz w:val="16"/>
+                <w:szCs w:val="16"/>
+                <w14:ligatures w14:val="none"/>
+              </w:rPr>
+              <w:t>và</w:t>
+            </w:r>
+            <w:proofErr w:type="spellEnd"/>
+            <w:r>
+              <w:rPr>
+                <w:rFonts w:ascii="Consolas" w:eastAsia="Times New Roman" w:hAnsi="Consolas" w:cs="Times New Roman"/>
+                <w:color w:val="008013"/>
+                <w:kern w:val="0"/>
+                <w:sz w:val="16"/>
+                <w:szCs w:val="16"/>
+                <w14:ligatures w14:val="none"/>
+              </w:rPr>
+              <w:t xml:space="preserve"> 2Vx) ---</w:t>
             </w:r>
           </w:p>
           <w:p>
@@ -11639,7 +17919,55 @@
                 <w:szCs w:val="16"/>
                 <w14:ligatures w14:val="none"/>
               </w:rPr>
-              <w:t>% Nguồn dòng 4mA</w:t>
+              <w:t xml:space="preserve">% </w:t>
+            </w:r>
+            <w:proofErr w:type="spellStart"/>
+            <w:r>
+              <w:rPr>
+                <w:rFonts w:ascii="Consolas" w:eastAsia="Times New Roman" w:hAnsi="Consolas" w:cs="Times New Roman"/>
+                <w:color w:val="008013"/>
+                <w:kern w:val="0"/>
+                <w:sz w:val="16"/>
+                <w:szCs w:val="16"/>
+                <w14:ligatures w14:val="none"/>
+              </w:rPr>
+              <w:t>Nguồn</w:t>
+            </w:r>
+            <w:proofErr w:type="spellEnd"/>
+            <w:r>
+              <w:rPr>
+                <w:rFonts w:ascii="Consolas" w:eastAsia="Times New Roman" w:hAnsi="Consolas" w:cs="Times New Roman"/>
+                <w:color w:val="008013"/>
+                <w:kern w:val="0"/>
+                <w:sz w:val="16"/>
+                <w:szCs w:val="16"/>
+                <w14:ligatures w14:val="none"/>
+              </w:rPr>
+              <w:t xml:space="preserve"> </w:t>
+            </w:r>
+            <w:proofErr w:type="spellStart"/>
+            <w:r>
+              <w:rPr>
+                <w:rFonts w:ascii="Consolas" w:eastAsia="Times New Roman" w:hAnsi="Consolas" w:cs="Times New Roman"/>
+                <w:color w:val="008013"/>
+                <w:kern w:val="0"/>
+                <w:sz w:val="16"/>
+                <w:szCs w:val="16"/>
+                <w14:ligatures w14:val="none"/>
+              </w:rPr>
+              <w:t>dòng</w:t>
+            </w:r>
+            <w:proofErr w:type="spellEnd"/>
+            <w:r>
+              <w:rPr>
+                <w:rFonts w:ascii="Consolas" w:eastAsia="Times New Roman" w:hAnsi="Consolas" w:cs="Times New Roman"/>
+                <w:color w:val="008013"/>
+                <w:kern w:val="0"/>
+                <w:sz w:val="16"/>
+                <w:szCs w:val="16"/>
+                <w14:ligatures w14:val="none"/>
+              </w:rPr>
+              <w:t xml:space="preserve"> 4mA</w:t>
             </w:r>
           </w:p>
           <w:p>
@@ -11694,7 +18022,103 @@
                 <w:szCs w:val="16"/>
                 <w14:ligatures w14:val="none"/>
               </w:rPr>
-              <w:t>% Nguồn áp phụ thuộc 2Vx</w:t>
+              <w:t xml:space="preserve">% </w:t>
+            </w:r>
+            <w:proofErr w:type="spellStart"/>
+            <w:r>
+              <w:rPr>
+                <w:rFonts w:ascii="Consolas" w:eastAsia="Times New Roman" w:hAnsi="Consolas" w:cs="Times New Roman"/>
+                <w:color w:val="008013"/>
+                <w:kern w:val="0"/>
+                <w:sz w:val="16"/>
+                <w:szCs w:val="16"/>
+                <w14:ligatures w14:val="none"/>
+              </w:rPr>
+              <w:t>Nguồn</w:t>
+            </w:r>
+            <w:proofErr w:type="spellEnd"/>
+            <w:r>
+              <w:rPr>
+                <w:rFonts w:ascii="Consolas" w:eastAsia="Times New Roman" w:hAnsi="Consolas" w:cs="Times New Roman"/>
+                <w:color w:val="008013"/>
+                <w:kern w:val="0"/>
+                <w:sz w:val="16"/>
+                <w:szCs w:val="16"/>
+                <w14:ligatures w14:val="none"/>
+              </w:rPr>
+              <w:t xml:space="preserve"> </w:t>
+            </w:r>
+            <w:proofErr w:type="spellStart"/>
+            <w:r>
+              <w:rPr>
+                <w:rFonts w:ascii="Consolas" w:eastAsia="Times New Roman" w:hAnsi="Consolas" w:cs="Times New Roman"/>
+                <w:color w:val="008013"/>
+                <w:kern w:val="0"/>
+                <w:sz w:val="16"/>
+                <w:szCs w:val="16"/>
+                <w14:ligatures w14:val="none"/>
+              </w:rPr>
+              <w:t>áp</w:t>
+            </w:r>
+            <w:proofErr w:type="spellEnd"/>
+            <w:r>
+              <w:rPr>
+                <w:rFonts w:ascii="Consolas" w:eastAsia="Times New Roman" w:hAnsi="Consolas" w:cs="Times New Roman"/>
+                <w:color w:val="008013"/>
+                <w:kern w:val="0"/>
+                <w:sz w:val="16"/>
+                <w:szCs w:val="16"/>
+                <w14:ligatures w14:val="none"/>
+              </w:rPr>
+              <w:t xml:space="preserve"> </w:t>
+            </w:r>
+            <w:proofErr w:type="spellStart"/>
+            <w:r>
+              <w:rPr>
+                <w:rFonts w:ascii="Consolas" w:eastAsia="Times New Roman" w:hAnsi="Consolas" w:cs="Times New Roman"/>
+                <w:color w:val="008013"/>
+                <w:kern w:val="0"/>
+                <w:sz w:val="16"/>
+                <w:szCs w:val="16"/>
+                <w14:ligatures w14:val="none"/>
+              </w:rPr>
+              <w:t>phụ</w:t>
+            </w:r>
+            <w:proofErr w:type="spellEnd"/>
+            <w:r>
+              <w:rPr>
+                <w:rFonts w:ascii="Consolas" w:eastAsia="Times New Roman" w:hAnsi="Consolas" w:cs="Times New Roman"/>
+                <w:color w:val="008013"/>
+                <w:kern w:val="0"/>
+                <w:sz w:val="16"/>
+                <w:szCs w:val="16"/>
+                <w14:ligatures w14:val="none"/>
+              </w:rPr>
+              <w:t xml:space="preserve"> </w:t>
+            </w:r>
+            <w:proofErr w:type="spellStart"/>
+            <w:r>
+              <w:rPr>
+                <w:rFonts w:ascii="Consolas" w:eastAsia="Times New Roman" w:hAnsi="Consolas" w:cs="Times New Roman"/>
+                <w:color w:val="008013"/>
+                <w:kern w:val="0"/>
+                <w:sz w:val="16"/>
+                <w:szCs w:val="16"/>
+                <w14:ligatures w14:val="none"/>
+              </w:rPr>
+              <w:t>thuộc</w:t>
+            </w:r>
+            <w:proofErr w:type="spellEnd"/>
+            <w:r>
+              <w:rPr>
+                <w:rFonts w:ascii="Consolas" w:eastAsia="Times New Roman" w:hAnsi="Consolas" w:cs="Times New Roman"/>
+                <w:color w:val="008013"/>
+                <w:kern w:val="0"/>
+                <w:sz w:val="16"/>
+                <w:szCs w:val="16"/>
+                <w14:ligatures w14:val="none"/>
+              </w:rPr>
+              <w:t xml:space="preserve"> 2Vx</w:t>
             </w:r>
           </w:p>
           <w:p>
@@ -11749,7 +18173,55 @@
                 <w:szCs w:val="16"/>
                 <w14:ligatures w14:val="none"/>
               </w:rPr>
-              <w:t>% Nguồn áp 12V</w:t>
+              <w:t xml:space="preserve">% </w:t>
+            </w:r>
+            <w:proofErr w:type="spellStart"/>
+            <w:r>
+              <w:rPr>
+                <w:rFonts w:ascii="Consolas" w:eastAsia="Times New Roman" w:hAnsi="Consolas" w:cs="Times New Roman"/>
+                <w:color w:val="008013"/>
+                <w:kern w:val="0"/>
+                <w:sz w:val="16"/>
+                <w:szCs w:val="16"/>
+                <w14:ligatures w14:val="none"/>
+              </w:rPr>
+              <w:t>Nguồn</w:t>
+            </w:r>
+            <w:proofErr w:type="spellEnd"/>
+            <w:r>
+              <w:rPr>
+                <w:rFonts w:ascii="Consolas" w:eastAsia="Times New Roman" w:hAnsi="Consolas" w:cs="Times New Roman"/>
+                <w:color w:val="008013"/>
+                <w:kern w:val="0"/>
+                <w:sz w:val="16"/>
+                <w:szCs w:val="16"/>
+                <w14:ligatures w14:val="none"/>
+              </w:rPr>
+              <w:t xml:space="preserve"> </w:t>
+            </w:r>
+            <w:proofErr w:type="spellStart"/>
+            <w:r>
+              <w:rPr>
+                <w:rFonts w:ascii="Consolas" w:eastAsia="Times New Roman" w:hAnsi="Consolas" w:cs="Times New Roman"/>
+                <w:color w:val="008013"/>
+                <w:kern w:val="0"/>
+                <w:sz w:val="16"/>
+                <w:szCs w:val="16"/>
+                <w14:ligatures w14:val="none"/>
+              </w:rPr>
+              <w:t>áp</w:t>
+            </w:r>
+            <w:proofErr w:type="spellEnd"/>
+            <w:r>
+              <w:rPr>
+                <w:rFonts w:ascii="Consolas" w:eastAsia="Times New Roman" w:hAnsi="Consolas" w:cs="Times New Roman"/>
+                <w:color w:val="008013"/>
+                <w:kern w:val="0"/>
+                <w:sz w:val="16"/>
+                <w:szCs w:val="16"/>
+                <w14:ligatures w14:val="none"/>
+              </w:rPr>
+              <w:t xml:space="preserve"> 12V</w:t>
             </w:r>
           </w:p>
           <w:p>
@@ -12274,59 +18746,139 @@
                 <w14:ligatures w14:val="none"/>
               </w:rPr>
             </w:pPr>
-            <w:r>
-              <w:rPr>
-                <w:rFonts w:ascii="Consolas" w:eastAsia="Times New Roman" w:hAnsi="Consolas" w:cs="Times New Roman"/>
-                <w:kern w:val="0"/>
-                <w:sz w:val="16"/>
-                <w:szCs w:val="16"/>
-                <w14:ligatures w14:val="none"/>
-              </w:rPr>
-              <w:t>P_nguon = P_4mA + P_2Vx + P_12V;</w:t>
-            </w:r>
-          </w:p>
-          <w:p>
-            <w:pPr>
-              <w:ind w:left="283"/>
-              <w:rPr>
-                <w:rFonts w:ascii="Consolas" w:eastAsia="Times New Roman" w:hAnsi="Consolas" w:cs="Times New Roman"/>
-                <w:kern w:val="0"/>
-                <w:sz w:val="16"/>
-                <w:szCs w:val="16"/>
-                <w14:ligatures w14:val="none"/>
-              </w:rPr>
-            </w:pPr>
-            <w:r>
-              <w:rPr>
-                <w:rFonts w:ascii="Consolas" w:eastAsia="Times New Roman" w:hAnsi="Consolas" w:cs="Times New Roman"/>
-                <w:kern w:val="0"/>
-                <w:sz w:val="16"/>
-                <w:szCs w:val="16"/>
-                <w14:ligatures w14:val="none"/>
-              </w:rPr>
-              <w:t>P_tai   = P_R1 + P_R2 + P_R3 + P_R4 + P_R5 + P_R6 + P_R7 + P_R8;</w:t>
-            </w:r>
-          </w:p>
-          <w:p>
-            <w:pPr>
-              <w:ind w:left="283"/>
-              <w:rPr>
-                <w:rFonts w:ascii="Consolas" w:eastAsia="Times New Roman" w:hAnsi="Consolas" w:cs="Times New Roman"/>
-                <w:kern w:val="0"/>
-                <w:sz w:val="16"/>
-                <w:szCs w:val="16"/>
-                <w14:ligatures w14:val="none"/>
-              </w:rPr>
-            </w:pPr>
-            <w:r>
-              <w:rPr>
-                <w:rFonts w:ascii="Consolas" w:eastAsia="Times New Roman" w:hAnsi="Consolas" w:cs="Times New Roman"/>
-                <w:kern w:val="0"/>
-                <w:sz w:val="16"/>
-                <w:szCs w:val="16"/>
-                <w14:ligatures w14:val="none"/>
-              </w:rPr>
-              <w:t>P_chenh = P_nguon - P_tai;</w:t>
+            <w:proofErr w:type="spellStart"/>
+            <w:r>
+              <w:rPr>
+                <w:rFonts w:ascii="Consolas" w:eastAsia="Times New Roman" w:hAnsi="Consolas" w:cs="Times New Roman"/>
+                <w:kern w:val="0"/>
+                <w:sz w:val="16"/>
+                <w:szCs w:val="16"/>
+                <w14:ligatures w14:val="none"/>
+              </w:rPr>
+              <w:t>P_nguon</w:t>
+            </w:r>
+            <w:proofErr w:type="spellEnd"/>
+            <w:r>
+              <w:rPr>
+                <w:rFonts w:ascii="Consolas" w:eastAsia="Times New Roman" w:hAnsi="Consolas" w:cs="Times New Roman"/>
+                <w:kern w:val="0"/>
+                <w:sz w:val="16"/>
+                <w:szCs w:val="16"/>
+                <w14:ligatures w14:val="none"/>
+              </w:rPr>
+              <w:t xml:space="preserve"> = P_4mA + P_2Vx + P_12V;</w:t>
+            </w:r>
+          </w:p>
+          <w:p>
+            <w:pPr>
+              <w:ind w:left="283"/>
+              <w:rPr>
+                <w:rFonts w:ascii="Consolas" w:eastAsia="Times New Roman" w:hAnsi="Consolas" w:cs="Times New Roman"/>
+                <w:kern w:val="0"/>
+                <w:sz w:val="16"/>
+                <w:szCs w:val="16"/>
+                <w14:ligatures w14:val="none"/>
+              </w:rPr>
+            </w:pPr>
+            <w:proofErr w:type="spellStart"/>
+            <w:r>
+              <w:rPr>
+                <w:rFonts w:ascii="Consolas" w:eastAsia="Times New Roman" w:hAnsi="Consolas" w:cs="Times New Roman"/>
+                <w:kern w:val="0"/>
+                <w:sz w:val="16"/>
+                <w:szCs w:val="16"/>
+                <w14:ligatures w14:val="none"/>
+              </w:rPr>
+              <w:t>P_tai</w:t>
+            </w:r>
+            <w:proofErr w:type="spellEnd"/>
+            <w:r>
+              <w:rPr>
+                <w:rFonts w:ascii="Consolas" w:eastAsia="Times New Roman" w:hAnsi="Consolas" w:cs="Times New Roman"/>
+                <w:kern w:val="0"/>
+                <w:sz w:val="16"/>
+                <w:szCs w:val="16"/>
+                <w14:ligatures w14:val="none"/>
+              </w:rPr>
+              <w:t xml:space="preserve">   = P_R1 + P_R2 + P_R3 + P_R4 + P_R5 + P_R6 + P_R7 + P_R8;</w:t>
+            </w:r>
+          </w:p>
+          <w:p>
+            <w:pPr>
+              <w:ind w:left="283"/>
+              <w:rPr>
+                <w:rFonts w:ascii="Consolas" w:eastAsia="Times New Roman" w:hAnsi="Consolas" w:cs="Times New Roman"/>
+                <w:kern w:val="0"/>
+                <w:sz w:val="16"/>
+                <w:szCs w:val="16"/>
+                <w14:ligatures w14:val="none"/>
+              </w:rPr>
+            </w:pPr>
+            <w:proofErr w:type="spellStart"/>
+            <w:r>
+              <w:rPr>
+                <w:rFonts w:ascii="Consolas" w:eastAsia="Times New Roman" w:hAnsi="Consolas" w:cs="Times New Roman"/>
+                <w:kern w:val="0"/>
+                <w:sz w:val="16"/>
+                <w:szCs w:val="16"/>
+                <w14:ligatures w14:val="none"/>
+              </w:rPr>
+              <w:t>P_chenh</w:t>
+            </w:r>
+            <w:proofErr w:type="spellEnd"/>
+            <w:r>
+              <w:rPr>
+                <w:rFonts w:ascii="Consolas" w:eastAsia="Times New Roman" w:hAnsi="Consolas" w:cs="Times New Roman"/>
+                <w:kern w:val="0"/>
+                <w:sz w:val="16"/>
+                <w:szCs w:val="16"/>
+                <w14:ligatures w14:val="none"/>
+              </w:rPr>
+              <w:t xml:space="preserve"> = </w:t>
+            </w:r>
+            <w:proofErr w:type="spellStart"/>
+            <w:r>
+              <w:rPr>
+                <w:rFonts w:ascii="Consolas" w:eastAsia="Times New Roman" w:hAnsi="Consolas" w:cs="Times New Roman"/>
+                <w:kern w:val="0"/>
+                <w:sz w:val="16"/>
+                <w:szCs w:val="16"/>
+                <w14:ligatures w14:val="none"/>
+              </w:rPr>
+              <w:t>P_nguon</w:t>
+            </w:r>
+            <w:proofErr w:type="spellEnd"/>
+            <w:r>
+              <w:rPr>
+                <w:rFonts w:ascii="Consolas" w:eastAsia="Times New Roman" w:hAnsi="Consolas" w:cs="Times New Roman"/>
+                <w:kern w:val="0"/>
+                <w:sz w:val="16"/>
+                <w:szCs w:val="16"/>
+                <w14:ligatures w14:val="none"/>
+              </w:rPr>
+              <w:t xml:space="preserve"> - </w:t>
+            </w:r>
+            <w:proofErr w:type="spellStart"/>
+            <w:r>
+              <w:rPr>
+                <w:rFonts w:ascii="Consolas" w:eastAsia="Times New Roman" w:hAnsi="Consolas" w:cs="Times New Roman"/>
+                <w:kern w:val="0"/>
+                <w:sz w:val="16"/>
+                <w:szCs w:val="16"/>
+                <w14:ligatures w14:val="none"/>
+              </w:rPr>
+              <w:t>P_tai</w:t>
+            </w:r>
+            <w:proofErr w:type="spellEnd"/>
+            <w:r>
+              <w:rPr>
+                <w:rFonts w:ascii="Consolas" w:eastAsia="Times New Roman" w:hAnsi="Consolas" w:cs="Times New Roman"/>
+                <w:kern w:val="0"/>
+                <w:sz w:val="16"/>
+                <w:szCs w:val="16"/>
+                <w14:ligatures w14:val="none"/>
+              </w:rPr>
+              <w:t>;</w:t>
             </w:r>
           </w:p>
           <w:p>
@@ -12383,7 +18935,29 @@
                 <w:szCs w:val="16"/>
                 <w14:ligatures w14:val="none"/>
               </w:rPr>
-              <w:t>abs(P_chenh) &lt; 1e-3</w:t>
+              <w:t>abs(</w:t>
+            </w:r>
+            <w:proofErr w:type="spellStart"/>
+            <w:r>
+              <w:rPr>
+                <w:rFonts w:ascii="Consolas" w:eastAsia="Times New Roman" w:hAnsi="Consolas" w:cs="Times New Roman"/>
+                <w:kern w:val="0"/>
+                <w:sz w:val="16"/>
+                <w:szCs w:val="16"/>
+                <w14:ligatures w14:val="none"/>
+              </w:rPr>
+              <w:t>P_chenh</w:t>
+            </w:r>
+            <w:proofErr w:type="spellEnd"/>
+            <w:r>
+              <w:rPr>
+                <w:rFonts w:ascii="Consolas" w:eastAsia="Times New Roman" w:hAnsi="Consolas" w:cs="Times New Roman"/>
+                <w:kern w:val="0"/>
+                <w:sz w:val="16"/>
+                <w:szCs w:val="16"/>
+                <w14:ligatures w14:val="none"/>
+              </w:rPr>
+              <w:t>) &lt; 1e-3</w:t>
             </w:r>
           </w:p>
           <w:p>
@@ -12407,6 +18981,7 @@
               </w:rPr>
               <w:t xml:space="preserve">    </w:t>
             </w:r>
+            <w:proofErr w:type="spellStart"/>
             <w:proofErr w:type="gramStart"/>
             <w:r>
               <w:rPr>
@@ -12416,7 +18991,18 @@
                 <w:szCs w:val="16"/>
                 <w14:ligatures w14:val="none"/>
               </w:rPr>
-              <w:t>fprintf(</w:t>
+              <w:t>fprintf</w:t>
+            </w:r>
+            <w:proofErr w:type="spellEnd"/>
+            <w:r>
+              <w:rPr>
+                <w:rFonts w:ascii="Consolas" w:eastAsia="Times New Roman" w:hAnsi="Consolas" w:cs="Times New Roman"/>
+                <w:kern w:val="0"/>
+                <w:sz w:val="16"/>
+                <w:szCs w:val="16"/>
+                <w14:ligatures w14:val="none"/>
+              </w:rPr>
+              <w:t>(</w:t>
             </w:r>
             <w:proofErr w:type="gramEnd"/>
             <w:r>
@@ -12428,7 +19014,223 @@
                 <w:szCs w:val="16"/>
                 <w14:ligatures w14:val="none"/>
               </w:rPr>
-              <w:t>' Định luật bảo toàn công suất được thỏa mãn.\n'</w:t>
+              <w:t xml:space="preserve">' </w:t>
+            </w:r>
+            <w:proofErr w:type="spellStart"/>
+            <w:r>
+              <w:rPr>
+                <w:rFonts w:ascii="Consolas" w:eastAsia="Times New Roman" w:hAnsi="Consolas" w:cs="Times New Roman"/>
+                <w:color w:val="A709F5"/>
+                <w:kern w:val="0"/>
+                <w:sz w:val="16"/>
+                <w:szCs w:val="16"/>
+                <w14:ligatures w14:val="none"/>
+              </w:rPr>
+              <w:t>Định</w:t>
+            </w:r>
+            <w:proofErr w:type="spellEnd"/>
+            <w:r>
+              <w:rPr>
+                <w:rFonts w:ascii="Consolas" w:eastAsia="Times New Roman" w:hAnsi="Consolas" w:cs="Times New Roman"/>
+                <w:color w:val="A709F5"/>
+                <w:kern w:val="0"/>
+                <w:sz w:val="16"/>
+                <w:szCs w:val="16"/>
+                <w14:ligatures w14:val="none"/>
+              </w:rPr>
+              <w:t xml:space="preserve"> </w:t>
+            </w:r>
+            <w:proofErr w:type="spellStart"/>
+            <w:r>
+              <w:rPr>
+                <w:rFonts w:ascii="Consolas" w:eastAsia="Times New Roman" w:hAnsi="Consolas" w:cs="Times New Roman"/>
+                <w:color w:val="A709F5"/>
+                <w:kern w:val="0"/>
+                <w:sz w:val="16"/>
+                <w:szCs w:val="16"/>
+                <w14:ligatures w14:val="none"/>
+              </w:rPr>
+              <w:t>luật</w:t>
+            </w:r>
+            <w:proofErr w:type="spellEnd"/>
+            <w:r>
+              <w:rPr>
+                <w:rFonts w:ascii="Consolas" w:eastAsia="Times New Roman" w:hAnsi="Consolas" w:cs="Times New Roman"/>
+                <w:color w:val="A709F5"/>
+                <w:kern w:val="0"/>
+                <w:sz w:val="16"/>
+                <w:szCs w:val="16"/>
+                <w14:ligatures w14:val="none"/>
+              </w:rPr>
+              <w:t xml:space="preserve"> </w:t>
+            </w:r>
+            <w:proofErr w:type="spellStart"/>
+            <w:r>
+              <w:rPr>
+                <w:rFonts w:ascii="Consolas" w:eastAsia="Times New Roman" w:hAnsi="Consolas" w:cs="Times New Roman"/>
+                <w:color w:val="A709F5"/>
+                <w:kern w:val="0"/>
+                <w:sz w:val="16"/>
+                <w:szCs w:val="16"/>
+                <w14:ligatures w14:val="none"/>
+              </w:rPr>
+              <w:t>bảo</w:t>
+            </w:r>
+            <w:proofErr w:type="spellEnd"/>
+            <w:r>
+              <w:rPr>
+                <w:rFonts w:ascii="Consolas" w:eastAsia="Times New Roman" w:hAnsi="Consolas" w:cs="Times New Roman"/>
+                <w:color w:val="A709F5"/>
+                <w:kern w:val="0"/>
+                <w:sz w:val="16"/>
+                <w:szCs w:val="16"/>
+                <w14:ligatures w14:val="none"/>
+              </w:rPr>
+              <w:t xml:space="preserve"> </w:t>
+            </w:r>
+            <w:proofErr w:type="spellStart"/>
+            <w:r>
+              <w:rPr>
+                <w:rFonts w:ascii="Consolas" w:eastAsia="Times New Roman" w:hAnsi="Consolas" w:cs="Times New Roman"/>
+                <w:color w:val="A709F5"/>
+                <w:kern w:val="0"/>
+                <w:sz w:val="16"/>
+                <w:szCs w:val="16"/>
+                <w14:ligatures w14:val="none"/>
+              </w:rPr>
+              <w:t>toàn</w:t>
+            </w:r>
+            <w:proofErr w:type="spellEnd"/>
+            <w:r>
+              <w:rPr>
+                <w:rFonts w:ascii="Consolas" w:eastAsia="Times New Roman" w:hAnsi="Consolas" w:cs="Times New Roman"/>
+                <w:color w:val="A709F5"/>
+                <w:kern w:val="0"/>
+                <w:sz w:val="16"/>
+                <w:szCs w:val="16"/>
+                <w14:ligatures w14:val="none"/>
+              </w:rPr>
+              <w:t xml:space="preserve"> </w:t>
+            </w:r>
+            <w:proofErr w:type="spellStart"/>
+            <w:r>
+              <w:rPr>
+                <w:rFonts w:ascii="Consolas" w:eastAsia="Times New Roman" w:hAnsi="Consolas" w:cs="Times New Roman"/>
+                <w:color w:val="A709F5"/>
+                <w:kern w:val="0"/>
+                <w:sz w:val="16"/>
+                <w:szCs w:val="16"/>
+                <w14:ligatures w14:val="none"/>
+              </w:rPr>
+              <w:t>công</w:t>
+            </w:r>
+            <w:proofErr w:type="spellEnd"/>
+            <w:r>
+              <w:rPr>
+                <w:rFonts w:ascii="Consolas" w:eastAsia="Times New Roman" w:hAnsi="Consolas" w:cs="Times New Roman"/>
+                <w:color w:val="A709F5"/>
+                <w:kern w:val="0"/>
+                <w:sz w:val="16"/>
+                <w:szCs w:val="16"/>
+                <w14:ligatures w14:val="none"/>
+              </w:rPr>
+              <w:t xml:space="preserve"> </w:t>
+            </w:r>
+            <w:proofErr w:type="spellStart"/>
+            <w:r>
+              <w:rPr>
+                <w:rFonts w:ascii="Consolas" w:eastAsia="Times New Roman" w:hAnsi="Consolas" w:cs="Times New Roman"/>
+                <w:color w:val="A709F5"/>
+                <w:kern w:val="0"/>
+                <w:sz w:val="16"/>
+                <w:szCs w:val="16"/>
+                <w14:ligatures w14:val="none"/>
+              </w:rPr>
+              <w:t>suất</w:t>
+            </w:r>
+            <w:proofErr w:type="spellEnd"/>
+            <w:r>
+              <w:rPr>
+                <w:rFonts w:ascii="Consolas" w:eastAsia="Times New Roman" w:hAnsi="Consolas" w:cs="Times New Roman"/>
+                <w:color w:val="A709F5"/>
+                <w:kern w:val="0"/>
+                <w:sz w:val="16"/>
+                <w:szCs w:val="16"/>
+                <w14:ligatures w14:val="none"/>
+              </w:rPr>
+              <w:t xml:space="preserve"> </w:t>
+            </w:r>
+            <w:proofErr w:type="spellStart"/>
+            <w:r>
+              <w:rPr>
+                <w:rFonts w:ascii="Consolas" w:eastAsia="Times New Roman" w:hAnsi="Consolas" w:cs="Times New Roman"/>
+                <w:color w:val="A709F5"/>
+                <w:kern w:val="0"/>
+                <w:sz w:val="16"/>
+                <w:szCs w:val="16"/>
+                <w14:ligatures w14:val="none"/>
+              </w:rPr>
+              <w:t>được</w:t>
+            </w:r>
+            <w:proofErr w:type="spellEnd"/>
+            <w:r>
+              <w:rPr>
+                <w:rFonts w:ascii="Consolas" w:eastAsia="Times New Roman" w:hAnsi="Consolas" w:cs="Times New Roman"/>
+                <w:color w:val="A709F5"/>
+                <w:kern w:val="0"/>
+                <w:sz w:val="16"/>
+                <w:szCs w:val="16"/>
+                <w14:ligatures w14:val="none"/>
+              </w:rPr>
+              <w:t xml:space="preserve"> </w:t>
+            </w:r>
+            <w:proofErr w:type="spellStart"/>
+            <w:r>
+              <w:rPr>
+                <w:rFonts w:ascii="Consolas" w:eastAsia="Times New Roman" w:hAnsi="Consolas" w:cs="Times New Roman"/>
+                <w:color w:val="A709F5"/>
+                <w:kern w:val="0"/>
+                <w:sz w:val="16"/>
+                <w:szCs w:val="16"/>
+                <w14:ligatures w14:val="none"/>
+              </w:rPr>
+              <w:t>thỏa</w:t>
+            </w:r>
+            <w:proofErr w:type="spellEnd"/>
+            <w:r>
+              <w:rPr>
+                <w:rFonts w:ascii="Consolas" w:eastAsia="Times New Roman" w:hAnsi="Consolas" w:cs="Times New Roman"/>
+                <w:color w:val="A709F5"/>
+                <w:kern w:val="0"/>
+                <w:sz w:val="16"/>
+                <w:szCs w:val="16"/>
+                <w14:ligatures w14:val="none"/>
+              </w:rPr>
+              <w:t xml:space="preserve"> </w:t>
+            </w:r>
+            <w:proofErr w:type="spellStart"/>
+            <w:r>
+              <w:rPr>
+                <w:rFonts w:ascii="Consolas" w:eastAsia="Times New Roman" w:hAnsi="Consolas" w:cs="Times New Roman"/>
+                <w:color w:val="A709F5"/>
+                <w:kern w:val="0"/>
+                <w:sz w:val="16"/>
+                <w:szCs w:val="16"/>
+                <w14:ligatures w14:val="none"/>
+              </w:rPr>
+              <w:t>mãn</w:t>
+            </w:r>
+            <w:proofErr w:type="spellEnd"/>
+            <w:r>
+              <w:rPr>
+                <w:rFonts w:ascii="Consolas" w:eastAsia="Times New Roman" w:hAnsi="Consolas" w:cs="Times New Roman"/>
+                <w:color w:val="A709F5"/>
+                <w:kern w:val="0"/>
+                <w:sz w:val="16"/>
+                <w:szCs w:val="16"/>
+                <w14:ligatures w14:val="none"/>
+              </w:rPr>
+              <w:t>.\n'</w:t>
             </w:r>
             <w:r>
               <w:rPr>
@@ -12485,6 +19287,7 @@
               </w:rPr>
               <w:t xml:space="preserve">    </w:t>
             </w:r>
+            <w:proofErr w:type="spellStart"/>
             <w:proofErr w:type="gramStart"/>
             <w:r>
               <w:rPr>
@@ -12494,7 +19297,18 @@
                 <w:szCs w:val="16"/>
                 <w14:ligatures w14:val="none"/>
               </w:rPr>
-              <w:t>fprintf(</w:t>
+              <w:t>fprintf</w:t>
+            </w:r>
+            <w:proofErr w:type="spellEnd"/>
+            <w:r>
+              <w:rPr>
+                <w:rFonts w:ascii="Consolas" w:eastAsia="Times New Roman" w:hAnsi="Consolas" w:cs="Times New Roman"/>
+                <w:kern w:val="0"/>
+                <w:sz w:val="16"/>
+                <w:szCs w:val="16"/>
+                <w14:ligatures w14:val="none"/>
+              </w:rPr>
+              <w:t>(</w:t>
             </w:r>
             <w:proofErr w:type="gramEnd"/>
             <w:r>
@@ -12506,7 +19320,199 @@
                 <w:szCs w:val="16"/>
                 <w14:ligatures w14:val="none"/>
               </w:rPr>
-              <w:t>'  Định luật bảo toàn công suất KHÔNG thỏa mãn.\n'</w:t>
+              <w:t xml:space="preserve">'  </w:t>
+            </w:r>
+            <w:proofErr w:type="spellStart"/>
+            <w:r>
+              <w:rPr>
+                <w:rFonts w:ascii="Consolas" w:eastAsia="Times New Roman" w:hAnsi="Consolas" w:cs="Times New Roman"/>
+                <w:color w:val="A709F5"/>
+                <w:kern w:val="0"/>
+                <w:sz w:val="16"/>
+                <w:szCs w:val="16"/>
+                <w14:ligatures w14:val="none"/>
+              </w:rPr>
+              <w:t>Định</w:t>
+            </w:r>
+            <w:proofErr w:type="spellEnd"/>
+            <w:r>
+              <w:rPr>
+                <w:rFonts w:ascii="Consolas" w:eastAsia="Times New Roman" w:hAnsi="Consolas" w:cs="Times New Roman"/>
+                <w:color w:val="A709F5"/>
+                <w:kern w:val="0"/>
+                <w:sz w:val="16"/>
+                <w:szCs w:val="16"/>
+                <w14:ligatures w14:val="none"/>
+              </w:rPr>
+              <w:t xml:space="preserve"> </w:t>
+            </w:r>
+            <w:proofErr w:type="spellStart"/>
+            <w:r>
+              <w:rPr>
+                <w:rFonts w:ascii="Consolas" w:eastAsia="Times New Roman" w:hAnsi="Consolas" w:cs="Times New Roman"/>
+                <w:color w:val="A709F5"/>
+                <w:kern w:val="0"/>
+                <w:sz w:val="16"/>
+                <w:szCs w:val="16"/>
+                <w14:ligatures w14:val="none"/>
+              </w:rPr>
+              <w:t>luật</w:t>
+            </w:r>
+            <w:proofErr w:type="spellEnd"/>
+            <w:r>
+              <w:rPr>
+                <w:rFonts w:ascii="Consolas" w:eastAsia="Times New Roman" w:hAnsi="Consolas" w:cs="Times New Roman"/>
+                <w:color w:val="A709F5"/>
+                <w:kern w:val="0"/>
+                <w:sz w:val="16"/>
+                <w:szCs w:val="16"/>
+                <w14:ligatures w14:val="none"/>
+              </w:rPr>
+              <w:t xml:space="preserve"> </w:t>
+            </w:r>
+            <w:proofErr w:type="spellStart"/>
+            <w:r>
+              <w:rPr>
+                <w:rFonts w:ascii="Consolas" w:eastAsia="Times New Roman" w:hAnsi="Consolas" w:cs="Times New Roman"/>
+                <w:color w:val="A709F5"/>
+                <w:kern w:val="0"/>
+                <w:sz w:val="16"/>
+                <w:szCs w:val="16"/>
+                <w14:ligatures w14:val="none"/>
+              </w:rPr>
+              <w:t>bảo</w:t>
+            </w:r>
+            <w:proofErr w:type="spellEnd"/>
+            <w:r>
+              <w:rPr>
+                <w:rFonts w:ascii="Consolas" w:eastAsia="Times New Roman" w:hAnsi="Consolas" w:cs="Times New Roman"/>
+                <w:color w:val="A709F5"/>
+                <w:kern w:val="0"/>
+                <w:sz w:val="16"/>
+                <w:szCs w:val="16"/>
+                <w14:ligatures w14:val="none"/>
+              </w:rPr>
+              <w:t xml:space="preserve"> </w:t>
+            </w:r>
+            <w:proofErr w:type="spellStart"/>
+            <w:r>
+              <w:rPr>
+                <w:rFonts w:ascii="Consolas" w:eastAsia="Times New Roman" w:hAnsi="Consolas" w:cs="Times New Roman"/>
+                <w:color w:val="A709F5"/>
+                <w:kern w:val="0"/>
+                <w:sz w:val="16"/>
+                <w:szCs w:val="16"/>
+                <w14:ligatures w14:val="none"/>
+              </w:rPr>
+              <w:t>toàn</w:t>
+            </w:r>
+            <w:proofErr w:type="spellEnd"/>
+            <w:r>
+              <w:rPr>
+                <w:rFonts w:ascii="Consolas" w:eastAsia="Times New Roman" w:hAnsi="Consolas" w:cs="Times New Roman"/>
+                <w:color w:val="A709F5"/>
+                <w:kern w:val="0"/>
+                <w:sz w:val="16"/>
+                <w:szCs w:val="16"/>
+                <w14:ligatures w14:val="none"/>
+              </w:rPr>
+              <w:t xml:space="preserve"> </w:t>
+            </w:r>
+            <w:proofErr w:type="spellStart"/>
+            <w:r>
+              <w:rPr>
+                <w:rFonts w:ascii="Consolas" w:eastAsia="Times New Roman" w:hAnsi="Consolas" w:cs="Times New Roman"/>
+                <w:color w:val="A709F5"/>
+                <w:kern w:val="0"/>
+                <w:sz w:val="16"/>
+                <w:szCs w:val="16"/>
+                <w14:ligatures w14:val="none"/>
+              </w:rPr>
+              <w:t>công</w:t>
+            </w:r>
+            <w:proofErr w:type="spellEnd"/>
+            <w:r>
+              <w:rPr>
+                <w:rFonts w:ascii="Consolas" w:eastAsia="Times New Roman" w:hAnsi="Consolas" w:cs="Times New Roman"/>
+                <w:color w:val="A709F5"/>
+                <w:kern w:val="0"/>
+                <w:sz w:val="16"/>
+                <w:szCs w:val="16"/>
+                <w14:ligatures w14:val="none"/>
+              </w:rPr>
+              <w:t xml:space="preserve"> </w:t>
+            </w:r>
+            <w:proofErr w:type="spellStart"/>
+            <w:r>
+              <w:rPr>
+                <w:rFonts w:ascii="Consolas" w:eastAsia="Times New Roman" w:hAnsi="Consolas" w:cs="Times New Roman"/>
+                <w:color w:val="A709F5"/>
+                <w:kern w:val="0"/>
+                <w:sz w:val="16"/>
+                <w:szCs w:val="16"/>
+                <w14:ligatures w14:val="none"/>
+              </w:rPr>
+              <w:t>suất</w:t>
+            </w:r>
+            <w:proofErr w:type="spellEnd"/>
+            <w:r>
+              <w:rPr>
+                <w:rFonts w:ascii="Consolas" w:eastAsia="Times New Roman" w:hAnsi="Consolas" w:cs="Times New Roman"/>
+                <w:color w:val="A709F5"/>
+                <w:kern w:val="0"/>
+                <w:sz w:val="16"/>
+                <w:szCs w:val="16"/>
+                <w14:ligatures w14:val="none"/>
+              </w:rPr>
+              <w:t xml:space="preserve"> KHÔNG </w:t>
+            </w:r>
+            <w:proofErr w:type="spellStart"/>
+            <w:r>
+              <w:rPr>
+                <w:rFonts w:ascii="Consolas" w:eastAsia="Times New Roman" w:hAnsi="Consolas" w:cs="Times New Roman"/>
+                <w:color w:val="A709F5"/>
+                <w:kern w:val="0"/>
+                <w:sz w:val="16"/>
+                <w:szCs w:val="16"/>
+                <w14:ligatures w14:val="none"/>
+              </w:rPr>
+              <w:t>thỏa</w:t>
+            </w:r>
+            <w:proofErr w:type="spellEnd"/>
+            <w:r>
+              <w:rPr>
+                <w:rFonts w:ascii="Consolas" w:eastAsia="Times New Roman" w:hAnsi="Consolas" w:cs="Times New Roman"/>
+                <w:color w:val="A709F5"/>
+                <w:kern w:val="0"/>
+                <w:sz w:val="16"/>
+                <w:szCs w:val="16"/>
+                <w14:ligatures w14:val="none"/>
+              </w:rPr>
+              <w:t xml:space="preserve"> </w:t>
+            </w:r>
+            <w:proofErr w:type="spellStart"/>
+            <w:r>
+              <w:rPr>
+                <w:rFonts w:ascii="Consolas" w:eastAsia="Times New Roman" w:hAnsi="Consolas" w:cs="Times New Roman"/>
+                <w:color w:val="A709F5"/>
+                <w:kern w:val="0"/>
+                <w:sz w:val="16"/>
+                <w:szCs w:val="16"/>
+                <w14:ligatures w14:val="none"/>
+              </w:rPr>
+              <w:t>mãn</w:t>
+            </w:r>
+            <w:proofErr w:type="spellEnd"/>
+            <w:r>
+              <w:rPr>
+                <w:rFonts w:ascii="Consolas" w:eastAsia="Times New Roman" w:hAnsi="Consolas" w:cs="Times New Roman"/>
+                <w:color w:val="A709F5"/>
+                <w:kern w:val="0"/>
+                <w:sz w:val="16"/>
+                <w:szCs w:val="16"/>
+                <w14:ligatures w14:val="none"/>
+              </w:rPr>
+              <w:t>.\n'</w:t>
             </w:r>
             <w:r>
               <w:rPr>
@@ -12574,10 +19580,12 @@
           <w:numId w:val="6"/>
         </w:numPr>
       </w:pPr>
+      <w:proofErr w:type="spellStart"/>
       <w:r>
         <w:lastRenderedPageBreak/>
         <w:t>Kết</w:t>
       </w:r>
+      <w:proofErr w:type="spellEnd"/>
       <w:r>
         <w:rPr>
           <w:lang w:val="vi-VN"/>
@@ -12592,9 +19600,9 @@
       </w:pPr>
       <w:r>
         <w:drawing>
-          <wp:inline distT="0" distB="0" distL="0" distR="0" wp14:anchorId="343B4194" wp14:editId="4F22FA5E">
-            <wp:extent cx="5731510" cy="1166495"/>
-            <wp:effectExtent l="0" t="0" r="2540" b="0"/>
+          <wp:inline distT="0" distB="0" distL="0" distR="0" wp14:anchorId="343B4194" wp14:editId="2644E49B">
+            <wp:extent cx="5173593" cy="1052946"/>
+            <wp:effectExtent l="0" t="0" r="8255" b="0"/>
             <wp:docPr id="1" name="Picture 1"/>
             <wp:cNvGraphicFramePr>
               <a:graphicFrameLocks xmlns:a="http://schemas.openxmlformats.org/drawingml/2006/main" noChangeAspect="1"/>
@@ -12615,7 +19623,7 @@
                   <pic:spPr>
                     <a:xfrm>
                       <a:off x="0" y="0"/>
-                      <a:ext cx="5731510" cy="1166495"/>
+                      <a:ext cx="5201101" cy="1058545"/>
                     </a:xfrm>
                     <a:prstGeom prst="rect">
                       <a:avLst/>
@@ -12763,7 +19771,7 @@
           <v:shape id="_x0000_i1030" type="#_x0000_t75" style="width:14.2pt;height:19.65pt" o:ole="">
             <v:imagedata r:id="rId36" o:title=""/>
           </v:shape>
-          <o:OLEObject Type="Embed" ProgID="Equation.DSMT4" ShapeID="_x0000_i1030" DrawAspect="Content" ObjectID="_1823871562" r:id="rId37"/>
+          <o:OLEObject Type="Embed" ProgID="Equation.DSMT4" ShapeID="_x0000_i1030" DrawAspect="Content" ObjectID="_1823878725" r:id="rId37"/>
         </w:object>
       </w:r>
     </w:p>
@@ -13911,9 +20919,11 @@
       </w:rPr>
       <w:t xml:space="preserve">Bài tập </w:t>
     </w:r>
+    <w:proofErr w:type="spellStart"/>
     <w:r>
       <w:t>Phần</w:t>
     </w:r>
+    <w:proofErr w:type="spellEnd"/>
     <w:r>
       <w:rPr>
         <w:lang w:val="vi-VN"/>
